--- a/2371336_김선우_과제보고서.docx
+++ b/2371336_김선우_과제보고서.docx
@@ -64,7 +64,17 @@
           <w:sz w:val="48"/>
           <w:szCs w:val="48"/>
         </w:rPr>
-        <w:t>과제1</w:t>
+        <w:t>과제</w:t>
+      </w:r>
+      <w:r>
+        <w:rPr>
+          <w:rFonts w:hint="eastAsia"/>
+          <w:b/>
+          <w:bCs/>
+          <w:sz w:val="48"/>
+          <w:szCs w:val="48"/>
+        </w:rPr>
+        <w:t>2</w:t>
       </w:r>
     </w:p>
     <w:p>
@@ -77,6 +87,59 @@
           <w:szCs w:val="48"/>
         </w:rPr>
       </w:pPr>
+    </w:p>
+    <w:p>
+      <w:pPr>
+        <w:spacing w:before="80" w:after="40"/>
+        <w:jc w:val="center"/>
+      </w:pPr>
+      <w:r>
+        <w:rPr>
+          <w:b/>
+          <w:bCs/>
+          <w:color w:val="1F4E79"/>
+          <w:sz w:val="40"/>
+          <w:szCs w:val="40"/>
+        </w:rPr>
+        <w:t>Spring Boot + Spring Data JPA + Security</w:t>
+      </w:r>
+    </w:p>
+    <w:p>
+      <w:pPr>
+        <w:spacing w:after="100"/>
+        <w:jc w:val="center"/>
+      </w:pPr>
+      <w:r>
+        <w:rPr>
+          <w:b/>
+          <w:bCs/>
+          <w:color w:val="2E75B6"/>
+          <w:sz w:val="30"/>
+          <w:szCs w:val="30"/>
+        </w:rPr>
+        <w:t>Product 기능</w:t>
+      </w:r>
+      <w:r>
+        <w:rPr>
+          <w:rFonts w:hint="eastAsia"/>
+          <w:b/>
+          <w:bCs/>
+          <w:color w:val="2E75B6"/>
+          <w:sz w:val="30"/>
+          <w:szCs w:val="30"/>
+        </w:rPr>
+        <w:t xml:space="preserve"> 확장 및 </w:t>
+      </w:r>
+      <w:r>
+        <w:rPr>
+          <w:b/>
+          <w:bCs/>
+          <w:color w:val="2E75B6"/>
+          <w:sz w:val="30"/>
+          <w:szCs w:val="30"/>
+        </w:rPr>
+        <w:t>인증·인가</w:t>
+      </w:r>
     </w:p>
     <w:p>
       <w:pPr>
@@ -86,144 +149,83 @@
         <w:spacing w:after="80"/>
         <w:jc w:val="center"/>
         <w:rPr>
-          <w:b/>
-          <w:bCs/>
-          <w:color w:val="1F4E79"/>
-          <w:sz w:val="48"/>
-          <w:szCs w:val="48"/>
+          <w:rFonts w:hint="eastAsia"/>
         </w:rPr>
       </w:pPr>
-      <w:r>
-        <w:rPr>
-          <w:b/>
-          <w:bCs/>
-          <w:color w:val="1F4E79"/>
-          <w:sz w:val="48"/>
-          <w:szCs w:val="48"/>
-        </w:rPr>
-        <w:t xml:space="preserve">Spring MVC + JPA 상품 관리 시스템 </w:t>
-      </w:r>
-    </w:p>
-    <w:p>
-      <w:pPr>
-        <w:pBdr>
-          <w:bottom w:val="thick" w:sz="12" w:space="6" w:color="2E75B6"/>
-        </w:pBdr>
-        <w:spacing w:after="80"/>
-        <w:jc w:val="center"/>
-        <w:rPr>
-          <w:rFonts w:hint="eastAsia"/>
-        </w:rPr>
-      </w:pPr>
-      <w:r>
-        <w:rPr>
-          <w:b/>
-          <w:bCs/>
-          <w:color w:val="1F4E79"/>
-          <w:sz w:val="48"/>
-          <w:szCs w:val="48"/>
-        </w:rPr>
-        <w:t>구현 및 테스트</w:t>
-      </w:r>
     </w:p>
     <w:p>
       <w:pPr>
         <w:jc w:val="center"/>
         <w:rPr>
-          <w:sz w:val="40"/>
-          <w:szCs w:val="40"/>
+          <w:sz w:val="32"/>
+          <w:szCs w:val="32"/>
         </w:rPr>
       </w:pPr>
       <w:r>
         <w:rPr>
           <w:rFonts w:hint="eastAsia"/>
-          <w:sz w:val="40"/>
-          <w:szCs w:val="40"/>
-        </w:rPr>
-        <w:t>2</w:t>
-      </w:r>
-      <w:r>
-        <w:rPr>
-          <w:rFonts w:hint="eastAsia"/>
-          <w:sz w:val="40"/>
-          <w:szCs w:val="40"/>
-        </w:rPr>
-        <w:t>371336 김선우</w:t>
+          <w:sz w:val="32"/>
+          <w:szCs w:val="32"/>
+        </w:rPr>
+        <w:t>2371336 김선우</w:t>
       </w:r>
     </w:p>
+    <w:p/>
     <w:p/>
     <w:p/>
     <w:p/>
     <w:p>
       <w:pPr>
         <w:rPr>
-          <w:rFonts w:hint="eastAsia"/>
+          <w:sz w:val="40"/>
+          <w:szCs w:val="40"/>
         </w:rPr>
       </w:pPr>
     </w:p>
     <w:p>
       <w:pPr>
         <w:rPr>
+          <w:sz w:val="36"/>
+          <w:szCs w:val="36"/>
+        </w:rPr>
+      </w:pPr>
+      <w:r>
+        <w:rPr>
+          <w:sz w:val="36"/>
+          <w:szCs w:val="36"/>
+        </w:rPr>
+        <w:t>GitHub Repository URL</w:t>
+      </w:r>
+      <w:r>
+        <w:rPr>
           <w:rFonts w:hint="eastAsia"/>
-          <w:sz w:val="40"/>
-          <w:szCs w:val="40"/>
-        </w:rPr>
-      </w:pPr>
-    </w:p>
-    <w:p>
-      <w:pPr>
-        <w:rPr>
-          <w:sz w:val="40"/>
-          <w:szCs w:val="40"/>
-        </w:rPr>
-      </w:pPr>
-      <w:r>
-        <w:rPr>
-          <w:sz w:val="40"/>
-          <w:szCs w:val="40"/>
-        </w:rPr>
-        <w:t xml:space="preserve">GitHub Repository </w:t>
-      </w:r>
-      <w:proofErr w:type="gramStart"/>
-      <w:r>
-        <w:rPr>
-          <w:sz w:val="40"/>
-          <w:szCs w:val="40"/>
-        </w:rPr>
-        <w:t>URL</w:t>
-      </w:r>
-      <w:r>
-        <w:rPr>
-          <w:rFonts w:hint="eastAsia"/>
-          <w:sz w:val="40"/>
-          <w:szCs w:val="40"/>
-        </w:rPr>
-        <w:t xml:space="preserve"> :</w:t>
-      </w:r>
-      <w:proofErr w:type="gramEnd"/>
-      <w:r>
-        <w:rPr>
-          <w:rFonts w:hint="eastAsia"/>
-          <w:sz w:val="40"/>
-          <w:szCs w:val="40"/>
-        </w:rPr>
-        <w:t xml:space="preserve"> </w:t>
-      </w:r>
-      <w:hyperlink r:id="rId4" w:history="1">
+          <w:sz w:val="36"/>
+          <w:szCs w:val="36"/>
+        </w:rPr>
+        <w:t xml:space="preserve"> : </w:t>
+      </w:r>
+      <w:hyperlink r:id="rId7" w:history="1">
         <w:r>
           <w:rPr>
             <w:rStyle w:val="aa"/>
-            <w:sz w:val="40"/>
-            <w:szCs w:val="40"/>
+            <w:sz w:val="36"/>
+            <w:szCs w:val="36"/>
           </w:rPr>
-          <w:t>https://github.com/sseon03/helloSpringJpa.git</w:t>
+          <w:t>https://github.com/sseon03/hello-spring-security.git</w:t>
         </w:r>
       </w:hyperlink>
     </w:p>
     <w:p>
+      <w:pPr>
+        <w:widowControl/>
+        <w:wordWrap/>
+        <w:autoSpaceDE/>
+        <w:autoSpaceDN/>
+        <w:spacing w:before="40" w:after="40"/>
+      </w:pPr>
       <w:r>
         <w:lastRenderedPageBreak/>
-        <w:t>Controller → Service → Repository → JPA 흐름 다이어그램</w:t>
+        <w:t>Spring Security 필터 체인 흐름 다이어그램 (직접 작성) — HTTP 요청이 인증·인가를 거치는 전체 과정</w:t>
       </w:r>
     </w:p>
     <w:p>
@@ -292,13 +294,7 @@
                               <w:t>HTTP Request/Response</w:t>
                             </w:r>
                           </w:p>
-                          <w:p>
-                            <w:pPr>
-                              <w:rPr>
-                                <w:rFonts w:hint="eastAsia"/>
-                              </w:rPr>
-                            </w:pPr>
-                          </w:p>
+                          <w:p/>
                         </w:txbxContent>
                       </wps:txbx>
                       <wps:bodyPr rot="0" spcFirstLastPara="0" vertOverflow="overflow" horzOverflow="overflow" vert="horz" wrap="square" lIns="91440" tIns="45720" rIns="91440" bIns="45720" numCol="1" spcCol="0" rtlCol="0" fromWordArt="0" anchor="t" anchorCtr="0" forceAA="0" compatLnSpc="1">
@@ -344,13 +340,7 @@
                         <w:t>HTTP Request/Response</w:t>
                       </w:r>
                     </w:p>
-                    <w:p>
-                      <w:pPr>
-                        <w:rPr>
-                          <w:rFonts w:hint="eastAsia"/>
-                        </w:rPr>
-                      </w:pPr>
-                    </w:p>
+                    <w:p/>
                   </w:txbxContent>
                 </v:textbox>
                 <w10:wrap anchorx="margin"/>
@@ -557,7 +547,6 @@
                           <w:p>
                             <w:pPr>
                               <w:rPr>
-                                <w:rFonts w:hint="eastAsia"/>
                                 <w:sz w:val="18"/>
                                 <w:szCs w:val="18"/>
                               </w:rPr>
@@ -596,7 +585,6 @@
                     <w:p>
                       <w:pPr>
                         <w:rPr>
-                          <w:rFonts w:hint="eastAsia"/>
                           <w:sz w:val="18"/>
                           <w:szCs w:val="18"/>
                         </w:rPr>
@@ -735,21 +723,16 @@
                             <w:pPr>
                               <w:jc w:val="center"/>
                             </w:pPr>
-                            <w:proofErr w:type="spellStart"/>
                             <w:r>
                               <w:rPr>
                                 <w:rFonts w:hint="eastAsia"/>
                               </w:rPr>
                               <w:t>DispatcherServlet</w:t>
                             </w:r>
-                            <w:proofErr w:type="spellEnd"/>
                           </w:p>
                           <w:p>
                             <w:pPr>
                               <w:jc w:val="center"/>
-                              <w:rPr>
-                                <w:rFonts w:hint="eastAsia"/>
-                              </w:rPr>
                             </w:pPr>
                             <w:r>
                               <w:rPr>
@@ -790,21 +773,16 @@
                       <w:pPr>
                         <w:jc w:val="center"/>
                       </w:pPr>
-                      <w:proofErr w:type="spellStart"/>
                       <w:r>
                         <w:rPr>
                           <w:rFonts w:hint="eastAsia"/>
                         </w:rPr>
                         <w:t>DispatcherServlet</w:t>
                       </w:r>
-                      <w:proofErr w:type="spellEnd"/>
                     </w:p>
                     <w:p>
                       <w:pPr>
                         <w:jc w:val="center"/>
-                        <w:rPr>
-                          <w:rFonts w:hint="eastAsia"/>
-                        </w:rPr>
                       </w:pPr>
                       <w:r>
                         <w:rPr>
@@ -889,7 +867,6 @@
                           <w:p>
                             <w:pPr>
                               <w:rPr>
-                                <w:rFonts w:hint="eastAsia"/>
                                 <w:sz w:val="18"/>
                                 <w:szCs w:val="18"/>
                               </w:rPr>
@@ -928,7 +905,6 @@
                     <w:p>
                       <w:pPr>
                         <w:rPr>
-                          <w:rFonts w:hint="eastAsia"/>
                           <w:sz w:val="18"/>
                           <w:szCs w:val="18"/>
                         </w:rPr>
@@ -1002,33 +978,19 @@
                               <w:rPr>
                                 <w:rFonts w:hint="eastAsia"/>
                               </w:rPr>
-                              <w:t>Controller</w:t>
-                            </w:r>
-                            <w:r>
-                              <w:rPr>
-                                <w:rFonts w:hint="eastAsia"/>
-                              </w:rPr>
-                              <w:t xml:space="preserve"> 계층</w:t>
+                              <w:t>Controller 계층</w:t>
                             </w:r>
                           </w:p>
                           <w:p>
                             <w:pPr>
                               <w:jc w:val="center"/>
                             </w:pPr>
-                            <w:proofErr w:type="spellStart"/>
                             <w:r>
                               <w:rPr>
                                 <w:rFonts w:hint="eastAsia"/>
                               </w:rPr>
-                              <w:t>Product</w:t>
+                              <w:t>ProductController</w:t>
                             </w:r>
-                            <w:r>
-                              <w:rPr>
-                                <w:rFonts w:hint="eastAsia"/>
-                              </w:rPr>
-                              <w:t>Controller</w:t>
-                            </w:r>
-                            <w:proofErr w:type="spellEnd"/>
                             <w:r>
                               <w:rPr>
                                 <w:rFonts w:hint="eastAsia"/>
@@ -1047,56 +1009,23 @@
                               </w:rPr>
                               <w:t xml:space="preserve"> </w:t>
                             </w:r>
-                            <w:proofErr w:type="spellStart"/>
                             <w:r>
                               <w:rPr>
                                 <w:rFonts w:hint="eastAsia"/>
                               </w:rPr>
-                              <w:t>Category</w:t>
+                              <w:t>CategoryController</w:t>
                             </w:r>
-                            <w:r>
-                              <w:rPr>
-                                <w:rFonts w:hint="eastAsia"/>
-                              </w:rPr>
-                              <w:t>Controller</w:t>
-                            </w:r>
-                            <w:proofErr w:type="spellEnd"/>
                           </w:p>
                           <w:p>
                             <w:pPr>
                               <w:jc w:val="center"/>
-                              <w:rPr>
-                                <w:rFonts w:hint="eastAsia"/>
-                              </w:rPr>
                             </w:pPr>
                             <w:r>
                               <w:rPr>
                                 <w:rFonts w:hint="eastAsia"/>
                               </w:rPr>
-                              <w:t xml:space="preserve">@ModelAttribute, @Valid, </w:t>
+                              <w:t>@ModelAttribute, @Valid, BindingResult, RedirectAttributes</w:t>
                             </w:r>
-                            <w:proofErr w:type="spellStart"/>
-                            <w:r>
-                              <w:rPr>
-                                <w:rFonts w:hint="eastAsia"/>
-                              </w:rPr>
-                              <w:t>BindingResult</w:t>
-                            </w:r>
-                            <w:proofErr w:type="spellEnd"/>
-                            <w:r>
-                              <w:rPr>
-                                <w:rFonts w:hint="eastAsia"/>
-                              </w:rPr>
-                              <w:t xml:space="preserve">, </w:t>
-                            </w:r>
-                            <w:proofErr w:type="spellStart"/>
-                            <w:r>
-                              <w:rPr>
-                                <w:rFonts w:hint="eastAsia"/>
-                              </w:rPr>
-                              <w:t>RedirectAttributes</w:t>
-                            </w:r>
-                            <w:proofErr w:type="spellEnd"/>
                           </w:p>
                         </w:txbxContent>
                       </wps:txbx>
@@ -1131,33 +1060,19 @@
                         <w:rPr>
                           <w:rFonts w:hint="eastAsia"/>
                         </w:rPr>
-                        <w:t>Controller</w:t>
-                      </w:r>
-                      <w:r>
-                        <w:rPr>
-                          <w:rFonts w:hint="eastAsia"/>
-                        </w:rPr>
-                        <w:t xml:space="preserve"> 계층</w:t>
+                        <w:t>Controller 계층</w:t>
                       </w:r>
                     </w:p>
                     <w:p>
                       <w:pPr>
                         <w:jc w:val="center"/>
                       </w:pPr>
-                      <w:proofErr w:type="spellStart"/>
                       <w:r>
                         <w:rPr>
                           <w:rFonts w:hint="eastAsia"/>
                         </w:rPr>
-                        <w:t>Product</w:t>
+                        <w:t>ProductController</w:t>
                       </w:r>
-                      <w:r>
-                        <w:rPr>
-                          <w:rFonts w:hint="eastAsia"/>
-                        </w:rPr>
-                        <w:t>Controller</w:t>
-                      </w:r>
-                      <w:proofErr w:type="spellEnd"/>
                       <w:r>
                         <w:rPr>
                           <w:rFonts w:hint="eastAsia"/>
@@ -1176,56 +1091,23 @@
                         </w:rPr>
                         <w:t xml:space="preserve"> </w:t>
                       </w:r>
-                      <w:proofErr w:type="spellStart"/>
                       <w:r>
                         <w:rPr>
                           <w:rFonts w:hint="eastAsia"/>
                         </w:rPr>
-                        <w:t>Category</w:t>
+                        <w:t>CategoryController</w:t>
                       </w:r>
-                      <w:r>
-                        <w:rPr>
-                          <w:rFonts w:hint="eastAsia"/>
-                        </w:rPr>
-                        <w:t>Controller</w:t>
-                      </w:r>
-                      <w:proofErr w:type="spellEnd"/>
                     </w:p>
                     <w:p>
                       <w:pPr>
                         <w:jc w:val="center"/>
-                        <w:rPr>
-                          <w:rFonts w:hint="eastAsia"/>
-                        </w:rPr>
                       </w:pPr>
                       <w:r>
                         <w:rPr>
                           <w:rFonts w:hint="eastAsia"/>
                         </w:rPr>
-                        <w:t xml:space="preserve">@ModelAttribute, @Valid, </w:t>
+                        <w:t>@ModelAttribute, @Valid, BindingResult, RedirectAttributes</w:t>
                       </w:r>
-                      <w:proofErr w:type="spellStart"/>
-                      <w:r>
-                        <w:rPr>
-                          <w:rFonts w:hint="eastAsia"/>
-                        </w:rPr>
-                        <w:t>BindingResult</w:t>
-                      </w:r>
-                      <w:proofErr w:type="spellEnd"/>
-                      <w:r>
-                        <w:rPr>
-                          <w:rFonts w:hint="eastAsia"/>
-                        </w:rPr>
-                        <w:t xml:space="preserve">, </w:t>
-                      </w:r>
-                      <w:proofErr w:type="spellStart"/>
-                      <w:r>
-                        <w:rPr>
-                          <w:rFonts w:hint="eastAsia"/>
-                        </w:rPr>
-                        <w:t>RedirectAttributes</w:t>
-                      </w:r>
-                      <w:proofErr w:type="spellEnd"/>
                     </w:p>
                   </w:txbxContent>
                 </v:textbox>
@@ -1295,7 +1177,6 @@
                           <w:p>
                             <w:pPr>
                               <w:rPr>
-                                <w:rFonts w:hint="eastAsia"/>
                                 <w:sz w:val="18"/>
                                 <w:szCs w:val="18"/>
                               </w:rPr>
@@ -1334,7 +1215,6 @@
                     <w:p>
                       <w:pPr>
                         <w:rPr>
-                          <w:rFonts w:hint="eastAsia"/>
                           <w:sz w:val="18"/>
                           <w:szCs w:val="18"/>
                         </w:rPr>
@@ -1408,33 +1288,19 @@
                               <w:rPr>
                                 <w:rFonts w:hint="eastAsia"/>
                               </w:rPr>
-                              <w:t xml:space="preserve">Service </w:t>
-                            </w:r>
-                            <w:r>
-                              <w:rPr>
-                                <w:rFonts w:hint="eastAsia"/>
-                              </w:rPr>
-                              <w:t>계층</w:t>
+                              <w:t>Service 계층</w:t>
                             </w:r>
                           </w:p>
                           <w:p>
                             <w:pPr>
                               <w:jc w:val="center"/>
                             </w:pPr>
-                            <w:proofErr w:type="spellStart"/>
                             <w:r>
                               <w:rPr>
                                 <w:rFonts w:hint="eastAsia"/>
                               </w:rPr>
-                              <w:t>Produ</w:t>
+                              <w:t>ProductService</w:t>
                             </w:r>
-                            <w:r>
-                              <w:rPr>
-                                <w:rFonts w:hint="eastAsia"/>
-                              </w:rPr>
-                              <w:t>ctService</w:t>
-                            </w:r>
-                            <w:proofErr w:type="spellEnd"/>
                             <w:r>
                               <w:rPr>
                                 <w:rFonts w:hint="eastAsia"/>
@@ -1463,21 +1329,12 @@
                           <w:p>
                             <w:pPr>
                               <w:jc w:val="center"/>
-                              <w:rPr>
-                                <w:rFonts w:hint="eastAsia"/>
-                              </w:rPr>
                             </w:pPr>
                             <w:r>
                               <w:rPr>
                                 <w:rFonts w:hint="eastAsia"/>
                               </w:rPr>
-                              <w:t>@</w:t>
-                            </w:r>
-                            <w:r>
-                              <w:rPr>
-                                <w:rFonts w:hint="eastAsia"/>
-                              </w:rPr>
-                              <w:t>Transactional, 중복 검사, 비즈니스 규칙 처리</w:t>
+                              <w:t>@Transactional, 중복 검사, 비즈니스 규칙 처리</w:t>
                             </w:r>
                           </w:p>
                         </w:txbxContent>
@@ -1513,33 +1370,19 @@
                         <w:rPr>
                           <w:rFonts w:hint="eastAsia"/>
                         </w:rPr>
-                        <w:t xml:space="preserve">Service </w:t>
-                      </w:r>
-                      <w:r>
-                        <w:rPr>
-                          <w:rFonts w:hint="eastAsia"/>
-                        </w:rPr>
-                        <w:t>계층</w:t>
+                        <w:t>Service 계층</w:t>
                       </w:r>
                     </w:p>
                     <w:p>
                       <w:pPr>
                         <w:jc w:val="center"/>
                       </w:pPr>
-                      <w:proofErr w:type="spellStart"/>
                       <w:r>
                         <w:rPr>
                           <w:rFonts w:hint="eastAsia"/>
                         </w:rPr>
-                        <w:t>Produ</w:t>
+                        <w:t>ProductService</w:t>
                       </w:r>
-                      <w:r>
-                        <w:rPr>
-                          <w:rFonts w:hint="eastAsia"/>
-                        </w:rPr>
-                        <w:t>ctService</w:t>
-                      </w:r>
-                      <w:proofErr w:type="spellEnd"/>
                       <w:r>
                         <w:rPr>
                           <w:rFonts w:hint="eastAsia"/>
@@ -1568,21 +1411,12 @@
                     <w:p>
                       <w:pPr>
                         <w:jc w:val="center"/>
-                        <w:rPr>
-                          <w:rFonts w:hint="eastAsia"/>
-                        </w:rPr>
                       </w:pPr>
                       <w:r>
                         <w:rPr>
                           <w:rFonts w:hint="eastAsia"/>
                         </w:rPr>
-                        <w:t>@</w:t>
-                      </w:r>
-                      <w:r>
-                        <w:rPr>
-                          <w:rFonts w:hint="eastAsia"/>
-                        </w:rPr>
-                        <w:t>Transactional, 중복 검사, 비즈니스 규칙 처리</w:t>
+                        <w:t>@Transactional, 중복 검사, 비즈니스 규칙 처리</w:t>
                       </w:r>
                     </w:p>
                   </w:txbxContent>
@@ -1658,13 +1492,7 @@
                               <w:t>HTTP Request/Response</w:t>
                             </w:r>
                           </w:p>
-                          <w:p>
-                            <w:pPr>
-                              <w:rPr>
-                                <w:rFonts w:hint="eastAsia"/>
-                              </w:rPr>
-                            </w:pPr>
-                          </w:p>
+                          <w:p/>
                         </w:txbxContent>
                       </wps:txbx>
                       <wps:bodyPr rot="0" spcFirstLastPara="0" vertOverflow="overflow" horzOverflow="overflow" vert="horz" wrap="square" lIns="91440" tIns="45720" rIns="91440" bIns="45720" numCol="1" spcCol="0" rtlCol="0" fromWordArt="0" anchor="t" anchorCtr="0" forceAA="0" compatLnSpc="1">
@@ -1706,13 +1534,7 @@
                         <w:t>HTTP Request/Response</w:t>
                       </w:r>
                     </w:p>
-                    <w:p>
-                      <w:pPr>
-                        <w:rPr>
-                          <w:rFonts w:hint="eastAsia"/>
-                        </w:rPr>
-                      </w:pPr>
-                    </w:p>
+                    <w:p/>
                   </w:txbxContent>
                 </v:textbox>
                 <w10:wrap anchorx="margin"/>
@@ -1779,7 +1601,6 @@
                           <w:p>
                             <w:pPr>
                               <w:rPr>
-                                <w:rFonts w:hint="eastAsia"/>
                                 <w:sz w:val="18"/>
                                 <w:szCs w:val="18"/>
                               </w:rPr>
@@ -1821,7 +1642,6 @@
                     <w:p>
                       <w:pPr>
                         <w:rPr>
-                          <w:rFonts w:hint="eastAsia"/>
                           <w:sz w:val="18"/>
                           <w:szCs w:val="18"/>
                         </w:rPr>
@@ -1902,7 +1722,6 @@
                           <w:p>
                             <w:pPr>
                               <w:rPr>
-                                <w:rFonts w:hint="eastAsia"/>
                                 <w:sz w:val="18"/>
                                 <w:szCs w:val="18"/>
                               </w:rPr>
@@ -1941,7 +1760,6 @@
                     <w:p>
                       <w:pPr>
                         <w:rPr>
-                          <w:rFonts w:hint="eastAsia"/>
                           <w:sz w:val="18"/>
                           <w:szCs w:val="18"/>
                         </w:rPr>
@@ -2040,19 +1858,11 @@
                               </w:rPr>
                               <w:t xml:space="preserve"> </w:t>
                             </w:r>
-                            <w:proofErr w:type="spellStart"/>
                             <w:r>
                               <w:rPr>
                                 <w:rFonts w:hint="eastAsia"/>
                               </w:rPr>
-                              <w:t>epository</w:t>
-                            </w:r>
-                            <w:proofErr w:type="spellEnd"/>
-                            <w:r>
-                              <w:rPr>
-                                <w:rFonts w:hint="eastAsia"/>
-                              </w:rPr>
-                              <w:t xml:space="preserve"> </w:t>
+                              <w:t xml:space="preserve">epository </w:t>
                             </w:r>
                             <w:r>
                               <w:rPr>
@@ -2066,7 +1876,6 @@
                               </w:rPr>
                               <w:t xml:space="preserve"> </w:t>
                             </w:r>
-                            <w:proofErr w:type="spellStart"/>
                             <w:r>
                               <w:rPr>
                                 <w:rFonts w:hint="eastAsia"/>
@@ -2079,42 +1888,16 @@
                               </w:rPr>
                               <w:t>Repository</w:t>
                             </w:r>
-                            <w:proofErr w:type="spellEnd"/>
                           </w:p>
                           <w:p>
                             <w:pPr>
                               <w:jc w:val="center"/>
-                              <w:rPr>
-                                <w:rFonts w:hint="eastAsia"/>
-                              </w:rPr>
                             </w:pPr>
-                            <w:proofErr w:type="spellStart"/>
                             <w:r>
                               <w:rPr>
                                 <w:rFonts w:hint="eastAsia"/>
                               </w:rPr>
-                              <w:t>EntityManager</w:t>
-                            </w:r>
-                            <w:proofErr w:type="spellEnd"/>
-                            <w:r>
-                              <w:rPr>
-                                <w:rFonts w:hint="eastAsia"/>
-                              </w:rPr>
-                              <w:t xml:space="preserve">, JPQL, </w:t>
-                            </w:r>
-                            <w:proofErr w:type="spellStart"/>
-                            <w:r>
-                              <w:rPr>
-                                <w:rFonts w:hint="eastAsia"/>
-                              </w:rPr>
-                              <w:t>findAll</w:t>
-                            </w:r>
-                            <w:proofErr w:type="spellEnd"/>
-                            <w:r>
-                              <w:rPr>
-                                <w:rFonts w:hint="eastAsia"/>
-                              </w:rPr>
-                              <w:t xml:space="preserve"> / save / delete</w:t>
+                              <w:t>EntityManager, JPQL, findAll / save / delete</w:t>
                             </w:r>
                           </w:p>
                         </w:txbxContent>
@@ -2175,19 +1958,11 @@
                         </w:rPr>
                         <w:t xml:space="preserve"> </w:t>
                       </w:r>
-                      <w:proofErr w:type="spellStart"/>
                       <w:r>
                         <w:rPr>
                           <w:rFonts w:hint="eastAsia"/>
                         </w:rPr>
-                        <w:t>epository</w:t>
-                      </w:r>
-                      <w:proofErr w:type="spellEnd"/>
-                      <w:r>
-                        <w:rPr>
-                          <w:rFonts w:hint="eastAsia"/>
-                        </w:rPr>
-                        <w:t xml:space="preserve"> </w:t>
+                        <w:t xml:space="preserve">epository </w:t>
                       </w:r>
                       <w:r>
                         <w:rPr>
@@ -2201,7 +1976,6 @@
                         </w:rPr>
                         <w:t xml:space="preserve"> </w:t>
                       </w:r>
-                      <w:proofErr w:type="spellStart"/>
                       <w:r>
                         <w:rPr>
                           <w:rFonts w:hint="eastAsia"/>
@@ -2214,42 +1988,16 @@
                         </w:rPr>
                         <w:t>Repository</w:t>
                       </w:r>
-                      <w:proofErr w:type="spellEnd"/>
                     </w:p>
                     <w:p>
                       <w:pPr>
                         <w:jc w:val="center"/>
-                        <w:rPr>
-                          <w:rFonts w:hint="eastAsia"/>
-                        </w:rPr>
                       </w:pPr>
-                      <w:proofErr w:type="spellStart"/>
                       <w:r>
                         <w:rPr>
                           <w:rFonts w:hint="eastAsia"/>
                         </w:rPr>
-                        <w:t>EntityManager</w:t>
-                      </w:r>
-                      <w:proofErr w:type="spellEnd"/>
-                      <w:r>
-                        <w:rPr>
-                          <w:rFonts w:hint="eastAsia"/>
-                        </w:rPr>
-                        <w:t xml:space="preserve">, JPQL, </w:t>
-                      </w:r>
-                      <w:proofErr w:type="spellStart"/>
-                      <w:r>
-                        <w:rPr>
-                          <w:rFonts w:hint="eastAsia"/>
-                        </w:rPr>
-                        <w:t>findAll</w:t>
-                      </w:r>
-                      <w:proofErr w:type="spellEnd"/>
-                      <w:r>
-                        <w:rPr>
-                          <w:rFonts w:hint="eastAsia"/>
-                        </w:rPr>
-                        <w:t xml:space="preserve"> / save / delete</w:t>
+                        <w:t>EntityManager, JPQL, findAll / save / delete</w:t>
                       </w:r>
                     </w:p>
                   </w:txbxContent>
@@ -2320,7 +2068,6 @@
                           <w:p>
                             <w:pPr>
                               <w:rPr>
-                                <w:rFonts w:hint="eastAsia"/>
                                 <w:sz w:val="18"/>
                                 <w:szCs w:val="18"/>
                               </w:rPr>
@@ -2359,7 +2106,6 @@
                     <w:p>
                       <w:pPr>
                         <w:rPr>
-                          <w:rFonts w:hint="eastAsia"/>
                           <w:sz w:val="18"/>
                           <w:szCs w:val="18"/>
                         </w:rPr>
@@ -2450,46 +2196,13 @@
                           <w:p>
                             <w:pPr>
                               <w:jc w:val="center"/>
-                              <w:rPr>
-                                <w:rFonts w:hint="eastAsia"/>
-                              </w:rPr>
                             </w:pPr>
-                            <w:proofErr w:type="gramStart"/>
                             <w:r>
                               <w:rPr>
                                 <w:rFonts w:hint="eastAsia"/>
                               </w:rPr>
-                              <w:t>LAZY /</w:t>
+                              <w:t>LAZY / EAGER, CascadeType, 영속성 컨테스트</w:t>
                             </w:r>
-                            <w:proofErr w:type="gramEnd"/>
-                            <w:r>
-                              <w:rPr>
-                                <w:rFonts w:hint="eastAsia"/>
-                              </w:rPr>
-                              <w:t xml:space="preserve"> EAGER, </w:t>
-                            </w:r>
-                            <w:proofErr w:type="spellStart"/>
-                            <w:r>
-                              <w:rPr>
-                                <w:rFonts w:hint="eastAsia"/>
-                              </w:rPr>
-                              <w:t>CascadeType</w:t>
-                            </w:r>
-                            <w:proofErr w:type="spellEnd"/>
-                            <w:r>
-                              <w:rPr>
-                                <w:rFonts w:hint="eastAsia"/>
-                              </w:rPr>
-                              <w:t xml:space="preserve">, 영속성 </w:t>
-                            </w:r>
-                            <w:proofErr w:type="spellStart"/>
-                            <w:r>
-                              <w:rPr>
-                                <w:rFonts w:hint="eastAsia"/>
-                              </w:rPr>
-                              <w:t>컨테스트</w:t>
-                            </w:r>
-                            <w:proofErr w:type="spellEnd"/>
                           </w:p>
                         </w:txbxContent>
                       </wps:txbx>
@@ -2541,46 +2254,13 @@
                     <w:p>
                       <w:pPr>
                         <w:jc w:val="center"/>
-                        <w:rPr>
-                          <w:rFonts w:hint="eastAsia"/>
-                        </w:rPr>
                       </w:pPr>
-                      <w:proofErr w:type="gramStart"/>
                       <w:r>
                         <w:rPr>
                           <w:rFonts w:hint="eastAsia"/>
                         </w:rPr>
-                        <w:t>LAZY /</w:t>
+                        <w:t>LAZY / EAGER, CascadeType, 영속성 컨테스트</w:t>
                       </w:r>
-                      <w:proofErr w:type="gramEnd"/>
-                      <w:r>
-                        <w:rPr>
-                          <w:rFonts w:hint="eastAsia"/>
-                        </w:rPr>
-                        <w:t xml:space="preserve"> EAGER, </w:t>
-                      </w:r>
-                      <w:proofErr w:type="spellStart"/>
-                      <w:r>
-                        <w:rPr>
-                          <w:rFonts w:hint="eastAsia"/>
-                        </w:rPr>
-                        <w:t>CascadeType</w:t>
-                      </w:r>
-                      <w:proofErr w:type="spellEnd"/>
-                      <w:r>
-                        <w:rPr>
-                          <w:rFonts w:hint="eastAsia"/>
-                        </w:rPr>
-                        <w:t xml:space="preserve">, 영속성 </w:t>
-                      </w:r>
-                      <w:proofErr w:type="spellStart"/>
-                      <w:r>
-                        <w:rPr>
-                          <w:rFonts w:hint="eastAsia"/>
-                        </w:rPr>
-                        <w:t>컨테스트</w:t>
-                      </w:r>
-                      <w:proofErr w:type="spellEnd"/>
                     </w:p>
                   </w:txbxContent>
                 </v:textbox>
@@ -2650,7 +2330,6 @@
                           <w:p>
                             <w:pPr>
                               <w:rPr>
-                                <w:rFonts w:hint="eastAsia"/>
                                 <w:sz w:val="18"/>
                                 <w:szCs w:val="18"/>
                               </w:rPr>
@@ -2689,7 +2368,6 @@
                     <w:p>
                       <w:pPr>
                         <w:rPr>
-                          <w:rFonts w:hint="eastAsia"/>
                           <w:sz w:val="18"/>
                           <w:szCs w:val="18"/>
                         </w:rPr>
@@ -2756,9 +2434,6 @@
                           <w:p>
                             <w:pPr>
                               <w:jc w:val="center"/>
-                              <w:rPr>
-                                <w:rFonts w:hint="eastAsia"/>
-                              </w:rPr>
                             </w:pPr>
                             <w:r>
                               <w:rPr>
@@ -2770,11 +2445,7 @@
                           <w:p>
                             <w:pPr>
                               <w:jc w:val="center"/>
-                              <w:rPr>
-                                <w:rFonts w:hint="eastAsia"/>
-                              </w:rPr>
                             </w:pPr>
-                            <w:proofErr w:type="spellStart"/>
                             <w:r>
                               <w:t>P</w:t>
                             </w:r>
@@ -2782,14 +2453,7 @@
                               <w:rPr>
                                 <w:rFonts w:hint="eastAsia"/>
                               </w:rPr>
-                              <w:t>roductdb</w:t>
-                            </w:r>
-                            <w:proofErr w:type="spellEnd"/>
-                            <w:r>
-                              <w:rPr>
-                                <w:rFonts w:hint="eastAsia"/>
-                              </w:rPr>
-                              <w:t>(product, category 테이블)</w:t>
+                              <w:t>roductdb(product, category 테이블)</w:t>
                             </w:r>
                           </w:p>
                         </w:txbxContent>
@@ -2814,9 +2478,6 @@
                     <w:p>
                       <w:pPr>
                         <w:jc w:val="center"/>
-                        <w:rPr>
-                          <w:rFonts w:hint="eastAsia"/>
-                        </w:rPr>
                       </w:pPr>
                       <w:r>
                         <w:rPr>
@@ -2828,11 +2489,7 @@
                     <w:p>
                       <w:pPr>
                         <w:jc w:val="center"/>
-                        <w:rPr>
-                          <w:rFonts w:hint="eastAsia"/>
-                        </w:rPr>
                       </w:pPr>
-                      <w:proofErr w:type="spellStart"/>
                       <w:r>
                         <w:t>P</w:t>
                       </w:r>
@@ -2840,14 +2497,7 @@
                         <w:rPr>
                           <w:rFonts w:hint="eastAsia"/>
                         </w:rPr>
-                        <w:t>roductdb</w:t>
-                      </w:r>
-                      <w:proofErr w:type="spellEnd"/>
-                      <w:r>
-                        <w:rPr>
-                          <w:rFonts w:hint="eastAsia"/>
-                        </w:rPr>
-                        <w:t>(product, category 테이블)</w:t>
+                        <w:t>roductdb(product, category 테이블)</w:t>
                       </w:r>
                     </w:p>
                   </w:txbxContent>
@@ -2934,7 +2584,7 @@
     <w:p>
       <w:r>
         <w:lastRenderedPageBreak/>
-        <w:t>Category 기능 핵심 코드 발췌 + 동작 원리 설명 (본인 이해 기반 서술)</w:t>
+        <w:t>Spring Data JPA 페이징(@Query, Pageable, Page&lt;T&gt;)</w:t>
       </w:r>
     </w:p>
     <w:p>
@@ -2958,7 +2608,7 @@
                     <pic:cNvPicPr/>
                   </pic:nvPicPr>
                   <pic:blipFill rotWithShape="1">
-                    <a:blip r:embed="rId5"/>
+                    <a:blip r:embed="rId8"/>
                     <a:srcRect l="16906" r="24988" b="16940"/>
                     <a:stretch>
                       <a:fillRect/>
@@ -3021,21 +2671,8 @@
         </w:rPr>
         <w:t>하고 등록을 요청하면</w:t>
       </w:r>
-      <w:proofErr w:type="spellStart"/>
-      <w:r>
-        <w:t>categoryRepository.findByName</w:t>
-      </w:r>
-      <w:proofErr w:type="spellEnd"/>
-      <w:r>
-        <w:t xml:space="preserve">으로 먼저 조회를 수행합니다. 만약 이미 있는 이름이라면 </w:t>
-      </w:r>
-      <w:proofErr w:type="spellStart"/>
-      <w:r>
-        <w:t>DuplicateCategoryException</w:t>
-      </w:r>
-      <w:proofErr w:type="spellEnd"/>
-      <w:r>
-        <w:t xml:space="preserve">을 던지게 </w:t>
+      <w:r>
+        <w:t xml:space="preserve">categoryRepository.findByName으로 먼저 조회를 수행합니다. 만약 이미 있는 이름이라면 DuplicateCategoryException을 던지게 </w:t>
       </w:r>
       <w:r>
         <w:rPr>
@@ -3044,10 +2681,7 @@
         <w:t>하여</w:t>
       </w:r>
       <w:r>
-        <w:t xml:space="preserve"> </w:t>
-      </w:r>
-      <w:r>
-        <w:t>사용자에게 이미 존재하는 카테고</w:t>
+        <w:t xml:space="preserve"> 사용자에게 이미 존재하는 카테고</w:t>
       </w:r>
       <w:r>
         <w:rPr>
@@ -3065,27 +2699,26 @@
         <w:t>보여줍니다.</w:t>
       </w:r>
     </w:p>
+    <w:p/>
+    <w:p/>
     <w:p/>
     <w:p/>
     <w:p/>
     <w:p>
       <w:pPr>
         <w:rPr>
-          <w:rFonts w:hint="eastAsia"/>
+          <w:noProof/>
         </w:rPr>
       </w:pPr>
-    </w:p>
-    <w:p>
-      <w:pPr>
-        <w:rPr>
-          <w:rFonts w:hint="eastAsia"/>
-        </w:rPr>
-      </w:pPr>
-    </w:p>
-    <w:p>
       <w:r>
         <w:lastRenderedPageBreak/>
-        <w:t>검색 기능 핵심 코드 발췌 + JPQL 쿼리 동작 원리 설명</w:t>
+        <w:t>상품 수정 더티 체킹(Dirty Checking)과 비밀번호 변경(BCrypt) 핵심 코드 발췌 + 설명</w:t>
+      </w:r>
+      <w:r>
+        <w:rPr>
+          <w:noProof/>
+        </w:rPr>
+        <w:t xml:space="preserve"> </w:t>
       </w:r>
     </w:p>
     <w:p>
@@ -3109,7 +2742,7 @@
                     <pic:cNvPicPr/>
                   </pic:nvPicPr>
                   <pic:blipFill rotWithShape="1">
-                    <a:blip r:embed="rId6"/>
+                    <a:blip r:embed="rId9"/>
                     <a:srcRect l="20955" r="6640" b="19410"/>
                     <a:stretch>
                       <a:fillRect/>
@@ -3162,11 +2795,7 @@
         <w:t>큰</w:t>
       </w:r>
       <w:r>
-        <w:t xml:space="preserve"> 단순 일치 </w:t>
-      </w:r>
-      <w:proofErr w:type="spellStart"/>
-      <w:r>
-        <w:t>검색</w:t>
+        <w:t xml:space="preserve"> 단순 일치 검색</w:t>
       </w:r>
       <w:r>
         <w:rPr>
@@ -3174,30 +2803,19 @@
         </w:rPr>
         <w:t>말고</w:t>
       </w:r>
-      <w:proofErr w:type="spellEnd"/>
       <w:r>
         <w:t xml:space="preserve"> JPQL의 LIKE 연산자를 활용하여 부분 일치 검색이 가능하도록 설계했습니다.</w:t>
       </w:r>
     </w:p>
     <w:p>
-      <w:pPr>
+      <w:r>
         <w:rPr>
           <w:rFonts w:hint="eastAsia"/>
         </w:rPr>
-      </w:pPr>
-      <w:r>
-        <w:rPr>
-          <w:rFonts w:hint="eastAsia"/>
-        </w:rPr>
         <w:t xml:space="preserve">때문에 </w:t>
       </w:r>
-      <w:proofErr w:type="spellStart"/>
-      <w:r>
-        <w:t>레포지토리에서</w:t>
-      </w:r>
-      <w:proofErr w:type="spellEnd"/>
-      <w:r>
-        <w:t xml:space="preserve"> 파라미터를 바인딩할 때 키워드 앞뒤에 %를 직접 붙</w:t>
+      <w:r>
+        <w:t>레포지토리에서 파라미터를 바인딩할 때 키워드 앞뒤에 %를 직접 붙</w:t>
       </w:r>
       <w:r>
         <w:rPr>
@@ -3241,15 +2859,7 @@
         <w:t xml:space="preserve"> </w:t>
       </w:r>
       <w:r>
-        <w:t>#</w:t>
-      </w:r>
-      <w:proofErr w:type="gramStart"/>
-      <w:r>
-        <w:t>lists.isEmpty</w:t>
-      </w:r>
-      <w:proofErr w:type="gramEnd"/>
-      <w:r>
-        <w:t xml:space="preserve">()를 통해 적절한 </w:t>
+        <w:t xml:space="preserve">#lists.isEmpty()를 통해 적절한 </w:t>
       </w:r>
       <w:r>
         <w:rPr>
@@ -3270,91 +2880,85 @@
         <w:t>습니다.</w:t>
       </w:r>
     </w:p>
-    <w:p>
-      <w:pPr>
-        <w:rPr>
-          <w:rFonts w:hint="eastAsia"/>
-        </w:rPr>
-      </w:pPr>
-    </w:p>
+    <w:p/>
+    <w:p/>
     <w:p/>
     <w:p/>
     <w:p/>
     <w:p>
       <w:pPr>
         <w:rPr>
+          <w:b/>
+          <w:bCs/>
+        </w:rPr>
+      </w:pPr>
+      <w:r>
+        <w:rPr>
           <w:rFonts w:hint="eastAsia"/>
-        </w:rPr>
-      </w:pPr>
+          <w:b/>
+          <w:bCs/>
+        </w:rPr>
+        <w:lastRenderedPageBreak/>
+        <w:t>&lt;</w:t>
+      </w:r>
+      <w:r>
+        <w:rPr>
+          <w:b/>
+          <w:bCs/>
+        </w:rPr>
+        <w:t>기능별 실행 화면 캡처</w:t>
+      </w:r>
+      <w:r>
+        <w:rPr>
+          <w:rFonts w:hint="eastAsia"/>
+          <w:b/>
+          <w:bCs/>
+        </w:rPr>
+        <w:t>&gt;</w:t>
+      </w:r>
+    </w:p>
+    <w:p>
+      <w:r>
+        <w:rPr>
+          <w:b/>
+          <w:bCs/>
+          <w:color w:val="1F4E79"/>
+        </w:rPr>
+        <w:t>제출물 1: 기반 코드 실행 화면</w:t>
+      </w:r>
     </w:p>
     <w:p>
       <w:pPr>
         <w:rPr>
-          <w:b/>
-          <w:bCs/>
+          <w:sz w:val="19"/>
+          <w:szCs w:val="19"/>
         </w:rPr>
       </w:pPr>
       <w:r>
         <w:rPr>
-          <w:rFonts w:hint="eastAsia"/>
-          <w:b/>
-          <w:bCs/>
-        </w:rPr>
-        <w:lastRenderedPageBreak/>
-        <w:t>&lt;</w:t>
-      </w:r>
-      <w:r>
-        <w:rPr>
-          <w:b/>
-          <w:bCs/>
-        </w:rPr>
-        <w:t>기능별 실행 화면 캡처</w:t>
-      </w:r>
-      <w:r>
-        <w:rPr>
-          <w:rFonts w:hint="eastAsia"/>
-          <w:b/>
-          <w:bCs/>
-        </w:rPr>
-        <w:t>&gt;</w:t>
-      </w:r>
-    </w:p>
-    <w:p>
-      <w:r>
-        <w:rPr>
-          <w:b/>
-          <w:bCs/>
-          <w:color w:val="1F4E79"/>
-        </w:rPr>
-        <w:t>제출물 1: 기반 코드 실행 화면</w:t>
+          <w:sz w:val="19"/>
+          <w:szCs w:val="19"/>
+        </w:rPr>
+        <w:t>로그인 후 /home 화면 전체 스크린샷 (날짜·시간·학번·성명 포함)</w:t>
       </w:r>
     </w:p>
     <w:p>
       <w:pPr>
         <w:rPr>
-          <w:b/>
-          <w:bCs/>
+          <w:sz w:val="19"/>
+          <w:szCs w:val="19"/>
         </w:rPr>
       </w:pPr>
-      <w:proofErr w:type="spellStart"/>
-      <w:r>
-        <w:t>productList</w:t>
-      </w:r>
-      <w:proofErr w:type="spellEnd"/>
-      <w:r>
-        <w:t xml:space="preserve"> 화면 전체 스크린샷 (날짜·시간·학번·성명 포함)</w:t>
-      </w:r>
-    </w:p>
-    <w:p>
-      <w:r>
-        <w:rPr>
-          <w:noProof/>
+      <w:r>
+        <w:rPr>
+          <w:sz w:val="19"/>
+          <w:szCs w:val="19"/>
         </w:rPr>
         <w:drawing>
-          <wp:inline distT="0" distB="0" distL="0" distR="0" wp14:anchorId="6F39F6DB" wp14:editId="398F011F">
-            <wp:extent cx="5731510" cy="2924684"/>
-            <wp:effectExtent l="0" t="0" r="2540" b="9525"/>
-            <wp:docPr id="904302993" name="그림 1"/>
+          <wp:inline distT="0" distB="0" distL="0" distR="0" wp14:anchorId="6EB52526" wp14:editId="1F0B7EC6">
+            <wp:extent cx="5731510" cy="1863306"/>
+            <wp:effectExtent l="0" t="0" r="2540" b="3810"/>
+            <wp:docPr id="453449905" name="그림 1"/>
             <wp:cNvGraphicFramePr>
               <a:graphicFrameLocks xmlns:a="http://schemas.openxmlformats.org/drawingml/2006/main" noChangeAspect="1"/>
             </wp:cNvGraphicFramePr>
@@ -3362,12 +2966,12 @@
               <a:graphicData uri="http://schemas.openxmlformats.org/drawingml/2006/picture">
                 <pic:pic xmlns:pic="http://schemas.openxmlformats.org/drawingml/2006/picture">
                   <pic:nvPicPr>
-                    <pic:cNvPr id="904302993" name=""/>
+                    <pic:cNvPr id="453449905" name=""/>
                     <pic:cNvPicPr/>
                   </pic:nvPicPr>
                   <pic:blipFill rotWithShape="1">
-                    <a:blip r:embed="rId7"/>
-                    <a:srcRect b="18351"/>
+                    <a:blip r:embed="rId10"/>
+                    <a:srcRect b="13288"/>
                     <a:stretch>
                       <a:fillRect/>
                     </a:stretch>
@@ -3375,7 +2979,7 @@
                   <pic:spPr bwMode="auto">
                     <a:xfrm>
                       <a:off x="0" y="0"/>
-                      <a:ext cx="5731510" cy="2924684"/>
+                      <a:ext cx="5731510" cy="1863306"/>
                     </a:xfrm>
                     <a:prstGeom prst="rect">
                       <a:avLst/>
@@ -3397,35 +3001,32 @@
       </w:r>
     </w:p>
     <w:p>
-      <w:r>
-        <w:rPr>
-          <w:b/>
-          <w:bCs/>
-          <w:color w:val="1F4E79"/>
-        </w:rPr>
-        <w:t>제출물 2: Category 관리 화면</w:t>
+      <w:pPr>
+        <w:rPr>
+          <w:noProof/>
+        </w:rPr>
+      </w:pPr>
+      <w:r>
+        <w:rPr>
+          <w:sz w:val="19"/>
+          <w:szCs w:val="19"/>
+        </w:rPr>
+        <w:t>상품 목록(/products) 화면</w:t>
+      </w:r>
+      <w:r>
+        <w:rPr>
+          <w:noProof/>
+        </w:rPr>
+        <w:t xml:space="preserve"> </w:t>
       </w:r>
     </w:p>
     <w:p>
-      <w:pPr>
-        <w:rPr>
-          <w:rFonts w:hint="eastAsia"/>
-        </w:rPr>
-      </w:pPr>
-      <w:r>
-        <w:t>카테고리 목록 화면 (날짜·시간 포함), 카테고리 등록 완료 화면, 중복 오류 메시지 화면</w:t>
-      </w:r>
-    </w:p>
-    <w:p>
-      <w:r>
-        <w:rPr>
-          <w:noProof/>
-        </w:rPr>
+      <w:r>
         <w:drawing>
-          <wp:inline distT="0" distB="0" distL="0" distR="0" wp14:anchorId="23CF5F99" wp14:editId="2E8B7B30">
-            <wp:extent cx="5731510" cy="3582035"/>
-            <wp:effectExtent l="0" t="0" r="2540" b="0"/>
-            <wp:docPr id="35901965" name="그림 1"/>
+          <wp:inline distT="0" distB="0" distL="0" distR="0" wp14:anchorId="61590E07" wp14:editId="4BC13A60">
+            <wp:extent cx="5731510" cy="1901190"/>
+            <wp:effectExtent l="0" t="0" r="2540" b="3810"/>
+            <wp:docPr id="1950527119" name="그림 1"/>
             <wp:cNvGraphicFramePr>
               <a:graphicFrameLocks xmlns:a="http://schemas.openxmlformats.org/drawingml/2006/main" noChangeAspect="1"/>
             </wp:cNvGraphicFramePr>
@@ -3433,11 +3034,11 @@
               <a:graphicData uri="http://schemas.openxmlformats.org/drawingml/2006/picture">
                 <pic:pic xmlns:pic="http://schemas.openxmlformats.org/drawingml/2006/picture">
                   <pic:nvPicPr>
-                    <pic:cNvPr id="35901965" name=""/>
+                    <pic:cNvPr id="1950527119" name=""/>
                     <pic:cNvPicPr/>
                   </pic:nvPicPr>
                   <pic:blipFill>
-                    <a:blip r:embed="rId8"/>
+                    <a:blip r:embed="rId11"/>
                     <a:stretch>
                       <a:fillRect/>
                     </a:stretch>
@@ -3445,7 +3046,7 @@
                   <pic:spPr>
                     <a:xfrm>
                       <a:off x="0" y="0"/>
-                      <a:ext cx="5731510" cy="3582035"/>
+                      <a:ext cx="5731510" cy="1901190"/>
                     </a:xfrm>
                     <a:prstGeom prst="rect">
                       <a:avLst/>
@@ -3461,14 +3062,62 @@
     <w:p>
       <w:r>
         <w:rPr>
-          <w:noProof/>
-        </w:rPr>
-        <w:lastRenderedPageBreak/>
+          <w:b/>
+          <w:bCs/>
+          <w:color w:val="1F4E79"/>
+        </w:rPr>
+        <w:t xml:space="preserve">제출물 2: </w:t>
+      </w:r>
+      <w:r>
+        <w:rPr>
+          <w:rFonts w:hint="eastAsia"/>
+          <w:b/>
+          <w:bCs/>
+          <w:color w:val="1F4E79"/>
+        </w:rPr>
+        <w:t>페이징 &amp; 검색</w:t>
+      </w:r>
+      <w:r>
+        <w:rPr>
+          <w:b/>
+          <w:bCs/>
+          <w:color w:val="1F4E79"/>
+        </w:rPr>
+        <w:t xml:space="preserve"> 화면</w:t>
+      </w:r>
+    </w:p>
+    <w:p>
+      <w:pPr>
+        <w:rPr>
+          <w:sz w:val="19"/>
+          <w:szCs w:val="19"/>
+        </w:rPr>
+      </w:pPr>
+      <w:r>
+        <w:rPr>
+          <w:sz w:val="19"/>
+          <w:szCs w:val="19"/>
+        </w:rPr>
+        <w:t>상품 목록 페이징 화면 (페이지 네비게이션 포함)</w:t>
+      </w:r>
+    </w:p>
+    <w:p>
+      <w:pPr>
+        <w:rPr>
+          <w:sz w:val="19"/>
+          <w:szCs w:val="19"/>
+        </w:rPr>
+      </w:pPr>
+      <w:r>
+        <w:rPr>
+          <w:sz w:val="19"/>
+          <w:szCs w:val="19"/>
+        </w:rPr>
         <w:drawing>
-          <wp:inline distT="0" distB="0" distL="0" distR="0" wp14:anchorId="4D8ADC3A" wp14:editId="2B2EA801">
-            <wp:extent cx="5731510" cy="3582035"/>
-            <wp:effectExtent l="0" t="0" r="2540" b="0"/>
-            <wp:docPr id="1789988104" name="그림 1"/>
+          <wp:inline distT="0" distB="0" distL="0" distR="0" wp14:anchorId="7E65FDEA" wp14:editId="6C7AD8DD">
+            <wp:extent cx="5731510" cy="2505075"/>
+            <wp:effectExtent l="0" t="0" r="2540" b="9525"/>
+            <wp:docPr id="1710754698" name="그림 1"/>
             <wp:cNvGraphicFramePr>
               <a:graphicFrameLocks xmlns:a="http://schemas.openxmlformats.org/drawingml/2006/main" noChangeAspect="1"/>
             </wp:cNvGraphicFramePr>
@@ -3476,11 +3125,11 @@
               <a:graphicData uri="http://schemas.openxmlformats.org/drawingml/2006/picture">
                 <pic:pic xmlns:pic="http://schemas.openxmlformats.org/drawingml/2006/picture">
                   <pic:nvPicPr>
-                    <pic:cNvPr id="1789988104" name=""/>
+                    <pic:cNvPr id="1710754698" name=""/>
                     <pic:cNvPicPr/>
                   </pic:nvPicPr>
                   <pic:blipFill>
-                    <a:blip r:embed="rId9"/>
+                    <a:blip r:embed="rId12"/>
                     <a:stretch>
                       <a:fillRect/>
                     </a:stretch>
@@ -3488,7 +3137,7 @@
                   <pic:spPr>
                     <a:xfrm>
                       <a:off x="0" y="0"/>
-                      <a:ext cx="5731510" cy="3582035"/>
+                      <a:ext cx="5731510" cy="2505075"/>
                     </a:xfrm>
                     <a:prstGeom prst="rect">
                       <a:avLst/>
@@ -3502,15 +3151,38 @@
       </w:r>
     </w:p>
     <w:p>
-      <w:r>
-        <w:rPr>
-          <w:noProof/>
+      <w:pPr>
+        <w:rPr>
+          <w:sz w:val="19"/>
+          <w:szCs w:val="19"/>
+        </w:rPr>
+      </w:pPr>
+      <w:r>
+        <w:rPr>
+          <w:sz w:val="19"/>
+          <w:szCs w:val="19"/>
+        </w:rPr>
+        <w:lastRenderedPageBreak/>
+        <w:t>키워드 검색 결과 화면</w:t>
+      </w:r>
+    </w:p>
+    <w:p>
+      <w:pPr>
+        <w:rPr>
+          <w:sz w:val="19"/>
+          <w:szCs w:val="19"/>
+        </w:rPr>
+      </w:pPr>
+      <w:r>
+        <w:rPr>
+          <w:sz w:val="19"/>
+          <w:szCs w:val="19"/>
         </w:rPr>
         <w:drawing>
-          <wp:inline distT="0" distB="0" distL="0" distR="0" wp14:anchorId="24A078FC" wp14:editId="00FAD7BE">
-            <wp:extent cx="5731510" cy="1385247"/>
-            <wp:effectExtent l="0" t="0" r="2540" b="5715"/>
-            <wp:docPr id="207751404" name="그림 1"/>
+          <wp:inline distT="0" distB="0" distL="0" distR="0" wp14:anchorId="3C0C8EFC" wp14:editId="2882A659">
+            <wp:extent cx="5731510" cy="2294255"/>
+            <wp:effectExtent l="0" t="0" r="2540" b="0"/>
+            <wp:docPr id="548592659" name="그림 1"/>
             <wp:cNvGraphicFramePr>
               <a:graphicFrameLocks xmlns:a="http://schemas.openxmlformats.org/drawingml/2006/main" noChangeAspect="1"/>
             </wp:cNvGraphicFramePr>
@@ -3518,32 +3190,23 @@
               <a:graphicData uri="http://schemas.openxmlformats.org/drawingml/2006/picture">
                 <pic:pic xmlns:pic="http://schemas.openxmlformats.org/drawingml/2006/picture">
                   <pic:nvPicPr>
-                    <pic:cNvPr id="207751404" name=""/>
+                    <pic:cNvPr id="548592659" name=""/>
                     <pic:cNvPicPr/>
                   </pic:nvPicPr>
-                  <pic:blipFill rotWithShape="1">
-                    <a:blip r:embed="rId10"/>
-                    <a:srcRect b="61328"/>
+                  <pic:blipFill>
+                    <a:blip r:embed="rId13"/>
                     <a:stretch>
                       <a:fillRect/>
                     </a:stretch>
                   </pic:blipFill>
-                  <pic:spPr bwMode="auto">
+                  <pic:spPr>
                     <a:xfrm>
                       <a:off x="0" y="0"/>
-                      <a:ext cx="5731510" cy="1385247"/>
+                      <a:ext cx="5731510" cy="2294255"/>
                     </a:xfrm>
                     <a:prstGeom prst="rect">
                       <a:avLst/>
                     </a:prstGeom>
-                    <a:ln>
-                      <a:noFill/>
-                    </a:ln>
-                    <a:extLst>
-                      <a:ext uri="{53640926-AAD7-44D8-BBD7-CCE9431645EC}">
-                        <a14:shadowObscured xmlns:a14="http://schemas.microsoft.com/office/drawing/2010/main"/>
-                      </a:ext>
-                    </a:extLst>
                   </pic:spPr>
                 </pic:pic>
               </a:graphicData>
@@ -3555,33 +3218,19 @@
     <w:p>
       <w:r>
         <w:rPr>
-          <w:b/>
-          <w:bCs/>
-          <w:color w:val="1F4E79"/>
-        </w:rPr>
-        <w:t>제출물 3: 검색 기능 화면</w:t>
+          <w:sz w:val="19"/>
+          <w:szCs w:val="19"/>
+        </w:rPr>
+        <w:t>검색 결과 없음 화면 (날짜·시간 포함)</w:t>
       </w:r>
     </w:p>
     <w:p>
-      <w:pPr>
-        <w:rPr>
-          <w:rFonts w:hint="eastAsia"/>
-        </w:rPr>
-      </w:pPr>
-      <w:r>
-        <w:t>검색어 입력 후 결과 화면, 카테고리 필터 적용 화면, 결과 없음 화면 (날짜·시간 포함)</w:t>
-      </w:r>
-    </w:p>
-    <w:p>
-      <w:r>
-        <w:rPr>
-          <w:noProof/>
-        </w:rPr>
+      <w:r>
         <w:drawing>
-          <wp:inline distT="0" distB="0" distL="0" distR="0" wp14:anchorId="2355E41B" wp14:editId="75DD3910">
-            <wp:extent cx="5731510" cy="2292824"/>
-            <wp:effectExtent l="0" t="0" r="2540" b="0"/>
-            <wp:docPr id="193076659" name="그림 1"/>
+          <wp:inline distT="0" distB="0" distL="0" distR="0" wp14:anchorId="337D18AB" wp14:editId="6A11C5E7">
+            <wp:extent cx="5731510" cy="1959610"/>
+            <wp:effectExtent l="0" t="0" r="2540" b="2540"/>
+            <wp:docPr id="1337417434" name="그림 1"/>
             <wp:cNvGraphicFramePr>
               <a:graphicFrameLocks xmlns:a="http://schemas.openxmlformats.org/drawingml/2006/main" noChangeAspect="1"/>
             </wp:cNvGraphicFramePr>
@@ -3589,32 +3238,23 @@
               <a:graphicData uri="http://schemas.openxmlformats.org/drawingml/2006/picture">
                 <pic:pic xmlns:pic="http://schemas.openxmlformats.org/drawingml/2006/picture">
                   <pic:nvPicPr>
-                    <pic:cNvPr id="193076659" name=""/>
+                    <pic:cNvPr id="1337417434" name=""/>
                     <pic:cNvPicPr/>
                   </pic:nvPicPr>
-                  <pic:blipFill rotWithShape="1">
-                    <a:blip r:embed="rId11"/>
-                    <a:srcRect b="35991"/>
+                  <pic:blipFill>
+                    <a:blip r:embed="rId14"/>
                     <a:stretch>
                       <a:fillRect/>
                     </a:stretch>
                   </pic:blipFill>
-                  <pic:spPr bwMode="auto">
+                  <pic:spPr>
                     <a:xfrm>
                       <a:off x="0" y="0"/>
-                      <a:ext cx="5731510" cy="2292824"/>
+                      <a:ext cx="5731510" cy="1959610"/>
                     </a:xfrm>
                     <a:prstGeom prst="rect">
                       <a:avLst/>
                     </a:prstGeom>
-                    <a:ln>
-                      <a:noFill/>
-                    </a:ln>
-                    <a:extLst>
-                      <a:ext uri="{53640926-AAD7-44D8-BBD7-CCE9431645EC}">
-                        <a14:shadowObscured xmlns:a14="http://schemas.microsoft.com/office/drawing/2010/main"/>
-                      </a:ext>
-                    </a:extLst>
                   </pic:spPr>
                 </pic:pic>
               </a:graphicData>
@@ -3622,235 +3262,248 @@
           </wp:inline>
         </w:drawing>
       </w:r>
-      <w:r>
-        <w:rPr>
-          <w:noProof/>
-        </w:rPr>
-        <w:lastRenderedPageBreak/>
-        <w:drawing>
-          <wp:inline distT="0" distB="0" distL="0" distR="0" wp14:anchorId="4217C91E" wp14:editId="41AE8DEE">
-            <wp:extent cx="5731510" cy="2582656"/>
-            <wp:effectExtent l="0" t="0" r="2540" b="8255"/>
-            <wp:docPr id="29662630" name="그림 1"/>
-            <wp:cNvGraphicFramePr>
-              <a:graphicFrameLocks xmlns:a="http://schemas.openxmlformats.org/drawingml/2006/main" noChangeAspect="1"/>
-            </wp:cNvGraphicFramePr>
-            <a:graphic xmlns:a="http://schemas.openxmlformats.org/drawingml/2006/main">
-              <a:graphicData uri="http://schemas.openxmlformats.org/drawingml/2006/picture">
-                <pic:pic xmlns:pic="http://schemas.openxmlformats.org/drawingml/2006/picture">
-                  <pic:nvPicPr>
-                    <pic:cNvPr id="29662630" name=""/>
-                    <pic:cNvPicPr/>
-                  </pic:nvPicPr>
-                  <pic:blipFill rotWithShape="1">
-                    <a:blip r:embed="rId12"/>
-                    <a:srcRect b="27900"/>
-                    <a:stretch>
-                      <a:fillRect/>
-                    </a:stretch>
-                  </pic:blipFill>
-                  <pic:spPr bwMode="auto">
-                    <a:xfrm>
-                      <a:off x="0" y="0"/>
-                      <a:ext cx="5731510" cy="2582656"/>
-                    </a:xfrm>
-                    <a:prstGeom prst="rect">
-                      <a:avLst/>
-                    </a:prstGeom>
-                    <a:ln>
-                      <a:noFill/>
-                    </a:ln>
-                    <a:extLst>
-                      <a:ext uri="{53640926-AAD7-44D8-BBD7-CCE9431645EC}">
-                        <a14:shadowObscured xmlns:a14="http://schemas.microsoft.com/office/drawing/2010/main"/>
-                      </a:ext>
-                    </a:extLst>
-                  </pic:spPr>
-                </pic:pic>
-              </a:graphicData>
-            </a:graphic>
-          </wp:inline>
-        </w:drawing>
-      </w:r>
     </w:p>
     <w:p/>
     <w:p>
       <w:r>
         <w:rPr>
-          <w:noProof/>
-        </w:rPr>
-        <w:drawing>
-          <wp:inline distT="0" distB="0" distL="0" distR="0" wp14:anchorId="727108F4" wp14:editId="14476921">
-            <wp:extent cx="5731510" cy="2142698"/>
-            <wp:effectExtent l="0" t="0" r="2540" b="0"/>
-            <wp:docPr id="588038246" name="그림 1"/>
-            <wp:cNvGraphicFramePr>
-              <a:graphicFrameLocks xmlns:a="http://schemas.openxmlformats.org/drawingml/2006/main" noChangeAspect="1"/>
-            </wp:cNvGraphicFramePr>
-            <a:graphic xmlns:a="http://schemas.openxmlformats.org/drawingml/2006/main">
-              <a:graphicData uri="http://schemas.openxmlformats.org/drawingml/2006/picture">
-                <pic:pic xmlns:pic="http://schemas.openxmlformats.org/drawingml/2006/picture">
-                  <pic:nvPicPr>
-                    <pic:cNvPr id="588038246" name=""/>
-                    <pic:cNvPicPr/>
-                  </pic:nvPicPr>
-                  <pic:blipFill rotWithShape="1">
-                    <a:blip r:embed="rId13"/>
-                    <a:srcRect b="40182"/>
-                    <a:stretch>
-                      <a:fillRect/>
-                    </a:stretch>
-                  </pic:blipFill>
-                  <pic:spPr bwMode="auto">
-                    <a:xfrm>
-                      <a:off x="0" y="0"/>
-                      <a:ext cx="5731510" cy="2142698"/>
-                    </a:xfrm>
-                    <a:prstGeom prst="rect">
-                      <a:avLst/>
-                    </a:prstGeom>
-                    <a:ln>
-                      <a:noFill/>
-                    </a:ln>
-                    <a:extLst>
-                      <a:ext uri="{53640926-AAD7-44D8-BBD7-CCE9431645EC}">
-                        <a14:shadowObscured xmlns:a14="http://schemas.microsoft.com/office/drawing/2010/main"/>
-                      </a:ext>
-                    </a:extLst>
-                  </pic:spPr>
-                </pic:pic>
-              </a:graphicData>
-            </a:graphic>
-          </wp:inline>
-        </w:drawing>
+          <w:b/>
+          <w:bCs/>
+          <w:color w:val="1F4E79"/>
+        </w:rPr>
+        <w:t xml:space="preserve">제출물 3: </w:t>
+      </w:r>
+      <w:r>
+        <w:rPr>
+          <w:rFonts w:hint="eastAsia"/>
+          <w:b/>
+          <w:bCs/>
+          <w:color w:val="1F4E79"/>
+        </w:rPr>
+        <w:t>상품 수정</w:t>
+      </w:r>
+      <w:r>
+        <w:rPr>
+          <w:b/>
+          <w:bCs/>
+          <w:color w:val="1F4E79"/>
+        </w:rPr>
+        <w:t xml:space="preserve"> 화면</w:t>
       </w:r>
     </w:p>
     <w:p>
       <w:r>
         <w:rPr>
-          <w:rFonts w:hint="eastAsia"/>
-        </w:rPr>
-        <w:t>&lt;</w:t>
-      </w:r>
-      <w:r>
-        <w:t>학습 소감 및 어려웠던 점</w:t>
-      </w:r>
-      <w:r>
-        <w:rPr>
-          <w:rFonts w:hint="eastAsia"/>
-        </w:rPr>
-        <w:t>&gt;</w:t>
-      </w:r>
-    </w:p>
-    <w:p>
-      <w:r>
-        <w:t>이번 과제를 수행하며 Spring MVC의 계층 구조와 JPA</w:t>
-      </w:r>
-      <w:r>
-        <w:rPr>
-          <w:rFonts w:hint="eastAsia"/>
-        </w:rPr>
-        <w:t xml:space="preserve"> Entity 연관 관계의 원리</w:t>
-      </w:r>
-      <w:r>
-        <w:t>를 직접 코드로 구현해 볼 수 있는 유익한 시간</w:t>
-      </w:r>
-      <w:r>
-        <w:rPr>
-          <w:rFonts w:hint="eastAsia"/>
-        </w:rPr>
-        <w:t>을 가질 수 있었습</w:t>
-      </w:r>
-      <w:r>
-        <w:t xml:space="preserve">니다. </w:t>
-      </w:r>
-      <w:r>
-        <w:rPr>
-          <w:rFonts w:hint="eastAsia"/>
-        </w:rPr>
-        <w:t>처음에는</w:t>
-      </w:r>
-      <w:r>
-        <w:t xml:space="preserve"> </w:t>
-      </w:r>
-      <w:r>
-        <w:rPr>
-          <w:rFonts w:hint="eastAsia"/>
-        </w:rPr>
-        <w:t xml:space="preserve">초반 </w:t>
-      </w:r>
-      <w:r>
-        <w:t>환경 설정 오류로 인해 초기에 시간을 많이 소비</w:t>
-      </w:r>
-      <w:r>
-        <w:rPr>
-          <w:rFonts w:hint="eastAsia"/>
-        </w:rPr>
-        <w:t>하</w:t>
-      </w:r>
-      <w:r>
-        <w:rPr>
-          <w:rFonts w:hint="eastAsia"/>
-        </w:rPr>
-        <w:t>기도 하였</w:t>
-      </w:r>
-      <w:r>
-        <w:rPr>
-          <w:rFonts w:hint="eastAsia"/>
-        </w:rPr>
-        <w:t>고 마지막에 검색과 정렬 기능을 넣은 뒤에 학번, 이름, 시간이 나오지 않는 어려움이 있었지만 그 과정에서 AI를 효율적으로 활용</w:t>
-      </w:r>
-      <w:r>
-        <w:rPr>
-          <w:rFonts w:hint="eastAsia"/>
-        </w:rPr>
-        <w:t>해 에러 메시지의 원인을 분석하여 문제 해결 속도를 높일 수 있었습니다.</w:t>
-      </w:r>
-      <w:r>
-        <w:t xml:space="preserve"> </w:t>
-      </w:r>
-      <w:r>
-        <w:rPr>
-          <w:rFonts w:hint="eastAsia"/>
-        </w:rPr>
-        <w:t xml:space="preserve">또한 막힐 때마다 강의를 몇 번씩 돌려본 탓에 더욱 더 그 정보들을 조합하며 자신의 것으로 만들 수 있었던 것 같습니다. </w:t>
-      </w:r>
-      <w:r>
-        <w:t xml:space="preserve">결과적으로 </w:t>
-      </w:r>
-      <w:r>
-        <w:t>단순히 기능을 구현하는 수준을 넘어 프레임워크의 동작 원리를 깊이 이해하고 문제를 해결할 수 있다는 자신감을 얻게 된 뜻깊은 프로젝트였습니다</w:t>
-      </w:r>
-      <w:r>
-        <w:rPr>
-          <w:rFonts w:hint="eastAsia"/>
-        </w:rPr>
-        <w:t>.</w:t>
+          <w:sz w:val="19"/>
+          <w:szCs w:val="19"/>
+        </w:rPr>
+        <w:t>상품 수정 폼 화면 (기존 데이터 pre-fill), 수정 완료 후 목록 화면, ROLE_USER 계정으로 접근 시 403 화면 (날짜·시간 포함)</w:t>
       </w:r>
     </w:p>
     <w:p/>
     <w:p>
       <w:pPr>
         <w:rPr>
+          <w:b/>
+          <w:bCs/>
+          <w:color w:val="1F4E79"/>
+        </w:rPr>
+      </w:pPr>
+      <w:r>
+        <w:rPr>
+          <w:b/>
+          <w:bCs/>
+          <w:color w:val="1F4E79"/>
+        </w:rPr>
+        <w:t xml:space="preserve">제출물 </w:t>
+      </w:r>
+      <w:r>
+        <w:rPr>
           <w:rFonts w:hint="eastAsia"/>
-        </w:rPr>
-      </w:pPr>
+          <w:b/>
+          <w:bCs/>
+          <w:color w:val="1F4E79"/>
+        </w:rPr>
+        <w:t>4</w:t>
+      </w:r>
+      <w:r>
+        <w:rPr>
+          <w:b/>
+          <w:bCs/>
+          <w:color w:val="1F4E79"/>
+        </w:rPr>
+        <w:t xml:space="preserve">: </w:t>
+      </w:r>
+      <w:r>
+        <w:rPr>
+          <w:rFonts w:hint="eastAsia"/>
+          <w:b/>
+          <w:bCs/>
+          <w:color w:val="1F4E79"/>
+        </w:rPr>
+        <w:t>비밀번호 변경</w:t>
+      </w:r>
+      <w:r>
+        <w:rPr>
+          <w:b/>
+          <w:bCs/>
+          <w:color w:val="1F4E79"/>
+        </w:rPr>
+        <w:t xml:space="preserve"> 화면</w:t>
+      </w:r>
     </w:p>
     <w:p>
       <w:pPr>
+        <w:rPr>
+          <w:rFonts w:hint="eastAsia"/>
+        </w:rPr>
+      </w:pPr>
+      <w:r>
+        <w:rPr>
+          <w:sz w:val="19"/>
+          <w:szCs w:val="19"/>
+        </w:rPr>
+        <w:t>비밀번호 변경 폼 화면, 현재 비밀번호 불일치 오류 화면, 변경 완료 후 리다이렉트 화면 (날짜·시간 포함</w:t>
+      </w:r>
+      <w:r>
+        <w:rPr>
+          <w:rFonts w:hint="eastAsia"/>
+          <w:sz w:val="19"/>
+          <w:szCs w:val="19"/>
+        </w:rPr>
+        <w:t>)</w:t>
+      </w:r>
+    </w:p>
+    <w:p>
+      <w:pPr>
+        <w:rPr>
+          <w:rFonts w:hint="eastAsia"/>
+        </w:rPr>
+      </w:pPr>
+    </w:p>
+    <w:p/>
+    <w:p>
+      <w:r>
+        <w:rPr>
+          <w:rFonts w:hint="eastAsia"/>
+        </w:rPr>
+        <w:t>&lt;</w:t>
+      </w:r>
+      <w:r>
+        <w:t>학습 소감 및 어려웠던 점</w:t>
+      </w:r>
+      <w:r>
+        <w:rPr>
+          <w:rFonts w:hint="eastAsia"/>
+        </w:rPr>
+        <w:t>&gt;</w:t>
+      </w:r>
+    </w:p>
+    <w:p>
+      <w:r>
+        <w:lastRenderedPageBreak/>
+        <w:t>이번 과제를 수행하며 Spring MVC의 계층 구조와 JPA</w:t>
+      </w:r>
+      <w:r>
+        <w:rPr>
+          <w:rFonts w:hint="eastAsia"/>
+        </w:rPr>
+        <w:t xml:space="preserve"> Entity 연관 관계의 원리</w:t>
+      </w:r>
+      <w:r>
+        <w:t>를 직접 코드로 구현해 볼 수 있는 유익한 시간</w:t>
+      </w:r>
+      <w:r>
+        <w:rPr>
+          <w:rFonts w:hint="eastAsia"/>
+        </w:rPr>
+        <w:t>을 가질 수 있었습</w:t>
+      </w:r>
+      <w:r>
+        <w:t xml:space="preserve">니다. </w:t>
+      </w:r>
+      <w:r>
+        <w:rPr>
+          <w:rFonts w:hint="eastAsia"/>
+        </w:rPr>
+        <w:t>처음에는</w:t>
+      </w:r>
+      <w:r>
+        <w:t xml:space="preserve"> </w:t>
+      </w:r>
+      <w:r>
+        <w:rPr>
+          <w:rFonts w:hint="eastAsia"/>
+        </w:rPr>
+        <w:t xml:space="preserve">초반 </w:t>
+      </w:r>
+      <w:r>
+        <w:t>환경 설정 오류로 인해 초기에 시간을 많이 소비</w:t>
+      </w:r>
+      <w:r>
+        <w:rPr>
+          <w:rFonts w:hint="eastAsia"/>
+        </w:rPr>
+        <w:t>하</w:t>
+      </w:r>
+      <w:r>
+        <w:rPr>
+          <w:rFonts w:hint="eastAsia"/>
+        </w:rPr>
+        <w:t>기도 하였</w:t>
+      </w:r>
+      <w:r>
+        <w:rPr>
+          <w:rFonts w:hint="eastAsia"/>
+        </w:rPr>
+        <w:t>고 마지막에 검색과 정렬 기능을 넣은 뒤에 학번, 이름, 시간이 나오지 않는 어려움이 있었지만 그 과정에서 AI를 효율적으로 활용</w:t>
+      </w:r>
+      <w:r>
+        <w:rPr>
+          <w:rFonts w:hint="eastAsia"/>
+        </w:rPr>
+        <w:t>해 에러 메시지의 원인을 분석하여 문제 해결 속도를 높일 수 있었습니다.</w:t>
+      </w:r>
+      <w:r>
+        <w:t xml:space="preserve"> </w:t>
+      </w:r>
+      <w:r>
+        <w:rPr>
+          <w:rFonts w:hint="eastAsia"/>
+        </w:rPr>
+        <w:t xml:space="preserve">또한 막힐 때마다 강의를 몇 번씩 돌려본 탓에 더욱 더 그 정보들을 조합하며 자신의 것으로 만들 수 있었던 것 같습니다. </w:t>
+      </w:r>
+      <w:r>
+        <w:t xml:space="preserve">결과적으로 </w:t>
+      </w:r>
+      <w:r>
+        <w:t>단순히 기능을 구현하는 수준을 넘어 프레임워크의 동작 원리를 깊이 이해하고 문제를 해결할 수 있다는 자신감을 얻게 된 뜻깊은 프로젝트였습니다</w:t>
+      </w:r>
+      <w:r>
+        <w:rPr>
+          <w:rFonts w:hint="eastAsia"/>
+        </w:rPr>
+        <w:t>.</w:t>
+      </w:r>
+    </w:p>
+    <w:p/>
+    <w:p/>
+    <w:p>
+      <w:pPr>
         <w:pStyle w:val="2"/>
-        <w:rPr>
-          <w:rFonts w:hint="eastAsia"/>
-        </w:rPr>
       </w:pPr>
       <w:r>
-        <w:lastRenderedPageBreak/>
         <w:t xml:space="preserve">채점 기준표 </w:t>
       </w:r>
+    </w:p>
+    <w:p>
+      <w:pPr>
+        <w:spacing w:before="60" w:after="60"/>
+      </w:pPr>
     </w:p>
     <w:tbl>
       <w:tblPr>
-        <w:tblW w:w="9360" w:type="dxa"/>
+        <w:tblW w:w="9200" w:type="dxa"/>
         <w:tblBorders>
           <w:top w:val="single" w:sz="4" w:space="0" w:color="auto"/>
           <w:left w:val="single" w:sz="4" w:space="0" w:color="auto"/>
@@ -3866,37 +3519,41 @@
         <w:tblLook w:val="0000" w:firstRow="0" w:lastRow="0" w:firstColumn="0" w:lastColumn="0" w:noHBand="0" w:noVBand="0"/>
       </w:tblPr>
       <w:tblGrid>
-        <w:gridCol w:w="700"/>
-        <w:gridCol w:w="2500"/>
-        <w:gridCol w:w="3560"/>
-        <w:gridCol w:w="2600"/>
+        <w:gridCol w:w="820"/>
+        <w:gridCol w:w="3100"/>
+        <w:gridCol w:w="3700"/>
+        <w:gridCol w:w="1580"/>
       </w:tblGrid>
       <w:tr>
         <w:tc>
           <w:tcPr>
-            <w:tcW w:w="700" w:type="dxa"/>
+            <w:tcW w:w="820" w:type="dxa"/>
             <w:tcBorders>
-              <w:top w:val="single" w:sz="1" w:space="0" w:color="CCCCCC"/>
-              <w:left w:val="single" w:sz="1" w:space="0" w:color="CCCCCC"/>
-              <w:bottom w:val="single" w:sz="1" w:space="0" w:color="CCCCCC"/>
-              <w:right w:val="single" w:sz="1" w:space="0" w:color="CCCCCC"/>
+              <w:top w:val="single" w:sz="1" w:space="0" w:color="AAAAAA"/>
+              <w:left w:val="single" w:sz="1" w:space="0" w:color="AAAAAA"/>
+              <w:bottom w:val="single" w:sz="1" w:space="0" w:color="AAAAAA"/>
+              <w:right w:val="single" w:sz="1" w:space="0" w:color="AAAAAA"/>
             </w:tcBorders>
             <w:shd w:val="clear" w:color="auto" w:fill="1F4E79"/>
             <w:tcMar>
               <w:top w:w="80" w:type="dxa"/>
-              <w:left w:w="120" w:type="dxa"/>
+              <w:left w:w="160" w:type="dxa"/>
               <w:bottom w:w="80" w:type="dxa"/>
-              <w:right w:w="120" w:type="dxa"/>
+              <w:right w:w="160" w:type="dxa"/>
             </w:tcMar>
+            <w:vAlign w:val="center"/>
           </w:tcPr>
           <w:p>
+            <w:pPr>
+              <w:spacing w:before="60" w:after="60"/>
+            </w:pPr>
             <w:r>
               <w:rPr>
                 <w:b/>
                 <w:bCs/>
                 <w:color w:val="FFFFFF"/>
-                <w:sz w:val="20"/>
-                <w:szCs w:val="20"/>
+                <w:sz w:val="19"/>
+                <w:szCs w:val="19"/>
               </w:rPr>
               <w:t>배점</w:t>
             </w:r>
@@ -3904,29 +3561,33 @@
         </w:tc>
         <w:tc>
           <w:tcPr>
-            <w:tcW w:w="2500" w:type="dxa"/>
+            <w:tcW w:w="3100" w:type="dxa"/>
             <w:tcBorders>
-              <w:top w:val="single" w:sz="1" w:space="0" w:color="CCCCCC"/>
-              <w:left w:val="single" w:sz="1" w:space="0" w:color="CCCCCC"/>
-              <w:bottom w:val="single" w:sz="1" w:space="0" w:color="CCCCCC"/>
-              <w:right w:val="single" w:sz="1" w:space="0" w:color="CCCCCC"/>
+              <w:top w:val="single" w:sz="1" w:space="0" w:color="AAAAAA"/>
+              <w:left w:val="single" w:sz="1" w:space="0" w:color="AAAAAA"/>
+              <w:bottom w:val="single" w:sz="1" w:space="0" w:color="AAAAAA"/>
+              <w:right w:val="single" w:sz="1" w:space="0" w:color="AAAAAA"/>
             </w:tcBorders>
             <w:shd w:val="clear" w:color="auto" w:fill="1F4E79"/>
             <w:tcMar>
               <w:top w:w="80" w:type="dxa"/>
-              <w:left w:w="120" w:type="dxa"/>
+              <w:left w:w="160" w:type="dxa"/>
               <w:bottom w:w="80" w:type="dxa"/>
-              <w:right w:w="120" w:type="dxa"/>
+              <w:right w:w="160" w:type="dxa"/>
             </w:tcMar>
+            <w:vAlign w:val="center"/>
           </w:tcPr>
           <w:p>
+            <w:pPr>
+              <w:spacing w:before="60" w:after="60"/>
+            </w:pPr>
             <w:r>
               <w:rPr>
                 <w:b/>
                 <w:bCs/>
                 <w:color w:val="FFFFFF"/>
-                <w:sz w:val="20"/>
-                <w:szCs w:val="20"/>
+                <w:sz w:val="19"/>
+                <w:szCs w:val="19"/>
               </w:rPr>
               <w:t>채점 항목</w:t>
             </w:r>
@@ -3934,29 +3595,33 @@
         </w:tc>
         <w:tc>
           <w:tcPr>
-            <w:tcW w:w="3560" w:type="dxa"/>
+            <w:tcW w:w="3700" w:type="dxa"/>
             <w:tcBorders>
-              <w:top w:val="single" w:sz="1" w:space="0" w:color="CCCCCC"/>
-              <w:left w:val="single" w:sz="1" w:space="0" w:color="CCCCCC"/>
-              <w:bottom w:val="single" w:sz="1" w:space="0" w:color="CCCCCC"/>
-              <w:right w:val="single" w:sz="1" w:space="0" w:color="CCCCCC"/>
+              <w:top w:val="single" w:sz="1" w:space="0" w:color="AAAAAA"/>
+              <w:left w:val="single" w:sz="1" w:space="0" w:color="AAAAAA"/>
+              <w:bottom w:val="single" w:sz="1" w:space="0" w:color="AAAAAA"/>
+              <w:right w:val="single" w:sz="1" w:space="0" w:color="AAAAAA"/>
             </w:tcBorders>
             <w:shd w:val="clear" w:color="auto" w:fill="1F4E79"/>
             <w:tcMar>
               <w:top w:w="80" w:type="dxa"/>
-              <w:left w:w="120" w:type="dxa"/>
+              <w:left w:w="160" w:type="dxa"/>
               <w:bottom w:w="80" w:type="dxa"/>
-              <w:right w:w="120" w:type="dxa"/>
+              <w:right w:w="160" w:type="dxa"/>
             </w:tcMar>
+            <w:vAlign w:val="center"/>
           </w:tcPr>
           <w:p>
+            <w:pPr>
+              <w:spacing w:before="60" w:after="60"/>
+            </w:pPr>
             <w:r>
               <w:rPr>
                 <w:b/>
                 <w:bCs/>
                 <w:color w:val="FFFFFF"/>
-                <w:sz w:val="20"/>
-                <w:szCs w:val="20"/>
+                <w:sz w:val="19"/>
+                <w:szCs w:val="19"/>
               </w:rPr>
               <w:t>확인 방법 (채점자)</w:t>
             </w:r>
@@ -3964,42 +3629,35 @@
         </w:tc>
         <w:tc>
           <w:tcPr>
-            <w:tcW w:w="2600" w:type="dxa"/>
+            <w:tcW w:w="1580" w:type="dxa"/>
             <w:tcBorders>
-              <w:top w:val="single" w:sz="1" w:space="0" w:color="CCCCCC"/>
-              <w:left w:val="single" w:sz="1" w:space="0" w:color="CCCCCC"/>
-              <w:bottom w:val="single" w:sz="1" w:space="0" w:color="CCCCCC"/>
-              <w:right w:val="single" w:sz="1" w:space="0" w:color="CCCCCC"/>
+              <w:top w:val="single" w:sz="1" w:space="0" w:color="AAAAAA"/>
+              <w:left w:val="single" w:sz="1" w:space="0" w:color="AAAAAA"/>
+              <w:bottom w:val="single" w:sz="1" w:space="0" w:color="AAAAAA"/>
+              <w:right w:val="single" w:sz="1" w:space="0" w:color="AAAAAA"/>
             </w:tcBorders>
-            <w:shd w:val="clear" w:color="auto" w:fill="C8A400"/>
+            <w:shd w:val="clear" w:color="auto" w:fill="1F4E79"/>
             <w:tcMar>
               <w:top w:w="80" w:type="dxa"/>
-              <w:left w:w="120" w:type="dxa"/>
+              <w:left w:w="160" w:type="dxa"/>
               <w:bottom w:w="80" w:type="dxa"/>
-              <w:right w:w="120" w:type="dxa"/>
+              <w:right w:w="160" w:type="dxa"/>
             </w:tcMar>
+            <w:vAlign w:val="center"/>
           </w:tcPr>
           <w:p>
-            <w:r>
-              <w:rPr>
-                <w:rFonts w:hint="eastAsia"/>
-                <w:b/>
-                <w:bCs/>
-                <w:color w:val="FFFFFF"/>
-                <w:sz w:val="20"/>
-                <w:szCs w:val="20"/>
-              </w:rPr>
-              <w:t>자기 평가</w:t>
-            </w:r>
+            <w:pPr>
+              <w:spacing w:before="60" w:after="60"/>
+            </w:pPr>
             <w:r>
               <w:rPr>
                 <w:b/>
                 <w:bCs/>
                 <w:color w:val="FFFFFF"/>
-                <w:sz w:val="20"/>
-                <w:szCs w:val="20"/>
+                <w:sz w:val="19"/>
+                <w:szCs w:val="19"/>
               </w:rPr>
-              <w:t xml:space="preserve"> ✏️</w:t>
+              <w:t xml:space="preserve">자기 평가 </w:t>
             </w:r>
           </w:p>
         </w:tc>
@@ -4007,30 +3665,34 @@
       <w:tr>
         <w:tc>
           <w:tcPr>
-            <w:tcW w:w="9360" w:type="dxa"/>
+            <w:tcW w:w="0" w:type="auto"/>
             <w:gridSpan w:val="4"/>
             <w:tcBorders>
-              <w:top w:val="single" w:sz="1" w:space="0" w:color="CCCCCC"/>
-              <w:left w:val="single" w:sz="1" w:space="0" w:color="CCCCCC"/>
-              <w:bottom w:val="single" w:sz="1" w:space="0" w:color="CCCCCC"/>
-              <w:right w:val="single" w:sz="1" w:space="0" w:color="CCCCCC"/>
+              <w:top w:val="single" w:sz="1" w:space="0" w:color="AAAAAA"/>
+              <w:left w:val="single" w:sz="1" w:space="0" w:color="AAAAAA"/>
+              <w:bottom w:val="single" w:sz="1" w:space="0" w:color="AAAAAA"/>
+              <w:right w:val="single" w:sz="1" w:space="0" w:color="AAAAAA"/>
             </w:tcBorders>
-            <w:shd w:val="clear" w:color="auto" w:fill="2E75B6"/>
+            <w:shd w:val="clear" w:color="auto" w:fill="D6E4F0"/>
             <w:tcMar>
-              <w:top w:w="60" w:type="dxa"/>
-              <w:left w:w="120" w:type="dxa"/>
-              <w:bottom w:w="60" w:type="dxa"/>
-              <w:right w:w="120" w:type="dxa"/>
+              <w:top w:w="80" w:type="dxa"/>
+              <w:left w:w="160" w:type="dxa"/>
+              <w:bottom w:w="80" w:type="dxa"/>
+              <w:right w:w="160" w:type="dxa"/>
             </w:tcMar>
+            <w:vAlign w:val="center"/>
           </w:tcPr>
           <w:p>
+            <w:pPr>
+              <w:spacing w:before="60" w:after="60"/>
+            </w:pPr>
             <w:r>
               <w:rPr>
                 <w:b/>
                 <w:bCs/>
-                <w:color w:val="FFFFFF"/>
-                <w:sz w:val="20"/>
-                <w:szCs w:val="20"/>
+                <w:color w:val="1F4E79"/>
+                <w:sz w:val="19"/>
+                <w:szCs w:val="19"/>
               </w:rPr>
               <w:t>【GitHub · 기반 코드 실행】</w:t>
             </w:r>
@@ -4040,53 +3702,60 @@
       <w:tr>
         <w:tc>
           <w:tcPr>
-            <w:tcW w:w="700" w:type="dxa"/>
+            <w:tcW w:w="820" w:type="dxa"/>
             <w:tcBorders>
-              <w:top w:val="single" w:sz="1" w:space="0" w:color="CCCCCC"/>
-              <w:left w:val="single" w:sz="1" w:space="0" w:color="CCCCCC"/>
-              <w:bottom w:val="single" w:sz="1" w:space="0" w:color="CCCCCC"/>
-              <w:right w:val="single" w:sz="1" w:space="0" w:color="CCCCCC"/>
+              <w:top w:val="single" w:sz="1" w:space="0" w:color="AAAAAA"/>
+              <w:left w:val="single" w:sz="1" w:space="0" w:color="AAAAAA"/>
+              <w:bottom w:val="single" w:sz="1" w:space="0" w:color="AAAAAA"/>
+              <w:right w:val="single" w:sz="1" w:space="0" w:color="AAAAAA"/>
             </w:tcBorders>
-            <w:shd w:val="clear" w:color="auto" w:fill="FFFFFF"/>
             <w:tcMar>
               <w:top w:w="80" w:type="dxa"/>
-              <w:left w:w="120" w:type="dxa"/>
+              <w:left w:w="160" w:type="dxa"/>
               <w:bottom w:w="80" w:type="dxa"/>
-              <w:right w:w="120" w:type="dxa"/>
+              <w:right w:w="160" w:type="dxa"/>
             </w:tcMar>
+            <w:vAlign w:val="center"/>
           </w:tcPr>
           <w:p>
+            <w:pPr>
+              <w:spacing w:before="60" w:after="60"/>
+              <w:jc w:val="center"/>
+            </w:pPr>
             <w:r>
               <w:rPr>
-                <w:sz w:val="18"/>
-                <w:szCs w:val="18"/>
+                <w:sz w:val="19"/>
+                <w:szCs w:val="19"/>
               </w:rPr>
-              <w:t>2점</w:t>
+              <w:t>3점</w:t>
             </w:r>
           </w:p>
         </w:tc>
         <w:tc>
           <w:tcPr>
-            <w:tcW w:w="2500" w:type="dxa"/>
+            <w:tcW w:w="3100" w:type="dxa"/>
             <w:tcBorders>
-              <w:top w:val="single" w:sz="1" w:space="0" w:color="CCCCCC"/>
-              <w:left w:val="single" w:sz="1" w:space="0" w:color="CCCCCC"/>
-              <w:bottom w:val="single" w:sz="1" w:space="0" w:color="CCCCCC"/>
-              <w:right w:val="single" w:sz="1" w:space="0" w:color="CCCCCC"/>
+              <w:top w:val="single" w:sz="1" w:space="0" w:color="AAAAAA"/>
+              <w:left w:val="single" w:sz="1" w:space="0" w:color="AAAAAA"/>
+              <w:bottom w:val="single" w:sz="1" w:space="0" w:color="AAAAAA"/>
+              <w:right w:val="single" w:sz="1" w:space="0" w:color="AAAAAA"/>
             </w:tcBorders>
-            <w:shd w:val="clear" w:color="auto" w:fill="FFFFFF"/>
             <w:tcMar>
               <w:top w:w="80" w:type="dxa"/>
-              <w:left w:w="120" w:type="dxa"/>
+              <w:left w:w="160" w:type="dxa"/>
               <w:bottom w:w="80" w:type="dxa"/>
-              <w:right w:w="120" w:type="dxa"/>
+              <w:right w:w="160" w:type="dxa"/>
             </w:tcMar>
+            <w:vAlign w:val="center"/>
           </w:tcPr>
           <w:p>
+            <w:pPr>
+              <w:spacing w:before="60" w:after="60"/>
+            </w:pPr>
             <w:r>
               <w:rPr>
-                <w:sz w:val="18"/>
-                <w:szCs w:val="18"/>
+                <w:sz w:val="19"/>
+                <w:szCs w:val="19"/>
               </w:rPr>
               <w:t>GitHub URL + commit 확인</w:t>
             </w:r>
@@ -4094,22 +3763,25 @@
         </w:tc>
         <w:tc>
           <w:tcPr>
-            <w:tcW w:w="3560" w:type="dxa"/>
+            <w:tcW w:w="3700" w:type="dxa"/>
             <w:tcBorders>
-              <w:top w:val="single" w:sz="1" w:space="0" w:color="CCCCCC"/>
-              <w:left w:val="single" w:sz="1" w:space="0" w:color="CCCCCC"/>
-              <w:bottom w:val="single" w:sz="1" w:space="0" w:color="CCCCCC"/>
-              <w:right w:val="single" w:sz="1" w:space="0" w:color="CCCCCC"/>
+              <w:top w:val="single" w:sz="1" w:space="0" w:color="AAAAAA"/>
+              <w:left w:val="single" w:sz="1" w:space="0" w:color="AAAAAA"/>
+              <w:bottom w:val="single" w:sz="1" w:space="0" w:color="AAAAAA"/>
+              <w:right w:val="single" w:sz="1" w:space="0" w:color="AAAAAA"/>
             </w:tcBorders>
-            <w:shd w:val="clear" w:color="auto" w:fill="FFFFFF"/>
             <w:tcMar>
               <w:top w:w="80" w:type="dxa"/>
-              <w:left w:w="120" w:type="dxa"/>
+              <w:left w:w="160" w:type="dxa"/>
               <w:bottom w:w="80" w:type="dxa"/>
-              <w:right w:w="120" w:type="dxa"/>
+              <w:right w:w="160" w:type="dxa"/>
             </w:tcMar>
+            <w:vAlign w:val="center"/>
           </w:tcPr>
           <w:p>
+            <w:pPr>
+              <w:spacing w:before="60" w:after="60"/>
+            </w:pPr>
             <w:r>
               <w:rPr>
                 <w:sz w:val="18"/>
@@ -4121,54 +3793,56 @@
         </w:tc>
         <w:tc>
           <w:tcPr>
-            <w:tcW w:w="2600" w:type="dxa"/>
+            <w:tcW w:w="1580" w:type="dxa"/>
             <w:tcBorders>
-              <w:top w:val="single" w:sz="1" w:space="0" w:color="CCCCCC"/>
-              <w:left w:val="single" w:sz="1" w:space="0" w:color="CCCCCC"/>
-              <w:bottom w:val="single" w:sz="1" w:space="0" w:color="CCCCCC"/>
-              <w:right w:val="single" w:sz="1" w:space="0" w:color="CCCCCC"/>
+              <w:top w:val="single" w:sz="1" w:space="0" w:color="AAAAAA"/>
+              <w:left w:val="single" w:sz="1" w:space="0" w:color="AAAAAA"/>
+              <w:bottom w:val="single" w:sz="1" w:space="0" w:color="AAAAAA"/>
+              <w:right w:val="single" w:sz="1" w:space="0" w:color="AAAAAA"/>
             </w:tcBorders>
-            <w:shd w:val="clear" w:color="auto" w:fill="FFF9E6"/>
+            <w:shd w:val="clear" w:color="auto" w:fill="FFFF00"/>
             <w:tcMar>
               <w:top w:w="80" w:type="dxa"/>
-              <w:left w:w="120" w:type="dxa"/>
+              <w:left w:w="160" w:type="dxa"/>
               <w:bottom w:w="80" w:type="dxa"/>
-              <w:right w:w="120" w:type="dxa"/>
+              <w:right w:w="160" w:type="dxa"/>
             </w:tcMar>
+            <w:vAlign w:val="center"/>
           </w:tcPr>
           <w:p>
-            <w:r>
-              <w:rPr>
-                <w:rFonts w:hint="eastAsia"/>
-              </w:rPr>
-              <w:t>2</w:t>
-            </w:r>
+            <w:pPr>
+              <w:spacing w:before="60" w:after="60"/>
+            </w:pPr>
           </w:p>
         </w:tc>
       </w:tr>
       <w:tr>
         <w:tc>
           <w:tcPr>
-            <w:tcW w:w="700" w:type="dxa"/>
+            <w:tcW w:w="820" w:type="dxa"/>
             <w:tcBorders>
-              <w:top w:val="single" w:sz="1" w:space="0" w:color="CCCCCC"/>
-              <w:left w:val="single" w:sz="1" w:space="0" w:color="CCCCCC"/>
-              <w:bottom w:val="single" w:sz="1" w:space="0" w:color="CCCCCC"/>
-              <w:right w:val="single" w:sz="1" w:space="0" w:color="CCCCCC"/>
+              <w:top w:val="single" w:sz="1" w:space="0" w:color="AAAAAA"/>
+              <w:left w:val="single" w:sz="1" w:space="0" w:color="AAAAAA"/>
+              <w:bottom w:val="single" w:sz="1" w:space="0" w:color="AAAAAA"/>
+              <w:right w:val="single" w:sz="1" w:space="0" w:color="AAAAAA"/>
             </w:tcBorders>
-            <w:shd w:val="clear" w:color="auto" w:fill="F7F9FC"/>
             <w:tcMar>
               <w:top w:w="80" w:type="dxa"/>
-              <w:left w:w="120" w:type="dxa"/>
+              <w:left w:w="160" w:type="dxa"/>
               <w:bottom w:w="80" w:type="dxa"/>
-              <w:right w:w="120" w:type="dxa"/>
+              <w:right w:w="160" w:type="dxa"/>
             </w:tcMar>
+            <w:vAlign w:val="center"/>
           </w:tcPr>
           <w:p>
+            <w:pPr>
+              <w:spacing w:before="60" w:after="60"/>
+              <w:jc w:val="center"/>
+            </w:pPr>
             <w:r>
               <w:rPr>
-                <w:sz w:val="18"/>
-                <w:szCs w:val="18"/>
+                <w:sz w:val="19"/>
+                <w:szCs w:val="19"/>
               </w:rPr>
               <w:t>2점</w:t>
             </w:r>
@@ -4176,26 +3850,29 @@
         </w:tc>
         <w:tc>
           <w:tcPr>
-            <w:tcW w:w="2500" w:type="dxa"/>
+            <w:tcW w:w="3100" w:type="dxa"/>
             <w:tcBorders>
-              <w:top w:val="single" w:sz="1" w:space="0" w:color="CCCCCC"/>
-              <w:left w:val="single" w:sz="1" w:space="0" w:color="CCCCCC"/>
-              <w:bottom w:val="single" w:sz="1" w:space="0" w:color="CCCCCC"/>
-              <w:right w:val="single" w:sz="1" w:space="0" w:color="CCCCCC"/>
+              <w:top w:val="single" w:sz="1" w:space="0" w:color="AAAAAA"/>
+              <w:left w:val="single" w:sz="1" w:space="0" w:color="AAAAAA"/>
+              <w:bottom w:val="single" w:sz="1" w:space="0" w:color="AAAAAA"/>
+              <w:right w:val="single" w:sz="1" w:space="0" w:color="AAAAAA"/>
             </w:tcBorders>
-            <w:shd w:val="clear" w:color="auto" w:fill="F7F9FC"/>
             <w:tcMar>
               <w:top w:w="80" w:type="dxa"/>
-              <w:left w:w="120" w:type="dxa"/>
+              <w:left w:w="160" w:type="dxa"/>
               <w:bottom w:w="80" w:type="dxa"/>
-              <w:right w:w="120" w:type="dxa"/>
+              <w:right w:w="160" w:type="dxa"/>
             </w:tcMar>
+            <w:vAlign w:val="center"/>
           </w:tcPr>
           <w:p>
+            <w:pPr>
+              <w:spacing w:before="60" w:after="60"/>
+            </w:pPr>
             <w:r>
               <w:rPr>
-                <w:sz w:val="18"/>
-                <w:szCs w:val="18"/>
+                <w:sz w:val="19"/>
+                <w:szCs w:val="19"/>
               </w:rPr>
               <w:t>날짜/시간/학번 표시</w:t>
             </w:r>
@@ -4203,22 +3880,25 @@
         </w:tc>
         <w:tc>
           <w:tcPr>
-            <w:tcW w:w="3560" w:type="dxa"/>
+            <w:tcW w:w="3700" w:type="dxa"/>
             <w:tcBorders>
-              <w:top w:val="single" w:sz="1" w:space="0" w:color="CCCCCC"/>
-              <w:left w:val="single" w:sz="1" w:space="0" w:color="CCCCCC"/>
-              <w:bottom w:val="single" w:sz="1" w:space="0" w:color="CCCCCC"/>
-              <w:right w:val="single" w:sz="1" w:space="0" w:color="CCCCCC"/>
+              <w:top w:val="single" w:sz="1" w:space="0" w:color="AAAAAA"/>
+              <w:left w:val="single" w:sz="1" w:space="0" w:color="AAAAAA"/>
+              <w:bottom w:val="single" w:sz="1" w:space="0" w:color="AAAAAA"/>
+              <w:right w:val="single" w:sz="1" w:space="0" w:color="AAAAAA"/>
             </w:tcBorders>
-            <w:shd w:val="clear" w:color="auto" w:fill="F7F9FC"/>
             <w:tcMar>
               <w:top w:w="80" w:type="dxa"/>
-              <w:left w:w="120" w:type="dxa"/>
+              <w:left w:w="160" w:type="dxa"/>
               <w:bottom w:w="80" w:type="dxa"/>
-              <w:right w:w="120" w:type="dxa"/>
+              <w:right w:w="160" w:type="dxa"/>
             </w:tcMar>
+            <w:vAlign w:val="center"/>
           </w:tcPr>
           <w:p>
+            <w:pPr>
+              <w:spacing w:before="60" w:after="60"/>
+            </w:pPr>
             <w:r>
               <w:rPr>
                 <w:sz w:val="18"/>
@@ -4230,27 +3910,62 @@
         </w:tc>
         <w:tc>
           <w:tcPr>
-            <w:tcW w:w="2600" w:type="dxa"/>
+            <w:tcW w:w="1580" w:type="dxa"/>
             <w:tcBorders>
-              <w:top w:val="single" w:sz="1" w:space="0" w:color="CCCCCC"/>
-              <w:left w:val="single" w:sz="1" w:space="0" w:color="CCCCCC"/>
-              <w:bottom w:val="single" w:sz="1" w:space="0" w:color="CCCCCC"/>
-              <w:right w:val="single" w:sz="1" w:space="0" w:color="CCCCCC"/>
+              <w:top w:val="single" w:sz="1" w:space="0" w:color="AAAAAA"/>
+              <w:left w:val="single" w:sz="1" w:space="0" w:color="AAAAAA"/>
+              <w:bottom w:val="single" w:sz="1" w:space="0" w:color="AAAAAA"/>
+              <w:right w:val="single" w:sz="1" w:space="0" w:color="AAAAAA"/>
             </w:tcBorders>
-            <w:shd w:val="clear" w:color="auto" w:fill="FFF9E6"/>
+            <w:shd w:val="clear" w:color="auto" w:fill="FFFF00"/>
             <w:tcMar>
               <w:top w:w="80" w:type="dxa"/>
-              <w:left w:w="120" w:type="dxa"/>
+              <w:left w:w="160" w:type="dxa"/>
               <w:bottom w:w="80" w:type="dxa"/>
-              <w:right w:w="120" w:type="dxa"/>
+              <w:right w:w="160" w:type="dxa"/>
             </w:tcMar>
+            <w:vAlign w:val="center"/>
           </w:tcPr>
           <w:p>
+            <w:pPr>
+              <w:spacing w:before="60" w:after="60"/>
+            </w:pPr>
+          </w:p>
+        </w:tc>
+      </w:tr>
+      <w:tr>
+        <w:tc>
+          <w:tcPr>
+            <w:tcW w:w="0" w:type="auto"/>
+            <w:gridSpan w:val="4"/>
+            <w:tcBorders>
+              <w:top w:val="single" w:sz="1" w:space="0" w:color="AAAAAA"/>
+              <w:left w:val="single" w:sz="1" w:space="0" w:color="AAAAAA"/>
+              <w:bottom w:val="single" w:sz="1" w:space="0" w:color="AAAAAA"/>
+              <w:right w:val="single" w:sz="1" w:space="0" w:color="AAAAAA"/>
+            </w:tcBorders>
+            <w:shd w:val="clear" w:color="auto" w:fill="D6E4F0"/>
+            <w:tcMar>
+              <w:top w:w="80" w:type="dxa"/>
+              <w:left w:w="160" w:type="dxa"/>
+              <w:bottom w:w="80" w:type="dxa"/>
+              <w:right w:w="160" w:type="dxa"/>
+            </w:tcMar>
+            <w:vAlign w:val="center"/>
+          </w:tcPr>
+          <w:p>
+            <w:pPr>
+              <w:spacing w:before="60" w:after="60"/>
+            </w:pPr>
             <w:r>
               <w:rPr>
-                <w:rFonts w:hint="eastAsia"/>
+                <w:b/>
+                <w:bCs/>
+                <w:color w:val="1F4E79"/>
+                <w:sz w:val="19"/>
+                <w:szCs w:val="19"/>
               </w:rPr>
-              <w:t>2</w:t>
+              <w:t>【기능 구현 – Spring Data JPA 페이징 &amp; 검색】</w:t>
             </w:r>
           </w:p>
         </w:tc>
@@ -4258,32 +3973,270 @@
       <w:tr>
         <w:tc>
           <w:tcPr>
-            <w:tcW w:w="9360" w:type="dxa"/>
+            <w:tcW w:w="820" w:type="dxa"/>
+            <w:tcBorders>
+              <w:top w:val="single" w:sz="1" w:space="0" w:color="AAAAAA"/>
+              <w:left w:val="single" w:sz="1" w:space="0" w:color="AAAAAA"/>
+              <w:bottom w:val="single" w:sz="1" w:space="0" w:color="AAAAAA"/>
+              <w:right w:val="single" w:sz="1" w:space="0" w:color="AAAAAA"/>
+            </w:tcBorders>
+            <w:tcMar>
+              <w:top w:w="80" w:type="dxa"/>
+              <w:left w:w="160" w:type="dxa"/>
+              <w:bottom w:w="80" w:type="dxa"/>
+              <w:right w:w="160" w:type="dxa"/>
+            </w:tcMar>
+            <w:vAlign w:val="center"/>
+          </w:tcPr>
+          <w:p>
+            <w:pPr>
+              <w:spacing w:before="60" w:after="60"/>
+              <w:jc w:val="center"/>
+            </w:pPr>
+            <w:r>
+              <w:rPr>
+                <w:sz w:val="19"/>
+                <w:szCs w:val="19"/>
+              </w:rPr>
+              <w:t>4점</w:t>
+            </w:r>
+          </w:p>
+        </w:tc>
+        <w:tc>
+          <w:tcPr>
+            <w:tcW w:w="3100" w:type="dxa"/>
+            <w:tcBorders>
+              <w:top w:val="single" w:sz="1" w:space="0" w:color="AAAAAA"/>
+              <w:left w:val="single" w:sz="1" w:space="0" w:color="AAAAAA"/>
+              <w:bottom w:val="single" w:sz="1" w:space="0" w:color="AAAAAA"/>
+              <w:right w:val="single" w:sz="1" w:space="0" w:color="AAAAAA"/>
+            </w:tcBorders>
+            <w:tcMar>
+              <w:top w:w="80" w:type="dxa"/>
+              <w:left w:w="160" w:type="dxa"/>
+              <w:bottom w:w="80" w:type="dxa"/>
+              <w:right w:w="160" w:type="dxa"/>
+            </w:tcMar>
+            <w:vAlign w:val="center"/>
+          </w:tcPr>
+          <w:p>
+            <w:pPr>
+              <w:spacing w:before="60" w:after="60"/>
+            </w:pPr>
+            <w:r>
+              <w:rPr>
+                <w:sz w:val="19"/>
+                <w:szCs w:val="19"/>
+              </w:rPr>
+              <w:t>JpaRepository + @Query 페이징 구현</w:t>
+            </w:r>
+          </w:p>
+        </w:tc>
+        <w:tc>
+          <w:tcPr>
+            <w:tcW w:w="3700" w:type="dxa"/>
+            <w:tcBorders>
+              <w:top w:val="single" w:sz="1" w:space="0" w:color="AAAAAA"/>
+              <w:left w:val="single" w:sz="1" w:space="0" w:color="AAAAAA"/>
+              <w:bottom w:val="single" w:sz="1" w:space="0" w:color="AAAAAA"/>
+              <w:right w:val="single" w:sz="1" w:space="0" w:color="AAAAAA"/>
+            </w:tcBorders>
+            <w:tcMar>
+              <w:top w:w="80" w:type="dxa"/>
+              <w:left w:w="160" w:type="dxa"/>
+              <w:bottom w:w="80" w:type="dxa"/>
+              <w:right w:w="160" w:type="dxa"/>
+            </w:tcMar>
+            <w:vAlign w:val="center"/>
+          </w:tcPr>
+          <w:p>
+            <w:pPr>
+              <w:spacing w:before="60" w:after="60"/>
+            </w:pPr>
+            <w:r>
+              <w:rPr>
+                <w:sz w:val="18"/>
+                <w:szCs w:val="18"/>
+              </w:rPr>
+              <w:t>Page&lt;Product&gt; 반환, 페이지 네비게이션 UI 동작 확인</w:t>
+            </w:r>
+          </w:p>
+        </w:tc>
+        <w:tc>
+          <w:tcPr>
+            <w:tcW w:w="1580" w:type="dxa"/>
+            <w:tcBorders>
+              <w:top w:val="single" w:sz="1" w:space="0" w:color="AAAAAA"/>
+              <w:left w:val="single" w:sz="1" w:space="0" w:color="AAAAAA"/>
+              <w:bottom w:val="single" w:sz="1" w:space="0" w:color="AAAAAA"/>
+              <w:right w:val="single" w:sz="1" w:space="0" w:color="AAAAAA"/>
+            </w:tcBorders>
+            <w:shd w:val="clear" w:color="auto" w:fill="FFFF00"/>
+            <w:tcMar>
+              <w:top w:w="80" w:type="dxa"/>
+              <w:left w:w="160" w:type="dxa"/>
+              <w:bottom w:w="80" w:type="dxa"/>
+              <w:right w:w="160" w:type="dxa"/>
+            </w:tcMar>
+            <w:vAlign w:val="center"/>
+          </w:tcPr>
+          <w:p>
+            <w:pPr>
+              <w:spacing w:before="60" w:after="60"/>
+            </w:pPr>
+          </w:p>
+        </w:tc>
+      </w:tr>
+      <w:tr>
+        <w:tc>
+          <w:tcPr>
+            <w:tcW w:w="820" w:type="dxa"/>
+            <w:tcBorders>
+              <w:top w:val="single" w:sz="1" w:space="0" w:color="AAAAAA"/>
+              <w:left w:val="single" w:sz="1" w:space="0" w:color="AAAAAA"/>
+              <w:bottom w:val="single" w:sz="1" w:space="0" w:color="AAAAAA"/>
+              <w:right w:val="single" w:sz="1" w:space="0" w:color="AAAAAA"/>
+            </w:tcBorders>
+            <w:tcMar>
+              <w:top w:w="80" w:type="dxa"/>
+              <w:left w:w="160" w:type="dxa"/>
+              <w:bottom w:w="80" w:type="dxa"/>
+              <w:right w:w="160" w:type="dxa"/>
+            </w:tcMar>
+            <w:vAlign w:val="center"/>
+          </w:tcPr>
+          <w:p>
+            <w:pPr>
+              <w:spacing w:before="60" w:after="60"/>
+              <w:jc w:val="center"/>
+            </w:pPr>
+            <w:r>
+              <w:rPr>
+                <w:sz w:val="19"/>
+                <w:szCs w:val="19"/>
+              </w:rPr>
+              <w:t>3점</w:t>
+            </w:r>
+          </w:p>
+        </w:tc>
+        <w:tc>
+          <w:tcPr>
+            <w:tcW w:w="3100" w:type="dxa"/>
+            <w:tcBorders>
+              <w:top w:val="single" w:sz="1" w:space="0" w:color="AAAAAA"/>
+              <w:left w:val="single" w:sz="1" w:space="0" w:color="AAAAAA"/>
+              <w:bottom w:val="single" w:sz="1" w:space="0" w:color="AAAAAA"/>
+              <w:right w:val="single" w:sz="1" w:space="0" w:color="AAAAAA"/>
+            </w:tcBorders>
+            <w:tcMar>
+              <w:top w:w="80" w:type="dxa"/>
+              <w:left w:w="160" w:type="dxa"/>
+              <w:bottom w:w="80" w:type="dxa"/>
+              <w:right w:w="160" w:type="dxa"/>
+            </w:tcMar>
+            <w:vAlign w:val="center"/>
+          </w:tcPr>
+          <w:p>
+            <w:pPr>
+              <w:spacing w:before="60" w:after="60"/>
+            </w:pPr>
+            <w:r>
+              <w:rPr>
+                <w:sz w:val="19"/>
+                <w:szCs w:val="19"/>
+              </w:rPr>
+              <w:t>키워드 검색 + 페이징 연동</w:t>
+            </w:r>
+          </w:p>
+        </w:tc>
+        <w:tc>
+          <w:tcPr>
+            <w:tcW w:w="3700" w:type="dxa"/>
+            <w:tcBorders>
+              <w:top w:val="single" w:sz="1" w:space="0" w:color="AAAAAA"/>
+              <w:left w:val="single" w:sz="1" w:space="0" w:color="AAAAAA"/>
+              <w:bottom w:val="single" w:sz="1" w:space="0" w:color="AAAAAA"/>
+              <w:right w:val="single" w:sz="1" w:space="0" w:color="AAAAAA"/>
+            </w:tcBorders>
+            <w:tcMar>
+              <w:top w:w="80" w:type="dxa"/>
+              <w:left w:w="160" w:type="dxa"/>
+              <w:bottom w:w="80" w:type="dxa"/>
+              <w:right w:w="160" w:type="dxa"/>
+            </w:tcMar>
+            <w:vAlign w:val="center"/>
+          </w:tcPr>
+          <w:p>
+            <w:pPr>
+              <w:spacing w:before="60" w:after="60"/>
+            </w:pPr>
+            <w:r>
+              <w:rPr>
+                <w:sz w:val="18"/>
+                <w:szCs w:val="18"/>
+              </w:rPr>
+              <w:t>검색어 입력 시 페이징된 결과 표시, 검색 조건 유지</w:t>
+            </w:r>
+          </w:p>
+        </w:tc>
+        <w:tc>
+          <w:tcPr>
+            <w:tcW w:w="1580" w:type="dxa"/>
+            <w:tcBorders>
+              <w:top w:val="single" w:sz="1" w:space="0" w:color="AAAAAA"/>
+              <w:left w:val="single" w:sz="1" w:space="0" w:color="AAAAAA"/>
+              <w:bottom w:val="single" w:sz="1" w:space="0" w:color="AAAAAA"/>
+              <w:right w:val="single" w:sz="1" w:space="0" w:color="AAAAAA"/>
+            </w:tcBorders>
+            <w:shd w:val="clear" w:color="auto" w:fill="FFFF00"/>
+            <w:tcMar>
+              <w:top w:w="80" w:type="dxa"/>
+              <w:left w:w="160" w:type="dxa"/>
+              <w:bottom w:w="80" w:type="dxa"/>
+              <w:right w:w="160" w:type="dxa"/>
+            </w:tcMar>
+            <w:vAlign w:val="center"/>
+          </w:tcPr>
+          <w:p>
+            <w:pPr>
+              <w:spacing w:before="60" w:after="60"/>
+            </w:pPr>
+          </w:p>
+        </w:tc>
+      </w:tr>
+      <w:tr>
+        <w:tc>
+          <w:tcPr>
+            <w:tcW w:w="0" w:type="auto"/>
             <w:gridSpan w:val="4"/>
             <w:tcBorders>
-              <w:top w:val="single" w:sz="1" w:space="0" w:color="CCCCCC"/>
-              <w:left w:val="single" w:sz="1" w:space="0" w:color="CCCCCC"/>
-              <w:bottom w:val="single" w:sz="1" w:space="0" w:color="CCCCCC"/>
-              <w:right w:val="single" w:sz="1" w:space="0" w:color="CCCCCC"/>
+              <w:top w:val="single" w:sz="1" w:space="0" w:color="AAAAAA"/>
+              <w:left w:val="single" w:sz="1" w:space="0" w:color="AAAAAA"/>
+              <w:bottom w:val="single" w:sz="1" w:space="0" w:color="AAAAAA"/>
+              <w:right w:val="single" w:sz="1" w:space="0" w:color="AAAAAA"/>
             </w:tcBorders>
-            <w:shd w:val="clear" w:color="auto" w:fill="2E75B6"/>
+            <w:shd w:val="clear" w:color="auto" w:fill="D6E4F0"/>
             <w:tcMar>
-              <w:top w:w="60" w:type="dxa"/>
-              <w:left w:w="120" w:type="dxa"/>
-              <w:bottom w:w="60" w:type="dxa"/>
-              <w:right w:w="120" w:type="dxa"/>
+              <w:top w:w="80" w:type="dxa"/>
+              <w:left w:w="160" w:type="dxa"/>
+              <w:bottom w:w="80" w:type="dxa"/>
+              <w:right w:w="160" w:type="dxa"/>
             </w:tcMar>
+            <w:vAlign w:val="center"/>
           </w:tcPr>
           <w:p>
+            <w:pPr>
+              <w:spacing w:before="60" w:after="60"/>
+            </w:pPr>
             <w:r>
               <w:rPr>
                 <w:b/>
                 <w:bCs/>
-                <w:color w:val="FFFFFF"/>
-                <w:sz w:val="20"/>
-                <w:szCs w:val="20"/>
+                <w:color w:val="1F4E79"/>
+                <w:sz w:val="19"/>
+                <w:szCs w:val="19"/>
               </w:rPr>
-              <w:t>【기능 구현 – Category 관리】</w:t>
+              <w:t>【기능 구현 – 상품 수정 : ROLE_ADMIN】</w:t>
             </w:r>
           </w:p>
         </w:tc>
@@ -4291,26 +4244,147 @@
       <w:tr>
         <w:tc>
           <w:tcPr>
-            <w:tcW w:w="700" w:type="dxa"/>
+            <w:tcW w:w="820" w:type="dxa"/>
             <w:tcBorders>
-              <w:top w:val="single" w:sz="1" w:space="0" w:color="CCCCCC"/>
-              <w:left w:val="single" w:sz="1" w:space="0" w:color="CCCCCC"/>
-              <w:bottom w:val="single" w:sz="1" w:space="0" w:color="CCCCCC"/>
-              <w:right w:val="single" w:sz="1" w:space="0" w:color="CCCCCC"/>
+              <w:top w:val="single" w:sz="1" w:space="0" w:color="AAAAAA"/>
+              <w:left w:val="single" w:sz="1" w:space="0" w:color="AAAAAA"/>
+              <w:bottom w:val="single" w:sz="1" w:space="0" w:color="AAAAAA"/>
+              <w:right w:val="single" w:sz="1" w:space="0" w:color="AAAAAA"/>
             </w:tcBorders>
-            <w:shd w:val="clear" w:color="auto" w:fill="FFFFFF"/>
             <w:tcMar>
               <w:top w:w="80" w:type="dxa"/>
-              <w:left w:w="120" w:type="dxa"/>
+              <w:left w:w="160" w:type="dxa"/>
               <w:bottom w:w="80" w:type="dxa"/>
-              <w:right w:w="120" w:type="dxa"/>
+              <w:right w:w="160" w:type="dxa"/>
             </w:tcMar>
+            <w:vAlign w:val="center"/>
           </w:tcPr>
           <w:p>
+            <w:pPr>
+              <w:spacing w:before="60" w:after="60"/>
+              <w:jc w:val="center"/>
+            </w:pPr>
+            <w:r>
+              <w:rPr>
+                <w:sz w:val="19"/>
+                <w:szCs w:val="19"/>
+              </w:rPr>
+              <w:t>4점</w:t>
+            </w:r>
+          </w:p>
+        </w:tc>
+        <w:tc>
+          <w:tcPr>
+            <w:tcW w:w="3100" w:type="dxa"/>
+            <w:tcBorders>
+              <w:top w:val="single" w:sz="1" w:space="0" w:color="AAAAAA"/>
+              <w:left w:val="single" w:sz="1" w:space="0" w:color="AAAAAA"/>
+              <w:bottom w:val="single" w:sz="1" w:space="0" w:color="AAAAAA"/>
+              <w:right w:val="single" w:sz="1" w:space="0" w:color="AAAAAA"/>
+            </w:tcBorders>
+            <w:tcMar>
+              <w:top w:w="80" w:type="dxa"/>
+              <w:left w:w="160" w:type="dxa"/>
+              <w:bottom w:w="80" w:type="dxa"/>
+              <w:right w:w="160" w:type="dxa"/>
+            </w:tcMar>
+            <w:vAlign w:val="center"/>
+          </w:tcPr>
+          <w:p>
+            <w:pPr>
+              <w:spacing w:before="60" w:after="60"/>
+            </w:pPr>
+            <w:r>
+              <w:rPr>
+                <w:sz w:val="19"/>
+                <w:szCs w:val="19"/>
+              </w:rPr>
+              <w:t>상품 수정 폼 + 저장</w:t>
+            </w:r>
+          </w:p>
+        </w:tc>
+        <w:tc>
+          <w:tcPr>
+            <w:tcW w:w="3700" w:type="dxa"/>
+            <w:tcBorders>
+              <w:top w:val="single" w:sz="1" w:space="0" w:color="AAAAAA"/>
+              <w:left w:val="single" w:sz="1" w:space="0" w:color="AAAAAA"/>
+              <w:bottom w:val="single" w:sz="1" w:space="0" w:color="AAAAAA"/>
+              <w:right w:val="single" w:sz="1" w:space="0" w:color="AAAAAA"/>
+            </w:tcBorders>
+            <w:tcMar>
+              <w:top w:w="80" w:type="dxa"/>
+              <w:left w:w="160" w:type="dxa"/>
+              <w:bottom w:w="80" w:type="dxa"/>
+              <w:right w:w="160" w:type="dxa"/>
+            </w:tcMar>
+            <w:vAlign w:val="center"/>
+          </w:tcPr>
+          <w:p>
+            <w:pPr>
+              <w:spacing w:before="60" w:after="60"/>
+            </w:pPr>
             <w:r>
               <w:rPr>
                 <w:sz w:val="18"/>
                 <w:szCs w:val="18"/>
+              </w:rPr>
+              <w:t>GET/POST /products/{id}/edit, @Valid 검증 동작</w:t>
+            </w:r>
+          </w:p>
+        </w:tc>
+        <w:tc>
+          <w:tcPr>
+            <w:tcW w:w="1580" w:type="dxa"/>
+            <w:tcBorders>
+              <w:top w:val="single" w:sz="1" w:space="0" w:color="AAAAAA"/>
+              <w:left w:val="single" w:sz="1" w:space="0" w:color="AAAAAA"/>
+              <w:bottom w:val="single" w:sz="1" w:space="0" w:color="AAAAAA"/>
+              <w:right w:val="single" w:sz="1" w:space="0" w:color="AAAAAA"/>
+            </w:tcBorders>
+            <w:shd w:val="clear" w:color="auto" w:fill="FFFF00"/>
+            <w:tcMar>
+              <w:top w:w="80" w:type="dxa"/>
+              <w:left w:w="160" w:type="dxa"/>
+              <w:bottom w:w="80" w:type="dxa"/>
+              <w:right w:w="160" w:type="dxa"/>
+            </w:tcMar>
+            <w:vAlign w:val="center"/>
+          </w:tcPr>
+          <w:p>
+            <w:pPr>
+              <w:spacing w:before="60" w:after="60"/>
+            </w:pPr>
+          </w:p>
+        </w:tc>
+      </w:tr>
+      <w:tr>
+        <w:tc>
+          <w:tcPr>
+            <w:tcW w:w="820" w:type="dxa"/>
+            <w:tcBorders>
+              <w:top w:val="single" w:sz="1" w:space="0" w:color="AAAAAA"/>
+              <w:left w:val="single" w:sz="1" w:space="0" w:color="AAAAAA"/>
+              <w:bottom w:val="single" w:sz="1" w:space="0" w:color="AAAAAA"/>
+              <w:right w:val="single" w:sz="1" w:space="0" w:color="AAAAAA"/>
+            </w:tcBorders>
+            <w:tcMar>
+              <w:top w:w="80" w:type="dxa"/>
+              <w:left w:w="160" w:type="dxa"/>
+              <w:bottom w:w="80" w:type="dxa"/>
+              <w:right w:w="160" w:type="dxa"/>
+            </w:tcMar>
+            <w:vAlign w:val="center"/>
+          </w:tcPr>
+          <w:p>
+            <w:pPr>
+              <w:spacing w:before="60" w:after="60"/>
+              <w:jc w:val="center"/>
+            </w:pPr>
+            <w:r>
+              <w:rPr>
+                <w:sz w:val="19"/>
+                <w:szCs w:val="19"/>
               </w:rPr>
               <w:t>3점</w:t>
             </w:r>
@@ -4318,97 +4392,123 @@
         </w:tc>
         <w:tc>
           <w:tcPr>
-            <w:tcW w:w="2500" w:type="dxa"/>
+            <w:tcW w:w="3100" w:type="dxa"/>
             <w:tcBorders>
-              <w:top w:val="single" w:sz="1" w:space="0" w:color="CCCCCC"/>
-              <w:left w:val="single" w:sz="1" w:space="0" w:color="CCCCCC"/>
-              <w:bottom w:val="single" w:sz="1" w:space="0" w:color="CCCCCC"/>
-              <w:right w:val="single" w:sz="1" w:space="0" w:color="CCCCCC"/>
+              <w:top w:val="single" w:sz="1" w:space="0" w:color="AAAAAA"/>
+              <w:left w:val="single" w:sz="1" w:space="0" w:color="AAAAAA"/>
+              <w:bottom w:val="single" w:sz="1" w:space="0" w:color="AAAAAA"/>
+              <w:right w:val="single" w:sz="1" w:space="0" w:color="AAAAAA"/>
             </w:tcBorders>
-            <w:shd w:val="clear" w:color="auto" w:fill="FFFFFF"/>
             <w:tcMar>
               <w:top w:w="80" w:type="dxa"/>
-              <w:left w:w="120" w:type="dxa"/>
+              <w:left w:w="160" w:type="dxa"/>
               <w:bottom w:w="80" w:type="dxa"/>
-              <w:right w:w="120" w:type="dxa"/>
+              <w:right w:w="160" w:type="dxa"/>
             </w:tcMar>
+            <w:vAlign w:val="center"/>
           </w:tcPr>
           <w:p>
+            <w:pPr>
+              <w:spacing w:before="60" w:after="60"/>
+            </w:pPr>
+            <w:r>
+              <w:rPr>
+                <w:sz w:val="19"/>
+                <w:szCs w:val="19"/>
+              </w:rPr>
+              <w:t>관리자 전용 접근 제어</w:t>
+            </w:r>
+          </w:p>
+        </w:tc>
+        <w:tc>
+          <w:tcPr>
+            <w:tcW w:w="3700" w:type="dxa"/>
+            <w:tcBorders>
+              <w:top w:val="single" w:sz="1" w:space="0" w:color="AAAAAA"/>
+              <w:left w:val="single" w:sz="1" w:space="0" w:color="AAAAAA"/>
+              <w:bottom w:val="single" w:sz="1" w:space="0" w:color="AAAAAA"/>
+              <w:right w:val="single" w:sz="1" w:space="0" w:color="AAAAAA"/>
+            </w:tcBorders>
+            <w:tcMar>
+              <w:top w:w="80" w:type="dxa"/>
+              <w:left w:w="160" w:type="dxa"/>
+              <w:bottom w:w="80" w:type="dxa"/>
+              <w:right w:w="160" w:type="dxa"/>
+            </w:tcMar>
+            <w:vAlign w:val="center"/>
+          </w:tcPr>
+          <w:p>
+            <w:pPr>
+              <w:spacing w:before="60" w:after="60"/>
+            </w:pPr>
             <w:r>
               <w:rPr>
                 <w:sz w:val="18"/>
                 <w:szCs w:val="18"/>
               </w:rPr>
-              <w:t xml:space="preserve">Category 목록 + </w:t>
-            </w:r>
-            <w:proofErr w:type="spellStart"/>
-            <w:r>
-              <w:rPr>
-                <w:sz w:val="18"/>
-                <w:szCs w:val="18"/>
-              </w:rPr>
-              <w:t>등록폼</w:t>
-            </w:r>
-            <w:proofErr w:type="spellEnd"/>
-            <w:r>
-              <w:rPr>
-                <w:sz w:val="18"/>
-                <w:szCs w:val="18"/>
-              </w:rPr>
-              <w:t xml:space="preserve"> 동작</w:t>
+              <w:t>비관리자 접근 시 403 또는 로그인 리다이렉트 확인</w:t>
             </w:r>
           </w:p>
         </w:tc>
         <w:tc>
           <w:tcPr>
-            <w:tcW w:w="3560" w:type="dxa"/>
+            <w:tcW w:w="1580" w:type="dxa"/>
             <w:tcBorders>
-              <w:top w:val="single" w:sz="1" w:space="0" w:color="CCCCCC"/>
-              <w:left w:val="single" w:sz="1" w:space="0" w:color="CCCCCC"/>
-              <w:bottom w:val="single" w:sz="1" w:space="0" w:color="CCCCCC"/>
-              <w:right w:val="single" w:sz="1" w:space="0" w:color="CCCCCC"/>
+              <w:top w:val="single" w:sz="1" w:space="0" w:color="AAAAAA"/>
+              <w:left w:val="single" w:sz="1" w:space="0" w:color="AAAAAA"/>
+              <w:bottom w:val="single" w:sz="1" w:space="0" w:color="AAAAAA"/>
+              <w:right w:val="single" w:sz="1" w:space="0" w:color="AAAAAA"/>
             </w:tcBorders>
-            <w:shd w:val="clear" w:color="auto" w:fill="FFFFFF"/>
+            <w:shd w:val="clear" w:color="auto" w:fill="FFFF00"/>
             <w:tcMar>
               <w:top w:w="80" w:type="dxa"/>
-              <w:left w:w="120" w:type="dxa"/>
+              <w:left w:w="160" w:type="dxa"/>
               <w:bottom w:w="80" w:type="dxa"/>
-              <w:right w:w="120" w:type="dxa"/>
+              <w:right w:w="160" w:type="dxa"/>
             </w:tcMar>
+            <w:vAlign w:val="center"/>
           </w:tcPr>
           <w:p>
+            <w:pPr>
+              <w:spacing w:before="60" w:after="60"/>
+            </w:pPr>
+          </w:p>
+        </w:tc>
+      </w:tr>
+      <w:tr>
+        <w:tc>
+          <w:tcPr>
+            <w:tcW w:w="0" w:type="auto"/>
+            <w:gridSpan w:val="4"/>
+            <w:tcBorders>
+              <w:top w:val="single" w:sz="1" w:space="0" w:color="AAAAAA"/>
+              <w:left w:val="single" w:sz="1" w:space="0" w:color="AAAAAA"/>
+              <w:bottom w:val="single" w:sz="1" w:space="0" w:color="AAAAAA"/>
+              <w:right w:val="single" w:sz="1" w:space="0" w:color="AAAAAA"/>
+            </w:tcBorders>
+            <w:shd w:val="clear" w:color="auto" w:fill="D6E4F0"/>
+            <w:tcMar>
+              <w:top w:w="80" w:type="dxa"/>
+              <w:left w:w="160" w:type="dxa"/>
+              <w:bottom w:w="80" w:type="dxa"/>
+              <w:right w:w="160" w:type="dxa"/>
+            </w:tcMar>
+            <w:vAlign w:val="center"/>
+          </w:tcPr>
+          <w:p>
+            <w:pPr>
+              <w:spacing w:before="60" w:after="60"/>
+            </w:pPr>
             <w:r>
               <w:rPr>
-                <w:sz w:val="18"/>
-                <w:szCs w:val="18"/>
+                <w:b/>
+                <w:bCs/>
+                <w:color w:val="1F4E79"/>
+                <w:sz w:val="19"/>
+                <w:szCs w:val="19"/>
               </w:rPr>
-              <w:t>GET /categories, GET /categories/create 화면 정상 렌더링</w:t>
-            </w:r>
-          </w:p>
-        </w:tc>
-        <w:tc>
-          <w:tcPr>
-            <w:tcW w:w="2600" w:type="dxa"/>
-            <w:tcBorders>
-              <w:top w:val="single" w:sz="1" w:space="0" w:color="CCCCCC"/>
-              <w:left w:val="single" w:sz="1" w:space="0" w:color="CCCCCC"/>
-              <w:bottom w:val="single" w:sz="1" w:space="0" w:color="CCCCCC"/>
-              <w:right w:val="single" w:sz="1" w:space="0" w:color="CCCCCC"/>
-            </w:tcBorders>
-            <w:shd w:val="clear" w:color="auto" w:fill="FFF9E6"/>
-            <w:tcMar>
-              <w:top w:w="80" w:type="dxa"/>
-              <w:left w:w="120" w:type="dxa"/>
-              <w:bottom w:w="80" w:type="dxa"/>
-              <w:right w:w="120" w:type="dxa"/>
-            </w:tcMar>
-          </w:tcPr>
-          <w:p>
-            <w:r>
-              <w:rPr>
-                <w:rFonts w:hint="eastAsia"/>
-              </w:rPr>
-              <w:t>3</w:t>
+              <w:lastRenderedPageBreak/>
+              <w:t>【기능 구현 – 비밀번호 변경】</w:t>
             </w:r>
           </w:p>
         </w:tc>
@@ -4416,26 +4516,30 @@
       <w:tr>
         <w:tc>
           <w:tcPr>
-            <w:tcW w:w="700" w:type="dxa"/>
+            <w:tcW w:w="820" w:type="dxa"/>
             <w:tcBorders>
-              <w:top w:val="single" w:sz="1" w:space="0" w:color="CCCCCC"/>
-              <w:left w:val="single" w:sz="1" w:space="0" w:color="CCCCCC"/>
-              <w:bottom w:val="single" w:sz="1" w:space="0" w:color="CCCCCC"/>
-              <w:right w:val="single" w:sz="1" w:space="0" w:color="CCCCCC"/>
+              <w:top w:val="single" w:sz="1" w:space="0" w:color="AAAAAA"/>
+              <w:left w:val="single" w:sz="1" w:space="0" w:color="AAAAAA"/>
+              <w:bottom w:val="single" w:sz="1" w:space="0" w:color="AAAAAA"/>
+              <w:right w:val="single" w:sz="1" w:space="0" w:color="AAAAAA"/>
             </w:tcBorders>
-            <w:shd w:val="clear" w:color="auto" w:fill="F7F9FC"/>
             <w:tcMar>
               <w:top w:w="80" w:type="dxa"/>
-              <w:left w:w="120" w:type="dxa"/>
+              <w:left w:w="160" w:type="dxa"/>
               <w:bottom w:w="80" w:type="dxa"/>
-              <w:right w:w="120" w:type="dxa"/>
+              <w:right w:w="160" w:type="dxa"/>
             </w:tcMar>
+            <w:vAlign w:val="center"/>
           </w:tcPr>
           <w:p>
+            <w:pPr>
+              <w:spacing w:before="60" w:after="60"/>
+              <w:jc w:val="center"/>
+            </w:pPr>
             <w:r>
               <w:rPr>
-                <w:sz w:val="18"/>
-                <w:szCs w:val="18"/>
+                <w:sz w:val="19"/>
+                <w:szCs w:val="19"/>
               </w:rPr>
               <w:t>3점</w:t>
             </w:r>
@@ -4443,590 +4547,120 @@
         </w:tc>
         <w:tc>
           <w:tcPr>
-            <w:tcW w:w="2500" w:type="dxa"/>
+            <w:tcW w:w="3100" w:type="dxa"/>
             <w:tcBorders>
-              <w:top w:val="single" w:sz="1" w:space="0" w:color="CCCCCC"/>
-              <w:left w:val="single" w:sz="1" w:space="0" w:color="CCCCCC"/>
-              <w:bottom w:val="single" w:sz="1" w:space="0" w:color="CCCCCC"/>
-              <w:right w:val="single" w:sz="1" w:space="0" w:color="CCCCCC"/>
+              <w:top w:val="single" w:sz="1" w:space="0" w:color="AAAAAA"/>
+              <w:left w:val="single" w:sz="1" w:space="0" w:color="AAAAAA"/>
+              <w:bottom w:val="single" w:sz="1" w:space="0" w:color="AAAAAA"/>
+              <w:right w:val="single" w:sz="1" w:space="0" w:color="AAAAAA"/>
             </w:tcBorders>
-            <w:shd w:val="clear" w:color="auto" w:fill="F7F9FC"/>
             <w:tcMar>
               <w:top w:w="80" w:type="dxa"/>
-              <w:left w:w="120" w:type="dxa"/>
+              <w:left w:w="160" w:type="dxa"/>
               <w:bottom w:w="80" w:type="dxa"/>
-              <w:right w:w="120" w:type="dxa"/>
+              <w:right w:w="160" w:type="dxa"/>
             </w:tcMar>
+            <w:vAlign w:val="center"/>
           </w:tcPr>
           <w:p>
+            <w:pPr>
+              <w:spacing w:before="60" w:after="60"/>
+            </w:pPr>
+            <w:r>
+              <w:rPr>
+                <w:sz w:val="19"/>
+                <w:szCs w:val="19"/>
+              </w:rPr>
+              <w:t>현재 비밀번호 검증 후 변경</w:t>
+            </w:r>
+          </w:p>
+        </w:tc>
+        <w:tc>
+          <w:tcPr>
+            <w:tcW w:w="3700" w:type="dxa"/>
+            <w:tcBorders>
+              <w:top w:val="single" w:sz="1" w:space="0" w:color="AAAAAA"/>
+              <w:left w:val="single" w:sz="1" w:space="0" w:color="AAAAAA"/>
+              <w:bottom w:val="single" w:sz="1" w:space="0" w:color="AAAAAA"/>
+              <w:right w:val="single" w:sz="1" w:space="0" w:color="AAAAAA"/>
+            </w:tcBorders>
+            <w:tcMar>
+              <w:top w:w="80" w:type="dxa"/>
+              <w:left w:w="160" w:type="dxa"/>
+              <w:bottom w:w="80" w:type="dxa"/>
+              <w:right w:w="160" w:type="dxa"/>
+            </w:tcMar>
+            <w:vAlign w:val="center"/>
+          </w:tcPr>
+          <w:p>
+            <w:pPr>
+              <w:spacing w:before="60" w:after="60"/>
+            </w:pPr>
             <w:r>
               <w:rPr>
                 <w:sz w:val="18"/>
                 <w:szCs w:val="18"/>
               </w:rPr>
-              <w:t>Category 등록 처리 + 검증</w:t>
+              <w:t>BCrypt matches() 검증, 불일치 시 오류 메시지</w:t>
             </w:r>
           </w:p>
         </w:tc>
         <w:tc>
           <w:tcPr>
-            <w:tcW w:w="3560" w:type="dxa"/>
+            <w:tcW w:w="1580" w:type="dxa"/>
             <w:tcBorders>
-              <w:top w:val="single" w:sz="1" w:space="0" w:color="CCCCCC"/>
-              <w:left w:val="single" w:sz="1" w:space="0" w:color="CCCCCC"/>
-              <w:bottom w:val="single" w:sz="1" w:space="0" w:color="CCCCCC"/>
-              <w:right w:val="single" w:sz="1" w:space="0" w:color="CCCCCC"/>
+              <w:top w:val="single" w:sz="1" w:space="0" w:color="AAAAAA"/>
+              <w:left w:val="single" w:sz="1" w:space="0" w:color="AAAAAA"/>
+              <w:bottom w:val="single" w:sz="1" w:space="0" w:color="AAAAAA"/>
+              <w:right w:val="single" w:sz="1" w:space="0" w:color="AAAAAA"/>
             </w:tcBorders>
-            <w:shd w:val="clear" w:color="auto" w:fill="F7F9FC"/>
+            <w:shd w:val="clear" w:color="auto" w:fill="FFFF00"/>
             <w:tcMar>
               <w:top w:w="80" w:type="dxa"/>
-              <w:left w:w="120" w:type="dxa"/>
+              <w:left w:w="160" w:type="dxa"/>
               <w:bottom w:w="80" w:type="dxa"/>
-              <w:right w:w="120" w:type="dxa"/>
+              <w:right w:w="160" w:type="dxa"/>
             </w:tcMar>
+            <w:vAlign w:val="center"/>
           </w:tcPr>
           <w:p>
-            <w:r>
-              <w:rPr>
-                <w:sz w:val="18"/>
-                <w:szCs w:val="18"/>
-              </w:rPr>
-              <w:t xml:space="preserve">@Valid 오류 메시지, 정상 등록 후 목록 </w:t>
-            </w:r>
-            <w:proofErr w:type="spellStart"/>
-            <w:r>
-              <w:rPr>
-                <w:sz w:val="18"/>
-                <w:szCs w:val="18"/>
-              </w:rPr>
-              <w:t>리다이렉트</w:t>
-            </w:r>
-            <w:proofErr w:type="spellEnd"/>
-          </w:p>
-        </w:tc>
-        <w:tc>
-          <w:tcPr>
-            <w:tcW w:w="2600" w:type="dxa"/>
-            <w:tcBorders>
-              <w:top w:val="single" w:sz="1" w:space="0" w:color="CCCCCC"/>
-              <w:left w:val="single" w:sz="1" w:space="0" w:color="CCCCCC"/>
-              <w:bottom w:val="single" w:sz="1" w:space="0" w:color="CCCCCC"/>
-              <w:right w:val="single" w:sz="1" w:space="0" w:color="CCCCCC"/>
-            </w:tcBorders>
-            <w:shd w:val="clear" w:color="auto" w:fill="FFF9E6"/>
-            <w:tcMar>
-              <w:top w:w="80" w:type="dxa"/>
-              <w:left w:w="120" w:type="dxa"/>
-              <w:bottom w:w="80" w:type="dxa"/>
-              <w:right w:w="120" w:type="dxa"/>
-            </w:tcMar>
-          </w:tcPr>
-          <w:p>
-            <w:r>
-              <w:rPr>
-                <w:rFonts w:hint="eastAsia"/>
-              </w:rPr>
-              <w:t>3</w:t>
-            </w:r>
+            <w:pPr>
+              <w:spacing w:before="60" w:after="60"/>
+            </w:pPr>
           </w:p>
         </w:tc>
       </w:tr>
       <w:tr>
         <w:tc>
           <w:tcPr>
-            <w:tcW w:w="700" w:type="dxa"/>
+            <w:tcW w:w="0" w:type="auto"/>
+            <w:gridSpan w:val="4"/>
             <w:tcBorders>
-              <w:top w:val="single" w:sz="1" w:space="0" w:color="CCCCCC"/>
-              <w:left w:val="single" w:sz="1" w:space="0" w:color="CCCCCC"/>
-              <w:bottom w:val="single" w:sz="1" w:space="0" w:color="CCCCCC"/>
-              <w:right w:val="single" w:sz="1" w:space="0" w:color="CCCCCC"/>
+              <w:top w:val="single" w:sz="1" w:space="0" w:color="AAAAAA"/>
+              <w:left w:val="single" w:sz="1" w:space="0" w:color="AAAAAA"/>
+              <w:bottom w:val="single" w:sz="1" w:space="0" w:color="AAAAAA"/>
+              <w:right w:val="single" w:sz="1" w:space="0" w:color="AAAAAA"/>
             </w:tcBorders>
-            <w:shd w:val="clear" w:color="auto" w:fill="FFFFFF"/>
+            <w:shd w:val="clear" w:color="auto" w:fill="D6E4F0"/>
             <w:tcMar>
               <w:top w:w="80" w:type="dxa"/>
-              <w:left w:w="120" w:type="dxa"/>
+              <w:left w:w="160" w:type="dxa"/>
               <w:bottom w:w="80" w:type="dxa"/>
-              <w:right w:w="120" w:type="dxa"/>
+              <w:right w:w="160" w:type="dxa"/>
             </w:tcMar>
+            <w:vAlign w:val="center"/>
           </w:tcPr>
           <w:p>
-            <w:r>
-              <w:rPr>
-                <w:sz w:val="18"/>
-                <w:szCs w:val="18"/>
-              </w:rPr>
-              <w:t>2점</w:t>
-            </w:r>
-          </w:p>
-        </w:tc>
-        <w:tc>
-          <w:tcPr>
-            <w:tcW w:w="2500" w:type="dxa"/>
-            <w:tcBorders>
-              <w:top w:val="single" w:sz="1" w:space="0" w:color="CCCCCC"/>
-              <w:left w:val="single" w:sz="1" w:space="0" w:color="CCCCCC"/>
-              <w:bottom w:val="single" w:sz="1" w:space="0" w:color="CCCCCC"/>
-              <w:right w:val="single" w:sz="1" w:space="0" w:color="CCCCCC"/>
-            </w:tcBorders>
-            <w:shd w:val="clear" w:color="auto" w:fill="FFFFFF"/>
-            <w:tcMar>
-              <w:top w:w="80" w:type="dxa"/>
-              <w:left w:w="120" w:type="dxa"/>
-              <w:bottom w:w="80" w:type="dxa"/>
-              <w:right w:w="120" w:type="dxa"/>
-            </w:tcMar>
-          </w:tcPr>
-          <w:p>
-            <w:r>
-              <w:rPr>
-                <w:sz w:val="18"/>
-                <w:szCs w:val="18"/>
-              </w:rPr>
-              <w:t>Category 중복 방지</w:t>
-            </w:r>
-          </w:p>
-        </w:tc>
-        <w:tc>
-          <w:tcPr>
-            <w:tcW w:w="3560" w:type="dxa"/>
-            <w:tcBorders>
-              <w:top w:val="single" w:sz="1" w:space="0" w:color="CCCCCC"/>
-              <w:left w:val="single" w:sz="1" w:space="0" w:color="CCCCCC"/>
-              <w:bottom w:val="single" w:sz="1" w:space="0" w:color="CCCCCC"/>
-              <w:right w:val="single" w:sz="1" w:space="0" w:color="CCCCCC"/>
-            </w:tcBorders>
-            <w:shd w:val="clear" w:color="auto" w:fill="FFFFFF"/>
-            <w:tcMar>
-              <w:top w:w="80" w:type="dxa"/>
-              <w:left w:w="120" w:type="dxa"/>
-              <w:bottom w:w="80" w:type="dxa"/>
-              <w:right w:w="120" w:type="dxa"/>
-            </w:tcMar>
-          </w:tcPr>
-          <w:p>
-            <w:r>
-              <w:rPr>
-                <w:sz w:val="18"/>
-                <w:szCs w:val="18"/>
-              </w:rPr>
-              <w:t>동일 이름 재등록 시 폼에 오류 메시지 표시</w:t>
-            </w:r>
-          </w:p>
-        </w:tc>
-        <w:tc>
-          <w:tcPr>
-            <w:tcW w:w="2600" w:type="dxa"/>
-            <w:tcBorders>
-              <w:top w:val="single" w:sz="1" w:space="0" w:color="CCCCCC"/>
-              <w:left w:val="single" w:sz="1" w:space="0" w:color="CCCCCC"/>
-              <w:bottom w:val="single" w:sz="1" w:space="0" w:color="CCCCCC"/>
-              <w:right w:val="single" w:sz="1" w:space="0" w:color="CCCCCC"/>
-            </w:tcBorders>
-            <w:shd w:val="clear" w:color="auto" w:fill="FFF9E6"/>
-            <w:tcMar>
-              <w:top w:w="80" w:type="dxa"/>
-              <w:left w:w="120" w:type="dxa"/>
-              <w:bottom w:w="80" w:type="dxa"/>
-              <w:right w:w="120" w:type="dxa"/>
-            </w:tcMar>
-          </w:tcPr>
-          <w:p>
-            <w:r>
-              <w:rPr>
-                <w:rFonts w:hint="eastAsia"/>
-              </w:rPr>
-              <w:t>2</w:t>
-            </w:r>
-          </w:p>
-        </w:tc>
-      </w:tr>
-      <w:tr>
-        <w:tc>
-          <w:tcPr>
-            <w:tcW w:w="700" w:type="dxa"/>
-            <w:tcBorders>
-              <w:top w:val="single" w:sz="1" w:space="0" w:color="CCCCCC"/>
-              <w:left w:val="single" w:sz="1" w:space="0" w:color="CCCCCC"/>
-              <w:bottom w:val="single" w:sz="1" w:space="0" w:color="CCCCCC"/>
-              <w:right w:val="single" w:sz="1" w:space="0" w:color="CCCCCC"/>
-            </w:tcBorders>
-            <w:shd w:val="clear" w:color="auto" w:fill="F7F9FC"/>
-            <w:tcMar>
-              <w:top w:w="80" w:type="dxa"/>
-              <w:left w:w="120" w:type="dxa"/>
-              <w:bottom w:w="80" w:type="dxa"/>
-              <w:right w:w="120" w:type="dxa"/>
-            </w:tcMar>
-          </w:tcPr>
-          <w:p>
-            <w:r>
-              <w:rPr>
-                <w:sz w:val="18"/>
-                <w:szCs w:val="18"/>
-              </w:rPr>
-              <w:t>3점</w:t>
-            </w:r>
-          </w:p>
-        </w:tc>
-        <w:tc>
-          <w:tcPr>
-            <w:tcW w:w="2500" w:type="dxa"/>
-            <w:tcBorders>
-              <w:top w:val="single" w:sz="1" w:space="0" w:color="CCCCCC"/>
-              <w:left w:val="single" w:sz="1" w:space="0" w:color="CCCCCC"/>
-              <w:bottom w:val="single" w:sz="1" w:space="0" w:color="CCCCCC"/>
-              <w:right w:val="single" w:sz="1" w:space="0" w:color="CCCCCC"/>
-            </w:tcBorders>
-            <w:shd w:val="clear" w:color="auto" w:fill="F7F9FC"/>
-            <w:tcMar>
-              <w:top w:w="80" w:type="dxa"/>
-              <w:left w:w="120" w:type="dxa"/>
-              <w:bottom w:w="80" w:type="dxa"/>
-              <w:right w:w="120" w:type="dxa"/>
-            </w:tcMar>
-          </w:tcPr>
-          <w:p>
-            <w:r>
-              <w:rPr>
-                <w:sz w:val="18"/>
-                <w:szCs w:val="18"/>
-              </w:rPr>
-              <w:t>Category 삭제 + 연결 상품 예외</w:t>
-            </w:r>
-          </w:p>
-        </w:tc>
-        <w:tc>
-          <w:tcPr>
-            <w:tcW w:w="3560" w:type="dxa"/>
-            <w:tcBorders>
-              <w:top w:val="single" w:sz="1" w:space="0" w:color="CCCCCC"/>
-              <w:left w:val="single" w:sz="1" w:space="0" w:color="CCCCCC"/>
-              <w:bottom w:val="single" w:sz="1" w:space="0" w:color="CCCCCC"/>
-              <w:right w:val="single" w:sz="1" w:space="0" w:color="CCCCCC"/>
-            </w:tcBorders>
-            <w:shd w:val="clear" w:color="auto" w:fill="F7F9FC"/>
-            <w:tcMar>
-              <w:top w:w="80" w:type="dxa"/>
-              <w:left w:w="120" w:type="dxa"/>
-              <w:bottom w:w="80" w:type="dxa"/>
-              <w:right w:w="120" w:type="dxa"/>
-            </w:tcMar>
-          </w:tcPr>
-          <w:p>
-            <w:r>
-              <w:rPr>
-                <w:sz w:val="18"/>
-                <w:szCs w:val="18"/>
-              </w:rPr>
-              <w:t>정상 삭제 동작, 연결 상품 있을 때 오류 Flash 메시지</w:t>
-            </w:r>
-          </w:p>
-        </w:tc>
-        <w:tc>
-          <w:tcPr>
-            <w:tcW w:w="2600" w:type="dxa"/>
-            <w:tcBorders>
-              <w:top w:val="single" w:sz="1" w:space="0" w:color="CCCCCC"/>
-              <w:left w:val="single" w:sz="1" w:space="0" w:color="CCCCCC"/>
-              <w:bottom w:val="single" w:sz="1" w:space="0" w:color="CCCCCC"/>
-              <w:right w:val="single" w:sz="1" w:space="0" w:color="CCCCCC"/>
-            </w:tcBorders>
-            <w:shd w:val="clear" w:color="auto" w:fill="FFF9E6"/>
-            <w:tcMar>
-              <w:top w:w="80" w:type="dxa"/>
-              <w:left w:w="120" w:type="dxa"/>
-              <w:bottom w:w="80" w:type="dxa"/>
-              <w:right w:w="120" w:type="dxa"/>
-            </w:tcMar>
-          </w:tcPr>
-          <w:p>
-            <w:r>
-              <w:rPr>
-                <w:rFonts w:hint="eastAsia"/>
-              </w:rPr>
-              <w:t>3</w:t>
-            </w:r>
-          </w:p>
-        </w:tc>
-      </w:tr>
-      <w:tr>
-        <w:tc>
-          <w:tcPr>
-            <w:tcW w:w="9360" w:type="dxa"/>
-            <w:gridSpan w:val="4"/>
-            <w:tcBorders>
-              <w:top w:val="single" w:sz="1" w:space="0" w:color="CCCCCC"/>
-              <w:left w:val="single" w:sz="1" w:space="0" w:color="CCCCCC"/>
-              <w:bottom w:val="single" w:sz="1" w:space="0" w:color="CCCCCC"/>
-              <w:right w:val="single" w:sz="1" w:space="0" w:color="CCCCCC"/>
-            </w:tcBorders>
-            <w:shd w:val="clear" w:color="auto" w:fill="2E75B6"/>
-            <w:tcMar>
-              <w:top w:w="60" w:type="dxa"/>
-              <w:left w:w="120" w:type="dxa"/>
-              <w:bottom w:w="60" w:type="dxa"/>
-              <w:right w:w="120" w:type="dxa"/>
-            </w:tcMar>
-          </w:tcPr>
-          <w:p>
+            <w:pPr>
+              <w:spacing w:before="60" w:after="60"/>
+            </w:pPr>
             <w:r>
               <w:rPr>
                 <w:b/>
                 <w:bCs/>
-                <w:color w:val="FFFFFF"/>
-                <w:sz w:val="20"/>
-                <w:szCs w:val="20"/>
-              </w:rPr>
-              <w:t>【기능 구현 – 상품 검색】</w:t>
-            </w:r>
-          </w:p>
-        </w:tc>
-      </w:tr>
-      <w:tr>
-        <w:tc>
-          <w:tcPr>
-            <w:tcW w:w="700" w:type="dxa"/>
-            <w:tcBorders>
-              <w:top w:val="single" w:sz="1" w:space="0" w:color="CCCCCC"/>
-              <w:left w:val="single" w:sz="1" w:space="0" w:color="CCCCCC"/>
-              <w:bottom w:val="single" w:sz="1" w:space="0" w:color="CCCCCC"/>
-              <w:right w:val="single" w:sz="1" w:space="0" w:color="CCCCCC"/>
-            </w:tcBorders>
-            <w:shd w:val="clear" w:color="auto" w:fill="FFFFFF"/>
-            <w:tcMar>
-              <w:top w:w="80" w:type="dxa"/>
-              <w:left w:w="120" w:type="dxa"/>
-              <w:bottom w:w="80" w:type="dxa"/>
-              <w:right w:w="120" w:type="dxa"/>
-            </w:tcMar>
-          </w:tcPr>
-          <w:p>
-            <w:r>
-              <w:rPr>
-                <w:sz w:val="18"/>
-                <w:szCs w:val="18"/>
-              </w:rPr>
-              <w:t>3점</w:t>
-            </w:r>
-          </w:p>
-        </w:tc>
-        <w:tc>
-          <w:tcPr>
-            <w:tcW w:w="2500" w:type="dxa"/>
-            <w:tcBorders>
-              <w:top w:val="single" w:sz="1" w:space="0" w:color="CCCCCC"/>
-              <w:left w:val="single" w:sz="1" w:space="0" w:color="CCCCCC"/>
-              <w:bottom w:val="single" w:sz="1" w:space="0" w:color="CCCCCC"/>
-              <w:right w:val="single" w:sz="1" w:space="0" w:color="CCCCCC"/>
-            </w:tcBorders>
-            <w:shd w:val="clear" w:color="auto" w:fill="FFFFFF"/>
-            <w:tcMar>
-              <w:top w:w="80" w:type="dxa"/>
-              <w:left w:w="120" w:type="dxa"/>
-              <w:bottom w:w="80" w:type="dxa"/>
-              <w:right w:w="120" w:type="dxa"/>
-            </w:tcMar>
-          </w:tcPr>
-          <w:p>
-            <w:r>
-              <w:rPr>
-                <w:sz w:val="18"/>
-                <w:szCs w:val="18"/>
-              </w:rPr>
-              <w:t>상품명 키워드 검색</w:t>
-            </w:r>
-          </w:p>
-        </w:tc>
-        <w:tc>
-          <w:tcPr>
-            <w:tcW w:w="3560" w:type="dxa"/>
-            <w:tcBorders>
-              <w:top w:val="single" w:sz="1" w:space="0" w:color="CCCCCC"/>
-              <w:left w:val="single" w:sz="1" w:space="0" w:color="CCCCCC"/>
-              <w:bottom w:val="single" w:sz="1" w:space="0" w:color="CCCCCC"/>
-              <w:right w:val="single" w:sz="1" w:space="0" w:color="CCCCCC"/>
-            </w:tcBorders>
-            <w:shd w:val="clear" w:color="auto" w:fill="FFFFFF"/>
-            <w:tcMar>
-              <w:top w:w="80" w:type="dxa"/>
-              <w:left w:w="120" w:type="dxa"/>
-              <w:bottom w:w="80" w:type="dxa"/>
-              <w:right w:w="120" w:type="dxa"/>
-            </w:tcMar>
-          </w:tcPr>
-          <w:p>
-            <w:r>
-              <w:rPr>
-                <w:sz w:val="18"/>
-                <w:szCs w:val="18"/>
-              </w:rPr>
-              <w:t>JPQL LIKE 검색 동작, 결과 없음 메시지 표시 확인</w:t>
-            </w:r>
-          </w:p>
-        </w:tc>
-        <w:tc>
-          <w:tcPr>
-            <w:tcW w:w="2600" w:type="dxa"/>
-            <w:tcBorders>
-              <w:top w:val="single" w:sz="1" w:space="0" w:color="CCCCCC"/>
-              <w:left w:val="single" w:sz="1" w:space="0" w:color="CCCCCC"/>
-              <w:bottom w:val="single" w:sz="1" w:space="0" w:color="CCCCCC"/>
-              <w:right w:val="single" w:sz="1" w:space="0" w:color="CCCCCC"/>
-            </w:tcBorders>
-            <w:shd w:val="clear" w:color="auto" w:fill="FFF9E6"/>
-            <w:tcMar>
-              <w:top w:w="80" w:type="dxa"/>
-              <w:left w:w="120" w:type="dxa"/>
-              <w:bottom w:w="80" w:type="dxa"/>
-              <w:right w:w="120" w:type="dxa"/>
-            </w:tcMar>
-          </w:tcPr>
-          <w:p>
-            <w:r>
-              <w:rPr>
-                <w:rFonts w:hint="eastAsia"/>
-              </w:rPr>
-              <w:t>3</w:t>
-            </w:r>
-          </w:p>
-        </w:tc>
-      </w:tr>
-      <w:tr>
-        <w:tc>
-          <w:tcPr>
-            <w:tcW w:w="700" w:type="dxa"/>
-            <w:tcBorders>
-              <w:top w:val="single" w:sz="1" w:space="0" w:color="CCCCCC"/>
-              <w:left w:val="single" w:sz="1" w:space="0" w:color="CCCCCC"/>
-              <w:bottom w:val="single" w:sz="1" w:space="0" w:color="CCCCCC"/>
-              <w:right w:val="single" w:sz="1" w:space="0" w:color="CCCCCC"/>
-            </w:tcBorders>
-            <w:shd w:val="clear" w:color="auto" w:fill="F7F9FC"/>
-            <w:tcMar>
-              <w:top w:w="80" w:type="dxa"/>
-              <w:left w:w="120" w:type="dxa"/>
-              <w:bottom w:w="80" w:type="dxa"/>
-              <w:right w:w="120" w:type="dxa"/>
-            </w:tcMar>
-          </w:tcPr>
-          <w:p>
-            <w:r>
-              <w:rPr>
-                <w:sz w:val="18"/>
-                <w:szCs w:val="18"/>
-              </w:rPr>
-              <w:t>2점</w:t>
-            </w:r>
-          </w:p>
-        </w:tc>
-        <w:tc>
-          <w:tcPr>
-            <w:tcW w:w="2500" w:type="dxa"/>
-            <w:tcBorders>
-              <w:top w:val="single" w:sz="1" w:space="0" w:color="CCCCCC"/>
-              <w:left w:val="single" w:sz="1" w:space="0" w:color="CCCCCC"/>
-              <w:bottom w:val="single" w:sz="1" w:space="0" w:color="CCCCCC"/>
-              <w:right w:val="single" w:sz="1" w:space="0" w:color="CCCCCC"/>
-            </w:tcBorders>
-            <w:shd w:val="clear" w:color="auto" w:fill="F7F9FC"/>
-            <w:tcMar>
-              <w:top w:w="80" w:type="dxa"/>
-              <w:left w:w="120" w:type="dxa"/>
-              <w:bottom w:w="80" w:type="dxa"/>
-              <w:right w:w="120" w:type="dxa"/>
-            </w:tcMar>
-          </w:tcPr>
-          <w:p>
-            <w:r>
-              <w:rPr>
-                <w:sz w:val="18"/>
-                <w:szCs w:val="18"/>
-              </w:rPr>
-              <w:t>카테고리 드롭다운 필터</w:t>
-            </w:r>
-          </w:p>
-        </w:tc>
-        <w:tc>
-          <w:tcPr>
-            <w:tcW w:w="3560" w:type="dxa"/>
-            <w:tcBorders>
-              <w:top w:val="single" w:sz="1" w:space="0" w:color="CCCCCC"/>
-              <w:left w:val="single" w:sz="1" w:space="0" w:color="CCCCCC"/>
-              <w:bottom w:val="single" w:sz="1" w:space="0" w:color="CCCCCC"/>
-              <w:right w:val="single" w:sz="1" w:space="0" w:color="CCCCCC"/>
-            </w:tcBorders>
-            <w:shd w:val="clear" w:color="auto" w:fill="F7F9FC"/>
-            <w:tcMar>
-              <w:top w:w="80" w:type="dxa"/>
-              <w:left w:w="120" w:type="dxa"/>
-              <w:bottom w:w="80" w:type="dxa"/>
-              <w:right w:w="120" w:type="dxa"/>
-            </w:tcMar>
-          </w:tcPr>
-          <w:p>
-            <w:r>
-              <w:rPr>
-                <w:sz w:val="18"/>
-                <w:szCs w:val="18"/>
-              </w:rPr>
-              <w:t>카테고리 선택 시 해당 상품만 표시, 선택 상태 유지</w:t>
-            </w:r>
-          </w:p>
-        </w:tc>
-        <w:tc>
-          <w:tcPr>
-            <w:tcW w:w="2600" w:type="dxa"/>
-            <w:tcBorders>
-              <w:top w:val="single" w:sz="1" w:space="0" w:color="CCCCCC"/>
-              <w:left w:val="single" w:sz="1" w:space="0" w:color="CCCCCC"/>
-              <w:bottom w:val="single" w:sz="1" w:space="0" w:color="CCCCCC"/>
-              <w:right w:val="single" w:sz="1" w:space="0" w:color="CCCCCC"/>
-            </w:tcBorders>
-            <w:shd w:val="clear" w:color="auto" w:fill="FFF9E6"/>
-            <w:tcMar>
-              <w:top w:w="80" w:type="dxa"/>
-              <w:left w:w="120" w:type="dxa"/>
-              <w:bottom w:w="80" w:type="dxa"/>
-              <w:right w:w="120" w:type="dxa"/>
-            </w:tcMar>
-          </w:tcPr>
-          <w:p>
-            <w:r>
-              <w:rPr>
-                <w:rFonts w:hint="eastAsia"/>
-              </w:rPr>
-              <w:t>2</w:t>
-            </w:r>
-          </w:p>
-        </w:tc>
-      </w:tr>
-      <w:tr>
-        <w:tc>
-          <w:tcPr>
-            <w:tcW w:w="9360" w:type="dxa"/>
-            <w:gridSpan w:val="4"/>
-            <w:tcBorders>
-              <w:top w:val="single" w:sz="1" w:space="0" w:color="CCCCCC"/>
-              <w:left w:val="single" w:sz="1" w:space="0" w:color="CCCCCC"/>
-              <w:bottom w:val="single" w:sz="1" w:space="0" w:color="CCCCCC"/>
-              <w:right w:val="single" w:sz="1" w:space="0" w:color="CCCCCC"/>
-            </w:tcBorders>
-            <w:shd w:val="clear" w:color="auto" w:fill="2E75B6"/>
-            <w:tcMar>
-              <w:top w:w="60" w:type="dxa"/>
-              <w:left w:w="120" w:type="dxa"/>
-              <w:bottom w:w="60" w:type="dxa"/>
-              <w:right w:w="120" w:type="dxa"/>
-            </w:tcMar>
-          </w:tcPr>
-          <w:p>
-            <w:r>
-              <w:rPr>
-                <w:b/>
-                <w:bCs/>
-                <w:color w:val="FFFFFF"/>
-                <w:sz w:val="20"/>
-                <w:szCs w:val="20"/>
+                <w:color w:val="1F4E79"/>
+                <w:sz w:val="19"/>
+                <w:szCs w:val="19"/>
               </w:rPr>
               <w:t>【코드 분석 보고서】</w:t>
             </w:r>
@@ -5036,53 +4670,60 @@
       <w:tr>
         <w:tc>
           <w:tcPr>
-            <w:tcW w:w="700" w:type="dxa"/>
+            <w:tcW w:w="820" w:type="dxa"/>
             <w:tcBorders>
-              <w:top w:val="single" w:sz="1" w:space="0" w:color="CCCCCC"/>
-              <w:left w:val="single" w:sz="1" w:space="0" w:color="CCCCCC"/>
-              <w:bottom w:val="single" w:sz="1" w:space="0" w:color="CCCCCC"/>
-              <w:right w:val="single" w:sz="1" w:space="0" w:color="CCCCCC"/>
+              <w:top w:val="single" w:sz="1" w:space="0" w:color="AAAAAA"/>
+              <w:left w:val="single" w:sz="1" w:space="0" w:color="AAAAAA"/>
+              <w:bottom w:val="single" w:sz="1" w:space="0" w:color="AAAAAA"/>
+              <w:right w:val="single" w:sz="1" w:space="0" w:color="AAAAAA"/>
             </w:tcBorders>
-            <w:shd w:val="clear" w:color="auto" w:fill="FFFFFF"/>
             <w:tcMar>
               <w:top w:w="80" w:type="dxa"/>
-              <w:left w:w="120" w:type="dxa"/>
+              <w:left w:w="160" w:type="dxa"/>
               <w:bottom w:w="80" w:type="dxa"/>
-              <w:right w:w="120" w:type="dxa"/>
+              <w:right w:w="160" w:type="dxa"/>
             </w:tcMar>
+            <w:vAlign w:val="center"/>
           </w:tcPr>
           <w:p>
+            <w:pPr>
+              <w:spacing w:before="60" w:after="60"/>
+              <w:jc w:val="center"/>
+            </w:pPr>
             <w:r>
               <w:rPr>
-                <w:sz w:val="18"/>
-                <w:szCs w:val="18"/>
+                <w:sz w:val="19"/>
+                <w:szCs w:val="19"/>
               </w:rPr>
-              <w:t>5점</w:t>
+              <w:t>4점</w:t>
             </w:r>
           </w:p>
         </w:tc>
         <w:tc>
           <w:tcPr>
-            <w:tcW w:w="2500" w:type="dxa"/>
+            <w:tcW w:w="3100" w:type="dxa"/>
             <w:tcBorders>
-              <w:top w:val="single" w:sz="1" w:space="0" w:color="CCCCCC"/>
-              <w:left w:val="single" w:sz="1" w:space="0" w:color="CCCCCC"/>
-              <w:bottom w:val="single" w:sz="1" w:space="0" w:color="CCCCCC"/>
-              <w:right w:val="single" w:sz="1" w:space="0" w:color="CCCCCC"/>
+              <w:top w:val="single" w:sz="1" w:space="0" w:color="AAAAAA"/>
+              <w:left w:val="single" w:sz="1" w:space="0" w:color="AAAAAA"/>
+              <w:bottom w:val="single" w:sz="1" w:space="0" w:color="AAAAAA"/>
+              <w:right w:val="single" w:sz="1" w:space="0" w:color="AAAAAA"/>
             </w:tcBorders>
-            <w:shd w:val="clear" w:color="auto" w:fill="FFFFFF"/>
             <w:tcMar>
               <w:top w:w="80" w:type="dxa"/>
-              <w:left w:w="120" w:type="dxa"/>
+              <w:left w:w="160" w:type="dxa"/>
               <w:bottom w:w="80" w:type="dxa"/>
-              <w:right w:w="120" w:type="dxa"/>
+              <w:right w:w="160" w:type="dxa"/>
             </w:tcMar>
+            <w:vAlign w:val="center"/>
           </w:tcPr>
           <w:p>
+            <w:pPr>
+              <w:spacing w:before="60" w:after="60"/>
+            </w:pPr>
             <w:r>
               <w:rPr>
-                <w:sz w:val="18"/>
-                <w:szCs w:val="18"/>
+                <w:sz w:val="19"/>
+                <w:szCs w:val="19"/>
               </w:rPr>
               <w:t>GitHub URL + 아키텍처 다이어그램</w:t>
             </w:r>
@@ -5090,108 +4731,116 @@
         </w:tc>
         <w:tc>
           <w:tcPr>
-            <w:tcW w:w="3560" w:type="dxa"/>
+            <w:tcW w:w="3700" w:type="dxa"/>
             <w:tcBorders>
-              <w:top w:val="single" w:sz="1" w:space="0" w:color="CCCCCC"/>
-              <w:left w:val="single" w:sz="1" w:space="0" w:color="CCCCCC"/>
-              <w:bottom w:val="single" w:sz="1" w:space="0" w:color="CCCCCC"/>
-              <w:right w:val="single" w:sz="1" w:space="0" w:color="CCCCCC"/>
+              <w:top w:val="single" w:sz="1" w:space="0" w:color="AAAAAA"/>
+              <w:left w:val="single" w:sz="1" w:space="0" w:color="AAAAAA"/>
+              <w:bottom w:val="single" w:sz="1" w:space="0" w:color="AAAAAA"/>
+              <w:right w:val="single" w:sz="1" w:space="0" w:color="AAAAAA"/>
             </w:tcBorders>
-            <w:shd w:val="clear" w:color="auto" w:fill="FFFFFF"/>
             <w:tcMar>
               <w:top w:w="80" w:type="dxa"/>
-              <w:left w:w="120" w:type="dxa"/>
+              <w:left w:w="160" w:type="dxa"/>
               <w:bottom w:w="80" w:type="dxa"/>
-              <w:right w:w="120" w:type="dxa"/>
+              <w:right w:w="160" w:type="dxa"/>
             </w:tcMar>
+            <w:vAlign w:val="center"/>
           </w:tcPr>
           <w:p>
+            <w:pPr>
+              <w:spacing w:before="60" w:after="60"/>
+            </w:pPr>
             <w:r>
               <w:rPr>
                 <w:sz w:val="18"/>
                 <w:szCs w:val="18"/>
               </w:rPr>
-              <w:t>URL 보고서 표지에 기재, 다이어그램 직접 작성 여부</w:t>
+              <w:t>Security 필터 체인 다이어그램 직접 작성 여부</w:t>
             </w:r>
           </w:p>
         </w:tc>
         <w:tc>
           <w:tcPr>
-            <w:tcW w:w="2600" w:type="dxa"/>
+            <w:tcW w:w="1580" w:type="dxa"/>
             <w:tcBorders>
-              <w:top w:val="single" w:sz="1" w:space="0" w:color="CCCCCC"/>
-              <w:left w:val="single" w:sz="1" w:space="0" w:color="CCCCCC"/>
-              <w:bottom w:val="single" w:sz="1" w:space="0" w:color="CCCCCC"/>
-              <w:right w:val="single" w:sz="1" w:space="0" w:color="CCCCCC"/>
+              <w:top w:val="single" w:sz="1" w:space="0" w:color="AAAAAA"/>
+              <w:left w:val="single" w:sz="1" w:space="0" w:color="AAAAAA"/>
+              <w:bottom w:val="single" w:sz="1" w:space="0" w:color="AAAAAA"/>
+              <w:right w:val="single" w:sz="1" w:space="0" w:color="AAAAAA"/>
             </w:tcBorders>
-            <w:shd w:val="clear" w:color="auto" w:fill="FFF9E6"/>
+            <w:shd w:val="clear" w:color="auto" w:fill="FFFF00"/>
             <w:tcMar>
               <w:top w:w="80" w:type="dxa"/>
-              <w:left w:w="120" w:type="dxa"/>
+              <w:left w:w="160" w:type="dxa"/>
               <w:bottom w:w="80" w:type="dxa"/>
-              <w:right w:w="120" w:type="dxa"/>
+              <w:right w:w="160" w:type="dxa"/>
             </w:tcMar>
+            <w:vAlign w:val="center"/>
           </w:tcPr>
           <w:p>
-            <w:r>
-              <w:rPr>
-                <w:rFonts w:hint="eastAsia"/>
-              </w:rPr>
-              <w:t>5</w:t>
-            </w:r>
+            <w:pPr>
+              <w:spacing w:before="60" w:after="60"/>
+            </w:pPr>
           </w:p>
         </w:tc>
       </w:tr>
       <w:tr>
         <w:tc>
           <w:tcPr>
-            <w:tcW w:w="700" w:type="dxa"/>
+            <w:tcW w:w="820" w:type="dxa"/>
             <w:tcBorders>
-              <w:top w:val="single" w:sz="1" w:space="0" w:color="CCCCCC"/>
-              <w:left w:val="single" w:sz="1" w:space="0" w:color="CCCCCC"/>
-              <w:bottom w:val="single" w:sz="1" w:space="0" w:color="CCCCCC"/>
-              <w:right w:val="single" w:sz="1" w:space="0" w:color="CCCCCC"/>
+              <w:top w:val="single" w:sz="1" w:space="0" w:color="AAAAAA"/>
+              <w:left w:val="single" w:sz="1" w:space="0" w:color="AAAAAA"/>
+              <w:bottom w:val="single" w:sz="1" w:space="0" w:color="AAAAAA"/>
+              <w:right w:val="single" w:sz="1" w:space="0" w:color="AAAAAA"/>
             </w:tcBorders>
-            <w:shd w:val="clear" w:color="auto" w:fill="F7F9FC"/>
             <w:tcMar>
               <w:top w:w="80" w:type="dxa"/>
-              <w:left w:w="120" w:type="dxa"/>
+              <w:left w:w="160" w:type="dxa"/>
               <w:bottom w:w="80" w:type="dxa"/>
-              <w:right w:w="120" w:type="dxa"/>
+              <w:right w:w="160" w:type="dxa"/>
             </w:tcMar>
+            <w:vAlign w:val="center"/>
           </w:tcPr>
           <w:p>
+            <w:pPr>
+              <w:spacing w:before="60" w:after="60"/>
+              <w:jc w:val="center"/>
+            </w:pPr>
             <w:r>
               <w:rPr>
-                <w:sz w:val="18"/>
-                <w:szCs w:val="18"/>
+                <w:sz w:val="19"/>
+                <w:szCs w:val="19"/>
               </w:rPr>
-              <w:t>5점</w:t>
+              <w:t>4점</w:t>
             </w:r>
           </w:p>
         </w:tc>
         <w:tc>
           <w:tcPr>
-            <w:tcW w:w="2500" w:type="dxa"/>
+            <w:tcW w:w="3100" w:type="dxa"/>
             <w:tcBorders>
-              <w:top w:val="single" w:sz="1" w:space="0" w:color="CCCCCC"/>
-              <w:left w:val="single" w:sz="1" w:space="0" w:color="CCCCCC"/>
-              <w:bottom w:val="single" w:sz="1" w:space="0" w:color="CCCCCC"/>
-              <w:right w:val="single" w:sz="1" w:space="0" w:color="CCCCCC"/>
+              <w:top w:val="single" w:sz="1" w:space="0" w:color="AAAAAA"/>
+              <w:left w:val="single" w:sz="1" w:space="0" w:color="AAAAAA"/>
+              <w:bottom w:val="single" w:sz="1" w:space="0" w:color="AAAAAA"/>
+              <w:right w:val="single" w:sz="1" w:space="0" w:color="AAAAAA"/>
             </w:tcBorders>
-            <w:shd w:val="clear" w:color="auto" w:fill="F7F9FC"/>
             <w:tcMar>
               <w:top w:w="80" w:type="dxa"/>
-              <w:left w:w="120" w:type="dxa"/>
+              <w:left w:w="160" w:type="dxa"/>
               <w:bottom w:w="80" w:type="dxa"/>
-              <w:right w:w="120" w:type="dxa"/>
+              <w:right w:w="160" w:type="dxa"/>
             </w:tcMar>
+            <w:vAlign w:val="center"/>
           </w:tcPr>
           <w:p>
+            <w:pPr>
+              <w:spacing w:before="60" w:after="60"/>
+            </w:pPr>
             <w:r>
               <w:rPr>
-                <w:sz w:val="18"/>
-                <w:szCs w:val="18"/>
+                <w:sz w:val="19"/>
+                <w:szCs w:val="19"/>
               </w:rPr>
               <w:t>기능 코드 분석 서술</w:t>
             </w:r>
@@ -5199,129 +4848,118 @@
         </w:tc>
         <w:tc>
           <w:tcPr>
-            <w:tcW w:w="3560" w:type="dxa"/>
+            <w:tcW w:w="3700" w:type="dxa"/>
             <w:tcBorders>
-              <w:top w:val="single" w:sz="1" w:space="0" w:color="CCCCCC"/>
-              <w:left w:val="single" w:sz="1" w:space="0" w:color="CCCCCC"/>
-              <w:bottom w:val="single" w:sz="1" w:space="0" w:color="CCCCCC"/>
-              <w:right w:val="single" w:sz="1" w:space="0" w:color="CCCCCC"/>
+              <w:top w:val="single" w:sz="1" w:space="0" w:color="AAAAAA"/>
+              <w:left w:val="single" w:sz="1" w:space="0" w:color="AAAAAA"/>
+              <w:bottom w:val="single" w:sz="1" w:space="0" w:color="AAAAAA"/>
+              <w:right w:val="single" w:sz="1" w:space="0" w:color="AAAAAA"/>
             </w:tcBorders>
-            <w:shd w:val="clear" w:color="auto" w:fill="F7F9FC"/>
             <w:tcMar>
               <w:top w:w="80" w:type="dxa"/>
-              <w:left w:w="120" w:type="dxa"/>
+              <w:left w:w="160" w:type="dxa"/>
               <w:bottom w:w="80" w:type="dxa"/>
-              <w:right w:w="120" w:type="dxa"/>
+              <w:right w:w="160" w:type="dxa"/>
             </w:tcMar>
+            <w:vAlign w:val="center"/>
           </w:tcPr>
           <w:p>
+            <w:pPr>
+              <w:spacing w:before="60" w:after="60"/>
+            </w:pPr>
             <w:r>
               <w:rPr>
                 <w:sz w:val="18"/>
                 <w:szCs w:val="18"/>
               </w:rPr>
-              <w:t>추가 구현 코드의 동작 원리를 본인 이해 기반으로 서술 (</w:t>
-            </w:r>
-            <w:proofErr w:type="spellStart"/>
-            <w:r>
-              <w:rPr>
-                <w:sz w:val="18"/>
-                <w:szCs w:val="18"/>
-              </w:rPr>
-              <w:t>복붙</w:t>
-            </w:r>
-            <w:proofErr w:type="spellEnd"/>
-            <w:r>
-              <w:rPr>
-                <w:sz w:val="18"/>
-                <w:szCs w:val="18"/>
-              </w:rPr>
-              <w:t xml:space="preserve"> 여부 판단)</w:t>
+              <w:t>추가 구현 코드 동작 원리를 본인 이해 기반으로 서술</w:t>
             </w:r>
           </w:p>
         </w:tc>
         <w:tc>
           <w:tcPr>
-            <w:tcW w:w="2600" w:type="dxa"/>
+            <w:tcW w:w="1580" w:type="dxa"/>
             <w:tcBorders>
-              <w:top w:val="single" w:sz="1" w:space="0" w:color="CCCCCC"/>
-              <w:left w:val="single" w:sz="1" w:space="0" w:color="CCCCCC"/>
-              <w:bottom w:val="single" w:sz="1" w:space="0" w:color="CCCCCC"/>
-              <w:right w:val="single" w:sz="1" w:space="0" w:color="CCCCCC"/>
+              <w:top w:val="single" w:sz="1" w:space="0" w:color="AAAAAA"/>
+              <w:left w:val="single" w:sz="1" w:space="0" w:color="AAAAAA"/>
+              <w:bottom w:val="single" w:sz="1" w:space="0" w:color="AAAAAA"/>
+              <w:right w:val="single" w:sz="1" w:space="0" w:color="AAAAAA"/>
             </w:tcBorders>
-            <w:shd w:val="clear" w:color="auto" w:fill="FFF9E6"/>
+            <w:shd w:val="clear" w:color="auto" w:fill="FFFF00"/>
             <w:tcMar>
               <w:top w:w="80" w:type="dxa"/>
-              <w:left w:w="120" w:type="dxa"/>
+              <w:left w:w="160" w:type="dxa"/>
               <w:bottom w:w="80" w:type="dxa"/>
-              <w:right w:w="120" w:type="dxa"/>
+              <w:right w:w="160" w:type="dxa"/>
             </w:tcMar>
+            <w:vAlign w:val="center"/>
           </w:tcPr>
           <w:p>
-            <w:r>
-              <w:rPr>
-                <w:rFonts w:hint="eastAsia"/>
-              </w:rPr>
-              <w:t>5</w:t>
-            </w:r>
+            <w:pPr>
+              <w:spacing w:before="60" w:after="60"/>
+            </w:pPr>
           </w:p>
         </w:tc>
       </w:tr>
       <w:tr>
         <w:tc>
           <w:tcPr>
-            <w:tcW w:w="700" w:type="dxa"/>
+            <w:tcW w:w="820" w:type="dxa"/>
             <w:tcBorders>
-              <w:top w:val="single" w:sz="1" w:space="0" w:color="CCCCCC"/>
-              <w:left w:val="single" w:sz="1" w:space="0" w:color="CCCCCC"/>
-              <w:bottom w:val="single" w:sz="1" w:space="0" w:color="CCCCCC"/>
-              <w:right w:val="single" w:sz="1" w:space="0" w:color="CCCCCC"/>
+              <w:top w:val="single" w:sz="1" w:space="0" w:color="AAAAAA"/>
+              <w:left w:val="single" w:sz="1" w:space="0" w:color="AAAAAA"/>
+              <w:bottom w:val="single" w:sz="1" w:space="0" w:color="AAAAAA"/>
+              <w:right w:val="single" w:sz="1" w:space="0" w:color="AAAAAA"/>
             </w:tcBorders>
-            <w:shd w:val="clear" w:color="auto" w:fill="EAF2FB"/>
+            <w:shd w:val="clear" w:color="auto" w:fill="E2EFDA"/>
             <w:tcMar>
               <w:top w:w="80" w:type="dxa"/>
-              <w:left w:w="120" w:type="dxa"/>
+              <w:left w:w="160" w:type="dxa"/>
               <w:bottom w:w="80" w:type="dxa"/>
-              <w:right w:w="120" w:type="dxa"/>
+              <w:right w:w="160" w:type="dxa"/>
             </w:tcMar>
+            <w:vAlign w:val="center"/>
           </w:tcPr>
           <w:p>
+            <w:pPr>
+              <w:spacing w:before="60" w:after="60"/>
+              <w:jc w:val="center"/>
+            </w:pPr>
             <w:r>
               <w:rPr>
                 <w:b/>
                 <w:bCs/>
-                <w:sz w:val="20"/>
-                <w:szCs w:val="20"/>
               </w:rPr>
-              <w:lastRenderedPageBreak/>
               <w:t>30점</w:t>
             </w:r>
           </w:p>
         </w:tc>
         <w:tc>
           <w:tcPr>
-            <w:tcW w:w="2500" w:type="dxa"/>
+            <w:tcW w:w="3100" w:type="dxa"/>
             <w:tcBorders>
-              <w:top w:val="single" w:sz="1" w:space="0" w:color="CCCCCC"/>
-              <w:left w:val="single" w:sz="1" w:space="0" w:color="CCCCCC"/>
-              <w:bottom w:val="single" w:sz="1" w:space="0" w:color="CCCCCC"/>
-              <w:right w:val="single" w:sz="1" w:space="0" w:color="CCCCCC"/>
+              <w:top w:val="single" w:sz="1" w:space="0" w:color="AAAAAA"/>
+              <w:left w:val="single" w:sz="1" w:space="0" w:color="AAAAAA"/>
+              <w:bottom w:val="single" w:sz="1" w:space="0" w:color="AAAAAA"/>
+              <w:right w:val="single" w:sz="1" w:space="0" w:color="AAAAAA"/>
             </w:tcBorders>
-            <w:shd w:val="clear" w:color="auto" w:fill="EAF2FB"/>
+            <w:shd w:val="clear" w:color="auto" w:fill="E2EFDA"/>
             <w:tcMar>
               <w:top w:w="80" w:type="dxa"/>
-              <w:left w:w="120" w:type="dxa"/>
+              <w:left w:w="160" w:type="dxa"/>
               <w:bottom w:w="80" w:type="dxa"/>
-              <w:right w:w="120" w:type="dxa"/>
+              <w:right w:w="160" w:type="dxa"/>
             </w:tcMar>
+            <w:vAlign w:val="center"/>
           </w:tcPr>
           <w:p>
+            <w:pPr>
+              <w:spacing w:before="60" w:after="60"/>
+            </w:pPr>
             <w:r>
               <w:rPr>
                 <w:b/>
                 <w:bCs/>
-                <w:sz w:val="20"/>
-                <w:szCs w:val="20"/>
               </w:rPr>
               <w:t>합   계</w:t>
             </w:r>
@@ -5329,62 +4967,63 @@
         </w:tc>
         <w:tc>
           <w:tcPr>
-            <w:tcW w:w="6160" w:type="dxa"/>
-            <w:gridSpan w:val="2"/>
+            <w:tcW w:w="3700" w:type="dxa"/>
             <w:tcBorders>
-              <w:top w:val="single" w:sz="1" w:space="0" w:color="CCCCCC"/>
-              <w:left w:val="single" w:sz="1" w:space="0" w:color="CCCCCC"/>
-              <w:bottom w:val="single" w:sz="1" w:space="0" w:color="CCCCCC"/>
-              <w:right w:val="single" w:sz="1" w:space="0" w:color="CCCCCC"/>
+              <w:top w:val="single" w:sz="1" w:space="0" w:color="AAAAAA"/>
+              <w:left w:val="single" w:sz="1" w:space="0" w:color="AAAAAA"/>
+              <w:bottom w:val="single" w:sz="1" w:space="0" w:color="AAAAAA"/>
+              <w:right w:val="single" w:sz="1" w:space="0" w:color="AAAAAA"/>
             </w:tcBorders>
-            <w:shd w:val="clear" w:color="auto" w:fill="EAF2FB"/>
+            <w:shd w:val="clear" w:color="auto" w:fill="E2EFDA"/>
             <w:tcMar>
               <w:top w:w="80" w:type="dxa"/>
-              <w:left w:w="120" w:type="dxa"/>
+              <w:left w:w="160" w:type="dxa"/>
               <w:bottom w:w="80" w:type="dxa"/>
-              <w:right w:w="120" w:type="dxa"/>
+              <w:right w:w="160" w:type="dxa"/>
             </w:tcMar>
+            <w:vAlign w:val="center"/>
           </w:tcPr>
           <w:p>
             <w:pPr>
-              <w:rPr>
-                <w:rFonts w:hint="eastAsia"/>
-                <w:b/>
-                <w:bCs/>
-                <w:color w:val="A6A6A6" w:themeColor="background1" w:themeShade="A6"/>
-                <w:szCs w:val="22"/>
-              </w:rPr>
+              <w:spacing w:before="60" w:after="60"/>
+            </w:pPr>
+          </w:p>
+        </w:tc>
+        <w:tc>
+          <w:tcPr>
+            <w:tcW w:w="1580" w:type="dxa"/>
+            <w:tcBorders>
+              <w:top w:val="single" w:sz="1" w:space="0" w:color="AAAAAA"/>
+              <w:left w:val="single" w:sz="1" w:space="0" w:color="AAAAAA"/>
+              <w:bottom w:val="single" w:sz="1" w:space="0" w:color="AAAAAA"/>
+              <w:right w:val="single" w:sz="1" w:space="0" w:color="AAAAAA"/>
+            </w:tcBorders>
+            <w:shd w:val="clear" w:color="auto" w:fill="FFFF00"/>
+            <w:tcMar>
+              <w:top w:w="80" w:type="dxa"/>
+              <w:left w:w="160" w:type="dxa"/>
+              <w:bottom w:w="80" w:type="dxa"/>
+              <w:right w:w="160" w:type="dxa"/>
+            </w:tcMar>
+            <w:vAlign w:val="center"/>
+          </w:tcPr>
+          <w:p>
+            <w:pPr>
+              <w:spacing w:before="60" w:after="60"/>
             </w:pPr>
             <w:r>
               <w:rPr>
-                <w:color w:val="A6A6A6" w:themeColor="background1" w:themeShade="A6"/>
                 <w:sz w:val="18"/>
                 <w:szCs w:val="18"/>
               </w:rPr>
-              <w:t xml:space="preserve"> </w:t>
-            </w:r>
-            <w:r>
-              <w:rPr>
-                <w:rFonts w:hint="eastAsia"/>
-                <w:b/>
-                <w:bCs/>
-                <w:color w:val="000000" w:themeColor="text1"/>
-                <w:szCs w:val="22"/>
-              </w:rPr>
-              <w:t>30</w:t>
+              <w:t>여기에 자기 평가 총점 기입</w:t>
             </w:r>
           </w:p>
         </w:tc>
       </w:tr>
     </w:tbl>
     <w:p/>
-    <w:p>
-      <w:pPr>
-        <w:rPr>
-          <w:rFonts w:hint="eastAsia"/>
-        </w:rPr>
-      </w:pPr>
-    </w:p>
+    <w:p/>
     <w:sectPr>
       <w:pgSz w:w="11906" w:h="16838"/>
       <w:pgMar w:top="1701" w:right="1440" w:bottom="1440" w:left="1440" w:header="851" w:footer="992" w:gutter="0"/>
@@ -5393,6 +5032,125 @@
     </w:sectPr>
   </w:body>
 </w:document>
+</file>
+
+<file path=word/endnotes.xml><?xml version="1.0" encoding="utf-8"?>
+<w:endnotes xmlns:wpc="http://schemas.microsoft.com/office/word/2010/wordprocessingCanvas" xmlns:cx="http://schemas.microsoft.com/office/drawing/2014/chartex" xmlns:cx1="http://schemas.microsoft.com/office/drawing/2015/9/8/chartex" xmlns:cx2="http://schemas.microsoft.com/office/drawing/2015/10/21/chartex" xmlns:cx3="http://schemas.microsoft.com/office/drawing/2016/5/9/chartex" xmlns:cx4="http://schemas.microsoft.com/office/drawing/2016/5/10/chartex" xmlns:cx5="http://schemas.microsoft.com/office/drawing/2016/5/11/chartex" xmlns:cx6="http://schemas.microsoft.com/office/drawing/2016/5/12/chartex" xmlns:cx7="http://schemas.microsoft.com/office/drawing/2016/5/13/chartex" xmlns:cx8="http://schemas.microsoft.com/office/drawing/2016/5/14/chartex" xmlns:mc="http://schemas.openxmlformats.org/markup-compatibility/2006" xmlns:aink="http://schemas.microsoft.com/office/drawing/2016/ink" xmlns:am3d="http://schemas.microsoft.com/office/drawing/2017/model3d" xmlns:o="urn:schemas-microsoft-com:office:office" xmlns:oel="http://schemas.microsoft.com/office/2019/extlst" xmlns:r="http://schemas.openxmlformats.org/officeDocument/2006/relationships" xmlns:m="http://schemas.openxmlformats.org/officeDocument/2006/math" xmlns:v="urn:schemas-microsoft-com:vml" xmlns:wp14="http://schemas.microsoft.com/office/word/2010/wordprocessingDrawing" xmlns:wp="http://schemas.openxmlformats.org/drawingml/2006/wordprocessingDrawing" xmlns:w10="urn:schemas-microsoft-com:office:word" xmlns:w="http://schemas.openxmlformats.org/wordprocessingml/2006/main" xmlns:w14="http://schemas.microsoft.com/office/word/2010/wordml" xmlns:w15="http://schemas.microsoft.com/office/word/2012/wordml" xmlns:w16cex="http://schemas.microsoft.com/office/word/2018/wordml/cex" xmlns:w16cid="http://schemas.microsoft.com/office/word/2016/wordml/cid" xmlns:w16="http://schemas.microsoft.com/office/word/2018/wordml" xmlns:w16du="http://schemas.microsoft.com/office/word/2023/wordml/word16du" xmlns:w16sdtdh="http://schemas.microsoft.com/office/word/2020/wordml/sdtdatahash" xmlns:w16sdtfl="http://schemas.microsoft.com/office/word/2024/wordml/sdtformatlock" xmlns:w16se="http://schemas.microsoft.com/office/word/2015/wordml/symex" xmlns:wpg="http://schemas.microsoft.com/office/word/2010/wordprocessingGroup" xmlns:wpi="http://schemas.microsoft.com/office/word/2010/wordprocessingInk" xmlns:wne="http://schemas.microsoft.com/office/word/2006/wordml" xmlns:wps="http://schemas.microsoft.com/office/word/2010/wordprocessingShape" mc:Ignorable="w14 w15 w16se w16cid w16 w16cex w16sdtdh w16sdtfl w16du wp14">
+  <w:endnote w:type="separator" w:id="-1">
+    <w:p>
+      <w:pPr>
+        <w:spacing w:after="0"/>
+      </w:pPr>
+      <w:r>
+        <w:separator/>
+      </w:r>
+    </w:p>
+  </w:endnote>
+  <w:endnote w:type="continuationSeparator" w:id="0">
+    <w:p>
+      <w:pPr>
+        <w:spacing w:after="0"/>
+      </w:pPr>
+      <w:r>
+        <w:continuationSeparator/>
+      </w:r>
+    </w:p>
+  </w:endnote>
+</w:endnotes>
+</file>
+
+<file path=word/footnotes.xml><?xml version="1.0" encoding="utf-8"?>
+<w:footnotes xmlns:wpc="http://schemas.microsoft.com/office/word/2010/wordprocessingCanvas" xmlns:cx="http://schemas.microsoft.com/office/drawing/2014/chartex" xmlns:cx1="http://schemas.microsoft.com/office/drawing/2015/9/8/chartex" xmlns:cx2="http://schemas.microsoft.com/office/drawing/2015/10/21/chartex" xmlns:cx3="http://schemas.microsoft.com/office/drawing/2016/5/9/chartex" xmlns:cx4="http://schemas.microsoft.com/office/drawing/2016/5/10/chartex" xmlns:cx5="http://schemas.microsoft.com/office/drawing/2016/5/11/chartex" xmlns:cx6="http://schemas.microsoft.com/office/drawing/2016/5/12/chartex" xmlns:cx7="http://schemas.microsoft.com/office/drawing/2016/5/13/chartex" xmlns:cx8="http://schemas.microsoft.com/office/drawing/2016/5/14/chartex" xmlns:mc="http://schemas.openxmlformats.org/markup-compatibility/2006" xmlns:aink="http://schemas.microsoft.com/office/drawing/2016/ink" xmlns:am3d="http://schemas.microsoft.com/office/drawing/2017/model3d" xmlns:o="urn:schemas-microsoft-com:office:office" xmlns:oel="http://schemas.microsoft.com/office/2019/extlst" xmlns:r="http://schemas.openxmlformats.org/officeDocument/2006/relationships" xmlns:m="http://schemas.openxmlformats.org/officeDocument/2006/math" xmlns:v="urn:schemas-microsoft-com:vml" xmlns:wp14="http://schemas.microsoft.com/office/word/2010/wordprocessingDrawing" xmlns:wp="http://schemas.openxmlformats.org/drawingml/2006/wordprocessingDrawing" xmlns:w10="urn:schemas-microsoft-com:office:word" xmlns:w="http://schemas.openxmlformats.org/wordprocessingml/2006/main" xmlns:w14="http://schemas.microsoft.com/office/word/2010/wordml" xmlns:w15="http://schemas.microsoft.com/office/word/2012/wordml" xmlns:w16cex="http://schemas.microsoft.com/office/word/2018/wordml/cex" xmlns:w16cid="http://schemas.microsoft.com/office/word/2016/wordml/cid" xmlns:w16="http://schemas.microsoft.com/office/word/2018/wordml" xmlns:w16du="http://schemas.microsoft.com/office/word/2023/wordml/word16du" xmlns:w16sdtdh="http://schemas.microsoft.com/office/word/2020/wordml/sdtdatahash" xmlns:w16sdtfl="http://schemas.microsoft.com/office/word/2024/wordml/sdtformatlock" xmlns:w16se="http://schemas.microsoft.com/office/word/2015/wordml/symex" xmlns:wpg="http://schemas.microsoft.com/office/word/2010/wordprocessingGroup" xmlns:wpi="http://schemas.microsoft.com/office/word/2010/wordprocessingInk" xmlns:wne="http://schemas.microsoft.com/office/word/2006/wordml" xmlns:wps="http://schemas.microsoft.com/office/word/2010/wordprocessingShape" mc:Ignorable="w14 w15 w16se w16cid w16 w16cex w16sdtdh w16sdtfl w16du wp14">
+  <w:footnote w:type="separator" w:id="-1">
+    <w:p>
+      <w:pPr>
+        <w:spacing w:after="0"/>
+      </w:pPr>
+      <w:r>
+        <w:separator/>
+      </w:r>
+    </w:p>
+  </w:footnote>
+  <w:footnote w:type="continuationSeparator" w:id="0">
+    <w:p>
+      <w:pPr>
+        <w:spacing w:after="0"/>
+      </w:pPr>
+      <w:r>
+        <w:continuationSeparator/>
+      </w:r>
+    </w:p>
+  </w:footnote>
+</w:footnotes>
+</file>
+
+<file path=word/numbering.xml><?xml version="1.0" encoding="utf-8"?>
+<w:numbering xmlns:wpc="http://schemas.microsoft.com/office/word/2010/wordprocessingCanvas" xmlns:cx="http://schemas.microsoft.com/office/drawing/2014/chartex" xmlns:cx1="http://schemas.microsoft.com/office/drawing/2015/9/8/chartex" xmlns:cx2="http://schemas.microsoft.com/office/drawing/2015/10/21/chartex" xmlns:cx3="http://schemas.microsoft.com/office/drawing/2016/5/9/chartex" xmlns:cx4="http://schemas.microsoft.com/office/drawing/2016/5/10/chartex" xmlns:cx5="http://schemas.microsoft.com/office/drawing/2016/5/11/chartex" xmlns:cx6="http://schemas.microsoft.com/office/drawing/2016/5/12/chartex" xmlns:cx7="http://schemas.microsoft.com/office/drawing/2016/5/13/chartex" xmlns:cx8="http://schemas.microsoft.com/office/drawing/2016/5/14/chartex" xmlns:mc="http://schemas.openxmlformats.org/markup-compatibility/2006" xmlns:aink="http://schemas.microsoft.com/office/drawing/2016/ink" xmlns:am3d="http://schemas.microsoft.com/office/drawing/2017/model3d" xmlns:o="urn:schemas-microsoft-com:office:office" xmlns:oel="http://schemas.microsoft.com/office/2019/extlst" xmlns:r="http://schemas.openxmlformats.org/officeDocument/2006/relationships" xmlns:m="http://schemas.openxmlformats.org/officeDocument/2006/math" xmlns:v="urn:schemas-microsoft-com:vml" xmlns:wp14="http://schemas.microsoft.com/office/word/2010/wordprocessingDrawing" xmlns:wp="http://schemas.openxmlformats.org/drawingml/2006/wordprocessingDrawing" xmlns:w10="urn:schemas-microsoft-com:office:word" xmlns:w="http://schemas.openxmlformats.org/wordprocessingml/2006/main" xmlns:w14="http://schemas.microsoft.com/office/word/2010/wordml" xmlns:w15="http://schemas.microsoft.com/office/word/2012/wordml" xmlns:w16cex="http://schemas.microsoft.com/office/word/2018/wordml/cex" xmlns:w16cid="http://schemas.microsoft.com/office/word/2016/wordml/cid" xmlns:w16="http://schemas.microsoft.com/office/word/2018/wordml" xmlns:w16du="http://schemas.microsoft.com/office/word/2023/wordml/word16du" xmlns:w16sdtdh="http://schemas.microsoft.com/office/word/2020/wordml/sdtdatahash" xmlns:w16sdtfl="http://schemas.microsoft.com/office/word/2024/wordml/sdtformatlock" xmlns:w16se="http://schemas.microsoft.com/office/word/2015/wordml/symex" xmlns:wpg="http://schemas.microsoft.com/office/word/2010/wordprocessingGroup" xmlns:wpi="http://schemas.microsoft.com/office/word/2010/wordprocessingInk" xmlns:wne="http://schemas.microsoft.com/office/word/2006/wordml" xmlns:wps="http://schemas.microsoft.com/office/word/2010/wordprocessingShape" mc:Ignorable="w14 w15 w16se w16cid w16 w16cex w16sdtdh w16sdtfl w16du wp14">
+  <w:abstractNum w:abstractNumId="0" w15:restartNumberingAfterBreak="0">
+    <w:nsid w:val="16625039"/>
+    <w:multiLevelType w:val="hybridMultilevel"/>
+    <w:tmpl w:val="D7C66C28"/>
+    <w:lvl w:ilvl="0" w:tplc="B3707CEA">
+      <w:start w:val="1"/>
+      <w:numFmt w:val="bullet"/>
+      <w:lvlText w:val="▶"/>
+      <w:lvlJc w:val="left"/>
+      <w:pPr>
+        <w:ind w:left="480" w:hanging="360"/>
+      </w:pPr>
+    </w:lvl>
+    <w:lvl w:ilvl="1" w:tplc="C21E8FF8">
+      <w:start w:val="1"/>
+      <w:numFmt w:val="bullet"/>
+      <w:lvlText w:val="•"/>
+      <w:lvlJc w:val="left"/>
+      <w:pPr>
+        <w:ind w:left="840" w:hanging="300"/>
+      </w:pPr>
+    </w:lvl>
+    <w:lvl w:ilvl="2" w:tplc="A0FC4E20">
+      <w:numFmt w:val="decimal"/>
+      <w:lvlText w:val=""/>
+      <w:lvlJc w:val="left"/>
+    </w:lvl>
+    <w:lvl w:ilvl="3" w:tplc="8D301580">
+      <w:numFmt w:val="decimal"/>
+      <w:lvlText w:val=""/>
+      <w:lvlJc w:val="left"/>
+    </w:lvl>
+    <w:lvl w:ilvl="4" w:tplc="3ED026F4">
+      <w:numFmt w:val="decimal"/>
+      <w:lvlText w:val=""/>
+      <w:lvlJc w:val="left"/>
+    </w:lvl>
+    <w:lvl w:ilvl="5" w:tplc="A6080864">
+      <w:numFmt w:val="decimal"/>
+      <w:lvlText w:val=""/>
+      <w:lvlJc w:val="left"/>
+    </w:lvl>
+    <w:lvl w:ilvl="6" w:tplc="3974A160">
+      <w:numFmt w:val="decimal"/>
+      <w:lvlText w:val=""/>
+      <w:lvlJc w:val="left"/>
+    </w:lvl>
+    <w:lvl w:ilvl="7" w:tplc="52CCC23C">
+      <w:numFmt w:val="decimal"/>
+      <w:lvlText w:val=""/>
+      <w:lvlJc w:val="left"/>
+    </w:lvl>
+    <w:lvl w:ilvl="8" w:tplc="19FC50DE">
+      <w:numFmt w:val="decimal"/>
+      <w:lvlText w:val=""/>
+      <w:lvlJc w:val="left"/>
+    </w:lvl>
+  </w:abstractNum>
+  <w:num w:numId="1" w16cid:durableId="2036685302">
+    <w:abstractNumId w:val="0"/>
+    <w:lvlOverride w:ilvl="0">
+      <w:startOverride w:val="1"/>
+    </w:lvlOverride>
+  </w:num>
+</w:numbering>
 </file>
 
 <file path=word/styles.xml><?xml version="1.0" encoding="utf-8"?>
@@ -5594,7 +5352,7 @@
     <w:lsdException w:name="Medium Shading 2 Accent 1" w:uiPriority="64"/>
     <w:lsdException w:name="Medium List 1 Accent 1" w:uiPriority="65"/>
     <w:lsdException w:name="Revision" w:semiHidden="1"/>
-    <w:lsdException w:name="List Paragraph" w:uiPriority="34" w:qFormat="1"/>
+    <w:lsdException w:name="List Paragraph" w:uiPriority="0" w:qFormat="1"/>
     <w:lsdException w:name="Quote" w:uiPriority="29" w:qFormat="1"/>
     <w:lsdException w:name="Intense Quote" w:uiPriority="30" w:qFormat="1"/>
     <w:lsdException w:name="Medium List 2 Accent 1" w:uiPriority="66"/>
@@ -5795,6 +5553,7 @@
   <w:style w:type="paragraph" w:default="1" w:styleId="a">
     <w:name w:val="Normal"/>
     <w:qFormat/>
+    <w:rsid w:val="00B557A5"/>
     <w:pPr>
       <w:widowControl w:val="0"/>
       <w:wordWrap w:val="0"/>
@@ -6239,7 +5998,6 @@
   <w:style w:type="paragraph" w:styleId="a6">
     <w:name w:val="List Paragraph"/>
     <w:basedOn w:val="a"/>
-    <w:uiPriority w:val="34"/>
     <w:qFormat/>
     <w:rsid w:val="00A73EF8"/>
     <w:pPr>
@@ -6330,6 +6088,50 @@
       <w:color w:val="605E5C"/>
       <w:shd w:val="clear" w:color="auto" w:fill="E1DFDD"/>
     </w:rPr>
+  </w:style>
+  <w:style w:type="paragraph" w:styleId="ac">
+    <w:name w:val="header"/>
+    <w:basedOn w:val="a"/>
+    <w:link w:val="Char3"/>
+    <w:uiPriority w:val="99"/>
+    <w:unhideWhenUsed/>
+    <w:rsid w:val="00B557A5"/>
+    <w:pPr>
+      <w:tabs>
+        <w:tab w:val="center" w:pos="4513"/>
+        <w:tab w:val="right" w:pos="9026"/>
+      </w:tabs>
+      <w:snapToGrid w:val="0"/>
+    </w:pPr>
+  </w:style>
+  <w:style w:type="character" w:customStyle="1" w:styleId="Char3">
+    <w:name w:val="머리글 Char"/>
+    <w:basedOn w:val="a0"/>
+    <w:link w:val="ac"/>
+    <w:uiPriority w:val="99"/>
+    <w:rsid w:val="00B557A5"/>
+  </w:style>
+  <w:style w:type="paragraph" w:styleId="ad">
+    <w:name w:val="footer"/>
+    <w:basedOn w:val="a"/>
+    <w:link w:val="Char4"/>
+    <w:uiPriority w:val="99"/>
+    <w:unhideWhenUsed/>
+    <w:rsid w:val="00B557A5"/>
+    <w:pPr>
+      <w:tabs>
+        <w:tab w:val="center" w:pos="4513"/>
+        <w:tab w:val="right" w:pos="9026"/>
+      </w:tabs>
+      <w:snapToGrid w:val="0"/>
+    </w:pPr>
+  </w:style>
+  <w:style w:type="character" w:customStyle="1" w:styleId="Char4">
+    <w:name w:val="바닥글 Char"/>
+    <w:basedOn w:val="a0"/>
+    <w:link w:val="ad"/>
+    <w:uiPriority w:val="99"/>
+    <w:rsid w:val="00B557A5"/>
   </w:style>
 </w:styles>
 </file>

--- a/2371336_김선우_과제보고서.docx
+++ b/2371336_김선우_과제보고서.docx
@@ -138,8 +138,20 @@
           <w:sz w:val="30"/>
           <w:szCs w:val="30"/>
         </w:rPr>
-        <w:t>인증·인가</w:t>
-      </w:r>
+        <w:t>인증·</w:t>
+      </w:r>
+      <w:proofErr w:type="gramStart"/>
+      <w:r>
+        <w:rPr>
+          <w:b/>
+          <w:bCs/>
+          <w:color w:val="2E75B6"/>
+          <w:sz w:val="30"/>
+          <w:szCs w:val="30"/>
+        </w:rPr>
+        <w:t>인가</w:t>
+      </w:r>
+      <w:proofErr w:type="gramEnd"/>
     </w:p>
     <w:p>
       <w:pPr>
@@ -194,7 +206,15 @@
           <w:sz w:val="36"/>
           <w:szCs w:val="36"/>
         </w:rPr>
-        <w:t>GitHub Repository URL</w:t>
+        <w:t xml:space="preserve">GitHub Repository </w:t>
+      </w:r>
+      <w:proofErr w:type="gramStart"/>
+      <w:r>
+        <w:rPr>
+          <w:sz w:val="36"/>
+          <w:szCs w:val="36"/>
+        </w:rPr>
+        <w:t>URL</w:t>
       </w:r>
       <w:r>
         <w:rPr>
@@ -202,7 +222,16 @@
           <w:sz w:val="36"/>
           <w:szCs w:val="36"/>
         </w:rPr>
-        <w:t xml:space="preserve"> : </w:t>
+        <w:t xml:space="preserve"> :</w:t>
+      </w:r>
+      <w:proofErr w:type="gramEnd"/>
+      <w:r>
+        <w:rPr>
+          <w:rFonts w:hint="eastAsia"/>
+          <w:sz w:val="36"/>
+          <w:szCs w:val="36"/>
+        </w:rPr>
+        <w:t xml:space="preserve"> </w:t>
       </w:r>
       <w:hyperlink r:id="rId7" w:history="1">
         <w:r>
@@ -224,28 +253,23 @@
         <w:spacing w:before="40" w:after="40"/>
       </w:pPr>
       <w:r>
+        <w:rPr>
+          <w:noProof/>
+        </w:rPr>
         <w:lastRenderedPageBreak/>
-        <w:t>Spring Security 필터 체인 흐름 다이어그램 (직접 작성) — HTTP 요청이 인증·인가를 거치는 전체 과정</w:t>
-      </w:r>
-    </w:p>
-    <w:p>
-      <w:r>
-        <w:rPr>
-          <w:noProof/>
-        </w:rPr>
         <mc:AlternateContent>
           <mc:Choice Requires="wps">
             <w:drawing>
-              <wp:anchor distT="0" distB="0" distL="114300" distR="114300" simplePos="0" relativeHeight="251659264" behindDoc="0" locked="0" layoutInCell="1" allowOverlap="1" wp14:anchorId="20335EED" wp14:editId="5EE26179">
+              <wp:anchor distT="0" distB="0" distL="114300" distR="114300" simplePos="0" relativeHeight="251659264" behindDoc="0" locked="0" layoutInCell="1" allowOverlap="1" wp14:anchorId="20335EED" wp14:editId="0C3162C8">
                 <wp:simplePos x="0" y="0"/>
                 <wp:positionH relativeFrom="margin">
-                  <wp:align>center</wp:align>
+                  <wp:posOffset>1570355</wp:posOffset>
                 </wp:positionH>
                 <wp:positionV relativeFrom="paragraph">
-                  <wp:posOffset>129540</wp:posOffset>
+                  <wp:posOffset>325491</wp:posOffset>
                 </wp:positionV>
-                <wp:extent cx="2568696" cy="746876"/>
-                <wp:effectExtent l="0" t="0" r="22225" b="15240"/>
+                <wp:extent cx="2568575" cy="371475"/>
+                <wp:effectExtent l="0" t="0" r="22225" b="28575"/>
                 <wp:wrapNone/>
                 <wp:docPr id="759019905" name="Text Box 1"/>
                 <wp:cNvGraphicFramePr/>
@@ -256,7 +280,7 @@
                       <wps:spPr>
                         <a:xfrm>
                           <a:off x="0" y="0"/>
-                          <a:ext cx="2568696" cy="746876"/>
+                          <a:ext cx="2568575" cy="371475"/>
                         </a:xfrm>
                         <a:prstGeom prst="rect">
                           <a:avLst/>
@@ -275,26 +299,20 @@
                           <w:p>
                             <w:pPr>
                               <w:jc w:val="center"/>
+                              <w:rPr>
+                                <w:rFonts w:hint="eastAsia"/>
+                              </w:rPr>
                             </w:pPr>
+                            <w:r>
+                              <w:t xml:space="preserve">Browser </w:t>
+                            </w:r>
                             <w:r>
                               <w:rPr>
                                 <w:rFonts w:hint="eastAsia"/>
                               </w:rPr>
-                              <w:t>브라우저</w:t>
+                              <w:t>(사용자 요청)</w:t>
                             </w:r>
                           </w:p>
-                          <w:p>
-                            <w:pPr>
-                              <w:jc w:val="center"/>
-                            </w:pPr>
-                            <w:r>
-                              <w:rPr>
-                                <w:rFonts w:hint="eastAsia"/>
-                              </w:rPr>
-                              <w:t>HTTP Request/Response</w:t>
-                            </w:r>
-                          </w:p>
-                          <w:p/>
                         </w:txbxContent>
                       </wps:txbx>
                       <wps:bodyPr rot="0" spcFirstLastPara="0" vertOverflow="overflow" horzOverflow="overflow" vert="horz" wrap="square" lIns="91440" tIns="45720" rIns="91440" bIns="45720" numCol="1" spcCol="0" rtlCol="0" fromWordArt="0" anchor="t" anchorCtr="0" forceAA="0" compatLnSpc="1">
@@ -306,6 +324,9 @@
                     </wps:wsp>
                   </a:graphicData>
                 </a:graphic>
+                <wp14:sizeRelV relativeFrom="margin">
+                  <wp14:pctHeight>0</wp14:pctHeight>
+                </wp14:sizeRelV>
               </wp:anchor>
             </w:drawing>
           </mc:Choice>
@@ -315,32 +336,26 @@
                 <v:stroke joinstyle="miter"/>
                 <v:path gradientshapeok="t" o:connecttype="rect"/>
               </v:shapetype>
-              <v:shape id="Text Box 1" o:spid="_x0000_s1026" type="#_x0000_t202" style="position:absolute;margin-left:0;margin-top:10.2pt;width:202.25pt;height:58.8pt;z-index:251659264;visibility:visible;mso-wrap-style:square;mso-wrap-distance-left:9pt;mso-wrap-distance-top:0;mso-wrap-distance-right:9pt;mso-wrap-distance-bottom:0;mso-position-horizontal:center;mso-position-horizontal-relative:margin;mso-position-vertical:absolute;mso-position-vertical-relative:text;v-text-anchor:top" o:gfxdata="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" fillcolor="white [3201]" strokeweight=".5pt">
+              <v:shape id="Text Box 1" o:spid="_x0000_s1026" type="#_x0000_t202" style="position:absolute;margin-left:123.65pt;margin-top:25.65pt;width:202.25pt;height:29.25pt;z-index:251659264;visibility:visible;mso-wrap-style:square;mso-height-percent:0;mso-wrap-distance-left:9pt;mso-wrap-distance-top:0;mso-wrap-distance-right:9pt;mso-wrap-distance-bottom:0;mso-position-horizontal:absolute;mso-position-horizontal-relative:margin;mso-position-vertical:absolute;mso-position-vertical-relative:text;mso-height-percent:0;mso-height-relative:margin;v-text-anchor:top" o:gfxdata="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" fillcolor="white [3201]" strokeweight=".5pt">
                 <v:textbox>
                   <w:txbxContent>
                     <w:p>
                       <w:pPr>
                         <w:jc w:val="center"/>
+                        <w:rPr>
+                          <w:rFonts w:hint="eastAsia"/>
+                        </w:rPr>
                       </w:pPr>
+                      <w:r>
+                        <w:t xml:space="preserve">Browser </w:t>
+                      </w:r>
                       <w:r>
                         <w:rPr>
                           <w:rFonts w:hint="eastAsia"/>
                         </w:rPr>
-                        <w:t>브라우저</w:t>
+                        <w:t>(사용자 요청)</w:t>
                       </w:r>
                     </w:p>
-                    <w:p>
-                      <w:pPr>
-                        <w:jc w:val="center"/>
-                      </w:pPr>
-                      <w:r>
-                        <w:rPr>
-                          <w:rFonts w:hint="eastAsia"/>
-                        </w:rPr>
-                        <w:t>HTTP Request/Response</w:t>
-                      </w:r>
-                    </w:p>
-                    <w:p/>
                   </w:txbxContent>
                 </v:textbox>
                 <w10:wrap anchorx="margin"/>
@@ -349,6 +364,9 @@
           </mc:Fallback>
         </mc:AlternateContent>
       </w:r>
+      <w:r>
+        <w:t>Spring Security 필터 체인 흐름 다이어그램 (직접 작성) — HTTP 요청이 인증·인가를 거치는 전체 과정</w:t>
+      </w:r>
     </w:p>
     <w:p>
       <w:r>
@@ -358,18 +376,18 @@
         <mc:AlternateContent>
           <mc:Choice Requires="wps">
             <w:drawing>
-              <wp:anchor distT="0" distB="0" distL="114300" distR="114300" simplePos="0" relativeHeight="251680768" behindDoc="0" locked="0" layoutInCell="1" allowOverlap="1" wp14:anchorId="7E969359" wp14:editId="2465A0F7">
+              <wp:anchor distT="0" distB="0" distL="114300" distR="114300" simplePos="0" relativeHeight="251678720" behindDoc="1" locked="0" layoutInCell="1" allowOverlap="1" wp14:anchorId="773B91AC" wp14:editId="0864F6E8">
                 <wp:simplePos x="0" y="0"/>
-                <wp:positionH relativeFrom="column">
-                  <wp:posOffset>5981022</wp:posOffset>
+                <wp:positionH relativeFrom="margin">
+                  <wp:posOffset>2846718</wp:posOffset>
                 </wp:positionH>
                 <wp:positionV relativeFrom="paragraph">
-                  <wp:posOffset>159854</wp:posOffset>
+                  <wp:posOffset>179646</wp:posOffset>
                 </wp:positionV>
-                <wp:extent cx="50405" cy="7393298"/>
-                <wp:effectExtent l="0" t="0" r="26035" b="36830"/>
+                <wp:extent cx="0" cy="6443932"/>
+                <wp:effectExtent l="0" t="0" r="38100" b="33655"/>
                 <wp:wrapNone/>
-                <wp:docPr id="834864000" name="직선 연결선 5"/>
+                <wp:docPr id="1856221708" name="직선 연결선 3"/>
                 <wp:cNvGraphicFramePr/>
                 <a:graphic xmlns:a="http://schemas.openxmlformats.org/drawingml/2006/main">
                   <a:graphicData uri="http://schemas.microsoft.com/office/word/2010/wordprocessingShape">
@@ -378,7 +396,7 @@
                       <wps:spPr>
                         <a:xfrm>
                           <a:off x="0" y="0"/>
-                          <a:ext cx="50405" cy="7393298"/>
+                          <a:ext cx="0" cy="6443932"/>
                         </a:xfrm>
                         <a:prstGeom prst="line">
                           <a:avLst/>
@@ -413,8 +431,9 @@
           </mc:Choice>
           <mc:Fallback>
             <w:pict>
-              <v:line w14:anchorId="7E4E4FA7" id="직선 연결선 5" o:spid="_x0000_s1026" style="position:absolute;z-index:251680768;visibility:visible;mso-wrap-style:square;mso-width-percent:0;mso-height-percent:0;mso-wrap-distance-left:9pt;mso-wrap-distance-top:0;mso-wrap-distance-right:9pt;mso-wrap-distance-bottom:0;mso-position-horizontal:absolute;mso-position-horizontal-relative:text;mso-position-vertical:absolute;mso-position-vertical-relative:text;mso-width-percent:0;mso-height-percent:0;mso-width-relative:margin;mso-height-relative:margin" from="470.95pt,12.6pt" to="474.9pt,594.75pt" o:gfxdata="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" strokecolor="black [3200]" strokeweight=".5pt">
+              <v:line w14:anchorId="1344E83B" id="직선 연결선 3" o:spid="_x0000_s1026" style="position:absolute;z-index:-251637760;visibility:visible;mso-wrap-style:square;mso-width-percent:0;mso-height-percent:0;mso-wrap-distance-left:9pt;mso-wrap-distance-top:0;mso-wrap-distance-right:9pt;mso-wrap-distance-bottom:0;mso-position-horizontal:absolute;mso-position-horizontal-relative:margin;mso-position-vertical:absolute;mso-position-vertical-relative:text;mso-width-percent:0;mso-height-percent:0;mso-width-relative:margin;mso-height-relative:margin" from="224.15pt,14.15pt" to="224.15pt,521.55pt" o:gfxdata="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" strokecolor="black [3200]" strokeweight=".5pt">
                 <v:stroke joinstyle="miter"/>
+                <w10:wrap anchorx="margin"/>
               </v:line>
             </w:pict>
           </mc:Fallback>
@@ -427,86 +446,15 @@
         <mc:AlternateContent>
           <mc:Choice Requires="wps">
             <w:drawing>
-              <wp:anchor distT="0" distB="0" distL="114300" distR="114300" simplePos="0" relativeHeight="251679744" behindDoc="1" locked="0" layoutInCell="1" allowOverlap="1" wp14:anchorId="705A2557" wp14:editId="39FDEE0D">
+              <wp:anchor distT="0" distB="0" distL="114300" distR="114300" simplePos="0" relativeHeight="251683840" behindDoc="0" locked="0" layoutInCell="1" allowOverlap="1" wp14:anchorId="0E26B2F8" wp14:editId="4BEE46CE">
                 <wp:simplePos x="0" y="0"/>
                 <wp:positionH relativeFrom="column">
-                  <wp:posOffset>4078357</wp:posOffset>
+                  <wp:posOffset>2903220</wp:posOffset>
                 </wp:positionH>
                 <wp:positionV relativeFrom="paragraph">
-                  <wp:posOffset>148369</wp:posOffset>
+                  <wp:posOffset>149596</wp:posOffset>
                 </wp:positionV>
-                <wp:extent cx="1905000" cy="9939"/>
-                <wp:effectExtent l="0" t="0" r="19050" b="28575"/>
-                <wp:wrapNone/>
-                <wp:docPr id="471383549" name="직선 연결선 4"/>
-                <wp:cNvGraphicFramePr/>
-                <a:graphic xmlns:a="http://schemas.openxmlformats.org/drawingml/2006/main">
-                  <a:graphicData uri="http://schemas.microsoft.com/office/word/2010/wordprocessingShape">
-                    <wps:wsp>
-                      <wps:cNvCnPr/>
-                      <wps:spPr>
-                        <a:xfrm>
-                          <a:off x="0" y="0"/>
-                          <a:ext cx="1905000" cy="9939"/>
-                        </a:xfrm>
-                        <a:prstGeom prst="line">
-                          <a:avLst/>
-                        </a:prstGeom>
-                      </wps:spPr>
-                      <wps:style>
-                        <a:lnRef idx="1">
-                          <a:schemeClr val="dk1"/>
-                        </a:lnRef>
-                        <a:fillRef idx="0">
-                          <a:schemeClr val="dk1"/>
-                        </a:fillRef>
-                        <a:effectRef idx="0">
-                          <a:schemeClr val="dk1"/>
-                        </a:effectRef>
-                        <a:fontRef idx="minor">
-                          <a:schemeClr val="tx1"/>
-                        </a:fontRef>
-                      </wps:style>
-                      <wps:bodyPr/>
-                    </wps:wsp>
-                  </a:graphicData>
-                </a:graphic>
-                <wp14:sizeRelH relativeFrom="margin">
-                  <wp14:pctWidth>0</wp14:pctWidth>
-                </wp14:sizeRelH>
-                <wp14:sizeRelV relativeFrom="margin">
-                  <wp14:pctHeight>0</wp14:pctHeight>
-                </wp14:sizeRelV>
-              </wp:anchor>
-            </w:drawing>
-          </mc:Choice>
-          <mc:Fallback>
-            <w:pict>
-              <v:line w14:anchorId="51FB28B5" id="직선 연결선 4" o:spid="_x0000_s1026" style="position:absolute;z-index:-251636736;visibility:visible;mso-wrap-style:square;mso-width-percent:0;mso-height-percent:0;mso-wrap-distance-left:9pt;mso-wrap-distance-top:0;mso-wrap-distance-right:9pt;mso-wrap-distance-bottom:0;mso-position-horizontal:absolute;mso-position-horizontal-relative:text;mso-position-vertical:absolute;mso-position-vertical-relative:text;mso-width-percent:0;mso-height-percent:0;mso-width-relative:margin;mso-height-relative:margin" from="321.15pt,11.7pt" to="471.15pt,12.5pt" o:gfxdata="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" strokecolor="black [3200]" strokeweight=".5pt">
-                <v:stroke joinstyle="miter"/>
-              </v:line>
-            </w:pict>
-          </mc:Fallback>
-        </mc:AlternateContent>
-      </w:r>
-    </w:p>
-    <w:p>
-      <w:r>
-        <w:rPr>
-          <w:noProof/>
-        </w:rPr>
-        <mc:AlternateContent>
-          <mc:Choice Requires="wps">
-            <w:drawing>
-              <wp:anchor distT="0" distB="0" distL="114300" distR="114300" simplePos="0" relativeHeight="251683840" behindDoc="0" locked="0" layoutInCell="1" allowOverlap="1" wp14:anchorId="0E26B2F8" wp14:editId="627DC360">
-                <wp:simplePos x="0" y="0"/>
-                <wp:positionH relativeFrom="column">
-                  <wp:posOffset>2938417</wp:posOffset>
-                </wp:positionH>
-                <wp:positionV relativeFrom="paragraph">
-                  <wp:posOffset>188958</wp:posOffset>
-                </wp:positionV>
-                <wp:extent cx="2111829" cy="261257"/>
+                <wp:extent cx="2111375" cy="260985"/>
                 <wp:effectExtent l="0" t="0" r="0" b="5715"/>
                 <wp:wrapNone/>
                 <wp:docPr id="1908048069" name="Text Box 6"/>
@@ -518,7 +466,7 @@
                       <wps:spPr>
                         <a:xfrm>
                           <a:off x="0" y="0"/>
-                          <a:ext cx="2111829" cy="261257"/>
+                          <a:ext cx="2111375" cy="260985"/>
                         </a:xfrm>
                         <a:prstGeom prst="rect">
                           <a:avLst/>
@@ -557,7 +505,14 @@
                                 <w:sz w:val="18"/>
                                 <w:szCs w:val="18"/>
                               </w:rPr>
-                              <w:t>HTTP GET / POST</w:t>
+                              <w:t xml:space="preserve">HTTP </w:t>
+                            </w:r>
+                            <w:r>
+                              <w:rPr>
+                                <w:sz w:val="18"/>
+                                <w:szCs w:val="18"/>
+                              </w:rPr>
+                              <w:t>Request</w:t>
                             </w:r>
                           </w:p>
                         </w:txbxContent>
@@ -579,7 +534,7 @@
           </mc:Choice>
           <mc:Fallback>
             <w:pict>
-              <v:shape w14:anchorId="0E26B2F8" id="Text Box 6" o:spid="_x0000_s1027" type="#_x0000_t202" style="position:absolute;margin-left:231.35pt;margin-top:14.9pt;width:166.3pt;height:20.55pt;z-index:251683840;visibility:visible;mso-wrap-style:square;mso-height-percent:0;mso-wrap-distance-left:9pt;mso-wrap-distance-top:0;mso-wrap-distance-right:9pt;mso-wrap-distance-bottom:0;mso-position-horizontal:absolute;mso-position-horizontal-relative:text;mso-position-vertical:absolute;mso-position-vertical-relative:text;mso-height-percent:0;mso-height-relative:margin;v-text-anchor:top" o:gfxdata="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" filled="f" stroked="f">
+              <v:shape w14:anchorId="0E26B2F8" id="Text Box 6" o:spid="_x0000_s1027" type="#_x0000_t202" style="position:absolute;margin-left:228.6pt;margin-top:11.8pt;width:166.25pt;height:20.55pt;z-index:251683840;visibility:visible;mso-wrap-style:square;mso-height-percent:0;mso-wrap-distance-left:9pt;mso-wrap-distance-top:0;mso-wrap-distance-right:9pt;mso-wrap-distance-bottom:0;mso-position-horizontal:absolute;mso-position-horizontal-relative:text;mso-position-vertical:absolute;mso-position-vertical-relative:text;mso-height-percent:0;mso-height-relative:margin;v-text-anchor:top" o:gfxdata="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" filled="f" stroked="f">
                 <v:textbox>
                   <w:txbxContent>
                     <w:p>
@@ -595,7 +550,14 @@
                           <w:sz w:val="18"/>
                           <w:szCs w:val="18"/>
                         </w:rPr>
-                        <w:t>HTTP GET / POST</w:t>
+                        <w:t xml:space="preserve">HTTP </w:t>
+                      </w:r>
+                      <w:r>
+                        <w:rPr>
+                          <w:sz w:val="18"/>
+                          <w:szCs w:val="18"/>
+                        </w:rPr>
+                        <w:t>Request</w:t>
                       </w:r>
                     </w:p>
                   </w:txbxContent>
@@ -605,6 +567,8 @@
           </mc:Fallback>
         </mc:AlternateContent>
       </w:r>
+    </w:p>
+    <w:p>
       <w:r>
         <w:rPr>
           <w:noProof/>
@@ -612,18 +576,1167 @@
         <mc:AlternateContent>
           <mc:Choice Requires="wps">
             <w:drawing>
-              <wp:anchor distT="0" distB="0" distL="114300" distR="114300" simplePos="0" relativeHeight="251678720" behindDoc="1" locked="0" layoutInCell="1" allowOverlap="1" wp14:anchorId="773B91AC" wp14:editId="2EF82378">
+              <wp:anchor distT="0" distB="0" distL="114300" distR="114300" simplePos="0" relativeHeight="251696128" behindDoc="0" locked="0" layoutInCell="1" allowOverlap="1" wp14:anchorId="0460F80A" wp14:editId="75EA81BE">
+                <wp:simplePos x="0" y="0"/>
+                <wp:positionH relativeFrom="margin">
+                  <wp:posOffset>1570355</wp:posOffset>
+                </wp:positionH>
+                <wp:positionV relativeFrom="paragraph">
+                  <wp:posOffset>84191</wp:posOffset>
+                </wp:positionV>
+                <wp:extent cx="2568575" cy="371475"/>
+                <wp:effectExtent l="0" t="0" r="22225" b="28575"/>
+                <wp:wrapNone/>
+                <wp:docPr id="1369216538" name="Text Box 1"/>
+                <wp:cNvGraphicFramePr/>
+                <a:graphic xmlns:a="http://schemas.openxmlformats.org/drawingml/2006/main">
+                  <a:graphicData uri="http://schemas.microsoft.com/office/word/2010/wordprocessingShape">
+                    <wps:wsp>
+                      <wps:cNvSpPr txBox="1"/>
+                      <wps:spPr>
+                        <a:xfrm>
+                          <a:off x="0" y="0"/>
+                          <a:ext cx="2568575" cy="371475"/>
+                        </a:xfrm>
+                        <a:prstGeom prst="rect">
+                          <a:avLst/>
+                        </a:prstGeom>
+                        <a:solidFill>
+                          <a:schemeClr val="lt1"/>
+                        </a:solidFill>
+                        <a:ln w="6350">
+                          <a:solidFill>
+                            <a:prstClr val="black"/>
+                          </a:solidFill>
+                        </a:ln>
+                      </wps:spPr>
+                      <wps:txbx>
+                        <w:txbxContent>
+                          <w:p>
+                            <w:pPr>
+                              <w:jc w:val="center"/>
+                              <w:rPr>
+                                <w:rFonts w:hint="eastAsia"/>
+                              </w:rPr>
+                            </w:pPr>
+                            <w:r>
+                              <w:t xml:space="preserve">Spring Security </w:t>
+                            </w:r>
+                            <w:proofErr w:type="spellStart"/>
+                            <w:r>
+                              <w:t>FilterChain</w:t>
+                            </w:r>
+                            <w:proofErr w:type="spellEnd"/>
+                          </w:p>
+                        </w:txbxContent>
+                      </wps:txbx>
+                      <wps:bodyPr rot="0" spcFirstLastPara="0" vertOverflow="overflow" horzOverflow="overflow" vert="horz" wrap="square" lIns="91440" tIns="45720" rIns="91440" bIns="45720" numCol="1" spcCol="0" rtlCol="0" fromWordArt="0" anchor="t" anchorCtr="0" forceAA="0" compatLnSpc="1">
+                        <a:prstTxWarp prst="textNoShape">
+                          <a:avLst/>
+                        </a:prstTxWarp>
+                        <a:noAutofit/>
+                      </wps:bodyPr>
+                    </wps:wsp>
+                  </a:graphicData>
+                </a:graphic>
+                <wp14:sizeRelV relativeFrom="margin">
+                  <wp14:pctHeight>0</wp14:pctHeight>
+                </wp14:sizeRelV>
+              </wp:anchor>
+            </w:drawing>
+          </mc:Choice>
+          <mc:Fallback>
+            <w:pict>
+              <v:shape w14:anchorId="0460F80A" id="_x0000_s1028" type="#_x0000_t202" style="position:absolute;margin-left:123.65pt;margin-top:6.65pt;width:202.25pt;height:29.25pt;z-index:251696128;visibility:visible;mso-wrap-style:square;mso-height-percent:0;mso-wrap-distance-left:9pt;mso-wrap-distance-top:0;mso-wrap-distance-right:9pt;mso-wrap-distance-bottom:0;mso-position-horizontal:absolute;mso-position-horizontal-relative:margin;mso-position-vertical:absolute;mso-position-vertical-relative:text;mso-height-percent:0;mso-height-relative:margin;v-text-anchor:top" o:gfxdata="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" fillcolor="white [3201]" strokeweight=".5pt">
+                <v:textbox>
+                  <w:txbxContent>
+                    <w:p>
+                      <w:pPr>
+                        <w:jc w:val="center"/>
+                        <w:rPr>
+                          <w:rFonts w:hint="eastAsia"/>
+                        </w:rPr>
+                      </w:pPr>
+                      <w:r>
+                        <w:t xml:space="preserve">Spring Security </w:t>
+                      </w:r>
+                      <w:proofErr w:type="spellStart"/>
+                      <w:r>
+                        <w:t>FilterChain</w:t>
+                      </w:r>
+                      <w:proofErr w:type="spellEnd"/>
+                    </w:p>
+                  </w:txbxContent>
+                </v:textbox>
+                <w10:wrap anchorx="margin"/>
+              </v:shape>
+            </w:pict>
+          </mc:Fallback>
+        </mc:AlternateContent>
+      </w:r>
+    </w:p>
+    <w:p>
+      <w:r>
+        <w:rPr>
+          <w:noProof/>
+        </w:rPr>
+        <mc:AlternateContent>
+          <mc:Choice Requires="wps">
+            <w:drawing>
+              <wp:anchor distT="0" distB="0" distL="114300" distR="114300" simplePos="0" relativeHeight="251661312" behindDoc="0" locked="0" layoutInCell="1" allowOverlap="1" wp14:anchorId="0383973E" wp14:editId="41D7481F">
+                <wp:simplePos x="0" y="0"/>
+                <wp:positionH relativeFrom="margin">
+                  <wp:posOffset>1570355</wp:posOffset>
+                </wp:positionH>
+                <wp:positionV relativeFrom="paragraph">
+                  <wp:posOffset>326126</wp:posOffset>
+                </wp:positionV>
+                <wp:extent cx="2568575" cy="746760"/>
+                <wp:effectExtent l="0" t="0" r="22225" b="15240"/>
+                <wp:wrapNone/>
+                <wp:docPr id="1821594535" name="Text Box 1"/>
+                <wp:cNvGraphicFramePr/>
+                <a:graphic xmlns:a="http://schemas.openxmlformats.org/drawingml/2006/main">
+                  <a:graphicData uri="http://schemas.microsoft.com/office/word/2010/wordprocessingShape">
+                    <wps:wsp>
+                      <wps:cNvSpPr txBox="1"/>
+                      <wps:spPr>
+                        <a:xfrm>
+                          <a:off x="0" y="0"/>
+                          <a:ext cx="2568575" cy="746760"/>
+                        </a:xfrm>
+                        <a:prstGeom prst="rect">
+                          <a:avLst/>
+                        </a:prstGeom>
+                        <a:solidFill>
+                          <a:schemeClr val="lt1"/>
+                        </a:solidFill>
+                        <a:ln w="6350">
+                          <a:solidFill>
+                            <a:prstClr val="black"/>
+                          </a:solidFill>
+                        </a:ln>
+                      </wps:spPr>
+                      <wps:txbx>
+                        <w:txbxContent>
+                          <w:p>
+                            <w:pPr>
+                              <w:jc w:val="center"/>
+                            </w:pPr>
+                            <w:proofErr w:type="spellStart"/>
+                            <w:r>
+                              <w:t>UsernamePassword</w:t>
+                            </w:r>
+                            <w:proofErr w:type="spellEnd"/>
+                            <w:r>
+                              <w:br/>
+                            </w:r>
+                            <w:proofErr w:type="spellStart"/>
+                            <w:r>
+                              <w:t>AuthenticationFilter</w:t>
+                            </w:r>
+                            <w:proofErr w:type="spellEnd"/>
+                          </w:p>
+                        </w:txbxContent>
+                      </wps:txbx>
+                      <wps:bodyPr rot="0" spcFirstLastPara="0" vertOverflow="overflow" horzOverflow="overflow" vert="horz" wrap="square" lIns="91440" tIns="45720" rIns="91440" bIns="45720" numCol="1" spcCol="0" rtlCol="0" fromWordArt="0" anchor="t" anchorCtr="0" forceAA="0" compatLnSpc="1">
+                        <a:prstTxWarp prst="textNoShape">
+                          <a:avLst/>
+                        </a:prstTxWarp>
+                        <a:noAutofit/>
+                      </wps:bodyPr>
+                    </wps:wsp>
+                  </a:graphicData>
+                </a:graphic>
+              </wp:anchor>
+            </w:drawing>
+          </mc:Choice>
+          <mc:Fallback>
+            <w:pict>
+              <v:shape w14:anchorId="0383973E" id="_x0000_s1029" type="#_x0000_t202" style="position:absolute;margin-left:123.65pt;margin-top:25.7pt;width:202.25pt;height:58.8pt;z-index:251661312;visibility:visible;mso-wrap-style:square;mso-wrap-distance-left:9pt;mso-wrap-distance-top:0;mso-wrap-distance-right:9pt;mso-wrap-distance-bottom:0;mso-position-horizontal:absolute;mso-position-horizontal-relative:margin;mso-position-vertical:absolute;mso-position-vertical-relative:text;v-text-anchor:top" o:gfxdata="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" fillcolor="white [3201]" strokeweight=".5pt">
+                <v:textbox>
+                  <w:txbxContent>
+                    <w:p>
+                      <w:pPr>
+                        <w:jc w:val="center"/>
+                      </w:pPr>
+                      <w:proofErr w:type="spellStart"/>
+                      <w:r>
+                        <w:t>UsernamePassword</w:t>
+                      </w:r>
+                      <w:proofErr w:type="spellEnd"/>
+                      <w:r>
+                        <w:br/>
+                      </w:r>
+                      <w:proofErr w:type="spellStart"/>
+                      <w:r>
+                        <w:t>AuthenticationFilter</w:t>
+                      </w:r>
+                      <w:proofErr w:type="spellEnd"/>
+                    </w:p>
+                  </w:txbxContent>
+                </v:textbox>
+                <w10:wrap anchorx="margin"/>
+              </v:shape>
+            </w:pict>
+          </mc:Fallback>
+        </mc:AlternateContent>
+      </w:r>
+    </w:p>
+    <w:p/>
+    <w:p/>
+    <w:p>
+      <w:r>
+        <w:rPr>
+          <w:noProof/>
+        </w:rPr>
+        <mc:AlternateContent>
+          <mc:Choice Requires="wps">
+            <w:drawing>
+              <wp:anchor distT="0" distB="0" distL="114300" distR="114300" simplePos="0" relativeHeight="251685888" behindDoc="0" locked="0" layoutInCell="1" allowOverlap="1" wp14:anchorId="7EA6B6E0" wp14:editId="5C37B897">
                 <wp:simplePos x="0" y="0"/>
                 <wp:positionH relativeFrom="column">
-                  <wp:posOffset>2847974</wp:posOffset>
+                  <wp:posOffset>2960370</wp:posOffset>
                 </wp:positionH>
                 <wp:positionV relativeFrom="paragraph">
-                  <wp:posOffset>176530</wp:posOffset>
+                  <wp:posOffset>25771</wp:posOffset>
                 </wp:positionV>
-                <wp:extent cx="9525" cy="6772275"/>
-                <wp:effectExtent l="0" t="0" r="28575" b="28575"/>
+                <wp:extent cx="2111375" cy="260985"/>
+                <wp:effectExtent l="0" t="0" r="0" b="5715"/>
                 <wp:wrapNone/>
-                <wp:docPr id="1856221708" name="직선 연결선 3"/>
+                <wp:docPr id="94928532" name="Text Box 6"/>
+                <wp:cNvGraphicFramePr/>
+                <a:graphic xmlns:a="http://schemas.openxmlformats.org/drawingml/2006/main">
+                  <a:graphicData uri="http://schemas.microsoft.com/office/word/2010/wordprocessingShape">
+                    <wps:wsp>
+                      <wps:cNvSpPr txBox="1"/>
+                      <wps:spPr>
+                        <a:xfrm>
+                          <a:off x="0" y="0"/>
+                          <a:ext cx="2111375" cy="260985"/>
+                        </a:xfrm>
+                        <a:prstGeom prst="rect">
+                          <a:avLst/>
+                        </a:prstGeom>
+                        <a:noFill/>
+                        <a:ln>
+                          <a:noFill/>
+                        </a:ln>
+                      </wps:spPr>
+                      <wps:style>
+                        <a:lnRef idx="0">
+                          <a:scrgbClr r="0" g="0" b="0"/>
+                        </a:lnRef>
+                        <a:fillRef idx="0">
+                          <a:scrgbClr r="0" g="0" b="0"/>
+                        </a:fillRef>
+                        <a:effectRef idx="0">
+                          <a:scrgbClr r="0" g="0" b="0"/>
+                        </a:effectRef>
+                        <a:fontRef idx="minor">
+                          <a:schemeClr val="dk1"/>
+                        </a:fontRef>
+                      </wps:style>
+                      <wps:txbx>
+                        <w:txbxContent>
+                          <w:p>
+                            <w:pPr>
+                              <w:rPr>
+                                <w:rFonts w:hint="eastAsia"/>
+                                <w:sz w:val="18"/>
+                                <w:szCs w:val="18"/>
+                              </w:rPr>
+                            </w:pPr>
+                            <w:r>
+                              <w:rPr>
+                                <w:rFonts w:hint="eastAsia"/>
+                                <w:sz w:val="18"/>
+                                <w:szCs w:val="18"/>
+                              </w:rPr>
+                              <w:t>로그인 요청</w:t>
+                            </w:r>
+                          </w:p>
+                        </w:txbxContent>
+                      </wps:txbx>
+                      <wps:bodyPr rot="0" spcFirstLastPara="0" vertOverflow="overflow" horzOverflow="overflow" vert="horz" wrap="square" lIns="91440" tIns="45720" rIns="91440" bIns="45720" numCol="1" spcCol="0" rtlCol="0" fromWordArt="0" anchor="t" anchorCtr="0" forceAA="0" compatLnSpc="1">
+                        <a:prstTxWarp prst="textNoShape">
+                          <a:avLst/>
+                        </a:prstTxWarp>
+                        <a:noAutofit/>
+                      </wps:bodyPr>
+                    </wps:wsp>
+                  </a:graphicData>
+                </a:graphic>
+                <wp14:sizeRelV relativeFrom="margin">
+                  <wp14:pctHeight>0</wp14:pctHeight>
+                </wp14:sizeRelV>
+              </wp:anchor>
+            </w:drawing>
+          </mc:Choice>
+          <mc:Fallback>
+            <w:pict>
+              <v:shape w14:anchorId="7EA6B6E0" id="_x0000_s1030" type="#_x0000_t202" style="position:absolute;margin-left:233.1pt;margin-top:2.05pt;width:166.25pt;height:20.55pt;z-index:251685888;visibility:visible;mso-wrap-style:square;mso-height-percent:0;mso-wrap-distance-left:9pt;mso-wrap-distance-top:0;mso-wrap-distance-right:9pt;mso-wrap-distance-bottom:0;mso-position-horizontal:absolute;mso-position-horizontal-relative:text;mso-position-vertical:absolute;mso-position-vertical-relative:text;mso-height-percent:0;mso-height-relative:margin;v-text-anchor:top" o:gfxdata="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" filled="f" stroked="f">
+                <v:textbox>
+                  <w:txbxContent>
+                    <w:p>
+                      <w:pPr>
+                        <w:rPr>
+                          <w:rFonts w:hint="eastAsia"/>
+                          <w:sz w:val="18"/>
+                          <w:szCs w:val="18"/>
+                        </w:rPr>
+                      </w:pPr>
+                      <w:r>
+                        <w:rPr>
+                          <w:rFonts w:hint="eastAsia"/>
+                          <w:sz w:val="18"/>
+                          <w:szCs w:val="18"/>
+                        </w:rPr>
+                        <w:t>로그인 요청</w:t>
+                      </w:r>
+                    </w:p>
+                  </w:txbxContent>
+                </v:textbox>
+              </v:shape>
+            </w:pict>
+          </mc:Fallback>
+        </mc:AlternateContent>
+      </w:r>
+      <w:r>
+        <w:rPr>
+          <w:noProof/>
+        </w:rPr>
+        <mc:AlternateContent>
+          <mc:Choice Requires="wps">
+            <w:drawing>
+              <wp:anchor distT="0" distB="0" distL="114300" distR="114300" simplePos="0" relativeHeight="251698176" behindDoc="0" locked="0" layoutInCell="1" allowOverlap="1" wp14:anchorId="2413F87A" wp14:editId="347F3A66">
+                <wp:simplePos x="0" y="0"/>
+                <wp:positionH relativeFrom="margin">
+                  <wp:posOffset>1570355</wp:posOffset>
+                </wp:positionH>
+                <wp:positionV relativeFrom="paragraph">
+                  <wp:posOffset>312156</wp:posOffset>
+                </wp:positionV>
+                <wp:extent cx="2568575" cy="371475"/>
+                <wp:effectExtent l="0" t="0" r="22225" b="28575"/>
+                <wp:wrapNone/>
+                <wp:docPr id="1791732626" name="Text Box 1"/>
+                <wp:cNvGraphicFramePr/>
+                <a:graphic xmlns:a="http://schemas.openxmlformats.org/drawingml/2006/main">
+                  <a:graphicData uri="http://schemas.microsoft.com/office/word/2010/wordprocessingShape">
+                    <wps:wsp>
+                      <wps:cNvSpPr txBox="1"/>
+                      <wps:spPr>
+                        <a:xfrm>
+                          <a:off x="0" y="0"/>
+                          <a:ext cx="2568575" cy="371475"/>
+                        </a:xfrm>
+                        <a:prstGeom prst="rect">
+                          <a:avLst/>
+                        </a:prstGeom>
+                        <a:solidFill>
+                          <a:schemeClr val="lt1"/>
+                        </a:solidFill>
+                        <a:ln w="6350">
+                          <a:solidFill>
+                            <a:prstClr val="black"/>
+                          </a:solidFill>
+                        </a:ln>
+                      </wps:spPr>
+                      <wps:txbx>
+                        <w:txbxContent>
+                          <w:p>
+                            <w:pPr>
+                              <w:jc w:val="center"/>
+                              <w:rPr>
+                                <w:rFonts w:hint="eastAsia"/>
+                              </w:rPr>
+                            </w:pPr>
+                            <w:proofErr w:type="spellStart"/>
+                            <w:r>
+                              <w:t>AuthenticationManager</w:t>
+                            </w:r>
+                            <w:proofErr w:type="spellEnd"/>
+                          </w:p>
+                        </w:txbxContent>
+                      </wps:txbx>
+                      <wps:bodyPr rot="0" spcFirstLastPara="0" vertOverflow="overflow" horzOverflow="overflow" vert="horz" wrap="square" lIns="91440" tIns="45720" rIns="91440" bIns="45720" numCol="1" spcCol="0" rtlCol="0" fromWordArt="0" anchor="t" anchorCtr="0" forceAA="0" compatLnSpc="1">
+                        <a:prstTxWarp prst="textNoShape">
+                          <a:avLst/>
+                        </a:prstTxWarp>
+                        <a:noAutofit/>
+                      </wps:bodyPr>
+                    </wps:wsp>
+                  </a:graphicData>
+                </a:graphic>
+                <wp14:sizeRelV relativeFrom="margin">
+                  <wp14:pctHeight>0</wp14:pctHeight>
+                </wp14:sizeRelV>
+              </wp:anchor>
+            </w:drawing>
+          </mc:Choice>
+          <mc:Fallback>
+            <w:pict>
+              <v:shape w14:anchorId="2413F87A" id="_x0000_s1031" type="#_x0000_t202" style="position:absolute;margin-left:123.65pt;margin-top:24.6pt;width:202.25pt;height:29.25pt;z-index:251698176;visibility:visible;mso-wrap-style:square;mso-height-percent:0;mso-wrap-distance-left:9pt;mso-wrap-distance-top:0;mso-wrap-distance-right:9pt;mso-wrap-distance-bottom:0;mso-position-horizontal:absolute;mso-position-horizontal-relative:margin;mso-position-vertical:absolute;mso-position-vertical-relative:text;mso-height-percent:0;mso-height-relative:margin;v-text-anchor:top" o:gfxdata="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" fillcolor="white [3201]" strokeweight=".5pt">
+                <v:textbox>
+                  <w:txbxContent>
+                    <w:p>
+                      <w:pPr>
+                        <w:jc w:val="center"/>
+                        <w:rPr>
+                          <w:rFonts w:hint="eastAsia"/>
+                        </w:rPr>
+                      </w:pPr>
+                      <w:proofErr w:type="spellStart"/>
+                      <w:r>
+                        <w:t>AuthenticationManager</w:t>
+                      </w:r>
+                      <w:proofErr w:type="spellEnd"/>
+                    </w:p>
+                  </w:txbxContent>
+                </v:textbox>
+                <w10:wrap anchorx="margin"/>
+              </v:shape>
+            </w:pict>
+          </mc:Fallback>
+        </mc:AlternateContent>
+      </w:r>
+    </w:p>
+    <w:p/>
+    <w:p>
+      <w:r>
+        <w:rPr>
+          <w:noProof/>
+        </w:rPr>
+        <mc:AlternateContent>
+          <mc:Choice Requires="wps">
+            <w:drawing>
+              <wp:anchor distT="0" distB="0" distL="114300" distR="114300" simplePos="0" relativeHeight="251700224" behindDoc="0" locked="0" layoutInCell="1" allowOverlap="1" wp14:anchorId="3CA7164C" wp14:editId="662CF75E">
+                <wp:simplePos x="0" y="0"/>
+                <wp:positionH relativeFrom="margin">
+                  <wp:posOffset>1578610</wp:posOffset>
+                </wp:positionH>
+                <wp:positionV relativeFrom="paragraph">
+                  <wp:posOffset>258709</wp:posOffset>
+                </wp:positionV>
+                <wp:extent cx="2568575" cy="629285"/>
+                <wp:effectExtent l="0" t="0" r="22225" b="18415"/>
+                <wp:wrapNone/>
+                <wp:docPr id="1139822299" name="Text Box 1"/>
+                <wp:cNvGraphicFramePr/>
+                <a:graphic xmlns:a="http://schemas.openxmlformats.org/drawingml/2006/main">
+                  <a:graphicData uri="http://schemas.microsoft.com/office/word/2010/wordprocessingShape">
+                    <wps:wsp>
+                      <wps:cNvSpPr txBox="1"/>
+                      <wps:spPr>
+                        <a:xfrm>
+                          <a:off x="0" y="0"/>
+                          <a:ext cx="2568575" cy="629285"/>
+                        </a:xfrm>
+                        <a:prstGeom prst="rect">
+                          <a:avLst/>
+                        </a:prstGeom>
+                        <a:solidFill>
+                          <a:schemeClr val="lt1"/>
+                        </a:solidFill>
+                        <a:ln w="6350">
+                          <a:solidFill>
+                            <a:prstClr val="black"/>
+                          </a:solidFill>
+                        </a:ln>
+                      </wps:spPr>
+                      <wps:txbx>
+                        <w:txbxContent>
+                          <w:p>
+                            <w:pPr>
+                              <w:jc w:val="center"/>
+                              <w:rPr>
+                                <w:rFonts w:hint="eastAsia"/>
+                              </w:rPr>
+                            </w:pPr>
+                            <w:proofErr w:type="spellStart"/>
+                            <w:r>
+                              <w:t>CustomUserDetailsService</w:t>
+                            </w:r>
+                            <w:proofErr w:type="spellEnd"/>
+                            <w:r>
+                              <w:br/>
+                              <w:t>(DB 사용자 조회)</w:t>
+                            </w:r>
+                          </w:p>
+                        </w:txbxContent>
+                      </wps:txbx>
+                      <wps:bodyPr rot="0" spcFirstLastPara="0" vertOverflow="overflow" horzOverflow="overflow" vert="horz" wrap="square" lIns="91440" tIns="45720" rIns="91440" bIns="45720" numCol="1" spcCol="0" rtlCol="0" fromWordArt="0" anchor="t" anchorCtr="0" forceAA="0" compatLnSpc="1">
+                        <a:prstTxWarp prst="textNoShape">
+                          <a:avLst/>
+                        </a:prstTxWarp>
+                        <a:noAutofit/>
+                      </wps:bodyPr>
+                    </wps:wsp>
+                  </a:graphicData>
+                </a:graphic>
+                <wp14:sizeRelV relativeFrom="margin">
+                  <wp14:pctHeight>0</wp14:pctHeight>
+                </wp14:sizeRelV>
+              </wp:anchor>
+            </w:drawing>
+          </mc:Choice>
+          <mc:Fallback>
+            <w:pict>
+              <v:shape w14:anchorId="3CA7164C" id="_x0000_s1032" type="#_x0000_t202" style="position:absolute;margin-left:124.3pt;margin-top:20.35pt;width:202.25pt;height:49.55pt;z-index:251700224;visibility:visible;mso-wrap-style:square;mso-height-percent:0;mso-wrap-distance-left:9pt;mso-wrap-distance-top:0;mso-wrap-distance-right:9pt;mso-wrap-distance-bottom:0;mso-position-horizontal:absolute;mso-position-horizontal-relative:margin;mso-position-vertical:absolute;mso-position-vertical-relative:text;mso-height-percent:0;mso-height-relative:margin;v-text-anchor:top" o:gfxdata="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" fillcolor="white [3201]" strokeweight=".5pt">
+                <v:textbox>
+                  <w:txbxContent>
+                    <w:p>
+                      <w:pPr>
+                        <w:jc w:val="center"/>
+                        <w:rPr>
+                          <w:rFonts w:hint="eastAsia"/>
+                        </w:rPr>
+                      </w:pPr>
+                      <w:proofErr w:type="spellStart"/>
+                      <w:r>
+                        <w:t>CustomUserDetailsService</w:t>
+                      </w:r>
+                      <w:proofErr w:type="spellEnd"/>
+                      <w:r>
+                        <w:br/>
+                        <w:t>(DB 사용자 조회)</w:t>
+                      </w:r>
+                    </w:p>
+                  </w:txbxContent>
+                </v:textbox>
+                <w10:wrap anchorx="margin"/>
+              </v:shape>
+            </w:pict>
+          </mc:Fallback>
+        </mc:AlternateContent>
+      </w:r>
+    </w:p>
+    <w:p/>
+    <w:p/>
+    <w:p>
+      <w:r>
+        <w:rPr>
+          <w:noProof/>
+        </w:rPr>
+        <mc:AlternateContent>
+          <mc:Choice Requires="wps">
+            <w:drawing>
+              <wp:anchor distT="0" distB="0" distL="114300" distR="114300" simplePos="0" relativeHeight="251702272" behindDoc="0" locked="0" layoutInCell="1" allowOverlap="1" wp14:anchorId="268D158B" wp14:editId="4936D2D3">
+                <wp:simplePos x="0" y="0"/>
+                <wp:positionH relativeFrom="margin">
+                  <wp:posOffset>1570008</wp:posOffset>
+                </wp:positionH>
+                <wp:positionV relativeFrom="paragraph">
+                  <wp:posOffset>111772</wp:posOffset>
+                </wp:positionV>
+                <wp:extent cx="2568575" cy="569343"/>
+                <wp:effectExtent l="0" t="0" r="22225" b="21590"/>
+                <wp:wrapNone/>
+                <wp:docPr id="1928667749" name="Text Box 1"/>
+                <wp:cNvGraphicFramePr/>
+                <a:graphic xmlns:a="http://schemas.openxmlformats.org/drawingml/2006/main">
+                  <a:graphicData uri="http://schemas.microsoft.com/office/word/2010/wordprocessingShape">
+                    <wps:wsp>
+                      <wps:cNvSpPr txBox="1"/>
+                      <wps:spPr>
+                        <a:xfrm>
+                          <a:off x="0" y="0"/>
+                          <a:ext cx="2568575" cy="569343"/>
+                        </a:xfrm>
+                        <a:prstGeom prst="rect">
+                          <a:avLst/>
+                        </a:prstGeom>
+                        <a:solidFill>
+                          <a:schemeClr val="lt1"/>
+                        </a:solidFill>
+                        <a:ln w="6350">
+                          <a:solidFill>
+                            <a:prstClr val="black"/>
+                          </a:solidFill>
+                        </a:ln>
+                      </wps:spPr>
+                      <wps:txbx>
+                        <w:txbxContent>
+                          <w:p>
+                            <w:pPr>
+                              <w:jc w:val="center"/>
+                              <w:rPr>
+                                <w:rFonts w:hint="eastAsia"/>
+                              </w:rPr>
+                            </w:pPr>
+                            <w:proofErr w:type="spellStart"/>
+                            <w:r>
+                              <w:t>UserRepository</w:t>
+                            </w:r>
+                            <w:proofErr w:type="spellEnd"/>
+                            <w:r>
+                              <w:br/>
+                              <w:t>(</w:t>
+                            </w:r>
+                            <w:proofErr w:type="gramStart"/>
+                            <w:r>
+                              <w:t>User /</w:t>
+                            </w:r>
+                            <w:proofErr w:type="gramEnd"/>
+                            <w:r>
+                              <w:t xml:space="preserve"> Role 조회)</w:t>
+                            </w:r>
+                          </w:p>
+                        </w:txbxContent>
+                      </wps:txbx>
+                      <wps:bodyPr rot="0" spcFirstLastPara="0" vertOverflow="overflow" horzOverflow="overflow" vert="horz" wrap="square" lIns="91440" tIns="45720" rIns="91440" bIns="45720" numCol="1" spcCol="0" rtlCol="0" fromWordArt="0" anchor="t" anchorCtr="0" forceAA="0" compatLnSpc="1">
+                        <a:prstTxWarp prst="textNoShape">
+                          <a:avLst/>
+                        </a:prstTxWarp>
+                        <a:noAutofit/>
+                      </wps:bodyPr>
+                    </wps:wsp>
+                  </a:graphicData>
+                </a:graphic>
+                <wp14:sizeRelV relativeFrom="margin">
+                  <wp14:pctHeight>0</wp14:pctHeight>
+                </wp14:sizeRelV>
+              </wp:anchor>
+            </w:drawing>
+          </mc:Choice>
+          <mc:Fallback>
+            <w:pict>
+              <v:shape w14:anchorId="268D158B" id="_x0000_s1033" type="#_x0000_t202" style="position:absolute;margin-left:123.6pt;margin-top:8.8pt;width:202.25pt;height:44.85pt;z-index:251702272;visibility:visible;mso-wrap-style:square;mso-height-percent:0;mso-wrap-distance-left:9pt;mso-wrap-distance-top:0;mso-wrap-distance-right:9pt;mso-wrap-distance-bottom:0;mso-position-horizontal:absolute;mso-position-horizontal-relative:margin;mso-position-vertical:absolute;mso-position-vertical-relative:text;mso-height-percent:0;mso-height-relative:margin;v-text-anchor:top" o:gfxdata="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" fillcolor="white [3201]" strokeweight=".5pt">
+                <v:textbox>
+                  <w:txbxContent>
+                    <w:p>
+                      <w:pPr>
+                        <w:jc w:val="center"/>
+                        <w:rPr>
+                          <w:rFonts w:hint="eastAsia"/>
+                        </w:rPr>
+                      </w:pPr>
+                      <w:proofErr w:type="spellStart"/>
+                      <w:r>
+                        <w:t>UserRepository</w:t>
+                      </w:r>
+                      <w:proofErr w:type="spellEnd"/>
+                      <w:r>
+                        <w:br/>
+                        <w:t>(</w:t>
+                      </w:r>
+                      <w:proofErr w:type="gramStart"/>
+                      <w:r>
+                        <w:t>User /</w:t>
+                      </w:r>
+                      <w:proofErr w:type="gramEnd"/>
+                      <w:r>
+                        <w:t xml:space="preserve"> Role 조회)</w:t>
+                      </w:r>
+                    </w:p>
+                  </w:txbxContent>
+                </v:textbox>
+                <w10:wrap anchorx="margin"/>
+              </v:shape>
+            </w:pict>
+          </mc:Fallback>
+        </mc:AlternateContent>
+      </w:r>
+    </w:p>
+    <w:p/>
+    <w:p>
+      <w:r>
+        <w:rPr>
+          <w:noProof/>
+        </w:rPr>
+        <mc:AlternateContent>
+          <mc:Choice Requires="wps">
+            <w:drawing>
+              <wp:anchor distT="0" distB="0" distL="114300" distR="114300" simplePos="0" relativeHeight="251704320" behindDoc="0" locked="0" layoutInCell="1" allowOverlap="1" wp14:anchorId="588B85DA" wp14:editId="3F268740">
+                <wp:simplePos x="0" y="0"/>
+                <wp:positionH relativeFrom="margin">
+                  <wp:posOffset>1569720</wp:posOffset>
+                </wp:positionH>
+                <wp:positionV relativeFrom="paragraph">
+                  <wp:posOffset>217278</wp:posOffset>
+                </wp:positionV>
+                <wp:extent cx="2568575" cy="629285"/>
+                <wp:effectExtent l="0" t="0" r="22225" b="18415"/>
+                <wp:wrapNone/>
+                <wp:docPr id="1926788722" name="Text Box 1"/>
+                <wp:cNvGraphicFramePr/>
+                <a:graphic xmlns:a="http://schemas.openxmlformats.org/drawingml/2006/main">
+                  <a:graphicData uri="http://schemas.microsoft.com/office/word/2010/wordprocessingShape">
+                    <wps:wsp>
+                      <wps:cNvSpPr txBox="1"/>
+                      <wps:spPr>
+                        <a:xfrm>
+                          <a:off x="0" y="0"/>
+                          <a:ext cx="2568575" cy="629285"/>
+                        </a:xfrm>
+                        <a:prstGeom prst="rect">
+                          <a:avLst/>
+                        </a:prstGeom>
+                        <a:solidFill>
+                          <a:schemeClr val="lt1"/>
+                        </a:solidFill>
+                        <a:ln w="6350">
+                          <a:solidFill>
+                            <a:prstClr val="black"/>
+                          </a:solidFill>
+                        </a:ln>
+                      </wps:spPr>
+                      <wps:txbx>
+                        <w:txbxContent>
+                          <w:p>
+                            <w:pPr>
+                              <w:jc w:val="center"/>
+                              <w:rPr>
+                                <w:rFonts w:hint="eastAsia"/>
+                              </w:rPr>
+                            </w:pPr>
+                            <w:proofErr w:type="spellStart"/>
+                            <w:r>
+                              <w:t>PasswordEncoder</w:t>
+                            </w:r>
+                            <w:proofErr w:type="spellEnd"/>
+                            <w:r>
+                              <w:br/>
+                              <w:t>(</w:t>
+                            </w:r>
+                            <w:proofErr w:type="spellStart"/>
+                            <w:r>
+                              <w:t>BCrypt</w:t>
+                            </w:r>
+                            <w:proofErr w:type="spellEnd"/>
+                            <w:r>
+                              <w:t xml:space="preserve"> 비밀번호 검증)</w:t>
+                            </w:r>
+                          </w:p>
+                        </w:txbxContent>
+                      </wps:txbx>
+                      <wps:bodyPr rot="0" spcFirstLastPara="0" vertOverflow="overflow" horzOverflow="overflow" vert="horz" wrap="square" lIns="91440" tIns="45720" rIns="91440" bIns="45720" numCol="1" spcCol="0" rtlCol="0" fromWordArt="0" anchor="t" anchorCtr="0" forceAA="0" compatLnSpc="1">
+                        <a:prstTxWarp prst="textNoShape">
+                          <a:avLst/>
+                        </a:prstTxWarp>
+                        <a:noAutofit/>
+                      </wps:bodyPr>
+                    </wps:wsp>
+                  </a:graphicData>
+                </a:graphic>
+                <wp14:sizeRelV relativeFrom="margin">
+                  <wp14:pctHeight>0</wp14:pctHeight>
+                </wp14:sizeRelV>
+              </wp:anchor>
+            </w:drawing>
+          </mc:Choice>
+          <mc:Fallback>
+            <w:pict>
+              <v:shape w14:anchorId="588B85DA" id="_x0000_s1034" type="#_x0000_t202" style="position:absolute;margin-left:123.6pt;margin-top:17.1pt;width:202.25pt;height:49.55pt;z-index:251704320;visibility:visible;mso-wrap-style:square;mso-height-percent:0;mso-wrap-distance-left:9pt;mso-wrap-distance-top:0;mso-wrap-distance-right:9pt;mso-wrap-distance-bottom:0;mso-position-horizontal:absolute;mso-position-horizontal-relative:margin;mso-position-vertical:absolute;mso-position-vertical-relative:text;mso-height-percent:0;mso-height-relative:margin;v-text-anchor:top" o:gfxdata="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" fillcolor="white [3201]" strokeweight=".5pt">
+                <v:textbox>
+                  <w:txbxContent>
+                    <w:p>
+                      <w:pPr>
+                        <w:jc w:val="center"/>
+                        <w:rPr>
+                          <w:rFonts w:hint="eastAsia"/>
+                        </w:rPr>
+                      </w:pPr>
+                      <w:proofErr w:type="spellStart"/>
+                      <w:r>
+                        <w:t>PasswordEncoder</w:t>
+                      </w:r>
+                      <w:proofErr w:type="spellEnd"/>
+                      <w:r>
+                        <w:br/>
+                        <w:t>(</w:t>
+                      </w:r>
+                      <w:proofErr w:type="spellStart"/>
+                      <w:r>
+                        <w:t>BCrypt</w:t>
+                      </w:r>
+                      <w:proofErr w:type="spellEnd"/>
+                      <w:r>
+                        <w:t xml:space="preserve"> 비밀번호 검증)</w:t>
+                      </w:r>
+                    </w:p>
+                  </w:txbxContent>
+                </v:textbox>
+                <w10:wrap anchorx="margin"/>
+              </v:shape>
+            </w:pict>
+          </mc:Fallback>
+        </mc:AlternateContent>
+      </w:r>
+    </w:p>
+    <w:p/>
+    <w:p>
+      <w:r>
+        <w:rPr>
+          <w:noProof/>
+        </w:rPr>
+        <mc:AlternateContent>
+          <mc:Choice Requires="wps">
+            <w:drawing>
+              <wp:anchor distT="0" distB="0" distL="114300" distR="114300" simplePos="0" relativeHeight="251692032" behindDoc="0" locked="0" layoutInCell="1" allowOverlap="1" wp14:anchorId="194DD00E" wp14:editId="3BCF86DA">
+                <wp:simplePos x="0" y="0"/>
+                <wp:positionH relativeFrom="column">
+                  <wp:posOffset>2955290</wp:posOffset>
+                </wp:positionH>
+                <wp:positionV relativeFrom="paragraph">
+                  <wp:posOffset>132344</wp:posOffset>
+                </wp:positionV>
+                <wp:extent cx="2111375" cy="260985"/>
+                <wp:effectExtent l="0" t="0" r="0" b="5715"/>
+                <wp:wrapNone/>
+                <wp:docPr id="1358236176" name="Text Box 6"/>
+                <wp:cNvGraphicFramePr/>
+                <a:graphic xmlns:a="http://schemas.openxmlformats.org/drawingml/2006/main">
+                  <a:graphicData uri="http://schemas.microsoft.com/office/word/2010/wordprocessingShape">
+                    <wps:wsp>
+                      <wps:cNvSpPr txBox="1"/>
+                      <wps:spPr>
+                        <a:xfrm>
+                          <a:off x="0" y="0"/>
+                          <a:ext cx="2111375" cy="260985"/>
+                        </a:xfrm>
+                        <a:prstGeom prst="rect">
+                          <a:avLst/>
+                        </a:prstGeom>
+                        <a:noFill/>
+                        <a:ln>
+                          <a:noFill/>
+                        </a:ln>
+                      </wps:spPr>
+                      <wps:style>
+                        <a:lnRef idx="0">
+                          <a:scrgbClr r="0" g="0" b="0"/>
+                        </a:lnRef>
+                        <a:fillRef idx="0">
+                          <a:scrgbClr r="0" g="0" b="0"/>
+                        </a:fillRef>
+                        <a:effectRef idx="0">
+                          <a:scrgbClr r="0" g="0" b="0"/>
+                        </a:effectRef>
+                        <a:fontRef idx="minor">
+                          <a:schemeClr val="dk1"/>
+                        </a:fontRef>
+                      </wps:style>
+                      <wps:txbx>
+                        <w:txbxContent>
+                          <w:p>
+                            <w:pPr>
+                              <w:rPr>
+                                <w:rFonts w:hint="eastAsia"/>
+                                <w:sz w:val="18"/>
+                                <w:szCs w:val="18"/>
+                              </w:rPr>
+                            </w:pPr>
+                            <w:r>
+                              <w:rPr>
+                                <w:rFonts w:hint="eastAsia"/>
+                                <w:sz w:val="18"/>
+                                <w:szCs w:val="18"/>
+                              </w:rPr>
+                              <w:t>인증 성공</w:t>
+                            </w:r>
+                          </w:p>
+                        </w:txbxContent>
+                      </wps:txbx>
+                      <wps:bodyPr rot="0" spcFirstLastPara="0" vertOverflow="overflow" horzOverflow="overflow" vert="horz" wrap="square" lIns="91440" tIns="45720" rIns="91440" bIns="45720" numCol="1" spcCol="0" rtlCol="0" fromWordArt="0" anchor="t" anchorCtr="0" forceAA="0" compatLnSpc="1">
+                        <a:prstTxWarp prst="textNoShape">
+                          <a:avLst/>
+                        </a:prstTxWarp>
+                        <a:noAutofit/>
+                      </wps:bodyPr>
+                    </wps:wsp>
+                  </a:graphicData>
+                </a:graphic>
+                <wp14:sizeRelV relativeFrom="margin">
+                  <wp14:pctHeight>0</wp14:pctHeight>
+                </wp14:sizeRelV>
+              </wp:anchor>
+            </w:drawing>
+          </mc:Choice>
+          <mc:Fallback>
+            <w:pict>
+              <v:shape w14:anchorId="194DD00E" id="_x0000_s1035" type="#_x0000_t202" style="position:absolute;margin-left:232.7pt;margin-top:10.4pt;width:166.25pt;height:20.55pt;z-index:251692032;visibility:visible;mso-wrap-style:square;mso-height-percent:0;mso-wrap-distance-left:9pt;mso-wrap-distance-top:0;mso-wrap-distance-right:9pt;mso-wrap-distance-bottom:0;mso-position-horizontal:absolute;mso-position-horizontal-relative:text;mso-position-vertical:absolute;mso-position-vertical-relative:text;mso-height-percent:0;mso-height-relative:margin;v-text-anchor:top" o:gfxdata="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" filled="f" stroked="f">
+                <v:textbox>
+                  <w:txbxContent>
+                    <w:p>
+                      <w:pPr>
+                        <w:rPr>
+                          <w:rFonts w:hint="eastAsia"/>
+                          <w:sz w:val="18"/>
+                          <w:szCs w:val="18"/>
+                        </w:rPr>
+                      </w:pPr>
+                      <w:r>
+                        <w:rPr>
+                          <w:rFonts w:hint="eastAsia"/>
+                          <w:sz w:val="18"/>
+                          <w:szCs w:val="18"/>
+                        </w:rPr>
+                        <w:t>인증 성공</w:t>
+                      </w:r>
+                    </w:p>
+                  </w:txbxContent>
+                </v:textbox>
+              </v:shape>
+            </w:pict>
+          </mc:Fallback>
+        </mc:AlternateContent>
+      </w:r>
+    </w:p>
+    <w:p>
+      <w:r>
+        <w:rPr>
+          <w:noProof/>
+        </w:rPr>
+        <mc:AlternateContent>
+          <mc:Choice Requires="wps">
+            <w:drawing>
+              <wp:anchor distT="0" distB="0" distL="114300" distR="114300" simplePos="0" relativeHeight="251706368" behindDoc="0" locked="0" layoutInCell="1" allowOverlap="1" wp14:anchorId="54469FCE" wp14:editId="1A0FD1CF">
+                <wp:simplePos x="0" y="0"/>
+                <wp:positionH relativeFrom="margin">
+                  <wp:posOffset>1570355</wp:posOffset>
+                </wp:positionH>
+                <wp:positionV relativeFrom="paragraph">
+                  <wp:posOffset>68316</wp:posOffset>
+                </wp:positionV>
+                <wp:extent cx="2568575" cy="629285"/>
+                <wp:effectExtent l="0" t="0" r="22225" b="18415"/>
+                <wp:wrapNone/>
+                <wp:docPr id="581817694" name="Text Box 1"/>
+                <wp:cNvGraphicFramePr/>
+                <a:graphic xmlns:a="http://schemas.openxmlformats.org/drawingml/2006/main">
+                  <a:graphicData uri="http://schemas.microsoft.com/office/word/2010/wordprocessingShape">
+                    <wps:wsp>
+                      <wps:cNvSpPr txBox="1"/>
+                      <wps:spPr>
+                        <a:xfrm>
+                          <a:off x="0" y="0"/>
+                          <a:ext cx="2568575" cy="629285"/>
+                        </a:xfrm>
+                        <a:prstGeom prst="rect">
+                          <a:avLst/>
+                        </a:prstGeom>
+                        <a:solidFill>
+                          <a:schemeClr val="lt1"/>
+                        </a:solidFill>
+                        <a:ln w="6350">
+                          <a:solidFill>
+                            <a:prstClr val="black"/>
+                          </a:solidFill>
+                        </a:ln>
+                      </wps:spPr>
+                      <wps:txbx>
+                        <w:txbxContent>
+                          <w:p>
+                            <w:pPr>
+                              <w:jc w:val="center"/>
+                              <w:rPr>
+                                <w:rFonts w:hint="eastAsia"/>
+                              </w:rPr>
+                            </w:pPr>
+                            <w:proofErr w:type="spellStart"/>
+                            <w:r>
+                              <w:t>SecurityContextHolder</w:t>
+                            </w:r>
+                            <w:proofErr w:type="spellEnd"/>
+                            <w:r>
+                              <w:br/>
+                            </w:r>
+                            <w:proofErr w:type="spellStart"/>
+                            <w:r>
+                              <w:t>SecurityContext</w:t>
+                            </w:r>
+                            <w:proofErr w:type="spellEnd"/>
+                            <w:r>
+                              <w:t xml:space="preserve"> 저장</w:t>
+                            </w:r>
+                          </w:p>
+                        </w:txbxContent>
+                      </wps:txbx>
+                      <wps:bodyPr rot="0" spcFirstLastPara="0" vertOverflow="overflow" horzOverflow="overflow" vert="horz" wrap="square" lIns="91440" tIns="45720" rIns="91440" bIns="45720" numCol="1" spcCol="0" rtlCol="0" fromWordArt="0" anchor="t" anchorCtr="0" forceAA="0" compatLnSpc="1">
+                        <a:prstTxWarp prst="textNoShape">
+                          <a:avLst/>
+                        </a:prstTxWarp>
+                        <a:noAutofit/>
+                      </wps:bodyPr>
+                    </wps:wsp>
+                  </a:graphicData>
+                </a:graphic>
+                <wp14:sizeRelV relativeFrom="margin">
+                  <wp14:pctHeight>0</wp14:pctHeight>
+                </wp14:sizeRelV>
+              </wp:anchor>
+            </w:drawing>
+          </mc:Choice>
+          <mc:Fallback>
+            <w:pict>
+              <v:shape w14:anchorId="54469FCE" id="_x0000_s1036" type="#_x0000_t202" style="position:absolute;margin-left:123.65pt;margin-top:5.4pt;width:202.25pt;height:49.55pt;z-index:251706368;visibility:visible;mso-wrap-style:square;mso-height-percent:0;mso-wrap-distance-left:9pt;mso-wrap-distance-top:0;mso-wrap-distance-right:9pt;mso-wrap-distance-bottom:0;mso-position-horizontal:absolute;mso-position-horizontal-relative:margin;mso-position-vertical:absolute;mso-position-vertical-relative:text;mso-height-percent:0;mso-height-relative:margin;v-text-anchor:top" o:gfxdata="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" fillcolor="white [3201]" strokeweight=".5pt">
+                <v:textbox>
+                  <w:txbxContent>
+                    <w:p>
+                      <w:pPr>
+                        <w:jc w:val="center"/>
+                        <w:rPr>
+                          <w:rFonts w:hint="eastAsia"/>
+                        </w:rPr>
+                      </w:pPr>
+                      <w:proofErr w:type="spellStart"/>
+                      <w:r>
+                        <w:t>SecurityContextHolder</w:t>
+                      </w:r>
+                      <w:proofErr w:type="spellEnd"/>
+                      <w:r>
+                        <w:br/>
+                      </w:r>
+                      <w:proofErr w:type="spellStart"/>
+                      <w:r>
+                        <w:t>SecurityContext</w:t>
+                      </w:r>
+                      <w:proofErr w:type="spellEnd"/>
+                      <w:r>
+                        <w:t xml:space="preserve"> 저장</w:t>
+                      </w:r>
+                    </w:p>
+                  </w:txbxContent>
+                </v:textbox>
+                <w10:wrap anchorx="margin"/>
+              </v:shape>
+            </w:pict>
+          </mc:Fallback>
+        </mc:AlternateContent>
+      </w:r>
+    </w:p>
+    <w:p/>
+    <w:p>
+      <w:r>
+        <w:rPr>
+          <w:noProof/>
+        </w:rPr>
+        <mc:AlternateContent>
+          <mc:Choice Requires="wps">
+            <w:drawing>
+              <wp:anchor distT="0" distB="0" distL="114300" distR="114300" simplePos="0" relativeHeight="251708416" behindDoc="0" locked="0" layoutInCell="1" allowOverlap="1" wp14:anchorId="052C510C" wp14:editId="3C6BDE28">
+                <wp:simplePos x="0" y="0"/>
+                <wp:positionH relativeFrom="margin">
+                  <wp:posOffset>1570355</wp:posOffset>
+                </wp:positionH>
+                <wp:positionV relativeFrom="paragraph">
+                  <wp:posOffset>260242</wp:posOffset>
+                </wp:positionV>
+                <wp:extent cx="2568575" cy="568960"/>
+                <wp:effectExtent l="0" t="0" r="22225" b="21590"/>
+                <wp:wrapNone/>
+                <wp:docPr id="678279234" name="Text Box 1"/>
+                <wp:cNvGraphicFramePr/>
+                <a:graphic xmlns:a="http://schemas.openxmlformats.org/drawingml/2006/main">
+                  <a:graphicData uri="http://schemas.microsoft.com/office/word/2010/wordprocessingShape">
+                    <wps:wsp>
+                      <wps:cNvSpPr txBox="1"/>
+                      <wps:spPr>
+                        <a:xfrm>
+                          <a:off x="0" y="0"/>
+                          <a:ext cx="2568575" cy="568960"/>
+                        </a:xfrm>
+                        <a:prstGeom prst="rect">
+                          <a:avLst/>
+                        </a:prstGeom>
+                        <a:solidFill>
+                          <a:schemeClr val="lt1"/>
+                        </a:solidFill>
+                        <a:ln w="6350">
+                          <a:solidFill>
+                            <a:prstClr val="black"/>
+                          </a:solidFill>
+                        </a:ln>
+                      </wps:spPr>
+                      <wps:txbx>
+                        <w:txbxContent>
+                          <w:p>
+                            <w:pPr>
+                              <w:jc w:val="center"/>
+                              <w:rPr>
+                                <w:rFonts w:hint="eastAsia"/>
+                              </w:rPr>
+                            </w:pPr>
+                            <w:proofErr w:type="spellStart"/>
+                            <w:r>
+                              <w:t>AuthorizationFilter</w:t>
+                            </w:r>
+                            <w:proofErr w:type="spellEnd"/>
+                            <w:r>
+                              <w:br/>
+                              <w:t>권한(ROLE) 검사</w:t>
+                            </w:r>
+                          </w:p>
+                        </w:txbxContent>
+                      </wps:txbx>
+                      <wps:bodyPr rot="0" spcFirstLastPara="0" vertOverflow="overflow" horzOverflow="overflow" vert="horz" wrap="square" lIns="91440" tIns="45720" rIns="91440" bIns="45720" numCol="1" spcCol="0" rtlCol="0" fromWordArt="0" anchor="t" anchorCtr="0" forceAA="0" compatLnSpc="1">
+                        <a:prstTxWarp prst="textNoShape">
+                          <a:avLst/>
+                        </a:prstTxWarp>
+                        <a:noAutofit/>
+                      </wps:bodyPr>
+                    </wps:wsp>
+                  </a:graphicData>
+                </a:graphic>
+                <wp14:sizeRelV relativeFrom="margin">
+                  <wp14:pctHeight>0</wp14:pctHeight>
+                </wp14:sizeRelV>
+              </wp:anchor>
+            </w:drawing>
+          </mc:Choice>
+          <mc:Fallback>
+            <w:pict>
+              <v:shape w14:anchorId="052C510C" id="_x0000_s1037" type="#_x0000_t202" style="position:absolute;margin-left:123.65pt;margin-top:20.5pt;width:202.25pt;height:44.8pt;z-index:251708416;visibility:visible;mso-wrap-style:square;mso-height-percent:0;mso-wrap-distance-left:9pt;mso-wrap-distance-top:0;mso-wrap-distance-right:9pt;mso-wrap-distance-bottom:0;mso-position-horizontal:absolute;mso-position-horizontal-relative:margin;mso-position-vertical:absolute;mso-position-vertical-relative:text;mso-height-percent:0;mso-height-relative:margin;v-text-anchor:top" o:gfxdata="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" fillcolor="white [3201]" strokeweight=".5pt">
+                <v:textbox>
+                  <w:txbxContent>
+                    <w:p>
+                      <w:pPr>
+                        <w:jc w:val="center"/>
+                        <w:rPr>
+                          <w:rFonts w:hint="eastAsia"/>
+                        </w:rPr>
+                      </w:pPr>
+                      <w:proofErr w:type="spellStart"/>
+                      <w:r>
+                        <w:t>AuthorizationFilter</w:t>
+                      </w:r>
+                      <w:proofErr w:type="spellEnd"/>
+                      <w:r>
+                        <w:br/>
+                        <w:t>권한(ROLE) 검사</w:t>
+                      </w:r>
+                    </w:p>
+                  </w:txbxContent>
+                </v:textbox>
+                <w10:wrap anchorx="margin"/>
+              </v:shape>
+            </w:pict>
+          </mc:Fallback>
+        </mc:AlternateContent>
+      </w:r>
+    </w:p>
+    <w:p>
+      <w:r>
+        <w:rPr>
+          <w:noProof/>
+        </w:rPr>
+        <mc:AlternateContent>
+          <mc:Choice Requires="wps">
+            <w:drawing>
+              <wp:anchor distT="0" distB="0" distL="114300" distR="114300" simplePos="0" relativeHeight="251657214" behindDoc="0" locked="0" layoutInCell="1" allowOverlap="1" wp14:anchorId="745EC252" wp14:editId="33935B56">
+                <wp:simplePos x="0" y="0"/>
+                <wp:positionH relativeFrom="column">
+                  <wp:posOffset>3428999</wp:posOffset>
+                </wp:positionH>
+                <wp:positionV relativeFrom="paragraph">
+                  <wp:posOffset>294186</wp:posOffset>
+                </wp:positionV>
+                <wp:extent cx="5443" cy="990600"/>
+                <wp:effectExtent l="0" t="0" r="33020" b="19050"/>
+                <wp:wrapNone/>
+                <wp:docPr id="2134385854" name="직선 연결선 21"/>
                 <wp:cNvGraphicFramePr/>
                 <a:graphic xmlns:a="http://schemas.openxmlformats.org/drawingml/2006/main">
                   <a:graphicData uri="http://schemas.microsoft.com/office/word/2010/wordprocessingShape">
@@ -632,7 +1745,7 @@
                       <wps:spPr>
                         <a:xfrm>
                           <a:off x="0" y="0"/>
-                          <a:ext cx="9525" cy="6772275"/>
+                          <a:ext cx="5443" cy="990600"/>
                         </a:xfrm>
                         <a:prstGeom prst="line">
                           <a:avLst/>
@@ -667,7 +1780,7 @@
           </mc:Choice>
           <mc:Fallback>
             <w:pict>
-              <v:line w14:anchorId="707948FE" id="직선 연결선 3" o:spid="_x0000_s1026" style="position:absolute;z-index:-251637760;visibility:visible;mso-wrap-style:square;mso-width-percent:0;mso-height-percent:0;mso-wrap-distance-left:9pt;mso-wrap-distance-top:0;mso-wrap-distance-right:9pt;mso-wrap-distance-bottom:0;mso-position-horizontal:absolute;mso-position-horizontal-relative:text;mso-position-vertical:absolute;mso-position-vertical-relative:text;mso-width-percent:0;mso-height-percent:0;mso-width-relative:margin;mso-height-relative:margin" from="224.25pt,13.9pt" to="225pt,547.15pt" o:gfxdata="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" strokecolor="black [3200]" strokeweight=".5pt">
+              <v:line w14:anchorId="7BE3B5A7" id="직선 연결선 21" o:spid="_x0000_s1026" style="position:absolute;z-index:251657214;visibility:visible;mso-wrap-style:square;mso-width-percent:0;mso-height-percent:0;mso-wrap-distance-left:9pt;mso-wrap-distance-top:0;mso-wrap-distance-right:9pt;mso-wrap-distance-bottom:0;mso-position-horizontal:absolute;mso-position-horizontal-relative:text;mso-position-vertical:absolute;mso-position-vertical-relative:text;mso-width-percent:0;mso-height-percent:0;mso-width-relative:margin;mso-height-relative:margin" from="270pt,23.15pt" to="270.45pt,101.15pt" o:gfxdata="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" strokecolor="black [3200]" strokeweight=".5pt">
                 <v:stroke joinstyle="miter"/>
               </v:line>
             </w:pict>
@@ -683,18 +1796,18 @@
         <mc:AlternateContent>
           <mc:Choice Requires="wps">
             <w:drawing>
-              <wp:anchor distT="0" distB="0" distL="114300" distR="114300" simplePos="0" relativeHeight="251661312" behindDoc="0" locked="0" layoutInCell="1" allowOverlap="1" wp14:anchorId="0383973E" wp14:editId="283E895F">
+              <wp:anchor distT="0" distB="0" distL="114300" distR="114300" simplePos="0" relativeHeight="251694080" behindDoc="0" locked="0" layoutInCell="1" allowOverlap="1" wp14:anchorId="074C878D" wp14:editId="0AA8DDD3">
                 <wp:simplePos x="0" y="0"/>
                 <wp:positionH relativeFrom="margin">
-                  <wp:align>center</wp:align>
+                  <wp:posOffset>1729377</wp:posOffset>
                 </wp:positionH>
                 <wp:positionV relativeFrom="paragraph">
-                  <wp:posOffset>132080</wp:posOffset>
+                  <wp:posOffset>173446</wp:posOffset>
                 </wp:positionV>
-                <wp:extent cx="2568696" cy="746876"/>
-                <wp:effectExtent l="0" t="0" r="22225" b="15240"/>
+                <wp:extent cx="759125" cy="276045"/>
+                <wp:effectExtent l="0" t="0" r="0" b="0"/>
                 <wp:wrapNone/>
-                <wp:docPr id="1821594535" name="Text Box 1"/>
+                <wp:docPr id="109896299" name="Text Box 6"/>
                 <wp:cNvGraphicFramePr/>
                 <a:graphic xmlns:a="http://schemas.openxmlformats.org/drawingml/2006/main">
                   <a:graphicData uri="http://schemas.microsoft.com/office/word/2010/wordprocessingShape">
@@ -703,142 +1816,7 @@
                       <wps:spPr>
                         <a:xfrm>
                           <a:off x="0" y="0"/>
-                          <a:ext cx="2568696" cy="746876"/>
-                        </a:xfrm>
-                        <a:prstGeom prst="rect">
-                          <a:avLst/>
-                        </a:prstGeom>
-                        <a:solidFill>
-                          <a:schemeClr val="lt1"/>
-                        </a:solidFill>
-                        <a:ln w="6350">
-                          <a:solidFill>
-                            <a:prstClr val="black"/>
-                          </a:solidFill>
-                        </a:ln>
-                      </wps:spPr>
-                      <wps:txbx>
-                        <w:txbxContent>
-                          <w:p>
-                            <w:pPr>
-                              <w:jc w:val="center"/>
-                            </w:pPr>
-                            <w:r>
-                              <w:rPr>
-                                <w:rFonts w:hint="eastAsia"/>
-                              </w:rPr>
-                              <w:t>DispatcherServlet</w:t>
-                            </w:r>
-                          </w:p>
-                          <w:p>
-                            <w:pPr>
-                              <w:jc w:val="center"/>
-                            </w:pPr>
-                            <w:r>
-                              <w:rPr>
-                                <w:rFonts w:hint="eastAsia"/>
-                              </w:rPr>
-                              <w:t xml:space="preserve">Front Controller </w:t>
-                            </w:r>
-                            <w:r>
-                              <w:t>–</w:t>
-                            </w:r>
-                            <w:r>
-                              <w:rPr>
-                                <w:rFonts w:hint="eastAsia"/>
-                              </w:rPr>
-                              <w:t xml:space="preserve"> URL 매핑 처리</w:t>
-                            </w:r>
-                          </w:p>
-                        </w:txbxContent>
-                      </wps:txbx>
-                      <wps:bodyPr rot="0" spcFirstLastPara="0" vertOverflow="overflow" horzOverflow="overflow" vert="horz" wrap="square" lIns="91440" tIns="45720" rIns="91440" bIns="45720" numCol="1" spcCol="0" rtlCol="0" fromWordArt="0" anchor="t" anchorCtr="0" forceAA="0" compatLnSpc="1">
-                        <a:prstTxWarp prst="textNoShape">
-                          <a:avLst/>
-                        </a:prstTxWarp>
-                        <a:noAutofit/>
-                      </wps:bodyPr>
-                    </wps:wsp>
-                  </a:graphicData>
-                </a:graphic>
-              </wp:anchor>
-            </w:drawing>
-          </mc:Choice>
-          <mc:Fallback>
-            <w:pict>
-              <v:shape w14:anchorId="0383973E" id="_x0000_s1028" type="#_x0000_t202" style="position:absolute;margin-left:0;margin-top:10.4pt;width:202.25pt;height:58.8pt;z-index:251661312;visibility:visible;mso-wrap-style:square;mso-wrap-distance-left:9pt;mso-wrap-distance-top:0;mso-wrap-distance-right:9pt;mso-wrap-distance-bottom:0;mso-position-horizontal:center;mso-position-horizontal-relative:margin;mso-position-vertical:absolute;mso-position-vertical-relative:text;v-text-anchor:top" o:gfxdata="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" fillcolor="white [3201]" strokeweight=".5pt">
-                <v:textbox>
-                  <w:txbxContent>
-                    <w:p>
-                      <w:pPr>
-                        <w:jc w:val="center"/>
-                      </w:pPr>
-                      <w:r>
-                        <w:rPr>
-                          <w:rFonts w:hint="eastAsia"/>
-                        </w:rPr>
-                        <w:t>DispatcherServlet</w:t>
-                      </w:r>
-                    </w:p>
-                    <w:p>
-                      <w:pPr>
-                        <w:jc w:val="center"/>
-                      </w:pPr>
-                      <w:r>
-                        <w:rPr>
-                          <w:rFonts w:hint="eastAsia"/>
-                        </w:rPr>
-                        <w:t xml:space="preserve">Front Controller </w:t>
-                      </w:r>
-                      <w:r>
-                        <w:t>–</w:t>
-                      </w:r>
-                      <w:r>
-                        <w:rPr>
-                          <w:rFonts w:hint="eastAsia"/>
-                        </w:rPr>
-                        <w:t xml:space="preserve"> URL 매핑 처리</w:t>
-                      </w:r>
-                    </w:p>
-                  </w:txbxContent>
-                </v:textbox>
-                <w10:wrap anchorx="margin"/>
-              </v:shape>
-            </w:pict>
-          </mc:Fallback>
-        </mc:AlternateContent>
-      </w:r>
-    </w:p>
-    <w:p/>
-    <w:p>
-      <w:r>
-        <w:rPr>
-          <w:noProof/>
-        </w:rPr>
-        <mc:AlternateContent>
-          <mc:Choice Requires="wps">
-            <w:drawing>
-              <wp:anchor distT="0" distB="0" distL="114300" distR="114300" simplePos="0" relativeHeight="251685888" behindDoc="0" locked="0" layoutInCell="1" allowOverlap="1" wp14:anchorId="7EA6B6E0" wp14:editId="6F32CD4B">
-                <wp:simplePos x="0" y="0"/>
-                <wp:positionH relativeFrom="column">
-                  <wp:posOffset>2960642</wp:posOffset>
-                </wp:positionH>
-                <wp:positionV relativeFrom="paragraph">
-                  <wp:posOffset>209097</wp:posOffset>
-                </wp:positionV>
-                <wp:extent cx="2111829" cy="261257"/>
-                <wp:effectExtent l="0" t="0" r="0" b="5715"/>
-                <wp:wrapNone/>
-                <wp:docPr id="94928532" name="Text Box 6"/>
-                <wp:cNvGraphicFramePr/>
-                <a:graphic xmlns:a="http://schemas.openxmlformats.org/drawingml/2006/main">
-                  <a:graphicData uri="http://schemas.microsoft.com/office/word/2010/wordprocessingShape">
-                    <wps:wsp>
-                      <wps:cNvSpPr txBox="1"/>
-                      <wps:spPr>
-                        <a:xfrm>
-                          <a:off x="0" y="0"/>
-                          <a:ext cx="2111829" cy="261257"/>
+                          <a:ext cx="759125" cy="276045"/>
                         </a:xfrm>
                         <a:prstGeom prst="rect">
                           <a:avLst/>
@@ -867,6 +1845,7 @@
                           <w:p>
                             <w:pPr>
                               <w:rPr>
+                                <w:rFonts w:hint="eastAsia"/>
                                 <w:sz w:val="18"/>
                                 <w:szCs w:val="18"/>
                               </w:rPr>
@@ -877,154 +1856,7 @@
                                 <w:sz w:val="18"/>
                                 <w:szCs w:val="18"/>
                               </w:rPr>
-                              <w:t>요청 위임</w:t>
-                            </w:r>
-                          </w:p>
-                        </w:txbxContent>
-                      </wps:txbx>
-                      <wps:bodyPr rot="0" spcFirstLastPara="0" vertOverflow="overflow" horzOverflow="overflow" vert="horz" wrap="square" lIns="91440" tIns="45720" rIns="91440" bIns="45720" numCol="1" spcCol="0" rtlCol="0" fromWordArt="0" anchor="t" anchorCtr="0" forceAA="0" compatLnSpc="1">
-                        <a:prstTxWarp prst="textNoShape">
-                          <a:avLst/>
-                        </a:prstTxWarp>
-                        <a:noAutofit/>
-                      </wps:bodyPr>
-                    </wps:wsp>
-                  </a:graphicData>
-                </a:graphic>
-                <wp14:sizeRelV relativeFrom="margin">
-                  <wp14:pctHeight>0</wp14:pctHeight>
-                </wp14:sizeRelV>
-              </wp:anchor>
-            </w:drawing>
-          </mc:Choice>
-          <mc:Fallback>
-            <w:pict>
-              <v:shape w14:anchorId="7EA6B6E0" id="_x0000_s1029" type="#_x0000_t202" style="position:absolute;margin-left:233.1pt;margin-top:16.45pt;width:166.3pt;height:20.55pt;z-index:251685888;visibility:visible;mso-wrap-style:square;mso-height-percent:0;mso-wrap-distance-left:9pt;mso-wrap-distance-top:0;mso-wrap-distance-right:9pt;mso-wrap-distance-bottom:0;mso-position-horizontal:absolute;mso-position-horizontal-relative:text;mso-position-vertical:absolute;mso-position-vertical-relative:text;mso-height-percent:0;mso-height-relative:margin;v-text-anchor:top" o:gfxdata="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" filled="f" stroked="f">
-                <v:textbox>
-                  <w:txbxContent>
-                    <w:p>
-                      <w:pPr>
-                        <w:rPr>
-                          <w:sz w:val="18"/>
-                          <w:szCs w:val="18"/>
-                        </w:rPr>
-                      </w:pPr>
-                      <w:r>
-                        <w:rPr>
-                          <w:rFonts w:hint="eastAsia"/>
-                          <w:sz w:val="18"/>
-                          <w:szCs w:val="18"/>
-                        </w:rPr>
-                        <w:t>요청 위임</w:t>
-                      </w:r>
-                    </w:p>
-                  </w:txbxContent>
-                </v:textbox>
-              </v:shape>
-            </w:pict>
-          </mc:Fallback>
-        </mc:AlternateContent>
-      </w:r>
-    </w:p>
-    <w:p>
-      <w:r>
-        <w:rPr>
-          <w:noProof/>
-        </w:rPr>
-        <mc:AlternateContent>
-          <mc:Choice Requires="wps">
-            <w:drawing>
-              <wp:anchor distT="0" distB="0" distL="114300" distR="114300" simplePos="0" relativeHeight="251663360" behindDoc="0" locked="0" layoutInCell="1" allowOverlap="1" wp14:anchorId="75B90B34" wp14:editId="7C67D0C5">
-                <wp:simplePos x="0" y="0"/>
-                <wp:positionH relativeFrom="margin">
-                  <wp:posOffset>276225</wp:posOffset>
-                </wp:positionH>
-                <wp:positionV relativeFrom="paragraph">
-                  <wp:posOffset>175260</wp:posOffset>
-                </wp:positionV>
-                <wp:extent cx="5334000" cy="1066800"/>
-                <wp:effectExtent l="0" t="0" r="19050" b="19050"/>
-                <wp:wrapNone/>
-                <wp:docPr id="585516389" name="Text Box 1"/>
-                <wp:cNvGraphicFramePr/>
-                <a:graphic xmlns:a="http://schemas.openxmlformats.org/drawingml/2006/main">
-                  <a:graphicData uri="http://schemas.microsoft.com/office/word/2010/wordprocessingShape">
-                    <wps:wsp>
-                      <wps:cNvSpPr txBox="1"/>
-                      <wps:spPr>
-                        <a:xfrm>
-                          <a:off x="0" y="0"/>
-                          <a:ext cx="5334000" cy="1066800"/>
-                        </a:xfrm>
-                        <a:prstGeom prst="rect">
-                          <a:avLst/>
-                        </a:prstGeom>
-                        <a:solidFill>
-                          <a:schemeClr val="lt1"/>
-                        </a:solidFill>
-                        <a:ln w="6350">
-                          <a:solidFill>
-                            <a:prstClr val="black"/>
-                          </a:solidFill>
-                        </a:ln>
-                      </wps:spPr>
-                      <wps:txbx>
-                        <w:txbxContent>
-                          <w:p>
-                            <w:pPr>
-                              <w:jc w:val="center"/>
-                            </w:pPr>
-                            <w:r>
-                              <w:rPr>
-                                <w:rFonts w:hint="eastAsia"/>
-                              </w:rPr>
-                              <w:t>Controller 계층</w:t>
-                            </w:r>
-                          </w:p>
-                          <w:p>
-                            <w:pPr>
-                              <w:jc w:val="center"/>
-                            </w:pPr>
-                            <w:r>
-                              <w:rPr>
-                                <w:rFonts w:hint="eastAsia"/>
-                              </w:rPr>
-                              <w:t>ProductController</w:t>
-                            </w:r>
-                            <w:r>
-                              <w:rPr>
-                                <w:rFonts w:hint="eastAsia"/>
-                              </w:rPr>
-                              <w:t xml:space="preserve"> </w:t>
-                            </w:r>
-                            <w:r>
-                              <w:rPr>
-                                <w:rFonts w:hint="eastAsia"/>
-                              </w:rPr>
-                              <w:t>/</w:t>
-                            </w:r>
-                            <w:r>
-                              <w:rPr>
-                                <w:rFonts w:hint="eastAsia"/>
-                              </w:rPr>
-                              <w:t xml:space="preserve"> </w:t>
-                            </w:r>
-                            <w:r>
-                              <w:rPr>
-                                <w:rFonts w:hint="eastAsia"/>
-                              </w:rPr>
-                              <w:t>CategoryController</w:t>
-                            </w:r>
-                          </w:p>
-                          <w:p>
-                            <w:pPr>
-                              <w:jc w:val="center"/>
-                            </w:pPr>
-                            <w:r>
-                              <w:rPr>
-                                <w:rFonts w:hint="eastAsia"/>
-                              </w:rPr>
-                              <w:t>@ModelAttribute, @Valid, BindingResult, RedirectAttributes</w:t>
+                              <w:t>허용</w:t>
                             </w:r>
                           </w:p>
                         </w:txbxContent>
@@ -1049,64 +1881,24 @@
           </mc:Choice>
           <mc:Fallback>
             <w:pict>
-              <v:shape w14:anchorId="75B90B34" id="_x0000_s1030" type="#_x0000_t202" style="position:absolute;margin-left:21.75pt;margin-top:13.8pt;width:420pt;height:84pt;z-index:251663360;visibility:visible;mso-wrap-style:square;mso-width-percent:0;mso-height-percent:0;mso-wrap-distance-left:9pt;mso-wrap-distance-top:0;mso-wrap-distance-right:9pt;mso-wrap-distance-bottom:0;mso-position-horizontal:absolute;mso-position-horizontal-relative:margin;mso-position-vertical:absolute;mso-position-vertical-relative:text;mso-width-percent:0;mso-height-percent:0;mso-width-relative:margin;mso-height-relative:margin;v-text-anchor:top" o:gfxdata="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" fillcolor="white [3201]" strokeweight=".5pt">
+              <v:shape w14:anchorId="074C878D" id="_x0000_s1038" type="#_x0000_t202" style="position:absolute;margin-left:136.15pt;margin-top:13.65pt;width:59.75pt;height:21.75pt;z-index:251694080;visibility:visible;mso-wrap-style:square;mso-width-percent:0;mso-height-percent:0;mso-wrap-distance-left:9pt;mso-wrap-distance-top:0;mso-wrap-distance-right:9pt;mso-wrap-distance-bottom:0;mso-position-horizontal:absolute;mso-position-horizontal-relative:margin;mso-position-vertical:absolute;mso-position-vertical-relative:text;mso-width-percent:0;mso-height-percent:0;mso-width-relative:margin;mso-height-relative:margin;v-text-anchor:top" o:gfxdata="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" filled="f" stroked="f">
                 <v:textbox>
                   <w:txbxContent>
                     <w:p>
                       <w:pPr>
-                        <w:jc w:val="center"/>
+                        <w:rPr>
+                          <w:rFonts w:hint="eastAsia"/>
+                          <w:sz w:val="18"/>
+                          <w:szCs w:val="18"/>
+                        </w:rPr>
                       </w:pPr>
                       <w:r>
                         <w:rPr>
                           <w:rFonts w:hint="eastAsia"/>
+                          <w:sz w:val="18"/>
+                          <w:szCs w:val="18"/>
                         </w:rPr>
-                        <w:t>Controller 계층</w:t>
-                      </w:r>
-                    </w:p>
-                    <w:p>
-                      <w:pPr>
-                        <w:jc w:val="center"/>
-                      </w:pPr>
-                      <w:r>
-                        <w:rPr>
-                          <w:rFonts w:hint="eastAsia"/>
-                        </w:rPr>
-                        <w:t>ProductController</w:t>
-                      </w:r>
-                      <w:r>
-                        <w:rPr>
-                          <w:rFonts w:hint="eastAsia"/>
-                        </w:rPr>
-                        <w:t xml:space="preserve"> </w:t>
-                      </w:r>
-                      <w:r>
-                        <w:rPr>
-                          <w:rFonts w:hint="eastAsia"/>
-                        </w:rPr>
-                        <w:t>/</w:t>
-                      </w:r>
-                      <w:r>
-                        <w:rPr>
-                          <w:rFonts w:hint="eastAsia"/>
-                        </w:rPr>
-                        <w:t xml:space="preserve"> </w:t>
-                      </w:r>
-                      <w:r>
-                        <w:rPr>
-                          <w:rFonts w:hint="eastAsia"/>
-                        </w:rPr>
-                        <w:t>CategoryController</w:t>
-                      </w:r>
-                    </w:p>
-                    <w:p>
-                      <w:pPr>
-                        <w:jc w:val="center"/>
-                      </w:pPr>
-                      <w:r>
-                        <w:rPr>
-                          <w:rFonts w:hint="eastAsia"/>
-                        </w:rPr>
-                        <w:t>@ModelAttribute, @Valid, BindingResult, RedirectAttributes</w:t>
+                        <w:t>허용</w:t>
                       </w:r>
                     </w:p>
                   </w:txbxContent>
@@ -1117,10 +1909,6 @@
           </mc:Fallback>
         </mc:AlternateContent>
       </w:r>
-    </w:p>
-    <w:p/>
-    <w:p/>
-    <w:p>
       <w:r>
         <w:rPr>
           <w:noProof/>
@@ -1128,18 +1916,18 @@
         <mc:AlternateContent>
           <mc:Choice Requires="wps">
             <w:drawing>
-              <wp:anchor distT="0" distB="0" distL="114300" distR="114300" simplePos="0" relativeHeight="251687936" behindDoc="0" locked="0" layoutInCell="1" allowOverlap="1" wp14:anchorId="45C7B8DC" wp14:editId="34EFFCEE">
+              <wp:anchor distT="0" distB="0" distL="114300" distR="114300" simplePos="0" relativeHeight="251714560" behindDoc="0" locked="0" layoutInCell="1" allowOverlap="1" wp14:anchorId="602E855B" wp14:editId="629E353D">
                 <wp:simplePos x="0" y="0"/>
-                <wp:positionH relativeFrom="column">
-                  <wp:posOffset>2953657</wp:posOffset>
+                <wp:positionH relativeFrom="margin">
+                  <wp:posOffset>3439341</wp:posOffset>
                 </wp:positionH>
                 <wp:positionV relativeFrom="paragraph">
-                  <wp:posOffset>197757</wp:posOffset>
+                  <wp:posOffset>174716</wp:posOffset>
                 </wp:positionV>
-                <wp:extent cx="2111829" cy="261257"/>
-                <wp:effectExtent l="0" t="0" r="0" b="5715"/>
+                <wp:extent cx="759125" cy="276045"/>
+                <wp:effectExtent l="0" t="0" r="0" b="0"/>
                 <wp:wrapNone/>
-                <wp:docPr id="751599717" name="Text Box 6"/>
+                <wp:docPr id="2006500599" name="Text Box 6"/>
                 <wp:cNvGraphicFramePr/>
                 <a:graphic xmlns:a="http://schemas.openxmlformats.org/drawingml/2006/main">
                   <a:graphicData uri="http://schemas.microsoft.com/office/word/2010/wordprocessingShape">
@@ -1148,7 +1936,7 @@
                       <wps:spPr>
                         <a:xfrm>
                           <a:off x="0" y="0"/>
-                          <a:ext cx="2111829" cy="261257"/>
+                          <a:ext cx="759125" cy="276045"/>
                         </a:xfrm>
                         <a:prstGeom prst="rect">
                           <a:avLst/>
@@ -1177,6 +1965,7 @@
                           <w:p>
                             <w:pPr>
                               <w:rPr>
+                                <w:rFonts w:hint="eastAsia"/>
                                 <w:sz w:val="18"/>
                                 <w:szCs w:val="18"/>
                               </w:rPr>
@@ -1187,154 +1976,7 @@
                                 <w:sz w:val="18"/>
                                 <w:szCs w:val="18"/>
                               </w:rPr>
-                              <w:t>비즈니스 로직 위임</w:t>
-                            </w:r>
-                          </w:p>
-                        </w:txbxContent>
-                      </wps:txbx>
-                      <wps:bodyPr rot="0" spcFirstLastPara="0" vertOverflow="overflow" horzOverflow="overflow" vert="horz" wrap="square" lIns="91440" tIns="45720" rIns="91440" bIns="45720" numCol="1" spcCol="0" rtlCol="0" fromWordArt="0" anchor="t" anchorCtr="0" forceAA="0" compatLnSpc="1">
-                        <a:prstTxWarp prst="textNoShape">
-                          <a:avLst/>
-                        </a:prstTxWarp>
-                        <a:noAutofit/>
-                      </wps:bodyPr>
-                    </wps:wsp>
-                  </a:graphicData>
-                </a:graphic>
-                <wp14:sizeRelV relativeFrom="margin">
-                  <wp14:pctHeight>0</wp14:pctHeight>
-                </wp14:sizeRelV>
-              </wp:anchor>
-            </w:drawing>
-          </mc:Choice>
-          <mc:Fallback>
-            <w:pict>
-              <v:shape w14:anchorId="45C7B8DC" id="_x0000_s1031" type="#_x0000_t202" style="position:absolute;margin-left:232.55pt;margin-top:15.55pt;width:166.3pt;height:20.55pt;z-index:251687936;visibility:visible;mso-wrap-style:square;mso-height-percent:0;mso-wrap-distance-left:9pt;mso-wrap-distance-top:0;mso-wrap-distance-right:9pt;mso-wrap-distance-bottom:0;mso-position-horizontal:absolute;mso-position-horizontal-relative:text;mso-position-vertical:absolute;mso-position-vertical-relative:text;mso-height-percent:0;mso-height-relative:margin;v-text-anchor:top" o:gfxdata="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" filled="f" stroked="f">
-                <v:textbox>
-                  <w:txbxContent>
-                    <w:p>
-                      <w:pPr>
-                        <w:rPr>
-                          <w:sz w:val="18"/>
-                          <w:szCs w:val="18"/>
-                        </w:rPr>
-                      </w:pPr>
-                      <w:r>
-                        <w:rPr>
-                          <w:rFonts w:hint="eastAsia"/>
-                          <w:sz w:val="18"/>
-                          <w:szCs w:val="18"/>
-                        </w:rPr>
-                        <w:t>비즈니스 로직 위임</w:t>
-                      </w:r>
-                    </w:p>
-                  </w:txbxContent>
-                </v:textbox>
-              </v:shape>
-            </w:pict>
-          </mc:Fallback>
-        </mc:AlternateContent>
-      </w:r>
-    </w:p>
-    <w:p>
-      <w:r>
-        <w:rPr>
-          <w:noProof/>
-        </w:rPr>
-        <mc:AlternateContent>
-          <mc:Choice Requires="wps">
-            <w:drawing>
-              <wp:anchor distT="0" distB="0" distL="114300" distR="114300" simplePos="0" relativeHeight="251673600" behindDoc="0" locked="0" layoutInCell="1" allowOverlap="1" wp14:anchorId="171E6E12" wp14:editId="53653A6F">
-                <wp:simplePos x="0" y="0"/>
-                <wp:positionH relativeFrom="margin">
-                  <wp:align>center</wp:align>
-                </wp:positionH>
-                <wp:positionV relativeFrom="paragraph">
-                  <wp:posOffset>135890</wp:posOffset>
-                </wp:positionV>
-                <wp:extent cx="5334000" cy="1066800"/>
-                <wp:effectExtent l="0" t="0" r="19050" b="19050"/>
-                <wp:wrapNone/>
-                <wp:docPr id="1661984958" name="Text Box 1"/>
-                <wp:cNvGraphicFramePr/>
-                <a:graphic xmlns:a="http://schemas.openxmlformats.org/drawingml/2006/main">
-                  <a:graphicData uri="http://schemas.microsoft.com/office/word/2010/wordprocessingShape">
-                    <wps:wsp>
-                      <wps:cNvSpPr txBox="1"/>
-                      <wps:spPr>
-                        <a:xfrm>
-                          <a:off x="0" y="0"/>
-                          <a:ext cx="5334000" cy="1066800"/>
-                        </a:xfrm>
-                        <a:prstGeom prst="rect">
-                          <a:avLst/>
-                        </a:prstGeom>
-                        <a:solidFill>
-                          <a:schemeClr val="lt1"/>
-                        </a:solidFill>
-                        <a:ln w="6350">
-                          <a:solidFill>
-                            <a:prstClr val="black"/>
-                          </a:solidFill>
-                        </a:ln>
-                      </wps:spPr>
-                      <wps:txbx>
-                        <w:txbxContent>
-                          <w:p>
-                            <w:pPr>
-                              <w:jc w:val="center"/>
-                            </w:pPr>
-                            <w:r>
-                              <w:rPr>
-                                <w:rFonts w:hint="eastAsia"/>
-                              </w:rPr>
-                              <w:t>Service 계층</w:t>
-                            </w:r>
-                          </w:p>
-                          <w:p>
-                            <w:pPr>
-                              <w:jc w:val="center"/>
-                            </w:pPr>
-                            <w:r>
-                              <w:rPr>
-                                <w:rFonts w:hint="eastAsia"/>
-                              </w:rPr>
-                              <w:t>ProductService</w:t>
-                            </w:r>
-                            <w:r>
-                              <w:rPr>
-                                <w:rFonts w:hint="eastAsia"/>
-                              </w:rPr>
-                              <w:t xml:space="preserve"> </w:t>
-                            </w:r>
-                            <w:r>
-                              <w:rPr>
-                                <w:rFonts w:hint="eastAsia"/>
-                              </w:rPr>
-                              <w:t>/</w:t>
-                            </w:r>
-                            <w:r>
-                              <w:rPr>
-                                <w:rFonts w:hint="eastAsia"/>
-                              </w:rPr>
-                              <w:t xml:space="preserve"> </w:t>
-                            </w:r>
-                            <w:r>
-                              <w:rPr>
-                                <w:rFonts w:hint="eastAsia"/>
-                              </w:rPr>
-                              <w:t>CategoryService</w:t>
-                            </w:r>
-                          </w:p>
-                          <w:p>
-                            <w:pPr>
-                              <w:jc w:val="center"/>
-                            </w:pPr>
-                            <w:r>
-                              <w:rPr>
-                                <w:rFonts w:hint="eastAsia"/>
-                              </w:rPr>
-                              <w:t>@Transactional, 중복 검사, 비즈니스 규칙 처리</w:t>
+                              <w:t>거부</w:t>
                             </w:r>
                           </w:p>
                         </w:txbxContent>
@@ -1359,289 +2001,13 @@
           </mc:Choice>
           <mc:Fallback>
             <w:pict>
-              <v:shape w14:anchorId="171E6E12" id="_x0000_s1032" type="#_x0000_t202" style="position:absolute;margin-left:0;margin-top:10.7pt;width:420pt;height:84pt;z-index:251673600;visibility:visible;mso-wrap-style:square;mso-width-percent:0;mso-height-percent:0;mso-wrap-distance-left:9pt;mso-wrap-distance-top:0;mso-wrap-distance-right:9pt;mso-wrap-distance-bottom:0;mso-position-horizontal:center;mso-position-horizontal-relative:margin;mso-position-vertical:absolute;mso-position-vertical-relative:text;mso-width-percent:0;mso-height-percent:0;mso-width-relative:margin;mso-height-relative:margin;v-text-anchor:top" o:gfxdata="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" fillcolor="white [3201]" strokeweight=".5pt">
-                <v:textbox>
-                  <w:txbxContent>
-                    <w:p>
-                      <w:pPr>
-                        <w:jc w:val="center"/>
-                      </w:pPr>
-                      <w:r>
-                        <w:rPr>
-                          <w:rFonts w:hint="eastAsia"/>
-                        </w:rPr>
-                        <w:t>Service 계층</w:t>
-                      </w:r>
-                    </w:p>
-                    <w:p>
-                      <w:pPr>
-                        <w:jc w:val="center"/>
-                      </w:pPr>
-                      <w:r>
-                        <w:rPr>
-                          <w:rFonts w:hint="eastAsia"/>
-                        </w:rPr>
-                        <w:t>ProductService</w:t>
-                      </w:r>
-                      <w:r>
-                        <w:rPr>
-                          <w:rFonts w:hint="eastAsia"/>
-                        </w:rPr>
-                        <w:t xml:space="preserve"> </w:t>
-                      </w:r>
-                      <w:r>
-                        <w:rPr>
-                          <w:rFonts w:hint="eastAsia"/>
-                        </w:rPr>
-                        <w:t>/</w:t>
-                      </w:r>
-                      <w:r>
-                        <w:rPr>
-                          <w:rFonts w:hint="eastAsia"/>
-                        </w:rPr>
-                        <w:t xml:space="preserve"> </w:t>
-                      </w:r>
-                      <w:r>
-                        <w:rPr>
-                          <w:rFonts w:hint="eastAsia"/>
-                        </w:rPr>
-                        <w:t>CategoryService</w:t>
-                      </w:r>
-                    </w:p>
-                    <w:p>
-                      <w:pPr>
-                        <w:jc w:val="center"/>
-                      </w:pPr>
-                      <w:r>
-                        <w:rPr>
-                          <w:rFonts w:hint="eastAsia"/>
-                        </w:rPr>
-                        <w:t>@Transactional, 중복 검사, 비즈니스 규칙 처리</w:t>
-                      </w:r>
-                    </w:p>
-                  </w:txbxContent>
-                </v:textbox>
-                <w10:wrap anchorx="margin"/>
-              </v:shape>
-            </w:pict>
-          </mc:Fallback>
-        </mc:AlternateContent>
-      </w:r>
-      <w:r>
-        <w:rPr>
-          <w:noProof/>
-        </w:rPr>
-        <mc:AlternateContent>
-          <mc:Choice Requires="wps">
-            <w:drawing>
-              <wp:anchor distT="0" distB="0" distL="114300" distR="114300" simplePos="0" relativeHeight="251665408" behindDoc="0" locked="0" layoutInCell="1" allowOverlap="1" wp14:anchorId="1FBD0270" wp14:editId="4DAEF9F5">
-                <wp:simplePos x="0" y="0"/>
-                <wp:positionH relativeFrom="margin">
-                  <wp:align>center</wp:align>
-                </wp:positionH>
-                <wp:positionV relativeFrom="paragraph">
-                  <wp:posOffset>195580</wp:posOffset>
-                </wp:positionV>
-                <wp:extent cx="2568696" cy="746876"/>
-                <wp:effectExtent l="0" t="0" r="22225" b="15240"/>
-                <wp:wrapNone/>
-                <wp:docPr id="184830448" name="Text Box 1"/>
-                <wp:cNvGraphicFramePr/>
-                <a:graphic xmlns:a="http://schemas.openxmlformats.org/drawingml/2006/main">
-                  <a:graphicData uri="http://schemas.microsoft.com/office/word/2010/wordprocessingShape">
-                    <wps:wsp>
-                      <wps:cNvSpPr txBox="1"/>
-                      <wps:spPr>
-                        <a:xfrm>
-                          <a:off x="0" y="0"/>
-                          <a:ext cx="2568696" cy="746876"/>
-                        </a:xfrm>
-                        <a:prstGeom prst="rect">
-                          <a:avLst/>
-                        </a:prstGeom>
-                        <a:solidFill>
-                          <a:schemeClr val="lt1"/>
-                        </a:solidFill>
-                        <a:ln w="6350">
-                          <a:solidFill>
-                            <a:prstClr val="black"/>
-                          </a:solidFill>
-                        </a:ln>
-                      </wps:spPr>
-                      <wps:txbx>
-                        <w:txbxContent>
-                          <w:p>
-                            <w:pPr>
-                              <w:jc w:val="center"/>
-                            </w:pPr>
-                            <w:r>
-                              <w:rPr>
-                                <w:rFonts w:hint="eastAsia"/>
-                              </w:rPr>
-                              <w:t>브라우저</w:t>
-                            </w:r>
-                          </w:p>
-                          <w:p>
-                            <w:pPr>
-                              <w:jc w:val="center"/>
-                            </w:pPr>
-                            <w:r>
-                              <w:rPr>
-                                <w:rFonts w:hint="eastAsia"/>
-                              </w:rPr>
-                              <w:t>HTTP Request/Response</w:t>
-                            </w:r>
-                          </w:p>
-                          <w:p/>
-                        </w:txbxContent>
-                      </wps:txbx>
-                      <wps:bodyPr rot="0" spcFirstLastPara="0" vertOverflow="overflow" horzOverflow="overflow" vert="horz" wrap="square" lIns="91440" tIns="45720" rIns="91440" bIns="45720" numCol="1" spcCol="0" rtlCol="0" fromWordArt="0" anchor="t" anchorCtr="0" forceAA="0" compatLnSpc="1">
-                        <a:prstTxWarp prst="textNoShape">
-                          <a:avLst/>
-                        </a:prstTxWarp>
-                        <a:noAutofit/>
-                      </wps:bodyPr>
-                    </wps:wsp>
-                  </a:graphicData>
-                </a:graphic>
-              </wp:anchor>
-            </w:drawing>
-          </mc:Choice>
-          <mc:Fallback>
-            <w:pict>
-              <v:shape w14:anchorId="1FBD0270" id="_x0000_s1033" type="#_x0000_t202" style="position:absolute;margin-left:0;margin-top:15.4pt;width:202.25pt;height:58.8pt;z-index:251665408;visibility:visible;mso-wrap-style:square;mso-wrap-distance-left:9pt;mso-wrap-distance-top:0;mso-wrap-distance-right:9pt;mso-wrap-distance-bottom:0;mso-position-horizontal:center;mso-position-horizontal-relative:margin;mso-position-vertical:absolute;mso-position-vertical-relative:text;v-text-anchor:top" o:gfxdata="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" fillcolor="white [3201]" strokeweight=".5pt">
-                <v:textbox>
-                  <w:txbxContent>
-                    <w:p>
-                      <w:pPr>
-                        <w:jc w:val="center"/>
-                      </w:pPr>
-                      <w:r>
-                        <w:rPr>
-                          <w:rFonts w:hint="eastAsia"/>
-                        </w:rPr>
-                        <w:t>브라우저</w:t>
-                      </w:r>
-                    </w:p>
-                    <w:p>
-                      <w:pPr>
-                        <w:jc w:val="center"/>
-                      </w:pPr>
-                      <w:r>
-                        <w:rPr>
-                          <w:rFonts w:hint="eastAsia"/>
-                        </w:rPr>
-                        <w:t>HTTP Request/Response</w:t>
-                      </w:r>
-                    </w:p>
-                    <w:p/>
-                  </w:txbxContent>
-                </v:textbox>
-                <w10:wrap anchorx="margin"/>
-              </v:shape>
-            </w:pict>
-          </mc:Fallback>
-        </mc:AlternateContent>
-      </w:r>
-    </w:p>
-    <w:p>
-      <w:r>
-        <w:rPr>
-          <w:noProof/>
-        </w:rPr>
-        <mc:AlternateContent>
-          <mc:Choice Requires="wps">
-            <w:drawing>
-              <wp:anchor distT="0" distB="0" distL="114300" distR="114300" simplePos="0" relativeHeight="251696128" behindDoc="0" locked="0" layoutInCell="1" allowOverlap="1" wp14:anchorId="4B15E1AD" wp14:editId="4198DC4C">
-                <wp:simplePos x="0" y="0"/>
-                <wp:positionH relativeFrom="margin">
-                  <wp:posOffset>5979614</wp:posOffset>
-                </wp:positionH>
-                <wp:positionV relativeFrom="paragraph">
-                  <wp:posOffset>207010</wp:posOffset>
-                </wp:positionV>
-                <wp:extent cx="1378857" cy="260985"/>
-                <wp:effectExtent l="0" t="0" r="0" b="5715"/>
-                <wp:wrapNone/>
-                <wp:docPr id="125399945" name="Text Box 6"/>
-                <wp:cNvGraphicFramePr/>
-                <a:graphic xmlns:a="http://schemas.openxmlformats.org/drawingml/2006/main">
-                  <a:graphicData uri="http://schemas.microsoft.com/office/word/2010/wordprocessingShape">
-                    <wps:wsp>
-                      <wps:cNvSpPr txBox="1"/>
-                      <wps:spPr>
-                        <a:xfrm>
-                          <a:off x="0" y="0"/>
-                          <a:ext cx="1378857" cy="260985"/>
-                        </a:xfrm>
-                        <a:prstGeom prst="rect">
-                          <a:avLst/>
-                        </a:prstGeom>
-                        <a:noFill/>
-                        <a:ln>
-                          <a:noFill/>
-                        </a:ln>
-                      </wps:spPr>
-                      <wps:style>
-                        <a:lnRef idx="0">
-                          <a:scrgbClr r="0" g="0" b="0"/>
-                        </a:lnRef>
-                        <a:fillRef idx="0">
-                          <a:scrgbClr r="0" g="0" b="0"/>
-                        </a:fillRef>
-                        <a:effectRef idx="0">
-                          <a:scrgbClr r="0" g="0" b="0"/>
-                        </a:effectRef>
-                        <a:fontRef idx="minor">
-                          <a:schemeClr val="dk1"/>
-                        </a:fontRef>
-                      </wps:style>
-                      <wps:txbx>
-                        <w:txbxContent>
-                          <w:p>
-                            <w:pPr>
-                              <w:rPr>
-                                <w:sz w:val="18"/>
-                                <w:szCs w:val="18"/>
-                              </w:rPr>
-                            </w:pPr>
-                            <w:r>
-                              <w:rPr>
-                                <w:rFonts w:hint="eastAsia"/>
-                                <w:sz w:val="18"/>
-                                <w:szCs w:val="18"/>
-                              </w:rPr>
-                              <w:t>응답</w:t>
-                            </w:r>
-                          </w:p>
-                        </w:txbxContent>
-                      </wps:txbx>
-                      <wps:bodyPr rot="0" spcFirstLastPara="0" vertOverflow="overflow" horzOverflow="overflow" vert="horz" wrap="square" lIns="91440" tIns="45720" rIns="91440" bIns="45720" numCol="1" spcCol="0" rtlCol="0" fromWordArt="0" anchor="t" anchorCtr="0" forceAA="0" compatLnSpc="1">
-                        <a:prstTxWarp prst="textNoShape">
-                          <a:avLst/>
-                        </a:prstTxWarp>
-                        <a:noAutofit/>
-                      </wps:bodyPr>
-                    </wps:wsp>
-                  </a:graphicData>
-                </a:graphic>
-                <wp14:sizeRelH relativeFrom="margin">
-                  <wp14:pctWidth>0</wp14:pctWidth>
-                </wp14:sizeRelH>
-                <wp14:sizeRelV relativeFrom="margin">
-                  <wp14:pctHeight>0</wp14:pctHeight>
-                </wp14:sizeRelV>
-              </wp:anchor>
-            </w:drawing>
-          </mc:Choice>
-          <mc:Fallback>
-            <w:pict>
-              <v:shape w14:anchorId="4B15E1AD" id="_x0000_s1034" type="#_x0000_t202" style="position:absolute;margin-left:470.85pt;margin-top:16.3pt;width:108.55pt;height:20.55pt;z-index:251696128;visibility:visible;mso-wrap-style:square;mso-width-percent:0;mso-height-percent:0;mso-wrap-distance-left:9pt;mso-wrap-distance-top:0;mso-wrap-distance-right:9pt;mso-wrap-distance-bottom:0;mso-position-horizontal:absolute;mso-position-horizontal-relative:margin;mso-position-vertical:absolute;mso-position-vertical-relative:text;mso-width-percent:0;mso-height-percent:0;mso-width-relative:margin;mso-height-relative:margin;v-text-anchor:top" o:gfxdata="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" filled="f" stroked="f">
+              <v:shape w14:anchorId="602E855B" id="_x0000_s1039" type="#_x0000_t202" style="position:absolute;margin-left:270.8pt;margin-top:13.75pt;width:59.75pt;height:21.75pt;z-index:251714560;visibility:visible;mso-wrap-style:square;mso-width-percent:0;mso-height-percent:0;mso-wrap-distance-left:9pt;mso-wrap-distance-top:0;mso-wrap-distance-right:9pt;mso-wrap-distance-bottom:0;mso-position-horizontal:absolute;mso-position-horizontal-relative:margin;mso-position-vertical:absolute;mso-position-vertical-relative:text;mso-width-percent:0;mso-height-percent:0;mso-width-relative:margin;mso-height-relative:margin;v-text-anchor:top" o:gfxdata="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" filled="f" stroked="f">
                 <v:textbox>
                   <w:txbxContent>
                     <w:p>
                       <w:pPr>
                         <w:rPr>
+                          <w:rFonts w:hint="eastAsia"/>
                           <w:sz w:val="18"/>
                           <w:szCs w:val="18"/>
                         </w:rPr>
@@ -1652,7 +2018,7 @@
                           <w:sz w:val="18"/>
                           <w:szCs w:val="18"/>
                         </w:rPr>
-                        <w:t>응답</w:t>
+                        <w:t>거부</w:t>
                       </w:r>
                     </w:p>
                   </w:txbxContent>
@@ -1663,9 +2029,6 @@
           </mc:Fallback>
         </mc:AlternateContent>
       </w:r>
-    </w:p>
-    <w:p/>
-    <w:p>
       <w:r>
         <w:rPr>
           <w:noProof/>
@@ -1673,872 +2036,27 @@
         <mc:AlternateContent>
           <mc:Choice Requires="wps">
             <w:drawing>
-              <wp:anchor distT="0" distB="0" distL="114300" distR="114300" simplePos="0" relativeHeight="251689984" behindDoc="0" locked="0" layoutInCell="1" allowOverlap="1" wp14:anchorId="4FDAFA32" wp14:editId="0755572D">
+              <wp:anchor distT="0" distB="0" distL="114300" distR="114300" simplePos="0" relativeHeight="251658239" behindDoc="0" locked="0" layoutInCell="1" allowOverlap="1" wp14:anchorId="247E8DC1" wp14:editId="13D2711E">
                 <wp:simplePos x="0" y="0"/>
                 <wp:positionH relativeFrom="column">
-                  <wp:posOffset>3033486</wp:posOffset>
+                  <wp:posOffset>2155372</wp:posOffset>
                 </wp:positionH>
                 <wp:positionV relativeFrom="paragraph">
-                  <wp:posOffset>189049</wp:posOffset>
+                  <wp:posOffset>147230</wp:posOffset>
                 </wp:positionV>
-                <wp:extent cx="2111829" cy="312057"/>
-                <wp:effectExtent l="0" t="0" r="0" b="0"/>
+                <wp:extent cx="0" cy="1507672"/>
+                <wp:effectExtent l="0" t="0" r="38100" b="35560"/>
                 <wp:wrapNone/>
-                <wp:docPr id="725534773" name="Text Box 6"/>
-                <wp:cNvGraphicFramePr/>
-                <a:graphic xmlns:a="http://schemas.openxmlformats.org/drawingml/2006/main">
-                  <a:graphicData uri="http://schemas.microsoft.com/office/word/2010/wordprocessingShape">
-                    <wps:wsp>
-                      <wps:cNvSpPr txBox="1"/>
-                      <wps:spPr>
-                        <a:xfrm>
-                          <a:off x="0" y="0"/>
-                          <a:ext cx="2111829" cy="312057"/>
-                        </a:xfrm>
-                        <a:prstGeom prst="rect">
-                          <a:avLst/>
-                        </a:prstGeom>
-                        <a:noFill/>
-                        <a:ln>
-                          <a:noFill/>
-                        </a:ln>
-                      </wps:spPr>
-                      <wps:style>
-                        <a:lnRef idx="0">
-                          <a:scrgbClr r="0" g="0" b="0"/>
-                        </a:lnRef>
-                        <a:fillRef idx="0">
-                          <a:scrgbClr r="0" g="0" b="0"/>
-                        </a:fillRef>
-                        <a:effectRef idx="0">
-                          <a:scrgbClr r="0" g="0" b="0"/>
-                        </a:effectRef>
-                        <a:fontRef idx="minor">
-                          <a:schemeClr val="dk1"/>
-                        </a:fontRef>
-                      </wps:style>
-                      <wps:txbx>
-                        <w:txbxContent>
-                          <w:p>
-                            <w:pPr>
-                              <w:rPr>
-                                <w:sz w:val="18"/>
-                                <w:szCs w:val="18"/>
-                              </w:rPr>
-                            </w:pPr>
-                            <w:r>
-                              <w:rPr>
-                                <w:rFonts w:hint="eastAsia"/>
-                                <w:sz w:val="18"/>
-                                <w:szCs w:val="18"/>
-                              </w:rPr>
-                              <w:t>데이터 접근 위임</w:t>
-                            </w:r>
-                          </w:p>
-                        </w:txbxContent>
-                      </wps:txbx>
-                      <wps:bodyPr rot="0" spcFirstLastPara="0" vertOverflow="overflow" horzOverflow="overflow" vert="horz" wrap="square" lIns="91440" tIns="45720" rIns="91440" bIns="45720" numCol="1" spcCol="0" rtlCol="0" fromWordArt="0" anchor="t" anchorCtr="0" forceAA="0" compatLnSpc="1">
-                        <a:prstTxWarp prst="textNoShape">
-                          <a:avLst/>
-                        </a:prstTxWarp>
-                        <a:noAutofit/>
-                      </wps:bodyPr>
-                    </wps:wsp>
-                  </a:graphicData>
-                </a:graphic>
-                <wp14:sizeRelV relativeFrom="margin">
-                  <wp14:pctHeight>0</wp14:pctHeight>
-                </wp14:sizeRelV>
-              </wp:anchor>
-            </w:drawing>
-          </mc:Choice>
-          <mc:Fallback>
-            <w:pict>
-              <v:shape w14:anchorId="4FDAFA32" id="_x0000_s1035" type="#_x0000_t202" style="position:absolute;margin-left:238.85pt;margin-top:14.9pt;width:166.3pt;height:24.55pt;z-index:251689984;visibility:visible;mso-wrap-style:square;mso-height-percent:0;mso-wrap-distance-left:9pt;mso-wrap-distance-top:0;mso-wrap-distance-right:9pt;mso-wrap-distance-bottom:0;mso-position-horizontal:absolute;mso-position-horizontal-relative:text;mso-position-vertical:absolute;mso-position-vertical-relative:text;mso-height-percent:0;mso-height-relative:margin;v-text-anchor:top" o:gfxdata="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" filled="f" stroked="f">
-                <v:textbox>
-                  <w:txbxContent>
-                    <w:p>
-                      <w:pPr>
-                        <w:rPr>
-                          <w:sz w:val="18"/>
-                          <w:szCs w:val="18"/>
-                        </w:rPr>
-                      </w:pPr>
-                      <w:r>
-                        <w:rPr>
-                          <w:rFonts w:hint="eastAsia"/>
-                          <w:sz w:val="18"/>
-                          <w:szCs w:val="18"/>
-                        </w:rPr>
-                        <w:t>데이터 접근 위임</w:t>
-                      </w:r>
-                    </w:p>
-                  </w:txbxContent>
-                </v:textbox>
-              </v:shape>
-            </w:pict>
-          </mc:Fallback>
-        </mc:AlternateContent>
-      </w:r>
-    </w:p>
-    <w:p>
-      <w:r>
-        <w:rPr>
-          <w:noProof/>
-        </w:rPr>
-        <mc:AlternateContent>
-          <mc:Choice Requires="wps">
-            <w:drawing>
-              <wp:anchor distT="0" distB="0" distL="114300" distR="114300" simplePos="0" relativeHeight="251675648" behindDoc="0" locked="0" layoutInCell="1" allowOverlap="1" wp14:anchorId="10C3C216" wp14:editId="55FC95ED">
-                <wp:simplePos x="0" y="0"/>
-                <wp:positionH relativeFrom="margin">
-                  <wp:align>center</wp:align>
-                </wp:positionH>
-                <wp:positionV relativeFrom="paragraph">
-                  <wp:posOffset>123825</wp:posOffset>
-                </wp:positionV>
-                <wp:extent cx="5334000" cy="1066800"/>
-                <wp:effectExtent l="0" t="0" r="19050" b="19050"/>
-                <wp:wrapNone/>
-                <wp:docPr id="2027479318" name="Text Box 1"/>
-                <wp:cNvGraphicFramePr/>
-                <a:graphic xmlns:a="http://schemas.openxmlformats.org/drawingml/2006/main">
-                  <a:graphicData uri="http://schemas.microsoft.com/office/word/2010/wordprocessingShape">
-                    <wps:wsp>
-                      <wps:cNvSpPr txBox="1"/>
-                      <wps:spPr>
-                        <a:xfrm>
-                          <a:off x="0" y="0"/>
-                          <a:ext cx="5334000" cy="1066800"/>
-                        </a:xfrm>
-                        <a:prstGeom prst="rect">
-                          <a:avLst/>
-                        </a:prstGeom>
-                        <a:solidFill>
-                          <a:schemeClr val="lt1"/>
-                        </a:solidFill>
-                        <a:ln w="6350">
-                          <a:solidFill>
-                            <a:prstClr val="black"/>
-                          </a:solidFill>
-                        </a:ln>
-                      </wps:spPr>
-                      <wps:txbx>
-                        <w:txbxContent>
-                          <w:p>
-                            <w:pPr>
-                              <w:jc w:val="center"/>
-                            </w:pPr>
-                            <w:r>
-                              <w:rPr>
-                                <w:rFonts w:hint="eastAsia"/>
-                              </w:rPr>
-                              <w:t>Repository</w:t>
-                            </w:r>
-                            <w:r>
-                              <w:rPr>
-                                <w:rFonts w:hint="eastAsia"/>
-                              </w:rPr>
-                              <w:t xml:space="preserve"> 계층</w:t>
-                            </w:r>
-                          </w:p>
-                          <w:p>
-                            <w:pPr>
-                              <w:jc w:val="center"/>
-                            </w:pPr>
-                            <w:r>
-                              <w:rPr>
-                                <w:rFonts w:hint="eastAsia"/>
-                              </w:rPr>
-                              <w:t>Product</w:t>
-                            </w:r>
-                            <w:r>
-                              <w:rPr>
-                                <w:rFonts w:hint="eastAsia"/>
-                              </w:rPr>
-                              <w:t xml:space="preserve"> </w:t>
-                            </w:r>
-                            <w:r>
-                              <w:rPr>
-                                <w:rFonts w:hint="eastAsia"/>
-                              </w:rPr>
-                              <w:t xml:space="preserve">epository </w:t>
-                            </w:r>
-                            <w:r>
-                              <w:rPr>
-                                <w:rFonts w:hint="eastAsia"/>
-                              </w:rPr>
-                              <w:t>/</w:t>
-                            </w:r>
-                            <w:r>
-                              <w:rPr>
-                                <w:rFonts w:hint="eastAsia"/>
-                              </w:rPr>
-                              <w:t xml:space="preserve"> </w:t>
-                            </w:r>
-                            <w:r>
-                              <w:rPr>
-                                <w:rFonts w:hint="eastAsia"/>
-                              </w:rPr>
-                              <w:t>Category</w:t>
-                            </w:r>
-                            <w:r>
-                              <w:rPr>
-                                <w:rFonts w:hint="eastAsia"/>
-                              </w:rPr>
-                              <w:t>Repository</w:t>
-                            </w:r>
-                          </w:p>
-                          <w:p>
-                            <w:pPr>
-                              <w:jc w:val="center"/>
-                            </w:pPr>
-                            <w:r>
-                              <w:rPr>
-                                <w:rFonts w:hint="eastAsia"/>
-                              </w:rPr>
-                              <w:t>EntityManager, JPQL, findAll / save / delete</w:t>
-                            </w:r>
-                          </w:p>
-                        </w:txbxContent>
-                      </wps:txbx>
-                      <wps:bodyPr rot="0" spcFirstLastPara="0" vertOverflow="overflow" horzOverflow="overflow" vert="horz" wrap="square" lIns="91440" tIns="45720" rIns="91440" bIns="45720" numCol="1" spcCol="0" rtlCol="0" fromWordArt="0" anchor="t" anchorCtr="0" forceAA="0" compatLnSpc="1">
-                        <a:prstTxWarp prst="textNoShape">
-                          <a:avLst/>
-                        </a:prstTxWarp>
-                        <a:noAutofit/>
-                      </wps:bodyPr>
-                    </wps:wsp>
-                  </a:graphicData>
-                </a:graphic>
-                <wp14:sizeRelH relativeFrom="margin">
-                  <wp14:pctWidth>0</wp14:pctWidth>
-                </wp14:sizeRelH>
-                <wp14:sizeRelV relativeFrom="margin">
-                  <wp14:pctHeight>0</wp14:pctHeight>
-                </wp14:sizeRelV>
-              </wp:anchor>
-            </w:drawing>
-          </mc:Choice>
-          <mc:Fallback>
-            <w:pict>
-              <v:shape w14:anchorId="10C3C216" id="_x0000_s1036" type="#_x0000_t202" style="position:absolute;margin-left:0;margin-top:9.75pt;width:420pt;height:84pt;z-index:251675648;visibility:visible;mso-wrap-style:square;mso-width-percent:0;mso-height-percent:0;mso-wrap-distance-left:9pt;mso-wrap-distance-top:0;mso-wrap-distance-right:9pt;mso-wrap-distance-bottom:0;mso-position-horizontal:center;mso-position-horizontal-relative:margin;mso-position-vertical:absolute;mso-position-vertical-relative:text;mso-width-percent:0;mso-height-percent:0;mso-width-relative:margin;mso-height-relative:margin;v-text-anchor:top" o:gfxdata="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" fillcolor="white [3201]" strokeweight=".5pt">
-                <v:textbox>
-                  <w:txbxContent>
-                    <w:p>
-                      <w:pPr>
-                        <w:jc w:val="center"/>
-                      </w:pPr>
-                      <w:r>
-                        <w:rPr>
-                          <w:rFonts w:hint="eastAsia"/>
-                        </w:rPr>
-                        <w:t>Repository</w:t>
-                      </w:r>
-                      <w:r>
-                        <w:rPr>
-                          <w:rFonts w:hint="eastAsia"/>
-                        </w:rPr>
-                        <w:t xml:space="preserve"> 계층</w:t>
-                      </w:r>
-                    </w:p>
-                    <w:p>
-                      <w:pPr>
-                        <w:jc w:val="center"/>
-                      </w:pPr>
-                      <w:r>
-                        <w:rPr>
-                          <w:rFonts w:hint="eastAsia"/>
-                        </w:rPr>
-                        <w:t>Product</w:t>
-                      </w:r>
-                      <w:r>
-                        <w:rPr>
-                          <w:rFonts w:hint="eastAsia"/>
-                        </w:rPr>
-                        <w:t xml:space="preserve"> </w:t>
-                      </w:r>
-                      <w:r>
-                        <w:rPr>
-                          <w:rFonts w:hint="eastAsia"/>
-                        </w:rPr>
-                        <w:t xml:space="preserve">epository </w:t>
-                      </w:r>
-                      <w:r>
-                        <w:rPr>
-                          <w:rFonts w:hint="eastAsia"/>
-                        </w:rPr>
-                        <w:t>/</w:t>
-                      </w:r>
-                      <w:r>
-                        <w:rPr>
-                          <w:rFonts w:hint="eastAsia"/>
-                        </w:rPr>
-                        <w:t xml:space="preserve"> </w:t>
-                      </w:r>
-                      <w:r>
-                        <w:rPr>
-                          <w:rFonts w:hint="eastAsia"/>
-                        </w:rPr>
-                        <w:t>Category</w:t>
-                      </w:r>
-                      <w:r>
-                        <w:rPr>
-                          <w:rFonts w:hint="eastAsia"/>
-                        </w:rPr>
-                        <w:t>Repository</w:t>
-                      </w:r>
-                    </w:p>
-                    <w:p>
-                      <w:pPr>
-                        <w:jc w:val="center"/>
-                      </w:pPr>
-                      <w:r>
-                        <w:rPr>
-                          <w:rFonts w:hint="eastAsia"/>
-                        </w:rPr>
-                        <w:t>EntityManager, JPQL, findAll / save / delete</w:t>
-                      </w:r>
-                    </w:p>
-                  </w:txbxContent>
-                </v:textbox>
-                <w10:wrap anchorx="margin"/>
-              </v:shape>
-            </w:pict>
-          </mc:Fallback>
-        </mc:AlternateContent>
-      </w:r>
-    </w:p>
-    <w:p/>
-    <w:p/>
-    <w:p>
-      <w:r>
-        <w:rPr>
-          <w:noProof/>
-        </w:rPr>
-        <mc:AlternateContent>
-          <mc:Choice Requires="wps">
-            <w:drawing>
-              <wp:anchor distT="0" distB="0" distL="114300" distR="114300" simplePos="0" relativeHeight="251692032" behindDoc="0" locked="0" layoutInCell="1" allowOverlap="1" wp14:anchorId="194DD00E" wp14:editId="57C488A5">
-                <wp:simplePos x="0" y="0"/>
-                <wp:positionH relativeFrom="column">
-                  <wp:posOffset>3077028</wp:posOffset>
-                </wp:positionH>
-                <wp:positionV relativeFrom="paragraph">
-                  <wp:posOffset>132443</wp:posOffset>
-                </wp:positionV>
-                <wp:extent cx="2111829" cy="261257"/>
-                <wp:effectExtent l="0" t="0" r="0" b="5715"/>
-                <wp:wrapNone/>
-                <wp:docPr id="1358236176" name="Text Box 6"/>
-                <wp:cNvGraphicFramePr/>
-                <a:graphic xmlns:a="http://schemas.openxmlformats.org/drawingml/2006/main">
-                  <a:graphicData uri="http://schemas.microsoft.com/office/word/2010/wordprocessingShape">
-                    <wps:wsp>
-                      <wps:cNvSpPr txBox="1"/>
-                      <wps:spPr>
-                        <a:xfrm>
-                          <a:off x="0" y="0"/>
-                          <a:ext cx="2111829" cy="261257"/>
-                        </a:xfrm>
-                        <a:prstGeom prst="rect">
-                          <a:avLst/>
-                        </a:prstGeom>
-                        <a:noFill/>
-                        <a:ln>
-                          <a:noFill/>
-                        </a:ln>
-                      </wps:spPr>
-                      <wps:style>
-                        <a:lnRef idx="0">
-                          <a:scrgbClr r="0" g="0" b="0"/>
-                        </a:lnRef>
-                        <a:fillRef idx="0">
-                          <a:scrgbClr r="0" g="0" b="0"/>
-                        </a:fillRef>
-                        <a:effectRef idx="0">
-                          <a:scrgbClr r="0" g="0" b="0"/>
-                        </a:effectRef>
-                        <a:fontRef idx="minor">
-                          <a:schemeClr val="dk1"/>
-                        </a:fontRef>
-                      </wps:style>
-                      <wps:txbx>
-                        <w:txbxContent>
-                          <w:p>
-                            <w:pPr>
-                              <w:rPr>
-                                <w:sz w:val="18"/>
-                                <w:szCs w:val="18"/>
-                              </w:rPr>
-                            </w:pPr>
-                            <w:r>
-                              <w:rPr>
-                                <w:rFonts w:hint="eastAsia"/>
-                                <w:sz w:val="18"/>
-                                <w:szCs w:val="18"/>
-                              </w:rPr>
-                              <w:t>ORM 변환</w:t>
-                            </w:r>
-                          </w:p>
-                        </w:txbxContent>
-                      </wps:txbx>
-                      <wps:bodyPr rot="0" spcFirstLastPara="0" vertOverflow="overflow" horzOverflow="overflow" vert="horz" wrap="square" lIns="91440" tIns="45720" rIns="91440" bIns="45720" numCol="1" spcCol="0" rtlCol="0" fromWordArt="0" anchor="t" anchorCtr="0" forceAA="0" compatLnSpc="1">
-                        <a:prstTxWarp prst="textNoShape">
-                          <a:avLst/>
-                        </a:prstTxWarp>
-                        <a:noAutofit/>
-                      </wps:bodyPr>
-                    </wps:wsp>
-                  </a:graphicData>
-                </a:graphic>
-                <wp14:sizeRelV relativeFrom="margin">
-                  <wp14:pctHeight>0</wp14:pctHeight>
-                </wp14:sizeRelV>
-              </wp:anchor>
-            </w:drawing>
-          </mc:Choice>
-          <mc:Fallback>
-            <w:pict>
-              <v:shape w14:anchorId="194DD00E" id="_x0000_s1037" type="#_x0000_t202" style="position:absolute;margin-left:242.3pt;margin-top:10.45pt;width:166.3pt;height:20.55pt;z-index:251692032;visibility:visible;mso-wrap-style:square;mso-height-percent:0;mso-wrap-distance-left:9pt;mso-wrap-distance-top:0;mso-wrap-distance-right:9pt;mso-wrap-distance-bottom:0;mso-position-horizontal:absolute;mso-position-horizontal-relative:text;mso-position-vertical:absolute;mso-position-vertical-relative:text;mso-height-percent:0;mso-height-relative:margin;v-text-anchor:top" o:gfxdata="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" filled="f" stroked="f">
-                <v:textbox>
-                  <w:txbxContent>
-                    <w:p>
-                      <w:pPr>
-                        <w:rPr>
-                          <w:sz w:val="18"/>
-                          <w:szCs w:val="18"/>
-                        </w:rPr>
-                      </w:pPr>
-                      <w:r>
-                        <w:rPr>
-                          <w:rFonts w:hint="eastAsia"/>
-                          <w:sz w:val="18"/>
-                          <w:szCs w:val="18"/>
-                        </w:rPr>
-                        <w:t>ORM 변환</w:t>
-                      </w:r>
-                    </w:p>
-                  </w:txbxContent>
-                </v:textbox>
-              </v:shape>
-            </w:pict>
-          </mc:Fallback>
-        </mc:AlternateContent>
-      </w:r>
-    </w:p>
-    <w:p>
-      <w:r>
-        <w:rPr>
-          <w:noProof/>
-        </w:rPr>
-        <mc:AlternateContent>
-          <mc:Choice Requires="wps">
-            <w:drawing>
-              <wp:anchor distT="0" distB="0" distL="114300" distR="114300" simplePos="0" relativeHeight="251677696" behindDoc="0" locked="0" layoutInCell="1" allowOverlap="1" wp14:anchorId="300C32A0" wp14:editId="777945E3">
-                <wp:simplePos x="0" y="0"/>
-                <wp:positionH relativeFrom="margin">
-                  <wp:align>center</wp:align>
-                </wp:positionH>
-                <wp:positionV relativeFrom="paragraph">
-                  <wp:posOffset>66675</wp:posOffset>
-                </wp:positionV>
-                <wp:extent cx="5334000" cy="1066800"/>
-                <wp:effectExtent l="0" t="0" r="19050" b="19050"/>
-                <wp:wrapNone/>
-                <wp:docPr id="1965390152" name="Text Box 1"/>
-                <wp:cNvGraphicFramePr/>
-                <a:graphic xmlns:a="http://schemas.openxmlformats.org/drawingml/2006/main">
-                  <a:graphicData uri="http://schemas.microsoft.com/office/word/2010/wordprocessingShape">
-                    <wps:wsp>
-                      <wps:cNvSpPr txBox="1"/>
-                      <wps:spPr>
-                        <a:xfrm>
-                          <a:off x="0" y="0"/>
-                          <a:ext cx="5334000" cy="1066800"/>
-                        </a:xfrm>
-                        <a:prstGeom prst="rect">
-                          <a:avLst/>
-                        </a:prstGeom>
-                        <a:solidFill>
-                          <a:schemeClr val="lt1"/>
-                        </a:solidFill>
-                        <a:ln w="6350">
-                          <a:solidFill>
-                            <a:prstClr val="black"/>
-                          </a:solidFill>
-                        </a:ln>
-                      </wps:spPr>
-                      <wps:txbx>
-                        <w:txbxContent>
-                          <w:p>
-                            <w:pPr>
-                              <w:jc w:val="center"/>
-                            </w:pPr>
-                            <w:r>
-                              <w:rPr>
-                                <w:rFonts w:hint="eastAsia"/>
-                              </w:rPr>
-                              <w:t>JPA / Hibernate</w:t>
-                            </w:r>
-                          </w:p>
-                          <w:p>
-                            <w:pPr>
-                              <w:jc w:val="center"/>
-                            </w:pPr>
-                            <w:r>
-                              <w:rPr>
-                                <w:rFonts w:hint="eastAsia"/>
-                              </w:rPr>
-                              <w:t>@Entity, @ManyToOne, @OneToMany</w:t>
-                            </w:r>
-                          </w:p>
-                          <w:p>
-                            <w:pPr>
-                              <w:jc w:val="center"/>
-                            </w:pPr>
-                            <w:r>
-                              <w:rPr>
-                                <w:rFonts w:hint="eastAsia"/>
-                              </w:rPr>
-                              <w:t>LAZY / EAGER, CascadeType, 영속성 컨테스트</w:t>
-                            </w:r>
-                          </w:p>
-                        </w:txbxContent>
-                      </wps:txbx>
-                      <wps:bodyPr rot="0" spcFirstLastPara="0" vertOverflow="overflow" horzOverflow="overflow" vert="horz" wrap="square" lIns="91440" tIns="45720" rIns="91440" bIns="45720" numCol="1" spcCol="0" rtlCol="0" fromWordArt="0" anchor="t" anchorCtr="0" forceAA="0" compatLnSpc="1">
-                        <a:prstTxWarp prst="textNoShape">
-                          <a:avLst/>
-                        </a:prstTxWarp>
-                        <a:noAutofit/>
-                      </wps:bodyPr>
-                    </wps:wsp>
-                  </a:graphicData>
-                </a:graphic>
-                <wp14:sizeRelH relativeFrom="margin">
-                  <wp14:pctWidth>0</wp14:pctWidth>
-                </wp14:sizeRelH>
-                <wp14:sizeRelV relativeFrom="margin">
-                  <wp14:pctHeight>0</wp14:pctHeight>
-                </wp14:sizeRelV>
-              </wp:anchor>
-            </w:drawing>
-          </mc:Choice>
-          <mc:Fallback>
-            <w:pict>
-              <v:shape w14:anchorId="300C32A0" id="_x0000_s1038" type="#_x0000_t202" style="position:absolute;margin-left:0;margin-top:5.25pt;width:420pt;height:84pt;z-index:251677696;visibility:visible;mso-wrap-style:square;mso-width-percent:0;mso-height-percent:0;mso-wrap-distance-left:9pt;mso-wrap-distance-top:0;mso-wrap-distance-right:9pt;mso-wrap-distance-bottom:0;mso-position-horizontal:center;mso-position-horizontal-relative:margin;mso-position-vertical:absolute;mso-position-vertical-relative:text;mso-width-percent:0;mso-height-percent:0;mso-width-relative:margin;mso-height-relative:margin;v-text-anchor:top" o:gfxdata="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" fillcolor="white [3201]" strokeweight=".5pt">
-                <v:textbox>
-                  <w:txbxContent>
-                    <w:p>
-                      <w:pPr>
-                        <w:jc w:val="center"/>
-                      </w:pPr>
-                      <w:r>
-                        <w:rPr>
-                          <w:rFonts w:hint="eastAsia"/>
-                        </w:rPr>
-                        <w:t>JPA / Hibernate</w:t>
-                      </w:r>
-                    </w:p>
-                    <w:p>
-                      <w:pPr>
-                        <w:jc w:val="center"/>
-                      </w:pPr>
-                      <w:r>
-                        <w:rPr>
-                          <w:rFonts w:hint="eastAsia"/>
-                        </w:rPr>
-                        <w:t>@Entity, @ManyToOne, @OneToMany</w:t>
-                      </w:r>
-                    </w:p>
-                    <w:p>
-                      <w:pPr>
-                        <w:jc w:val="center"/>
-                      </w:pPr>
-                      <w:r>
-                        <w:rPr>
-                          <w:rFonts w:hint="eastAsia"/>
-                        </w:rPr>
-                        <w:t>LAZY / EAGER, CascadeType, 영속성 컨테스트</w:t>
-                      </w:r>
-                    </w:p>
-                  </w:txbxContent>
-                </v:textbox>
-                <w10:wrap anchorx="margin"/>
-              </v:shape>
-            </w:pict>
-          </mc:Fallback>
-        </mc:AlternateContent>
-      </w:r>
-    </w:p>
-    <w:p/>
-    <w:p/>
-    <w:p>
-      <w:r>
-        <w:rPr>
-          <w:noProof/>
-        </w:rPr>
-        <mc:AlternateContent>
-          <mc:Choice Requires="wps">
-            <w:drawing>
-              <wp:anchor distT="0" distB="0" distL="114300" distR="114300" simplePos="0" relativeHeight="251694080" behindDoc="0" locked="0" layoutInCell="1" allowOverlap="1" wp14:anchorId="074C878D" wp14:editId="7ED049A6">
-                <wp:simplePos x="0" y="0"/>
-                <wp:positionH relativeFrom="column">
-                  <wp:posOffset>2939143</wp:posOffset>
-                </wp:positionH>
-                <wp:positionV relativeFrom="paragraph">
-                  <wp:posOffset>64679</wp:posOffset>
-                </wp:positionV>
-                <wp:extent cx="2111829" cy="261257"/>
-                <wp:effectExtent l="0" t="0" r="0" b="5715"/>
-                <wp:wrapNone/>
-                <wp:docPr id="109896299" name="Text Box 6"/>
-                <wp:cNvGraphicFramePr/>
-                <a:graphic xmlns:a="http://schemas.openxmlformats.org/drawingml/2006/main">
-                  <a:graphicData uri="http://schemas.microsoft.com/office/word/2010/wordprocessingShape">
-                    <wps:wsp>
-                      <wps:cNvSpPr txBox="1"/>
-                      <wps:spPr>
-                        <a:xfrm>
-                          <a:off x="0" y="0"/>
-                          <a:ext cx="2111829" cy="261257"/>
-                        </a:xfrm>
-                        <a:prstGeom prst="rect">
-                          <a:avLst/>
-                        </a:prstGeom>
-                        <a:noFill/>
-                        <a:ln>
-                          <a:noFill/>
-                        </a:ln>
-                      </wps:spPr>
-                      <wps:style>
-                        <a:lnRef idx="0">
-                          <a:scrgbClr r="0" g="0" b="0"/>
-                        </a:lnRef>
-                        <a:fillRef idx="0">
-                          <a:scrgbClr r="0" g="0" b="0"/>
-                        </a:fillRef>
-                        <a:effectRef idx="0">
-                          <a:scrgbClr r="0" g="0" b="0"/>
-                        </a:effectRef>
-                        <a:fontRef idx="minor">
-                          <a:schemeClr val="dk1"/>
-                        </a:fontRef>
-                      </wps:style>
-                      <wps:txbx>
-                        <w:txbxContent>
-                          <w:p>
-                            <w:pPr>
-                              <w:rPr>
-                                <w:sz w:val="18"/>
-                                <w:szCs w:val="18"/>
-                              </w:rPr>
-                            </w:pPr>
-                            <w:r>
-                              <w:rPr>
-                                <w:rFonts w:hint="eastAsia"/>
-                                <w:sz w:val="18"/>
-                                <w:szCs w:val="18"/>
-                              </w:rPr>
-                              <w:t>SQL 실행</w:t>
-                            </w:r>
-                          </w:p>
-                        </w:txbxContent>
-                      </wps:txbx>
-                      <wps:bodyPr rot="0" spcFirstLastPara="0" vertOverflow="overflow" horzOverflow="overflow" vert="horz" wrap="square" lIns="91440" tIns="45720" rIns="91440" bIns="45720" numCol="1" spcCol="0" rtlCol="0" fromWordArt="0" anchor="t" anchorCtr="0" forceAA="0" compatLnSpc="1">
-                        <a:prstTxWarp prst="textNoShape">
-                          <a:avLst/>
-                        </a:prstTxWarp>
-                        <a:noAutofit/>
-                      </wps:bodyPr>
-                    </wps:wsp>
-                  </a:graphicData>
-                </a:graphic>
-                <wp14:sizeRelV relativeFrom="margin">
-                  <wp14:pctHeight>0</wp14:pctHeight>
-                </wp14:sizeRelV>
-              </wp:anchor>
-            </w:drawing>
-          </mc:Choice>
-          <mc:Fallback>
-            <w:pict>
-              <v:shape w14:anchorId="074C878D" id="_x0000_s1039" type="#_x0000_t202" style="position:absolute;margin-left:231.45pt;margin-top:5.1pt;width:166.3pt;height:20.55pt;z-index:251694080;visibility:visible;mso-wrap-style:square;mso-height-percent:0;mso-wrap-distance-left:9pt;mso-wrap-distance-top:0;mso-wrap-distance-right:9pt;mso-wrap-distance-bottom:0;mso-position-horizontal:absolute;mso-position-horizontal-relative:text;mso-position-vertical:absolute;mso-position-vertical-relative:text;mso-height-percent:0;mso-height-relative:margin;v-text-anchor:top" o:gfxdata="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" filled="f" stroked="f">
-                <v:textbox>
-                  <w:txbxContent>
-                    <w:p>
-                      <w:pPr>
-                        <w:rPr>
-                          <w:sz w:val="18"/>
-                          <w:szCs w:val="18"/>
-                        </w:rPr>
-                      </w:pPr>
-                      <w:r>
-                        <w:rPr>
-                          <w:rFonts w:hint="eastAsia"/>
-                          <w:sz w:val="18"/>
-                          <w:szCs w:val="18"/>
-                        </w:rPr>
-                        <w:t>SQL 실행</w:t>
-                      </w:r>
-                    </w:p>
-                  </w:txbxContent>
-                </v:textbox>
-              </v:shape>
-            </w:pict>
-          </mc:Fallback>
-        </mc:AlternateContent>
-      </w:r>
-      <w:r>
-        <w:rPr>
-          <w:noProof/>
-        </w:rPr>
-        <mc:AlternateContent>
-          <mc:Choice Requires="wps">
-            <w:drawing>
-              <wp:anchor distT="0" distB="0" distL="114300" distR="114300" simplePos="0" relativeHeight="251671552" behindDoc="0" locked="0" layoutInCell="1" allowOverlap="1" wp14:anchorId="6D35C64C" wp14:editId="76F6CBB9">
-                <wp:simplePos x="0" y="0"/>
-                <wp:positionH relativeFrom="margin">
-                  <wp:align>center</wp:align>
-                </wp:positionH>
-                <wp:positionV relativeFrom="paragraph">
-                  <wp:posOffset>294640</wp:posOffset>
-                </wp:positionV>
-                <wp:extent cx="2568696" cy="746876"/>
-                <wp:effectExtent l="0" t="0" r="22225" b="15240"/>
-                <wp:wrapNone/>
-                <wp:docPr id="1275438510" name="Text Box 1"/>
-                <wp:cNvGraphicFramePr/>
-                <a:graphic xmlns:a="http://schemas.openxmlformats.org/drawingml/2006/main">
-                  <a:graphicData uri="http://schemas.microsoft.com/office/word/2010/wordprocessingShape">
-                    <wps:wsp>
-                      <wps:cNvSpPr txBox="1"/>
-                      <wps:spPr>
-                        <a:xfrm>
-                          <a:off x="0" y="0"/>
-                          <a:ext cx="2568696" cy="746876"/>
-                        </a:xfrm>
-                        <a:prstGeom prst="rect">
-                          <a:avLst/>
-                        </a:prstGeom>
-                        <a:solidFill>
-                          <a:schemeClr val="lt1"/>
-                        </a:solidFill>
-                        <a:ln w="6350">
-                          <a:solidFill>
-                            <a:prstClr val="black"/>
-                          </a:solidFill>
-                        </a:ln>
-                      </wps:spPr>
-                      <wps:txbx>
-                        <w:txbxContent>
-                          <w:p>
-                            <w:pPr>
-                              <w:jc w:val="center"/>
-                            </w:pPr>
-                            <w:r>
-                              <w:rPr>
-                                <w:rFonts w:hint="eastAsia"/>
-                              </w:rPr>
-                              <w:t>MySQL</w:t>
-                            </w:r>
-                          </w:p>
-                          <w:p>
-                            <w:pPr>
-                              <w:jc w:val="center"/>
-                            </w:pPr>
-                            <w:r>
-                              <w:t>P</w:t>
-                            </w:r>
-                            <w:r>
-                              <w:rPr>
-                                <w:rFonts w:hint="eastAsia"/>
-                              </w:rPr>
-                              <w:t>roductdb(product, category 테이블)</w:t>
-                            </w:r>
-                          </w:p>
-                        </w:txbxContent>
-                      </wps:txbx>
-                      <wps:bodyPr rot="0" spcFirstLastPara="0" vertOverflow="overflow" horzOverflow="overflow" vert="horz" wrap="square" lIns="91440" tIns="45720" rIns="91440" bIns="45720" numCol="1" spcCol="0" rtlCol="0" fromWordArt="0" anchor="t" anchorCtr="0" forceAA="0" compatLnSpc="1">
-                        <a:prstTxWarp prst="textNoShape">
-                          <a:avLst/>
-                        </a:prstTxWarp>
-                        <a:noAutofit/>
-                      </wps:bodyPr>
-                    </wps:wsp>
-                  </a:graphicData>
-                </a:graphic>
-              </wp:anchor>
-            </w:drawing>
-          </mc:Choice>
-          <mc:Fallback>
-            <w:pict>
-              <v:shape w14:anchorId="6D35C64C" id="_x0000_s1040" type="#_x0000_t202" style="position:absolute;margin-left:0;margin-top:23.2pt;width:202.25pt;height:58.8pt;z-index:251671552;visibility:visible;mso-wrap-style:square;mso-wrap-distance-left:9pt;mso-wrap-distance-top:0;mso-wrap-distance-right:9pt;mso-wrap-distance-bottom:0;mso-position-horizontal:center;mso-position-horizontal-relative:margin;mso-position-vertical:absolute;mso-position-vertical-relative:text;v-text-anchor:top" o:gfxdata="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" fillcolor="white [3201]" strokeweight=".5pt">
-                <v:textbox>
-                  <w:txbxContent>
-                    <w:p>
-                      <w:pPr>
-                        <w:jc w:val="center"/>
-                      </w:pPr>
-                      <w:r>
-                        <w:rPr>
-                          <w:rFonts w:hint="eastAsia"/>
-                        </w:rPr>
-                        <w:t>MySQL</w:t>
-                      </w:r>
-                    </w:p>
-                    <w:p>
-                      <w:pPr>
-                        <w:jc w:val="center"/>
-                      </w:pPr>
-                      <w:r>
-                        <w:t>P</w:t>
-                      </w:r>
-                      <w:r>
-                        <w:rPr>
-                          <w:rFonts w:hint="eastAsia"/>
-                        </w:rPr>
-                        <w:t>roductdb(product, category 테이블)</w:t>
-                      </w:r>
-                    </w:p>
-                  </w:txbxContent>
-                </v:textbox>
-                <w10:wrap anchorx="margin"/>
-              </v:shape>
-            </w:pict>
-          </mc:Fallback>
-        </mc:AlternateContent>
-      </w:r>
-    </w:p>
-    <w:p/>
-    <w:p>
-      <w:r>
-        <w:rPr>
-          <w:noProof/>
-        </w:rPr>
-        <mc:AlternateContent>
-          <mc:Choice Requires="wps">
-            <w:drawing>
-              <wp:anchor distT="0" distB="0" distL="114300" distR="114300" simplePos="0" relativeHeight="251682816" behindDoc="1" locked="0" layoutInCell="1" allowOverlap="1" wp14:anchorId="2AED2761" wp14:editId="7C93E4C4">
-                <wp:simplePos x="0" y="0"/>
-                <wp:positionH relativeFrom="column">
-                  <wp:posOffset>4135952</wp:posOffset>
-                </wp:positionH>
-                <wp:positionV relativeFrom="paragraph">
-                  <wp:posOffset>2367</wp:posOffset>
-                </wp:positionV>
-                <wp:extent cx="1895870" cy="3254"/>
-                <wp:effectExtent l="0" t="0" r="28575" b="34925"/>
-                <wp:wrapNone/>
-                <wp:docPr id="739834303" name="직선 연결선 4"/>
+                <wp:docPr id="195964149" name="직선 연결선 21"/>
                 <wp:cNvGraphicFramePr/>
                 <a:graphic xmlns:a="http://schemas.openxmlformats.org/drawingml/2006/main">
                   <a:graphicData uri="http://schemas.microsoft.com/office/word/2010/wordprocessingShape">
                     <wps:wsp>
                       <wps:cNvCnPr/>
                       <wps:spPr>
-                        <a:xfrm flipV="1">
+                        <a:xfrm>
                           <a:off x="0" y="0"/>
-                          <a:ext cx="1895870" cy="3254"/>
+                          <a:ext cx="0" cy="1507672"/>
                         </a:xfrm>
                         <a:prstGeom prst="line">
                           <a:avLst/>
@@ -2573,7 +2091,7 @@
           </mc:Choice>
           <mc:Fallback>
             <w:pict>
-              <v:line w14:anchorId="505535EA" id="직선 연결선 4" o:spid="_x0000_s1026" style="position:absolute;flip:y;z-index:-251633664;visibility:visible;mso-wrap-style:square;mso-width-percent:0;mso-height-percent:0;mso-wrap-distance-left:9pt;mso-wrap-distance-top:0;mso-wrap-distance-right:9pt;mso-wrap-distance-bottom:0;mso-position-horizontal:absolute;mso-position-horizontal-relative:text;mso-position-vertical:absolute;mso-position-vertical-relative:text;mso-width-percent:0;mso-height-percent:0;mso-width-relative:margin;mso-height-relative:margin" from="325.65pt,.2pt" to="474.95pt,.45pt" o:gfxdata="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" strokecolor="black [3200]" strokeweight=".5pt">
+              <v:line w14:anchorId="1F42D2F9" id="직선 연결선 21" o:spid="_x0000_s1026" style="position:absolute;z-index:251658239;visibility:visible;mso-wrap-style:square;mso-width-percent:0;mso-height-percent:0;mso-wrap-distance-left:9pt;mso-wrap-distance-top:0;mso-wrap-distance-right:9pt;mso-wrap-distance-bottom:0;mso-position-horizontal:absolute;mso-position-horizontal-relative:text;mso-position-vertical:absolute;mso-position-vertical-relative:text;mso-width-percent:0;mso-height-percent:0;mso-width-relative:margin;mso-height-relative:margin" from="169.7pt,11.6pt" to="169.7pt,130.3pt" o:gfxdata="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" strokecolor="black [3200]" strokeweight=".5pt">
                 <v:stroke joinstyle="miter"/>
               </v:line>
             </w:pict>
@@ -2583,8 +2101,358 @@
     </w:p>
     <w:p>
       <w:r>
+        <w:rPr>
+          <w:noProof/>
+        </w:rPr>
+        <mc:AlternateContent>
+          <mc:Choice Requires="wps">
+            <w:drawing>
+              <wp:anchor distT="0" distB="0" distL="114300" distR="114300" simplePos="0" relativeHeight="251671552" behindDoc="0" locked="0" layoutInCell="1" allowOverlap="1" wp14:anchorId="6D35C64C" wp14:editId="04D043A7">
+                <wp:simplePos x="0" y="0"/>
+                <wp:positionH relativeFrom="margin">
+                  <wp:posOffset>1570008</wp:posOffset>
+                </wp:positionH>
+                <wp:positionV relativeFrom="paragraph">
+                  <wp:posOffset>112910</wp:posOffset>
+                </wp:positionV>
+                <wp:extent cx="1146810" cy="888521"/>
+                <wp:effectExtent l="0" t="0" r="15240" b="26035"/>
+                <wp:wrapNone/>
+                <wp:docPr id="1275438510" name="Text Box 1"/>
+                <wp:cNvGraphicFramePr/>
+                <a:graphic xmlns:a="http://schemas.openxmlformats.org/drawingml/2006/main">
+                  <a:graphicData uri="http://schemas.microsoft.com/office/word/2010/wordprocessingShape">
+                    <wps:wsp>
+                      <wps:cNvSpPr txBox="1"/>
+                      <wps:spPr>
+                        <a:xfrm>
+                          <a:off x="0" y="0"/>
+                          <a:ext cx="1146810" cy="888521"/>
+                        </a:xfrm>
+                        <a:prstGeom prst="rect">
+                          <a:avLst/>
+                        </a:prstGeom>
+                        <a:solidFill>
+                          <a:schemeClr val="lt1"/>
+                        </a:solidFill>
+                        <a:ln w="6350">
+                          <a:solidFill>
+                            <a:prstClr val="black"/>
+                          </a:solidFill>
+                        </a:ln>
+                      </wps:spPr>
+                      <wps:txbx>
+                        <w:txbxContent>
+                          <w:p>
+                            <w:pPr>
+                              <w:jc w:val="center"/>
+                              <w:rPr>
+                                <w:rFonts w:hint="eastAsia"/>
+                              </w:rPr>
+                            </w:pPr>
+                            <w:r>
+                              <w:t>Controller Service</w:t>
+                            </w:r>
+                            <w:r>
+                              <w:br/>
+                              <w:t>Repository</w:t>
+                            </w:r>
+                          </w:p>
+                        </w:txbxContent>
+                      </wps:txbx>
+                      <wps:bodyPr rot="0" spcFirstLastPara="0" vertOverflow="overflow" horzOverflow="overflow" vert="horz" wrap="square" lIns="91440" tIns="45720" rIns="91440" bIns="45720" numCol="1" spcCol="0" rtlCol="0" fromWordArt="0" anchor="t" anchorCtr="0" forceAA="0" compatLnSpc="1">
+                        <a:prstTxWarp prst="textNoShape">
+                          <a:avLst/>
+                        </a:prstTxWarp>
+                        <a:noAutofit/>
+                      </wps:bodyPr>
+                    </wps:wsp>
+                  </a:graphicData>
+                </a:graphic>
+                <wp14:sizeRelH relativeFrom="margin">
+                  <wp14:pctWidth>0</wp14:pctWidth>
+                </wp14:sizeRelH>
+                <wp14:sizeRelV relativeFrom="margin">
+                  <wp14:pctHeight>0</wp14:pctHeight>
+                </wp14:sizeRelV>
+              </wp:anchor>
+            </w:drawing>
+          </mc:Choice>
+          <mc:Fallback>
+            <w:pict>
+              <v:shape w14:anchorId="6D35C64C" id="_x0000_s1040" type="#_x0000_t202" style="position:absolute;margin-left:123.6pt;margin-top:8.9pt;width:90.3pt;height:69.95pt;z-index:251671552;visibility:visible;mso-wrap-style:square;mso-width-percent:0;mso-height-percent:0;mso-wrap-distance-left:9pt;mso-wrap-distance-top:0;mso-wrap-distance-right:9pt;mso-wrap-distance-bottom:0;mso-position-horizontal:absolute;mso-position-horizontal-relative:margin;mso-position-vertical:absolute;mso-position-vertical-relative:text;mso-width-percent:0;mso-height-percent:0;mso-width-relative:margin;mso-height-relative:margin;v-text-anchor:top" o:gfxdata="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" fillcolor="white [3201]" strokeweight=".5pt">
+                <v:textbox>
+                  <w:txbxContent>
+                    <w:p>
+                      <w:pPr>
+                        <w:jc w:val="center"/>
+                        <w:rPr>
+                          <w:rFonts w:hint="eastAsia"/>
+                        </w:rPr>
+                      </w:pPr>
+                      <w:r>
+                        <w:t>Controller Service</w:t>
+                      </w:r>
+                      <w:r>
+                        <w:br/>
+                        <w:t>Repository</w:t>
+                      </w:r>
+                    </w:p>
+                  </w:txbxContent>
+                </v:textbox>
+                <w10:wrap anchorx="margin"/>
+              </v:shape>
+            </w:pict>
+          </mc:Fallback>
+        </mc:AlternateContent>
+      </w:r>
+      <w:r>
+        <w:rPr>
+          <w:noProof/>
+        </w:rPr>
+        <mc:AlternateContent>
+          <mc:Choice Requires="wps">
+            <w:drawing>
+              <wp:anchor distT="0" distB="0" distL="114300" distR="114300" simplePos="0" relativeHeight="251712512" behindDoc="0" locked="0" layoutInCell="1" allowOverlap="1" wp14:anchorId="0A38EF39" wp14:editId="1D95BC91">
+                <wp:simplePos x="0" y="0"/>
+                <wp:positionH relativeFrom="margin">
+                  <wp:posOffset>2889849</wp:posOffset>
+                </wp:positionH>
+                <wp:positionV relativeFrom="paragraph">
+                  <wp:posOffset>121537</wp:posOffset>
+                </wp:positionV>
+                <wp:extent cx="1250327" cy="646981"/>
+                <wp:effectExtent l="0" t="0" r="26035" b="20320"/>
+                <wp:wrapNone/>
+                <wp:docPr id="1228945135" name="Text Box 1"/>
+                <wp:cNvGraphicFramePr/>
+                <a:graphic xmlns:a="http://schemas.openxmlformats.org/drawingml/2006/main">
+                  <a:graphicData uri="http://schemas.microsoft.com/office/word/2010/wordprocessingShape">
+                    <wps:wsp>
+                      <wps:cNvSpPr txBox="1"/>
+                      <wps:spPr>
+                        <a:xfrm>
+                          <a:off x="0" y="0"/>
+                          <a:ext cx="1250327" cy="646981"/>
+                        </a:xfrm>
+                        <a:prstGeom prst="rect">
+                          <a:avLst/>
+                        </a:prstGeom>
+                        <a:solidFill>
+                          <a:schemeClr val="lt1"/>
+                        </a:solidFill>
+                        <a:ln w="6350">
+                          <a:solidFill>
+                            <a:prstClr val="black"/>
+                          </a:solidFill>
+                        </a:ln>
+                      </wps:spPr>
+                      <wps:txbx>
+                        <w:txbxContent>
+                          <w:p>
+                            <w:pPr>
+                              <w:jc w:val="center"/>
+                              <w:rPr>
+                                <w:rFonts w:hint="eastAsia"/>
+                              </w:rPr>
+                            </w:pPr>
+                            <w:r>
+                              <w:t>403</w:t>
+                            </w:r>
+                            <w:r>
+                              <w:rPr>
+                                <w:rFonts w:hint="eastAsia"/>
+                              </w:rPr>
+                              <w:t xml:space="preserve"> </w:t>
+                            </w:r>
+                            <w:r>
+                              <w:t>Forbidden</w:t>
+                            </w:r>
+                            <w:r>
+                              <w:br/>
+                            </w:r>
+                            <w:proofErr w:type="spellStart"/>
+                            <w:r>
+                              <w:t>AccessDenied</w:t>
+                            </w:r>
+                            <w:proofErr w:type="spellEnd"/>
+                          </w:p>
+                        </w:txbxContent>
+                      </wps:txbx>
+                      <wps:bodyPr rot="0" spcFirstLastPara="0" vertOverflow="overflow" horzOverflow="overflow" vert="horz" wrap="square" lIns="91440" tIns="45720" rIns="91440" bIns="45720" numCol="1" spcCol="0" rtlCol="0" fromWordArt="0" anchor="t" anchorCtr="0" forceAA="0" compatLnSpc="1">
+                        <a:prstTxWarp prst="textNoShape">
+                          <a:avLst/>
+                        </a:prstTxWarp>
+                        <a:noAutofit/>
+                      </wps:bodyPr>
+                    </wps:wsp>
+                  </a:graphicData>
+                </a:graphic>
+                <wp14:sizeRelH relativeFrom="margin">
+                  <wp14:pctWidth>0</wp14:pctWidth>
+                </wp14:sizeRelH>
+                <wp14:sizeRelV relativeFrom="margin">
+                  <wp14:pctHeight>0</wp14:pctHeight>
+                </wp14:sizeRelV>
+              </wp:anchor>
+            </w:drawing>
+          </mc:Choice>
+          <mc:Fallback>
+            <w:pict>
+              <v:shape w14:anchorId="0A38EF39" id="_x0000_s1041" type="#_x0000_t202" style="position:absolute;margin-left:227.55pt;margin-top:9.55pt;width:98.45pt;height:50.95pt;z-index:251712512;visibility:visible;mso-wrap-style:square;mso-width-percent:0;mso-height-percent:0;mso-wrap-distance-left:9pt;mso-wrap-distance-top:0;mso-wrap-distance-right:9pt;mso-wrap-distance-bottom:0;mso-position-horizontal:absolute;mso-position-horizontal-relative:margin;mso-position-vertical:absolute;mso-position-vertical-relative:text;mso-width-percent:0;mso-height-percent:0;mso-width-relative:margin;mso-height-relative:margin;v-text-anchor:top" o:gfxdata="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" fillcolor="white [3201]" strokeweight=".5pt">
+                <v:textbox>
+                  <w:txbxContent>
+                    <w:p>
+                      <w:pPr>
+                        <w:jc w:val="center"/>
+                        <w:rPr>
+                          <w:rFonts w:hint="eastAsia"/>
+                        </w:rPr>
+                      </w:pPr>
+                      <w:r>
+                        <w:t>403</w:t>
+                      </w:r>
+                      <w:r>
+                        <w:rPr>
+                          <w:rFonts w:hint="eastAsia"/>
+                        </w:rPr>
+                        <w:t xml:space="preserve"> </w:t>
+                      </w:r>
+                      <w:r>
+                        <w:t>Forbidden</w:t>
+                      </w:r>
+                      <w:r>
+                        <w:br/>
+                      </w:r>
+                      <w:proofErr w:type="spellStart"/>
+                      <w:r>
+                        <w:t>AccessDenied</w:t>
+                      </w:r>
+                      <w:proofErr w:type="spellEnd"/>
+                    </w:p>
+                  </w:txbxContent>
+                </v:textbox>
+                <w10:wrap anchorx="margin"/>
+              </v:shape>
+            </w:pict>
+          </mc:Fallback>
+        </mc:AlternateContent>
+      </w:r>
+    </w:p>
+    <w:p/>
+    <w:p/>
+    <w:p>
+      <w:r>
+        <w:rPr>
+          <w:noProof/>
+        </w:rPr>
+        <mc:AlternateContent>
+          <mc:Choice Requires="wps">
+            <w:drawing>
+              <wp:anchor distT="0" distB="0" distL="114300" distR="114300" simplePos="0" relativeHeight="251710464" behindDoc="0" locked="0" layoutInCell="1" allowOverlap="1" wp14:anchorId="14247087" wp14:editId="73BE94FA">
+                <wp:simplePos x="0" y="0"/>
+                <wp:positionH relativeFrom="margin">
+                  <wp:posOffset>1566153</wp:posOffset>
+                </wp:positionH>
+                <wp:positionV relativeFrom="paragraph">
+                  <wp:posOffset>284115</wp:posOffset>
+                </wp:positionV>
+                <wp:extent cx="1284051" cy="371475"/>
+                <wp:effectExtent l="0" t="0" r="11430" b="28575"/>
+                <wp:wrapNone/>
+                <wp:docPr id="1765136105" name="Text Box 1"/>
+                <wp:cNvGraphicFramePr/>
+                <a:graphic xmlns:a="http://schemas.openxmlformats.org/drawingml/2006/main">
+                  <a:graphicData uri="http://schemas.microsoft.com/office/word/2010/wordprocessingShape">
+                    <wps:wsp>
+                      <wps:cNvSpPr txBox="1"/>
+                      <wps:spPr>
+                        <a:xfrm>
+                          <a:off x="0" y="0"/>
+                          <a:ext cx="1284051" cy="371475"/>
+                        </a:xfrm>
+                        <a:prstGeom prst="rect">
+                          <a:avLst/>
+                        </a:prstGeom>
+                        <a:solidFill>
+                          <a:schemeClr val="lt1"/>
+                        </a:solidFill>
+                        <a:ln w="6350">
+                          <a:solidFill>
+                            <a:prstClr val="black"/>
+                          </a:solidFill>
+                        </a:ln>
+                      </wps:spPr>
+                      <wps:txbx>
+                        <w:txbxContent>
+                          <w:p>
+                            <w:pPr>
+                              <w:jc w:val="center"/>
+                              <w:rPr>
+                                <w:rFonts w:hint="eastAsia"/>
+                              </w:rPr>
+                            </w:pPr>
+                            <w:r>
+                              <w:t>HTTP Response</w:t>
+                            </w:r>
+                          </w:p>
+                        </w:txbxContent>
+                      </wps:txbx>
+                      <wps:bodyPr rot="0" spcFirstLastPara="0" vertOverflow="overflow" horzOverflow="overflow" vert="horz" wrap="square" lIns="91440" tIns="45720" rIns="91440" bIns="45720" numCol="1" spcCol="0" rtlCol="0" fromWordArt="0" anchor="t" anchorCtr="0" forceAA="0" compatLnSpc="1">
+                        <a:prstTxWarp prst="textNoShape">
+                          <a:avLst/>
+                        </a:prstTxWarp>
+                        <a:noAutofit/>
+                      </wps:bodyPr>
+                    </wps:wsp>
+                  </a:graphicData>
+                </a:graphic>
+                <wp14:sizeRelH relativeFrom="margin">
+                  <wp14:pctWidth>0</wp14:pctWidth>
+                </wp14:sizeRelH>
+                <wp14:sizeRelV relativeFrom="margin">
+                  <wp14:pctHeight>0</wp14:pctHeight>
+                </wp14:sizeRelV>
+              </wp:anchor>
+            </w:drawing>
+          </mc:Choice>
+          <mc:Fallback>
+            <w:pict>
+              <v:shape w14:anchorId="14247087" id="_x0000_s1042" type="#_x0000_t202" style="position:absolute;margin-left:123.3pt;margin-top:22.35pt;width:101.1pt;height:29.25pt;z-index:251710464;visibility:visible;mso-wrap-style:square;mso-width-percent:0;mso-height-percent:0;mso-wrap-distance-left:9pt;mso-wrap-distance-top:0;mso-wrap-distance-right:9pt;mso-wrap-distance-bottom:0;mso-position-horizontal:absolute;mso-position-horizontal-relative:margin;mso-position-vertical:absolute;mso-position-vertical-relative:text;mso-width-percent:0;mso-height-percent:0;mso-width-relative:margin;mso-height-relative:margin;v-text-anchor:top" o:gfxdata="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" fillcolor="white [3201]" strokeweight=".5pt">
+                <v:textbox>
+                  <w:txbxContent>
+                    <w:p>
+                      <w:pPr>
+                        <w:jc w:val="center"/>
+                        <w:rPr>
+                          <w:rFonts w:hint="eastAsia"/>
+                        </w:rPr>
+                      </w:pPr>
+                      <w:r>
+                        <w:t>HTTP Response</w:t>
+                      </w:r>
+                    </w:p>
+                  </w:txbxContent>
+                </v:textbox>
+                <w10:wrap anchorx="margin"/>
+              </v:shape>
+            </w:pict>
+          </mc:Fallback>
+        </mc:AlternateContent>
+      </w:r>
+    </w:p>
+    <w:p>
+      <w:r>
         <w:lastRenderedPageBreak/>
-        <w:t>Spring Data JPA 페이징(@Query, Pageable, Page&lt;T&gt;)</w:t>
+        <w:t xml:space="preserve">Spring Data JPA </w:t>
+      </w:r>
+      <w:proofErr w:type="spellStart"/>
+      <w:r>
+        <w:t>페이징</w:t>
+      </w:r>
+      <w:proofErr w:type="spellEnd"/>
+      <w:r>
+        <w:t>(@Query, Pageable, Page&lt;T&gt;)</w:t>
       </w:r>
     </w:p>
     <w:p>
@@ -2671,8 +2539,21 @@
         </w:rPr>
         <w:t>하고 등록을 요청하면</w:t>
       </w:r>
-      <w:r>
-        <w:t xml:space="preserve">categoryRepository.findByName으로 먼저 조회를 수행합니다. 만약 이미 있는 이름이라면 DuplicateCategoryException을 던지게 </w:t>
+      <w:proofErr w:type="spellStart"/>
+      <w:r>
+        <w:t>categoryRepository.findByName</w:t>
+      </w:r>
+      <w:proofErr w:type="spellEnd"/>
+      <w:r>
+        <w:t xml:space="preserve">으로 먼저 조회를 수행합니다. 만약 이미 있는 이름이라면 </w:t>
+      </w:r>
+      <w:proofErr w:type="spellStart"/>
+      <w:r>
+        <w:t>DuplicateCategoryException</w:t>
+      </w:r>
+      <w:proofErr w:type="spellEnd"/>
+      <w:r>
+        <w:t xml:space="preserve">을 던지게 </w:t>
       </w:r>
       <w:r>
         <w:rPr>
@@ -2712,7 +2593,31 @@
       </w:pPr>
       <w:r>
         <w:lastRenderedPageBreak/>
-        <w:t>상품 수정 더티 체킹(Dirty Checking)과 비밀번호 변경(BCrypt) 핵심 코드 발췌 + 설명</w:t>
+        <w:t xml:space="preserve">상품 수정 </w:t>
+      </w:r>
+      <w:proofErr w:type="spellStart"/>
+      <w:r>
+        <w:t>더티</w:t>
+      </w:r>
+      <w:proofErr w:type="spellEnd"/>
+      <w:r>
+        <w:t xml:space="preserve"> </w:t>
+      </w:r>
+      <w:proofErr w:type="spellStart"/>
+      <w:r>
+        <w:t>체킹</w:t>
+      </w:r>
+      <w:proofErr w:type="spellEnd"/>
+      <w:r>
+        <w:t>(Dirty Checking)과 비밀번호 변경(</w:t>
+      </w:r>
+      <w:proofErr w:type="spellStart"/>
+      <w:r>
+        <w:t>BCrypt</w:t>
+      </w:r>
+      <w:proofErr w:type="spellEnd"/>
+      <w:r>
+        <w:t>) 핵심 코드 발췌 + 설명</w:t>
       </w:r>
       <w:r>
         <w:rPr>
@@ -2795,7 +2700,11 @@
         <w:t>큰</w:t>
       </w:r>
       <w:r>
-        <w:t xml:space="preserve"> 단순 일치 검색</w:t>
+        <w:t xml:space="preserve"> 단순 일치 </w:t>
+      </w:r>
+      <w:proofErr w:type="spellStart"/>
+      <w:r>
+        <w:t>검색</w:t>
       </w:r>
       <w:r>
         <w:rPr>
@@ -2803,6 +2712,7 @@
         </w:rPr>
         <w:t>말고</w:t>
       </w:r>
+      <w:proofErr w:type="spellEnd"/>
       <w:r>
         <w:t xml:space="preserve"> JPQL의 LIKE 연산자를 활용하여 부분 일치 검색이 가능하도록 설계했습니다.</w:t>
       </w:r>
@@ -2814,8 +2724,13 @@
         </w:rPr>
         <w:t xml:space="preserve">때문에 </w:t>
       </w:r>
-      <w:r>
-        <w:t>레포지토리에서 파라미터를 바인딩할 때 키워드 앞뒤에 %를 직접 붙</w:t>
+      <w:proofErr w:type="spellStart"/>
+      <w:r>
+        <w:t>레포지토리에서</w:t>
+      </w:r>
+      <w:proofErr w:type="spellEnd"/>
+      <w:r>
+        <w:t xml:space="preserve"> 파라미터를 바인딩할 때 키워드 앞뒤에 %를 직접 붙</w:t>
       </w:r>
       <w:r>
         <w:rPr>
@@ -2859,7 +2774,15 @@
         <w:t xml:space="preserve"> </w:t>
       </w:r>
       <w:r>
-        <w:t xml:space="preserve">#lists.isEmpty()를 통해 적절한 </w:t>
+        <w:t>#</w:t>
+      </w:r>
+      <w:proofErr w:type="gramStart"/>
+      <w:r>
+        <w:t>lists.isEmpty</w:t>
+      </w:r>
+      <w:proofErr w:type="gramEnd"/>
+      <w:r>
+        <w:t xml:space="preserve">()를 통해 적절한 </w:t>
       </w:r>
       <w:r>
         <w:rPr>
@@ -3068,6 +2991,7 @@
         </w:rPr>
         <w:t xml:space="preserve">제출물 2: </w:t>
       </w:r>
+      <w:proofErr w:type="spellStart"/>
       <w:r>
         <w:rPr>
           <w:rFonts w:hint="eastAsia"/>
@@ -3075,14 +2999,24 @@
           <w:bCs/>
           <w:color w:val="1F4E79"/>
         </w:rPr>
-        <w:t>페이징 &amp; 검색</w:t>
-      </w:r>
-      <w:r>
-        <w:rPr>
+        <w:t>페이징</w:t>
+      </w:r>
+      <w:proofErr w:type="spellEnd"/>
+      <w:r>
+        <w:rPr>
+          <w:rFonts w:hint="eastAsia"/>
           <w:b/>
           <w:bCs/>
           <w:color w:val="1F4E79"/>
         </w:rPr>
+        <w:t xml:space="preserve"> &amp; 검색</w:t>
+      </w:r>
+      <w:r>
+        <w:rPr>
+          <w:b/>
+          <w:bCs/>
+          <w:color w:val="1F4E79"/>
+        </w:rPr>
         <w:t xml:space="preserve"> 화면</w:t>
       </w:r>
     </w:p>
@@ -3098,7 +3032,23 @@
           <w:sz w:val="19"/>
           <w:szCs w:val="19"/>
         </w:rPr>
-        <w:t>상품 목록 페이징 화면 (페이지 네비게이션 포함)</w:t>
+        <w:t xml:space="preserve">상품 목록 </w:t>
+      </w:r>
+      <w:proofErr w:type="spellStart"/>
+      <w:r>
+        <w:rPr>
+          <w:sz w:val="19"/>
+          <w:szCs w:val="19"/>
+        </w:rPr>
+        <w:t>페이징</w:t>
+      </w:r>
+      <w:proofErr w:type="spellEnd"/>
+      <w:r>
+        <w:rPr>
+          <w:sz w:val="19"/>
+          <w:szCs w:val="19"/>
+        </w:rPr>
+        <w:t xml:space="preserve"> 화면 (페이지 네비게이션 포함)</w:t>
       </w:r>
     </w:p>
     <w:p>
@@ -3292,15 +3242,193 @@
       </w:r>
     </w:p>
     <w:p>
-      <w:r>
+      <w:pPr>
         <w:rPr>
           <w:sz w:val="19"/>
           <w:szCs w:val="19"/>
         </w:rPr>
-        <w:t>상품 수정 폼 화면 (기존 데이터 pre-fill), 수정 완료 후 목록 화면, ROLE_USER 계정으로 접근 시 403 화면 (날짜·시간 포함)</w:t>
-      </w:r>
-    </w:p>
-    <w:p/>
+      </w:pPr>
+      <w:r>
+        <w:rPr>
+          <w:sz w:val="19"/>
+          <w:szCs w:val="19"/>
+        </w:rPr>
+        <w:t>상품 수정 폼 화면 (기존 데이터 pre-fill)</w:t>
+      </w:r>
+    </w:p>
+    <w:p>
+      <w:pPr>
+        <w:rPr>
+          <w:sz w:val="19"/>
+          <w:szCs w:val="19"/>
+        </w:rPr>
+      </w:pPr>
+      <w:r>
+        <w:rPr>
+          <w:sz w:val="19"/>
+          <w:szCs w:val="19"/>
+        </w:rPr>
+        <w:drawing>
+          <wp:inline distT="0" distB="0" distL="0" distR="0" wp14:anchorId="6848C259" wp14:editId="36F52BC7">
+            <wp:extent cx="5469147" cy="2597027"/>
+            <wp:effectExtent l="0" t="0" r="0" b="0"/>
+            <wp:docPr id="261606707" name="그림 1"/>
+            <wp:cNvGraphicFramePr>
+              <a:graphicFrameLocks xmlns:a="http://schemas.openxmlformats.org/drawingml/2006/main" noChangeAspect="1"/>
+            </wp:cNvGraphicFramePr>
+            <a:graphic xmlns:a="http://schemas.openxmlformats.org/drawingml/2006/main">
+              <a:graphicData uri="http://schemas.openxmlformats.org/drawingml/2006/picture">
+                <pic:pic xmlns:pic="http://schemas.openxmlformats.org/drawingml/2006/picture">
+                  <pic:nvPicPr>
+                    <pic:cNvPr id="261606707" name=""/>
+                    <pic:cNvPicPr/>
+                  </pic:nvPicPr>
+                  <pic:blipFill>
+                    <a:blip r:embed="rId15"/>
+                    <a:stretch>
+                      <a:fillRect/>
+                    </a:stretch>
+                  </pic:blipFill>
+                  <pic:spPr>
+                    <a:xfrm>
+                      <a:off x="0" y="0"/>
+                      <a:ext cx="5474038" cy="2599349"/>
+                    </a:xfrm>
+                    <a:prstGeom prst="rect">
+                      <a:avLst/>
+                    </a:prstGeom>
+                  </pic:spPr>
+                </pic:pic>
+              </a:graphicData>
+            </a:graphic>
+          </wp:inline>
+        </w:drawing>
+      </w:r>
+    </w:p>
+    <w:p>
+      <w:pPr>
+        <w:rPr>
+          <w:rFonts w:hint="eastAsia"/>
+          <w:sz w:val="19"/>
+          <w:szCs w:val="19"/>
+        </w:rPr>
+      </w:pPr>
+      <w:r>
+        <w:rPr>
+          <w:sz w:val="19"/>
+          <w:szCs w:val="19"/>
+        </w:rPr>
+        <w:lastRenderedPageBreak/>
+        <w:drawing>
+          <wp:inline distT="0" distB="0" distL="0" distR="0" wp14:anchorId="6389E80C" wp14:editId="5F283C5D">
+            <wp:extent cx="5731510" cy="3048000"/>
+            <wp:effectExtent l="0" t="0" r="2540" b="0"/>
+            <wp:docPr id="966908105" name="그림 1"/>
+            <wp:cNvGraphicFramePr>
+              <a:graphicFrameLocks xmlns:a="http://schemas.openxmlformats.org/drawingml/2006/main" noChangeAspect="1"/>
+            </wp:cNvGraphicFramePr>
+            <a:graphic xmlns:a="http://schemas.openxmlformats.org/drawingml/2006/main">
+              <a:graphicData uri="http://schemas.openxmlformats.org/drawingml/2006/picture">
+                <pic:pic xmlns:pic="http://schemas.openxmlformats.org/drawingml/2006/picture">
+                  <pic:nvPicPr>
+                    <pic:cNvPr id="966908105" name=""/>
+                    <pic:cNvPicPr/>
+                  </pic:nvPicPr>
+                  <pic:blipFill>
+                    <a:blip r:embed="rId16"/>
+                    <a:stretch>
+                      <a:fillRect/>
+                    </a:stretch>
+                  </pic:blipFill>
+                  <pic:spPr>
+                    <a:xfrm>
+                      <a:off x="0" y="0"/>
+                      <a:ext cx="5731510" cy="3048000"/>
+                    </a:xfrm>
+                    <a:prstGeom prst="rect">
+                      <a:avLst/>
+                    </a:prstGeom>
+                  </pic:spPr>
+                </pic:pic>
+              </a:graphicData>
+            </a:graphic>
+          </wp:inline>
+        </w:drawing>
+      </w:r>
+    </w:p>
+    <w:p>
+      <w:pPr>
+        <w:rPr>
+          <w:sz w:val="19"/>
+          <w:szCs w:val="19"/>
+        </w:rPr>
+      </w:pPr>
+      <w:r>
+        <w:rPr>
+          <w:sz w:val="19"/>
+          <w:szCs w:val="19"/>
+        </w:rPr>
+        <w:t>수정 완료 후 목록 화면</w:t>
+      </w:r>
+    </w:p>
+    <w:p>
+      <w:pPr>
+        <w:rPr>
+          <w:sz w:val="19"/>
+          <w:szCs w:val="19"/>
+        </w:rPr>
+      </w:pPr>
+      <w:r>
+        <w:rPr>
+          <w:sz w:val="19"/>
+          <w:szCs w:val="19"/>
+        </w:rPr>
+        <w:drawing>
+          <wp:inline distT="0" distB="0" distL="0" distR="0" wp14:anchorId="52FACDC5" wp14:editId="0DB6E141">
+            <wp:extent cx="5731510" cy="2723515"/>
+            <wp:effectExtent l="0" t="0" r="2540" b="635"/>
+            <wp:docPr id="1770940334" name="그림 1"/>
+            <wp:cNvGraphicFramePr>
+              <a:graphicFrameLocks xmlns:a="http://schemas.openxmlformats.org/drawingml/2006/main" noChangeAspect="1"/>
+            </wp:cNvGraphicFramePr>
+            <a:graphic xmlns:a="http://schemas.openxmlformats.org/drawingml/2006/main">
+              <a:graphicData uri="http://schemas.openxmlformats.org/drawingml/2006/picture">
+                <pic:pic xmlns:pic="http://schemas.openxmlformats.org/drawingml/2006/picture">
+                  <pic:nvPicPr>
+                    <pic:cNvPr id="1770940334" name=""/>
+                    <pic:cNvPicPr/>
+                  </pic:nvPicPr>
+                  <pic:blipFill>
+                    <a:blip r:embed="rId17"/>
+                    <a:stretch>
+                      <a:fillRect/>
+                    </a:stretch>
+                  </pic:blipFill>
+                  <pic:spPr>
+                    <a:xfrm>
+                      <a:off x="0" y="0"/>
+                      <a:ext cx="5731510" cy="2723515"/>
+                    </a:xfrm>
+                    <a:prstGeom prst="rect">
+                      <a:avLst/>
+                    </a:prstGeom>
+                  </pic:spPr>
+                </pic:pic>
+              </a:graphicData>
+            </a:graphic>
+          </wp:inline>
+        </w:drawing>
+      </w:r>
+    </w:p>
+    <w:p>
+      <w:r>
+        <w:rPr>
+          <w:sz w:val="19"/>
+          <w:szCs w:val="19"/>
+        </w:rPr>
+        <w:t>ROLE_USER 계정으로 접근 시 403 화면 (날짜·시간 포함)</w:t>
+      </w:r>
+    </w:p>
     <w:p>
       <w:pPr>
         <w:rPr>
@@ -3310,11 +3438,52 @@
         </w:rPr>
       </w:pPr>
       <w:r>
+        <w:drawing>
+          <wp:inline distT="0" distB="0" distL="0" distR="0" wp14:anchorId="17FFA1B8" wp14:editId="44EBC56B">
+            <wp:extent cx="5731510" cy="1892300"/>
+            <wp:effectExtent l="0" t="0" r="2540" b="0"/>
+            <wp:docPr id="243557321" name="그림 1"/>
+            <wp:cNvGraphicFramePr>
+              <a:graphicFrameLocks xmlns:a="http://schemas.openxmlformats.org/drawingml/2006/main" noChangeAspect="1"/>
+            </wp:cNvGraphicFramePr>
+            <a:graphic xmlns:a="http://schemas.openxmlformats.org/drawingml/2006/main">
+              <a:graphicData uri="http://schemas.openxmlformats.org/drawingml/2006/picture">
+                <pic:pic xmlns:pic="http://schemas.openxmlformats.org/drawingml/2006/picture">
+                  <pic:nvPicPr>
+                    <pic:cNvPr id="243557321" name=""/>
+                    <pic:cNvPicPr/>
+                  </pic:nvPicPr>
+                  <pic:blipFill>
+                    <a:blip r:embed="rId18"/>
+                    <a:stretch>
+                      <a:fillRect/>
+                    </a:stretch>
+                  </pic:blipFill>
+                  <pic:spPr>
+                    <a:xfrm>
+                      <a:off x="0" y="0"/>
+                      <a:ext cx="5731510" cy="1892300"/>
+                    </a:xfrm>
+                    <a:prstGeom prst="rect">
+                      <a:avLst/>
+                    </a:prstGeom>
+                  </pic:spPr>
+                </pic:pic>
+              </a:graphicData>
+            </a:graphic>
+          </wp:inline>
+        </w:drawing>
+      </w:r>
+      <w:r>
+        <w:t xml:space="preserve"> </w:t>
+      </w:r>
+      <w:r>
         <w:rPr>
           <w:b/>
           <w:bCs/>
           <w:color w:val="1F4E79"/>
         </w:rPr>
+        <w:lastRenderedPageBreak/>
         <w:t xml:space="preserve">제출물 </w:t>
       </w:r>
       <w:r>
@@ -3355,15 +3524,184 @@
     <w:p>
       <w:pPr>
         <w:rPr>
-          <w:rFonts w:hint="eastAsia"/>
-        </w:rPr>
-      </w:pPr>
-      <w:r>
-        <w:rPr>
           <w:sz w:val="19"/>
           <w:szCs w:val="19"/>
         </w:rPr>
-        <w:t>비밀번호 변경 폼 화면, 현재 비밀번호 불일치 오류 화면, 변경 완료 후 리다이렉트 화면 (날짜·시간 포함</w:t>
+      </w:pPr>
+      <w:r>
+        <w:rPr>
+          <w:sz w:val="19"/>
+          <w:szCs w:val="19"/>
+        </w:rPr>
+        <w:t>비밀번호 변경 폼 화면</w:t>
+      </w:r>
+    </w:p>
+    <w:p>
+      <w:pPr>
+        <w:rPr>
+          <w:sz w:val="19"/>
+          <w:szCs w:val="19"/>
+        </w:rPr>
+      </w:pPr>
+      <w:r>
+        <w:rPr>
+          <w:sz w:val="19"/>
+          <w:szCs w:val="19"/>
+        </w:rPr>
+        <w:drawing>
+          <wp:inline distT="0" distB="0" distL="0" distR="0" wp14:anchorId="03B836E5" wp14:editId="7904E510">
+            <wp:extent cx="5731510" cy="2961005"/>
+            <wp:effectExtent l="0" t="0" r="2540" b="0"/>
+            <wp:docPr id="959727388" name="그림 1"/>
+            <wp:cNvGraphicFramePr>
+              <a:graphicFrameLocks xmlns:a="http://schemas.openxmlformats.org/drawingml/2006/main" noChangeAspect="1"/>
+            </wp:cNvGraphicFramePr>
+            <a:graphic xmlns:a="http://schemas.openxmlformats.org/drawingml/2006/main">
+              <a:graphicData uri="http://schemas.openxmlformats.org/drawingml/2006/picture">
+                <pic:pic xmlns:pic="http://schemas.openxmlformats.org/drawingml/2006/picture">
+                  <pic:nvPicPr>
+                    <pic:cNvPr id="959727388" name=""/>
+                    <pic:cNvPicPr/>
+                  </pic:nvPicPr>
+                  <pic:blipFill>
+                    <a:blip r:embed="rId19"/>
+                    <a:stretch>
+                      <a:fillRect/>
+                    </a:stretch>
+                  </pic:blipFill>
+                  <pic:spPr>
+                    <a:xfrm>
+                      <a:off x="0" y="0"/>
+                      <a:ext cx="5731510" cy="2961005"/>
+                    </a:xfrm>
+                    <a:prstGeom prst="rect">
+                      <a:avLst/>
+                    </a:prstGeom>
+                  </pic:spPr>
+                </pic:pic>
+              </a:graphicData>
+            </a:graphic>
+          </wp:inline>
+        </w:drawing>
+      </w:r>
+    </w:p>
+    <w:p>
+      <w:pPr>
+        <w:rPr>
+          <w:sz w:val="19"/>
+          <w:szCs w:val="19"/>
+        </w:rPr>
+      </w:pPr>
+      <w:r>
+        <w:rPr>
+          <w:sz w:val="19"/>
+          <w:szCs w:val="19"/>
+        </w:rPr>
+        <w:t>현재 비밀번호 불일치 오류 화면</w:t>
+      </w:r>
+    </w:p>
+    <w:p>
+      <w:pPr>
+        <w:rPr>
+          <w:sz w:val="19"/>
+          <w:szCs w:val="19"/>
+        </w:rPr>
+      </w:pPr>
+      <w:r>
+        <w:rPr>
+          <w:sz w:val="19"/>
+          <w:szCs w:val="19"/>
+        </w:rPr>
+        <w:drawing>
+          <wp:inline distT="0" distB="0" distL="0" distR="0" wp14:anchorId="6807AE1F" wp14:editId="32151AB2">
+            <wp:extent cx="5731510" cy="3686175"/>
+            <wp:effectExtent l="0" t="0" r="2540" b="9525"/>
+            <wp:docPr id="1474531587" name="그림 1"/>
+            <wp:cNvGraphicFramePr>
+              <a:graphicFrameLocks xmlns:a="http://schemas.openxmlformats.org/drawingml/2006/main" noChangeAspect="1"/>
+            </wp:cNvGraphicFramePr>
+            <a:graphic xmlns:a="http://schemas.openxmlformats.org/drawingml/2006/main">
+              <a:graphicData uri="http://schemas.openxmlformats.org/drawingml/2006/picture">
+                <pic:pic xmlns:pic="http://schemas.openxmlformats.org/drawingml/2006/picture">
+                  <pic:nvPicPr>
+                    <pic:cNvPr id="1474531587" name=""/>
+                    <pic:cNvPicPr/>
+                  </pic:nvPicPr>
+                  <pic:blipFill>
+                    <a:blip r:embed="rId20"/>
+                    <a:stretch>
+                      <a:fillRect/>
+                    </a:stretch>
+                  </pic:blipFill>
+                  <pic:spPr>
+                    <a:xfrm>
+                      <a:off x="0" y="0"/>
+                      <a:ext cx="5731510" cy="3686175"/>
+                    </a:xfrm>
+                    <a:prstGeom prst="rect">
+                      <a:avLst/>
+                    </a:prstGeom>
+                  </pic:spPr>
+                </pic:pic>
+              </a:graphicData>
+            </a:graphic>
+          </wp:inline>
+        </w:drawing>
+      </w:r>
+    </w:p>
+    <w:p>
+      <w:pPr>
+        <w:rPr>
+          <w:sz w:val="19"/>
+          <w:szCs w:val="19"/>
+        </w:rPr>
+      </w:pPr>
+    </w:p>
+    <w:p>
+      <w:pPr>
+        <w:rPr>
+          <w:sz w:val="19"/>
+          <w:szCs w:val="19"/>
+        </w:rPr>
+      </w:pPr>
+    </w:p>
+    <w:p>
+      <w:pPr>
+        <w:rPr>
+          <w:sz w:val="19"/>
+          <w:szCs w:val="19"/>
+        </w:rPr>
+      </w:pPr>
+    </w:p>
+    <w:p>
+      <w:pPr>
+        <w:rPr>
+          <w:rFonts w:hint="eastAsia"/>
+        </w:rPr>
+      </w:pPr>
+      <w:r>
+        <w:rPr>
+          <w:sz w:val="19"/>
+          <w:szCs w:val="19"/>
+        </w:rPr>
+        <w:lastRenderedPageBreak/>
+        <w:t xml:space="preserve">변경 완료 후 </w:t>
+      </w:r>
+      <w:proofErr w:type="spellStart"/>
+      <w:r>
+        <w:rPr>
+          <w:sz w:val="19"/>
+          <w:szCs w:val="19"/>
+        </w:rPr>
+        <w:t>리다이렉트</w:t>
+      </w:r>
+      <w:proofErr w:type="spellEnd"/>
+      <w:r>
+        <w:rPr>
+          <w:sz w:val="19"/>
+          <w:szCs w:val="19"/>
+        </w:rPr>
+        <w:t xml:space="preserve"> 화면 (날짜·시간 포함</w:t>
       </w:r>
       <w:r>
         <w:rPr>
@@ -3380,6 +3718,43 @@
           <w:rFonts w:hint="eastAsia"/>
         </w:rPr>
       </w:pPr>
+      <w:r>
+        <w:drawing>
+          <wp:inline distT="0" distB="0" distL="0" distR="0" wp14:anchorId="55B8ABD9" wp14:editId="70FDFFBB">
+            <wp:extent cx="5731510" cy="2248535"/>
+            <wp:effectExtent l="0" t="0" r="2540" b="0"/>
+            <wp:docPr id="2132598188" name="그림 1"/>
+            <wp:cNvGraphicFramePr>
+              <a:graphicFrameLocks xmlns:a="http://schemas.openxmlformats.org/drawingml/2006/main" noChangeAspect="1"/>
+            </wp:cNvGraphicFramePr>
+            <a:graphic xmlns:a="http://schemas.openxmlformats.org/drawingml/2006/main">
+              <a:graphicData uri="http://schemas.openxmlformats.org/drawingml/2006/picture">
+                <pic:pic xmlns:pic="http://schemas.openxmlformats.org/drawingml/2006/picture">
+                  <pic:nvPicPr>
+                    <pic:cNvPr id="2132598188" name=""/>
+                    <pic:cNvPicPr/>
+                  </pic:nvPicPr>
+                  <pic:blipFill>
+                    <a:blip r:embed="rId21"/>
+                    <a:stretch>
+                      <a:fillRect/>
+                    </a:stretch>
+                  </pic:blipFill>
+                  <pic:spPr>
+                    <a:xfrm>
+                      <a:off x="0" y="0"/>
+                      <a:ext cx="5731510" cy="2248535"/>
+                    </a:xfrm>
+                    <a:prstGeom prst="rect">
+                      <a:avLst/>
+                    </a:prstGeom>
+                  </pic:spPr>
+                </pic:pic>
+              </a:graphicData>
+            </a:graphic>
+          </wp:inline>
+        </w:drawing>
+      </w:r>
     </w:p>
     <w:p/>
     <w:p>
@@ -3401,7 +3776,6 @@
     </w:p>
     <w:p>
       <w:r>
-        <w:lastRenderedPageBreak/>
         <w:t>이번 과제를 수행하며 Spring MVC의 계층 구조와 JPA</w:t>
       </w:r>
       <w:r>
@@ -3813,6 +4187,12 @@
             <w:pPr>
               <w:spacing w:before="60" w:after="60"/>
             </w:pPr>
+            <w:r>
+              <w:rPr>
+                <w:rFonts w:hint="eastAsia"/>
+              </w:rPr>
+              <w:t>3</w:t>
+            </w:r>
           </w:p>
         </w:tc>
       </w:tr>
@@ -3844,6 +4224,7 @@
                 <w:sz w:val="19"/>
                 <w:szCs w:val="19"/>
               </w:rPr>
+              <w:lastRenderedPageBreak/>
               <w:t>2점</w:t>
             </w:r>
           </w:p>
@@ -3930,6 +4311,12 @@
             <w:pPr>
               <w:spacing w:before="60" w:after="60"/>
             </w:pPr>
+            <w:r>
+              <w:rPr>
+                <w:rFonts w:hint="eastAsia"/>
+              </w:rPr>
+              <w:t>2</w:t>
+            </w:r>
           </w:p>
         </w:tc>
       </w:tr>
@@ -3965,7 +4352,29 @@
                 <w:sz w:val="19"/>
                 <w:szCs w:val="19"/>
               </w:rPr>
-              <w:t>【기능 구현 – Spring Data JPA 페이징 &amp; 검색】</w:t>
+              <w:t xml:space="preserve">【기능 구현 – Spring Data JPA </w:t>
+            </w:r>
+            <w:proofErr w:type="spellStart"/>
+            <w:r>
+              <w:rPr>
+                <w:b/>
+                <w:bCs/>
+                <w:color w:val="1F4E79"/>
+                <w:sz w:val="19"/>
+                <w:szCs w:val="19"/>
+              </w:rPr>
+              <w:t>페이징</w:t>
+            </w:r>
+            <w:proofErr w:type="spellEnd"/>
+            <w:r>
+              <w:rPr>
+                <w:b/>
+                <w:bCs/>
+                <w:color w:val="1F4E79"/>
+                <w:sz w:val="19"/>
+                <w:szCs w:val="19"/>
+              </w:rPr>
+              <w:t xml:space="preserve"> &amp; 검색】</w:t>
             </w:r>
           </w:p>
         </w:tc>
@@ -4023,12 +4432,37 @@
             <w:pPr>
               <w:spacing w:before="60" w:after="60"/>
             </w:pPr>
+            <w:proofErr w:type="spellStart"/>
             <w:r>
               <w:rPr>
                 <w:sz w:val="19"/>
                 <w:szCs w:val="19"/>
               </w:rPr>
-              <w:t>JpaRepository + @Query 페이징 구현</w:t>
+              <w:t>JpaRepository</w:t>
+            </w:r>
+            <w:proofErr w:type="spellEnd"/>
+            <w:r>
+              <w:rPr>
+                <w:sz w:val="19"/>
+                <w:szCs w:val="19"/>
+              </w:rPr>
+              <w:t xml:space="preserve"> + @Query </w:t>
+            </w:r>
+            <w:proofErr w:type="spellStart"/>
+            <w:r>
+              <w:rPr>
+                <w:sz w:val="19"/>
+                <w:szCs w:val="19"/>
+              </w:rPr>
+              <w:t>페이징</w:t>
+            </w:r>
+            <w:proofErr w:type="spellEnd"/>
+            <w:r>
+              <w:rPr>
+                <w:sz w:val="19"/>
+                <w:szCs w:val="19"/>
+              </w:rPr>
+              <w:t xml:space="preserve"> 구현</w:t>
             </w:r>
           </w:p>
         </w:tc>
@@ -4084,6 +4518,12 @@
             <w:pPr>
               <w:spacing w:before="60" w:after="60"/>
             </w:pPr>
+            <w:r>
+              <w:rPr>
+                <w:rFonts w:hint="eastAsia"/>
+              </w:rPr>
+              <w:t>4</w:t>
+            </w:r>
           </w:p>
         </w:tc>
       </w:tr>
@@ -4145,7 +4585,23 @@
                 <w:sz w:val="19"/>
                 <w:szCs w:val="19"/>
               </w:rPr>
-              <w:t>키워드 검색 + 페이징 연동</w:t>
+              <w:t xml:space="preserve">키워드 검색 + </w:t>
+            </w:r>
+            <w:proofErr w:type="spellStart"/>
+            <w:r>
+              <w:rPr>
+                <w:sz w:val="19"/>
+                <w:szCs w:val="19"/>
+              </w:rPr>
+              <w:t>페이징</w:t>
+            </w:r>
+            <w:proofErr w:type="spellEnd"/>
+            <w:r>
+              <w:rPr>
+                <w:sz w:val="19"/>
+                <w:szCs w:val="19"/>
+              </w:rPr>
+              <w:t xml:space="preserve"> 연동</w:t>
             </w:r>
           </w:p>
         </w:tc>
@@ -4175,7 +4631,23 @@
                 <w:sz w:val="18"/>
                 <w:szCs w:val="18"/>
               </w:rPr>
-              <w:t>검색어 입력 시 페이징된 결과 표시, 검색 조건 유지</w:t>
+              <w:t xml:space="preserve">검색어 입력 시 </w:t>
+            </w:r>
+            <w:proofErr w:type="spellStart"/>
+            <w:r>
+              <w:rPr>
+                <w:sz w:val="18"/>
+                <w:szCs w:val="18"/>
+              </w:rPr>
+              <w:t>페이징된</w:t>
+            </w:r>
+            <w:proofErr w:type="spellEnd"/>
+            <w:r>
+              <w:rPr>
+                <w:sz w:val="18"/>
+                <w:szCs w:val="18"/>
+              </w:rPr>
+              <w:t xml:space="preserve"> 결과 표시, 검색 조건 유지</w:t>
             </w:r>
           </w:p>
         </w:tc>
@@ -4201,6 +4673,12 @@
             <w:pPr>
               <w:spacing w:before="60" w:after="60"/>
             </w:pPr>
+            <w:r>
+              <w:rPr>
+                <w:rFonts w:hint="eastAsia"/>
+              </w:rPr>
+              <w:t>3</w:t>
+            </w:r>
           </w:p>
         </w:tc>
       </w:tr>
@@ -4236,7 +4714,29 @@
                 <w:sz w:val="19"/>
                 <w:szCs w:val="19"/>
               </w:rPr>
-              <w:t>【기능 구현 – 상품 수정 : ROLE_ADMIN】</w:t>
+              <w:t xml:space="preserve">【기능 구현 – 상품 </w:t>
+            </w:r>
+            <w:proofErr w:type="gramStart"/>
+            <w:r>
+              <w:rPr>
+                <w:b/>
+                <w:bCs/>
+                <w:color w:val="1F4E79"/>
+                <w:sz w:val="19"/>
+                <w:szCs w:val="19"/>
+              </w:rPr>
+              <w:t>수정 :</w:t>
+            </w:r>
+            <w:proofErr w:type="gramEnd"/>
+            <w:r>
+              <w:rPr>
+                <w:b/>
+                <w:bCs/>
+                <w:color w:val="1F4E79"/>
+                <w:sz w:val="19"/>
+                <w:szCs w:val="19"/>
+              </w:rPr>
+              <w:t xml:space="preserve"> ROLE_ADMIN】</w:t>
             </w:r>
           </w:p>
         </w:tc>
@@ -4355,6 +4855,12 @@
             <w:pPr>
               <w:spacing w:before="60" w:after="60"/>
             </w:pPr>
+            <w:r>
+              <w:rPr>
+                <w:rFonts w:hint="eastAsia"/>
+              </w:rPr>
+              <w:t>4</w:t>
+            </w:r>
           </w:p>
         </w:tc>
       </w:tr>
@@ -4446,7 +4952,23 @@
                 <w:sz w:val="18"/>
                 <w:szCs w:val="18"/>
               </w:rPr>
-              <w:t>비관리자 접근 시 403 또는 로그인 리다이렉트 확인</w:t>
+              <w:t xml:space="preserve">비관리자 접근 시 403 또는 로그인 </w:t>
+            </w:r>
+            <w:proofErr w:type="spellStart"/>
+            <w:r>
+              <w:rPr>
+                <w:sz w:val="18"/>
+                <w:szCs w:val="18"/>
+              </w:rPr>
+              <w:t>리다이렉트</w:t>
+            </w:r>
+            <w:proofErr w:type="spellEnd"/>
+            <w:r>
+              <w:rPr>
+                <w:sz w:val="18"/>
+                <w:szCs w:val="18"/>
+              </w:rPr>
+              <w:t xml:space="preserve"> 확인</w:t>
             </w:r>
           </w:p>
         </w:tc>
@@ -4472,6 +4994,12 @@
             <w:pPr>
               <w:spacing w:before="60" w:after="60"/>
             </w:pPr>
+            <w:r>
+              <w:rPr>
+                <w:rFonts w:hint="eastAsia"/>
+              </w:rPr>
+              <w:t>3</w:t>
+            </w:r>
           </w:p>
         </w:tc>
       </w:tr>
@@ -4507,7 +5035,6 @@
                 <w:sz w:val="19"/>
                 <w:szCs w:val="19"/>
               </w:rPr>
-              <w:lastRenderedPageBreak/>
               <w:t>【기능 구현 – 비밀번호 변경】</w:t>
             </w:r>
           </w:p>
@@ -4596,12 +5123,21 @@
             <w:pPr>
               <w:spacing w:before="60" w:after="60"/>
             </w:pPr>
+            <w:proofErr w:type="spellStart"/>
             <w:r>
               <w:rPr>
                 <w:sz w:val="18"/>
                 <w:szCs w:val="18"/>
               </w:rPr>
-              <w:t>BCrypt matches() 검증, 불일치 시 오류 메시지</w:t>
+              <w:t>BCrypt</w:t>
+            </w:r>
+            <w:proofErr w:type="spellEnd"/>
+            <w:r>
+              <w:rPr>
+                <w:sz w:val="18"/>
+                <w:szCs w:val="18"/>
+              </w:rPr>
+              <w:t xml:space="preserve"> matches() 검증, 불일치 시 오류 메시지</w:t>
             </w:r>
           </w:p>
         </w:tc>
